--- a/bird_repeller/docs/คู่มือการใช้งานเครื่องไล่นกอัตโนมัติ.docx
+++ b/bird_repeller/docs/คู่มือการใช้งานเครื่องไล่นกอัตโนมัติ.docx
@@ -963,2106 +963,6 @@
     </w:p>
     <w:p>
       <w:pPr>
-        <w:pStyle w:val="Heading2"/>
-        <w:keepNext/>
-        <w:spacing w:after="120" w:before="200"/>
-      </w:pPr>
-      <w:bookmarkStart w:name="_Toc2" w:id="2"/>
-      <w:r>
-        <w:rPr>
-          <w:b/>
-          <w:bCs/>
-          <w:sz w:val="34"/>
-          <w:szCs w:val="34"/>
-        </w:rPr>
-        <w:t xml:space="preserve">1.1 โหมดการทำงานของเซิร์ฟเวอร์</w:t>
-      </w:r>
-      <w:bookmarkEnd w:id="2"/>
-    </w:p>
-    <w:p>
-      <w:pPr>
-        <w:spacing w:after="120" w:line="340"/>
-      </w:pPr>
-      <w:r>
-        <w:rPr>
-          <w:sz w:val="32"/>
-          <w:szCs w:val="32"/>
-        </w:rPr>
-        <w:t xml:space="preserve">เซิร์ฟเวอร์มี 3 โหมด ตั้งผ่านตัวแปร BIRD_MODE (ค่าเริ่มต้นคือ field)</w:t>
-      </w:r>
-    </w:p>
-    <w:tbl>
-      <w:tblPr>
-        <w:tblW w:type="dxa" w:w="9638"/>
-        <w:tblBorders>
-          <w:top w:val="single" w:color="auto" w:sz="4"/>
-          <w:left w:val="single" w:color="auto" w:sz="4"/>
-          <w:bottom w:val="single" w:color="auto" w:sz="4"/>
-          <w:right w:val="single" w:color="auto" w:sz="4"/>
-          <w:insideH w:val="single" w:color="auto" w:sz="4"/>
-          <w:insideV w:val="single" w:color="auto" w:sz="4"/>
-        </w:tblBorders>
-      </w:tblPr>
-      <w:tblGrid>
-        <w:gridCol w:w="1500"/>
-        <w:gridCol w:w="2200"/>
-        <w:gridCol w:w="2200"/>
-        <w:gridCol w:w="3738"/>
-      </w:tblGrid>
-      <w:tr>
-        <w:trPr>
-          <w:tblHeader/>
-        </w:trPr>
-        <w:tc>
-          <w:tcPr>
-            <w:tcW w:type="dxa" w:w="1500"/>
-            <w:tcBorders>
-              <w:top w:val="single" w:color="808080" w:sz="4"/>
-              <w:left w:val="single" w:color="808080" w:sz="4"/>
-              <w:bottom w:val="single" w:color="808080" w:sz="4"/>
-              <w:right w:val="single" w:color="808080" w:sz="4"/>
-            </w:tcBorders>
-            <w:shd w:fill="D9E2F3" w:color="auto" w:val="clear"/>
-            <w:tcMar>
-              <w:top w:type="dxa" w:w="60"/>
-              <w:left w:type="dxa" w:w="100"/>
-              <w:bottom w:type="dxa" w:w="60"/>
-              <w:right w:type="dxa" w:w="100"/>
-            </w:tcMar>
-            <w:vAlign w:val="center"/>
-          </w:tcPr>
-          <w:p>
-            <w:pPr>
-              <w:spacing w:after="20" w:line="320"/>
-            </w:pPr>
-            <w:r>
-              <w:rPr>
-                <w:b/>
-                <w:bCs/>
-                <w:sz w:val="28"/>
-                <w:szCs w:val="28"/>
-              </w:rPr>
-              <w:t xml:space="preserve">โหมด</w:t>
-            </w:r>
-          </w:p>
-        </w:tc>
-        <w:tc>
-          <w:tcPr>
-            <w:tcW w:type="dxa" w:w="2200"/>
-            <w:tcBorders>
-              <w:top w:val="single" w:color="808080" w:sz="4"/>
-              <w:left w:val="single" w:color="808080" w:sz="4"/>
-              <w:bottom w:val="single" w:color="808080" w:sz="4"/>
-              <w:right w:val="single" w:color="808080" w:sz="4"/>
-            </w:tcBorders>
-            <w:shd w:fill="D9E2F3" w:color="auto" w:val="clear"/>
-            <w:tcMar>
-              <w:top w:type="dxa" w:w="60"/>
-              <w:left w:type="dxa" w:w="100"/>
-              <w:bottom w:type="dxa" w:w="60"/>
-              <w:right w:type="dxa" w:w="100"/>
-            </w:tcMar>
-            <w:vAlign w:val="center"/>
-          </w:tcPr>
-          <w:p>
-            <w:pPr>
-              <w:spacing w:after="20" w:line="320"/>
-            </w:pPr>
-            <w:r>
-              <w:rPr>
-                <w:b/>
-                <w:bCs/>
-                <w:sz w:val="28"/>
-                <w:szCs w:val="28"/>
-              </w:rPr>
-              <w:t xml:space="preserve">เมื่อเจอนก</w:t>
-            </w:r>
-          </w:p>
-        </w:tc>
-        <w:tc>
-          <w:tcPr>
-            <w:tcW w:type="dxa" w:w="2200"/>
-            <w:tcBorders>
-              <w:top w:val="single" w:color="808080" w:sz="4"/>
-              <w:left w:val="single" w:color="808080" w:sz="4"/>
-              <w:bottom w:val="single" w:color="808080" w:sz="4"/>
-              <w:right w:val="single" w:color="808080" w:sz="4"/>
-            </w:tcBorders>
-            <w:shd w:fill="D9E2F3" w:color="auto" w:val="clear"/>
-            <w:tcMar>
-              <w:top w:type="dxa" w:w="60"/>
-              <w:left w:type="dxa" w:w="100"/>
-              <w:bottom w:type="dxa" w:w="60"/>
-              <w:right w:type="dxa" w:w="100"/>
-            </w:tcMar>
-            <w:vAlign w:val="center"/>
-          </w:tcPr>
-          <w:p>
-            <w:pPr>
-              <w:spacing w:after="20" w:line="320"/>
-            </w:pPr>
-            <w:r>
-              <w:rPr>
-                <w:b/>
-                <w:bCs/>
-                <w:sz w:val="28"/>
-                <w:szCs w:val="28"/>
-              </w:rPr>
-              <w:t xml:space="preserve">เกณฑ์ความมั่นใจ</w:t>
-            </w:r>
-          </w:p>
-        </w:tc>
-        <w:tc>
-          <w:tcPr>
-            <w:tcW w:type="dxa" w:w="3738"/>
-            <w:tcBorders>
-              <w:top w:val="single" w:color="808080" w:sz="4"/>
-              <w:left w:val="single" w:color="808080" w:sz="4"/>
-              <w:bottom w:val="single" w:color="808080" w:sz="4"/>
-              <w:right w:val="single" w:color="808080" w:sz="4"/>
-            </w:tcBorders>
-            <w:shd w:fill="D9E2F3" w:color="auto" w:val="clear"/>
-            <w:tcMar>
-              <w:top w:type="dxa" w:w="60"/>
-              <w:left w:type="dxa" w:w="100"/>
-              <w:bottom w:type="dxa" w:w="60"/>
-              <w:right w:type="dxa" w:w="100"/>
-            </w:tcMar>
-            <w:vAlign w:val="center"/>
-          </w:tcPr>
-          <w:p>
-            <w:pPr>
-              <w:spacing w:after="20" w:line="320"/>
-            </w:pPr>
-            <w:r>
-              <w:rPr>
-                <w:b/>
-                <w:bCs/>
-                <w:sz w:val="28"/>
-                <w:szCs w:val="28"/>
-              </w:rPr>
-              <w:t xml:space="preserve">ใช้เมื่อ</w:t>
-            </w:r>
-          </w:p>
-        </w:tc>
-      </w:tr>
-      <w:tr>
-        <w:trPr>
-          <w:cantSplit/>
-        </w:trPr>
-        <w:tc>
-          <w:tcPr>
-            <w:tcW w:type="dxa" w:w="1500"/>
-            <w:tcBorders>
-              <w:top w:val="single" w:color="808080" w:sz="4"/>
-              <w:left w:val="single" w:color="808080" w:sz="4"/>
-              <w:bottom w:val="single" w:color="808080" w:sz="4"/>
-              <w:right w:val="single" w:color="808080" w:sz="4"/>
-            </w:tcBorders>
-            <w:tcMar>
-              <w:top w:type="dxa" w:w="60"/>
-              <w:left w:type="dxa" w:w="100"/>
-              <w:bottom w:type="dxa" w:w="60"/>
-              <w:right w:type="dxa" w:w="100"/>
-            </w:tcMar>
-            <w:vAlign w:val="center"/>
-          </w:tcPr>
-          <w:p>
-            <w:pPr>
-              <w:spacing w:after="20" w:line="320"/>
-            </w:pPr>
-            <w:r>
-              <w:rPr>
-                <w:b w:val="false"/>
-                <w:bCs w:val="false"/>
-                <w:sz w:val="28"/>
-                <w:szCs w:val="28"/>
-              </w:rPr>
-              <w:t xml:space="preserve">field</w:t>
-            </w:r>
-          </w:p>
-        </w:tc>
-        <w:tc>
-          <w:tcPr>
-            <w:tcW w:type="dxa" w:w="2200"/>
-            <w:tcBorders>
-              <w:top w:val="single" w:color="808080" w:sz="4"/>
-              <w:left w:val="single" w:color="808080" w:sz="4"/>
-              <w:bottom w:val="single" w:color="808080" w:sz="4"/>
-              <w:right w:val="single" w:color="808080" w:sz="4"/>
-            </w:tcBorders>
-            <w:tcMar>
-              <w:top w:type="dxa" w:w="60"/>
-              <w:left w:type="dxa" w:w="100"/>
-              <w:bottom w:type="dxa" w:w="60"/>
-              <w:right w:type="dxa" w:w="100"/>
-            </w:tcMar>
-            <w:vAlign w:val="center"/>
-          </w:tcPr>
-          <w:p>
-            <w:pPr>
-              <w:spacing w:after="20" w:line="320"/>
-            </w:pPr>
-            <w:r>
-              <w:rPr>
-                <w:b w:val="false"/>
-                <w:bCs w:val="false"/>
-                <w:sz w:val="28"/>
-                <w:szCs w:val="28"/>
-              </w:rPr>
-              <w:t xml:space="preserve">ไล่จริง (ปั๊ม + มอเตอร์)</w:t>
-            </w:r>
-          </w:p>
-        </w:tc>
-        <w:tc>
-          <w:tcPr>
-            <w:tcW w:type="dxa" w:w="2200"/>
-            <w:tcBorders>
-              <w:top w:val="single" w:color="808080" w:sz="4"/>
-              <w:left w:val="single" w:color="808080" w:sz="4"/>
-              <w:bottom w:val="single" w:color="808080" w:sz="4"/>
-              <w:right w:val="single" w:color="808080" w:sz="4"/>
-            </w:tcBorders>
-            <w:tcMar>
-              <w:top w:type="dxa" w:w="60"/>
-              <w:left w:type="dxa" w:w="100"/>
-              <w:bottom w:type="dxa" w:w="60"/>
-              <w:right w:type="dxa" w:w="100"/>
-            </w:tcMar>
-            <w:vAlign w:val="center"/>
-          </w:tcPr>
-          <w:p>
-            <w:pPr>
-              <w:spacing w:after="20" w:line="320"/>
-            </w:pPr>
-            <w:r>
-              <w:rPr>
-                <w:b w:val="false"/>
-                <w:bCs w:val="false"/>
-                <w:sz w:val="28"/>
-                <w:szCs w:val="28"/>
-              </w:rPr>
-              <w:t xml:space="preserve">0.30 และต้องเจอ 2 เฟรมติดกัน</w:t>
-            </w:r>
-          </w:p>
-        </w:tc>
-        <w:tc>
-          <w:tcPr>
-            <w:tcW w:type="dxa" w:w="3738"/>
-            <w:tcBorders>
-              <w:top w:val="single" w:color="808080" w:sz="4"/>
-              <w:left w:val="single" w:color="808080" w:sz="4"/>
-              <w:bottom w:val="single" w:color="808080" w:sz="4"/>
-              <w:right w:val="single" w:color="808080" w:sz="4"/>
-            </w:tcBorders>
-            <w:tcMar>
-              <w:top w:type="dxa" w:w="60"/>
-              <w:left w:type="dxa" w:w="100"/>
-              <w:bottom w:type="dxa" w:w="60"/>
-              <w:right w:type="dxa" w:w="100"/>
-            </w:tcMar>
-            <w:vAlign w:val="center"/>
-          </w:tcPr>
-          <w:p>
-            <w:pPr>
-              <w:spacing w:after="20" w:line="320"/>
-            </w:pPr>
-            <w:r>
-              <w:rPr>
-                <w:b w:val="false"/>
-                <w:bCs w:val="false"/>
-                <w:sz w:val="28"/>
-                <w:szCs w:val="28"/>
-              </w:rPr>
-              <w:t xml:space="preserve">ติดตั้งหน้างานเพื่อทดสอบและเก็บข้อมูล</w:t>
-            </w:r>
-          </w:p>
-        </w:tc>
-      </w:tr>
-      <w:tr>
-        <w:trPr>
-          <w:cantSplit/>
-        </w:trPr>
-        <w:tc>
-          <w:tcPr>
-            <w:tcW w:type="dxa" w:w="1500"/>
-            <w:tcBorders>
-              <w:top w:val="single" w:color="808080" w:sz="4"/>
-              <w:left w:val="single" w:color="808080" w:sz="4"/>
-              <w:bottom w:val="single" w:color="808080" w:sz="4"/>
-              <w:right w:val="single" w:color="808080" w:sz="4"/>
-            </w:tcBorders>
-            <w:tcMar>
-              <w:top w:type="dxa" w:w="60"/>
-              <w:left w:type="dxa" w:w="100"/>
-              <w:bottom w:type="dxa" w:w="60"/>
-              <w:right w:type="dxa" w:w="100"/>
-            </w:tcMar>
-            <w:vAlign w:val="center"/>
-          </w:tcPr>
-          <w:p>
-            <w:pPr>
-              <w:spacing w:after="20" w:line="320"/>
-            </w:pPr>
-            <w:r>
-              <w:rPr>
-                <w:b w:val="false"/>
-                <w:bCs w:val="false"/>
-                <w:sz w:val="28"/>
-                <w:szCs w:val="28"/>
-              </w:rPr>
-              <w:t xml:space="preserve">demo</w:t>
-            </w:r>
-          </w:p>
-        </w:tc>
-        <w:tc>
-          <w:tcPr>
-            <w:tcW w:type="dxa" w:w="2200"/>
-            <w:tcBorders>
-              <w:top w:val="single" w:color="808080" w:sz="4"/>
-              <w:left w:val="single" w:color="808080" w:sz="4"/>
-              <w:bottom w:val="single" w:color="808080" w:sz="4"/>
-              <w:right w:val="single" w:color="808080" w:sz="4"/>
-            </w:tcBorders>
-            <w:tcMar>
-              <w:top w:type="dxa" w:w="60"/>
-              <w:left w:type="dxa" w:w="100"/>
-              <w:bottom w:type="dxa" w:w="60"/>
-              <w:right w:type="dxa" w:w="100"/>
-            </w:tcMar>
-            <w:vAlign w:val="center"/>
-          </w:tcPr>
-          <w:p>
-            <w:pPr>
-              <w:spacing w:after="20" w:line="320"/>
-            </w:pPr>
-            <w:r>
-              <w:rPr>
-                <w:b w:val="false"/>
-                <w:bCs w:val="false"/>
-                <w:sz w:val="28"/>
-                <w:szCs w:val="28"/>
-              </w:rPr>
-              <w:t xml:space="preserve">ตีกรอบโชว์ ไม่ไล่</w:t>
-            </w:r>
-          </w:p>
-        </w:tc>
-        <w:tc>
-          <w:tcPr>
-            <w:tcW w:type="dxa" w:w="2200"/>
-            <w:tcBorders>
-              <w:top w:val="single" w:color="808080" w:sz="4"/>
-              <w:left w:val="single" w:color="808080" w:sz="4"/>
-              <w:bottom w:val="single" w:color="808080" w:sz="4"/>
-              <w:right w:val="single" w:color="808080" w:sz="4"/>
-            </w:tcBorders>
-            <w:tcMar>
-              <w:top w:type="dxa" w:w="60"/>
-              <w:left w:type="dxa" w:w="100"/>
-              <w:bottom w:type="dxa" w:w="60"/>
-              <w:right w:type="dxa" w:w="100"/>
-            </w:tcMar>
-            <w:vAlign w:val="center"/>
-          </w:tcPr>
-          <w:p>
-            <w:pPr>
-              <w:spacing w:after="20" w:line="320"/>
-            </w:pPr>
-            <w:r>
-              <w:rPr>
-                <w:b w:val="false"/>
-                <w:bCs w:val="false"/>
-                <w:sz w:val="28"/>
-                <w:szCs w:val="28"/>
-              </w:rPr>
-              <w:t xml:space="preserve">0.25 เจอครั้งเดียว</w:t>
-            </w:r>
-          </w:p>
-        </w:tc>
-        <w:tc>
-          <w:tcPr>
-            <w:tcW w:type="dxa" w:w="3738"/>
-            <w:tcBorders>
-              <w:top w:val="single" w:color="808080" w:sz="4"/>
-              <w:left w:val="single" w:color="808080" w:sz="4"/>
-              <w:bottom w:val="single" w:color="808080" w:sz="4"/>
-              <w:right w:val="single" w:color="808080" w:sz="4"/>
-            </w:tcBorders>
-            <w:tcMar>
-              <w:top w:type="dxa" w:w="60"/>
-              <w:left w:type="dxa" w:w="100"/>
-              <w:bottom w:type="dxa" w:w="60"/>
-              <w:right w:type="dxa" w:w="100"/>
-            </w:tcMar>
-            <w:vAlign w:val="center"/>
-          </w:tcPr>
-          <w:p>
-            <w:pPr>
-              <w:spacing w:after="20" w:line="320"/>
-            </w:pPr>
-            <w:r>
-              <w:rPr>
-                <w:b w:val="false"/>
-                <w:bCs w:val="false"/>
-                <w:sz w:val="28"/>
-                <w:szCs w:val="28"/>
-              </w:rPr>
-              <w:t xml:space="preserve">สาธิตบนโต๊ะ</w:t>
-            </w:r>
-          </w:p>
-        </w:tc>
-      </w:tr>
-      <w:tr>
-        <w:trPr>
-          <w:cantSplit/>
-        </w:trPr>
-        <w:tc>
-          <w:tcPr>
-            <w:tcW w:type="dxa" w:w="1500"/>
-            <w:tcBorders>
-              <w:top w:val="single" w:color="808080" w:sz="4"/>
-              <w:left w:val="single" w:color="808080" w:sz="4"/>
-              <w:bottom w:val="single" w:color="808080" w:sz="4"/>
-              <w:right w:val="single" w:color="808080" w:sz="4"/>
-            </w:tcBorders>
-            <w:tcMar>
-              <w:top w:type="dxa" w:w="60"/>
-              <w:left w:type="dxa" w:w="100"/>
-              <w:bottom w:type="dxa" w:w="60"/>
-              <w:right w:type="dxa" w:w="100"/>
-            </w:tcMar>
-            <w:vAlign w:val="center"/>
-          </w:tcPr>
-          <w:p>
-            <w:pPr>
-              <w:spacing w:after="20" w:line="320"/>
-            </w:pPr>
-            <w:r>
-              <w:rPr>
-                <w:b w:val="false"/>
-                <w:bCs w:val="false"/>
-                <w:sz w:val="28"/>
-                <w:szCs w:val="28"/>
-              </w:rPr>
-              <w:t xml:space="preserve">real</w:t>
-            </w:r>
-          </w:p>
-        </w:tc>
-        <w:tc>
-          <w:tcPr>
-            <w:tcW w:type="dxa" w:w="2200"/>
-            <w:tcBorders>
-              <w:top w:val="single" w:color="808080" w:sz="4"/>
-              <w:left w:val="single" w:color="808080" w:sz="4"/>
-              <w:bottom w:val="single" w:color="808080" w:sz="4"/>
-              <w:right w:val="single" w:color="808080" w:sz="4"/>
-            </w:tcBorders>
-            <w:tcMar>
-              <w:top w:type="dxa" w:w="60"/>
-              <w:left w:type="dxa" w:w="100"/>
-              <w:bottom w:type="dxa" w:w="60"/>
-              <w:right w:type="dxa" w:w="100"/>
-            </w:tcMar>
-            <w:vAlign w:val="center"/>
-          </w:tcPr>
-          <w:p>
-            <w:pPr>
-              <w:spacing w:after="20" w:line="320"/>
-            </w:pPr>
-            <w:r>
-              <w:rPr>
-                <w:b w:val="false"/>
-                <w:bCs w:val="false"/>
-                <w:sz w:val="28"/>
-                <w:szCs w:val="28"/>
-              </w:rPr>
-              <w:t xml:space="preserve">ไล่จริง</w:t>
-            </w:r>
-          </w:p>
-        </w:tc>
-        <w:tc>
-          <w:tcPr>
-            <w:tcW w:type="dxa" w:w="2200"/>
-            <w:tcBorders>
-              <w:top w:val="single" w:color="808080" w:sz="4"/>
-              <w:left w:val="single" w:color="808080" w:sz="4"/>
-              <w:bottom w:val="single" w:color="808080" w:sz="4"/>
-              <w:right w:val="single" w:color="808080" w:sz="4"/>
-            </w:tcBorders>
-            <w:tcMar>
-              <w:top w:type="dxa" w:w="60"/>
-              <w:left w:type="dxa" w:w="100"/>
-              <w:bottom w:type="dxa" w:w="60"/>
-              <w:right w:type="dxa" w:w="100"/>
-            </w:tcMar>
-            <w:vAlign w:val="center"/>
-          </w:tcPr>
-          <w:p>
-            <w:pPr>
-              <w:spacing w:after="20" w:line="320"/>
-            </w:pPr>
-            <w:r>
-              <w:rPr>
-                <w:b w:val="false"/>
-                <w:bCs w:val="false"/>
-                <w:sz w:val="28"/>
-                <w:szCs w:val="28"/>
-              </w:rPr>
-              <w:t xml:space="preserve">0.35 และต้องเจอ 2 เฟรมติดกัน</w:t>
-            </w:r>
-          </w:p>
-        </w:tc>
-        <w:tc>
-          <w:tcPr>
-            <w:tcW w:type="dxa" w:w="3738"/>
-            <w:tcBorders>
-              <w:top w:val="single" w:color="808080" w:sz="4"/>
-              <w:left w:val="single" w:color="808080" w:sz="4"/>
-              <w:bottom w:val="single" w:color="808080" w:sz="4"/>
-              <w:right w:val="single" w:color="808080" w:sz="4"/>
-            </w:tcBorders>
-            <w:tcMar>
-              <w:top w:type="dxa" w:w="60"/>
-              <w:left w:type="dxa" w:w="100"/>
-              <w:bottom w:type="dxa" w:w="60"/>
-              <w:right w:type="dxa" w:w="100"/>
-            </w:tcMar>
-            <w:vAlign w:val="center"/>
-          </w:tcPr>
-          <w:p>
-            <w:pPr>
-              <w:spacing w:after="20" w:line="320"/>
-            </w:pPr>
-            <w:r>
-              <w:rPr>
-                <w:b w:val="false"/>
-                <w:bCs w:val="false"/>
-                <w:sz w:val="28"/>
-                <w:szCs w:val="28"/>
-              </w:rPr>
-              <w:t xml:space="preserve">ใช้งานจริงหลังเทรนโมเดลด้วยภาพจากหน้างานแล้ว</w:t>
-            </w:r>
-          </w:p>
-        </w:tc>
-      </w:tr>
-    </w:tbl>
-    <w:p>
-      <w:pPr>
-        <w:spacing w:after="120"/>
-      </w:pPr>
-    </w:p>
-    <w:p>
-      <w:pPr>
-        <w:pStyle w:val="Heading1"/>
-        <w:pageBreakBefore/>
-        <w:spacing w:after="200"/>
-      </w:pPr>
-      <w:bookmarkStart w:name="_Toc3" w:id="3"/>
-      <w:r>
-        <w:rPr>
-          <w:b/>
-          <w:bCs/>
-          <w:sz w:val="40"/>
-          <w:szCs w:val="40"/>
-        </w:rPr>
-        <w:t xml:space="preserve">2. ส่วนประกอบของเครื่อง</w:t>
-      </w:r>
-      <w:bookmarkEnd w:id="3"/>
-    </w:p>
-    <w:tbl>
-      <w:tblPr>
-        <w:tblW w:type="dxa" w:w="9638"/>
-        <w:tblBorders>
-          <w:top w:val="single" w:color="auto" w:sz="4"/>
-          <w:left w:val="single" w:color="auto" w:sz="4"/>
-          <w:bottom w:val="single" w:color="auto" w:sz="4"/>
-          <w:right w:val="single" w:color="auto" w:sz="4"/>
-          <w:insideH w:val="single" w:color="auto" w:sz="4"/>
-          <w:insideV w:val="single" w:color="auto" w:sz="4"/>
-        </w:tblBorders>
-      </w:tblPr>
-      <w:tblGrid>
-        <w:gridCol w:w="2900"/>
-        <w:gridCol w:w="4400"/>
-        <w:gridCol w:w="2338"/>
-      </w:tblGrid>
-      <w:tr>
-        <w:trPr>
-          <w:tblHeader/>
-        </w:trPr>
-        <w:tc>
-          <w:tcPr>
-            <w:tcW w:type="dxa" w:w="2900"/>
-            <w:tcBorders>
-              <w:top w:val="single" w:color="808080" w:sz="4"/>
-              <w:left w:val="single" w:color="808080" w:sz="4"/>
-              <w:bottom w:val="single" w:color="808080" w:sz="4"/>
-              <w:right w:val="single" w:color="808080" w:sz="4"/>
-            </w:tcBorders>
-            <w:shd w:fill="D9E2F3" w:color="auto" w:val="clear"/>
-            <w:tcMar>
-              <w:top w:type="dxa" w:w="60"/>
-              <w:left w:type="dxa" w:w="100"/>
-              <w:bottom w:type="dxa" w:w="60"/>
-              <w:right w:type="dxa" w:w="100"/>
-            </w:tcMar>
-            <w:vAlign w:val="center"/>
-          </w:tcPr>
-          <w:p>
-            <w:pPr>
-              <w:spacing w:after="20" w:line="320"/>
-            </w:pPr>
-            <w:r>
-              <w:rPr>
-                <w:b/>
-                <w:bCs/>
-                <w:sz w:val="28"/>
-                <w:szCs w:val="28"/>
-              </w:rPr>
-              <w:t xml:space="preserve">อุปกรณ์</w:t>
-            </w:r>
-          </w:p>
-        </w:tc>
-        <w:tc>
-          <w:tcPr>
-            <w:tcW w:type="dxa" w:w="4400"/>
-            <w:tcBorders>
-              <w:top w:val="single" w:color="808080" w:sz="4"/>
-              <w:left w:val="single" w:color="808080" w:sz="4"/>
-              <w:bottom w:val="single" w:color="808080" w:sz="4"/>
-              <w:right w:val="single" w:color="808080" w:sz="4"/>
-            </w:tcBorders>
-            <w:shd w:fill="D9E2F3" w:color="auto" w:val="clear"/>
-            <w:tcMar>
-              <w:top w:type="dxa" w:w="60"/>
-              <w:left w:type="dxa" w:w="100"/>
-              <w:bottom w:type="dxa" w:w="60"/>
-              <w:right w:type="dxa" w:w="100"/>
-            </w:tcMar>
-            <w:vAlign w:val="center"/>
-          </w:tcPr>
-          <w:p>
-            <w:pPr>
-              <w:spacing w:after="20" w:line="320"/>
-            </w:pPr>
-            <w:r>
-              <w:rPr>
-                <w:b/>
-                <w:bCs/>
-                <w:sz w:val="28"/>
-                <w:szCs w:val="28"/>
-              </w:rPr>
-              <w:t xml:space="preserve">หน้าที่</w:t>
-            </w:r>
-          </w:p>
-        </w:tc>
-        <w:tc>
-          <w:tcPr>
-            <w:tcW w:type="dxa" w:w="2338"/>
-            <w:tcBorders>
-              <w:top w:val="single" w:color="808080" w:sz="4"/>
-              <w:left w:val="single" w:color="808080" w:sz="4"/>
-              <w:bottom w:val="single" w:color="808080" w:sz="4"/>
-              <w:right w:val="single" w:color="808080" w:sz="4"/>
-            </w:tcBorders>
-            <w:shd w:fill="D9E2F3" w:color="auto" w:val="clear"/>
-            <w:tcMar>
-              <w:top w:type="dxa" w:w="60"/>
-              <w:left w:type="dxa" w:w="100"/>
-              <w:bottom w:type="dxa" w:w="60"/>
-              <w:right w:type="dxa" w:w="100"/>
-            </w:tcMar>
-            <w:vAlign w:val="center"/>
-          </w:tcPr>
-          <w:p>
-            <w:pPr>
-              <w:spacing w:after="20" w:line="320"/>
-            </w:pPr>
-            <w:r>
-              <w:rPr>
-                <w:b/>
-                <w:bCs/>
-                <w:sz w:val="28"/>
-                <w:szCs w:val="28"/>
-              </w:rPr>
-              <w:t xml:space="preserve">ต่อที่</w:t>
-            </w:r>
-          </w:p>
-        </w:tc>
-      </w:tr>
-      <w:tr>
-        <w:trPr>
-          <w:cantSplit/>
-        </w:trPr>
-        <w:tc>
-          <w:tcPr>
-            <w:tcW w:type="dxa" w:w="2900"/>
-            <w:tcBorders>
-              <w:top w:val="single" w:color="808080" w:sz="4"/>
-              <w:left w:val="single" w:color="808080" w:sz="4"/>
-              <w:bottom w:val="single" w:color="808080" w:sz="4"/>
-              <w:right w:val="single" w:color="808080" w:sz="4"/>
-            </w:tcBorders>
-            <w:tcMar>
-              <w:top w:type="dxa" w:w="60"/>
-              <w:left w:type="dxa" w:w="100"/>
-              <w:bottom w:type="dxa" w:w="60"/>
-              <w:right w:type="dxa" w:w="100"/>
-            </w:tcMar>
-            <w:vAlign w:val="center"/>
-          </w:tcPr>
-          <w:p>
-            <w:pPr>
-              <w:spacing w:after="20" w:line="320"/>
-            </w:pPr>
-            <w:r>
-              <w:rPr>
-                <w:b w:val="false"/>
-                <w:bCs w:val="false"/>
-                <w:sz w:val="28"/>
-                <w:szCs w:val="28"/>
-              </w:rPr>
-              <w:t xml:space="preserve">Raspberry Pi 4 Model B</w:t>
-            </w:r>
-          </w:p>
-        </w:tc>
-        <w:tc>
-          <w:tcPr>
-            <w:tcW w:type="dxa" w:w="4400"/>
-            <w:tcBorders>
-              <w:top w:val="single" w:color="808080" w:sz="4"/>
-              <w:left w:val="single" w:color="808080" w:sz="4"/>
-              <w:bottom w:val="single" w:color="808080" w:sz="4"/>
-              <w:right w:val="single" w:color="808080" w:sz="4"/>
-            </w:tcBorders>
-            <w:tcMar>
-              <w:top w:type="dxa" w:w="60"/>
-              <w:left w:type="dxa" w:w="100"/>
-              <w:bottom w:type="dxa" w:w="60"/>
-              <w:right w:type="dxa" w:w="100"/>
-            </w:tcMar>
-            <w:vAlign w:val="center"/>
-          </w:tcPr>
-          <w:p>
-            <w:pPr>
-              <w:spacing w:after="20" w:line="320"/>
-            </w:pPr>
-            <w:r>
-              <w:rPr>
-                <w:b w:val="false"/>
-                <w:bCs w:val="false"/>
-                <w:sz w:val="28"/>
-                <w:szCs w:val="28"/>
-              </w:rPr>
-              <w:t xml:space="preserve">ประมวลผลภาพด้วย YOLOv8n เป็นเว็บเซิร์ฟเวอร์ เก็บภาพและ log สั่งงาน ESP32</w:t>
-            </w:r>
-          </w:p>
-        </w:tc>
-        <w:tc>
-          <w:tcPr>
-            <w:tcW w:type="dxa" w:w="2338"/>
-            <w:tcBorders>
-              <w:top w:val="single" w:color="808080" w:sz="4"/>
-              <w:left w:val="single" w:color="808080" w:sz="4"/>
-              <w:bottom w:val="single" w:color="808080" w:sz="4"/>
-              <w:right w:val="single" w:color="808080" w:sz="4"/>
-            </w:tcBorders>
-            <w:tcMar>
-              <w:top w:type="dxa" w:w="60"/>
-              <w:left w:type="dxa" w:w="100"/>
-              <w:bottom w:type="dxa" w:w="60"/>
-              <w:right w:type="dxa" w:w="100"/>
-            </w:tcMar>
-            <w:vAlign w:val="center"/>
-          </w:tcPr>
-          <w:p>
-            <w:pPr>
-              <w:spacing w:after="20" w:line="320"/>
-            </w:pPr>
-            <w:r>
-              <w:rPr>
-                <w:b w:val="false"/>
-                <w:bCs w:val="false"/>
-                <w:sz w:val="28"/>
-                <w:szCs w:val="28"/>
-              </w:rPr>
-              <w:t xml:space="preserve">USB (Serial) กับ ESP32</w:t>
-            </w:r>
-          </w:p>
-          <w:p>
-            <w:pPr>
-              <w:spacing w:after="20" w:line="320"/>
-            </w:pPr>
-            <w:r>
-              <w:rPr>
-                <w:b w:val="false"/>
-                <w:bCs w:val="false"/>
-                <w:sz w:val="28"/>
-                <w:szCs w:val="28"/>
-              </w:rPr>
-              <w:t xml:space="preserve">USB กับเว็บแคม</w:t>
-            </w:r>
-          </w:p>
-        </w:tc>
-      </w:tr>
-      <w:tr>
-        <w:trPr>
-          <w:cantSplit/>
-        </w:trPr>
-        <w:tc>
-          <w:tcPr>
-            <w:tcW w:type="dxa" w:w="2900"/>
-            <w:tcBorders>
-              <w:top w:val="single" w:color="808080" w:sz="4"/>
-              <w:left w:val="single" w:color="808080" w:sz="4"/>
-              <w:bottom w:val="single" w:color="808080" w:sz="4"/>
-              <w:right w:val="single" w:color="808080" w:sz="4"/>
-            </w:tcBorders>
-            <w:tcMar>
-              <w:top w:type="dxa" w:w="60"/>
-              <w:left w:type="dxa" w:w="100"/>
-              <w:bottom w:type="dxa" w:w="60"/>
-              <w:right w:type="dxa" w:w="100"/>
-            </w:tcMar>
-            <w:vAlign w:val="center"/>
-          </w:tcPr>
-          <w:p>
-            <w:pPr>
-              <w:spacing w:after="20" w:line="320"/>
-            </w:pPr>
-            <w:r>
-              <w:rPr>
-                <w:b w:val="false"/>
-                <w:bCs w:val="false"/>
-                <w:sz w:val="28"/>
-                <w:szCs w:val="28"/>
-              </w:rPr>
-              <w:t xml:space="preserve">เว็บแคม USB</w:t>
-            </w:r>
-          </w:p>
-        </w:tc>
-        <w:tc>
-          <w:tcPr>
-            <w:tcW w:type="dxa" w:w="4400"/>
-            <w:tcBorders>
-              <w:top w:val="single" w:color="808080" w:sz="4"/>
-              <w:left w:val="single" w:color="808080" w:sz="4"/>
-              <w:bottom w:val="single" w:color="808080" w:sz="4"/>
-              <w:right w:val="single" w:color="808080" w:sz="4"/>
-            </w:tcBorders>
-            <w:tcMar>
-              <w:top w:type="dxa" w:w="60"/>
-              <w:left w:type="dxa" w:w="100"/>
-              <w:bottom w:type="dxa" w:w="60"/>
-              <w:right w:type="dxa" w:w="100"/>
-            </w:tcMar>
-            <w:vAlign w:val="center"/>
-          </w:tcPr>
-          <w:p>
-            <w:pPr>
-              <w:spacing w:after="20" w:line="320"/>
-            </w:pPr>
-            <w:r>
-              <w:rPr>
-                <w:b w:val="false"/>
-                <w:bCs w:val="false"/>
-                <w:sz w:val="28"/>
-                <w:szCs w:val="28"/>
-              </w:rPr>
-              <w:t xml:space="preserve">ถ่ายภาพและส่งภาพสด (640×480, 15 fps, MJPG)</w:t>
-            </w:r>
-          </w:p>
-        </w:tc>
-        <w:tc>
-          <w:tcPr>
-            <w:tcW w:type="dxa" w:w="2338"/>
-            <w:tcBorders>
-              <w:top w:val="single" w:color="808080" w:sz="4"/>
-              <w:left w:val="single" w:color="808080" w:sz="4"/>
-              <w:bottom w:val="single" w:color="808080" w:sz="4"/>
-              <w:right w:val="single" w:color="808080" w:sz="4"/>
-            </w:tcBorders>
-            <w:tcMar>
-              <w:top w:type="dxa" w:w="60"/>
-              <w:left w:type="dxa" w:w="100"/>
-              <w:bottom w:type="dxa" w:w="60"/>
-              <w:right w:type="dxa" w:w="100"/>
-            </w:tcMar>
-            <w:vAlign w:val="center"/>
-          </w:tcPr>
-          <w:p>
-            <w:pPr>
-              <w:spacing w:after="20" w:line="320"/>
-            </w:pPr>
-            <w:r>
-              <w:rPr>
-                <w:b w:val="false"/>
-                <w:bCs w:val="false"/>
-                <w:sz w:val="28"/>
-                <w:szCs w:val="28"/>
-              </w:rPr>
-              <w:t xml:space="preserve">USB ของ Pi</w:t>
-            </w:r>
-          </w:p>
-        </w:tc>
-      </w:tr>
-      <w:tr>
-        <w:trPr>
-          <w:cantSplit/>
-        </w:trPr>
-        <w:tc>
-          <w:tcPr>
-            <w:tcW w:type="dxa" w:w="2900"/>
-            <w:tcBorders>
-              <w:top w:val="single" w:color="808080" w:sz="4"/>
-              <w:left w:val="single" w:color="808080" w:sz="4"/>
-              <w:bottom w:val="single" w:color="808080" w:sz="4"/>
-              <w:right w:val="single" w:color="808080" w:sz="4"/>
-            </w:tcBorders>
-            <w:tcMar>
-              <w:top w:type="dxa" w:w="60"/>
-              <w:left w:type="dxa" w:w="100"/>
-              <w:bottom w:type="dxa" w:w="60"/>
-              <w:right w:type="dxa" w:w="100"/>
-            </w:tcMar>
-            <w:vAlign w:val="center"/>
-          </w:tcPr>
-          <w:p>
-            <w:pPr>
-              <w:spacing w:after="20" w:line="320"/>
-            </w:pPr>
-            <w:r>
-              <w:rPr>
-                <w:b w:val="false"/>
-                <w:bCs w:val="false"/>
-                <w:sz w:val="28"/>
-                <w:szCs w:val="28"/>
-              </w:rPr>
-              <w:t xml:space="preserve">บอร์ด ESP32 (เฟิร์มแวร์ BIRDCTRL v7.7)</w:t>
-            </w:r>
-          </w:p>
-        </w:tc>
-        <w:tc>
-          <w:tcPr>
-            <w:tcW w:type="dxa" w:w="4400"/>
-            <w:tcBorders>
-              <w:top w:val="single" w:color="808080" w:sz="4"/>
-              <w:left w:val="single" w:color="808080" w:sz="4"/>
-              <w:bottom w:val="single" w:color="808080" w:sz="4"/>
-              <w:right w:val="single" w:color="808080" w:sz="4"/>
-            </w:tcBorders>
-            <w:tcMar>
-              <w:top w:type="dxa" w:w="60"/>
-              <w:left w:type="dxa" w:w="100"/>
-              <w:bottom w:type="dxa" w:w="60"/>
-              <w:right w:type="dxa" w:w="100"/>
-            </w:tcMar>
-            <w:vAlign w:val="center"/>
-          </w:tcPr>
-          <w:p>
-            <w:pPr>
-              <w:spacing w:after="20" w:line="320"/>
-            </w:pPr>
-            <w:r>
-              <w:rPr>
-                <w:b w:val="false"/>
-                <w:bCs w:val="false"/>
-                <w:sz w:val="28"/>
-                <w:szCs w:val="28"/>
-              </w:rPr>
-              <w:t xml:space="preserve">รับคำสั่งจาก Pi แล้วสั่งปั๊ม มอเตอร์ ไฟสถานะ อ่าน PIR และตัดโหลดเองเมื่อ Pi เงียบ</w:t>
-            </w:r>
-          </w:p>
-        </w:tc>
-        <w:tc>
-          <w:tcPr>
-            <w:tcW w:type="dxa" w:w="2338"/>
-            <w:tcBorders>
-              <w:top w:val="single" w:color="808080" w:sz="4"/>
-              <w:left w:val="single" w:color="808080" w:sz="4"/>
-              <w:bottom w:val="single" w:color="808080" w:sz="4"/>
-              <w:right w:val="single" w:color="808080" w:sz="4"/>
-            </w:tcBorders>
-            <w:tcMar>
-              <w:top w:type="dxa" w:w="60"/>
-              <w:left w:type="dxa" w:w="100"/>
-              <w:bottom w:type="dxa" w:w="60"/>
-              <w:right w:type="dxa" w:w="100"/>
-            </w:tcMar>
-            <w:vAlign w:val="center"/>
-          </w:tcPr>
-          <w:p>
-            <w:pPr>
-              <w:spacing w:after="20" w:line="320"/>
-            </w:pPr>
-            <w:r>
-              <w:rPr>
-                <w:b w:val="false"/>
-                <w:bCs w:val="false"/>
-                <w:sz w:val="28"/>
-                <w:szCs w:val="28"/>
-              </w:rPr>
-              <w:t xml:space="preserve">USB ของ Pi</w:t>
-            </w:r>
-          </w:p>
-        </w:tc>
-      </w:tr>
-      <w:tr>
-        <w:trPr>
-          <w:cantSplit/>
-        </w:trPr>
-        <w:tc>
-          <w:tcPr>
-            <w:tcW w:type="dxa" w:w="2900"/>
-            <w:tcBorders>
-              <w:top w:val="single" w:color="808080" w:sz="4"/>
-              <w:left w:val="single" w:color="808080" w:sz="4"/>
-              <w:bottom w:val="single" w:color="808080" w:sz="4"/>
-              <w:right w:val="single" w:color="808080" w:sz="4"/>
-            </w:tcBorders>
-            <w:tcMar>
-              <w:top w:type="dxa" w:w="60"/>
-              <w:left w:type="dxa" w:w="100"/>
-              <w:bottom w:type="dxa" w:w="60"/>
-              <w:right w:type="dxa" w:w="100"/>
-            </w:tcMar>
-            <w:vAlign w:val="center"/>
-          </w:tcPr>
-          <w:p>
-            <w:pPr>
-              <w:spacing w:after="20" w:line="320"/>
-            </w:pPr>
-            <w:r>
-              <w:rPr>
-                <w:b w:val="false"/>
-                <w:bCs w:val="false"/>
-                <w:sz w:val="28"/>
-                <w:szCs w:val="28"/>
-              </w:rPr>
-              <w:t xml:space="preserve">PIR HC-SR501</w:t>
-            </w:r>
-          </w:p>
-        </w:tc>
-        <w:tc>
-          <w:tcPr>
-            <w:tcW w:type="dxa" w:w="4400"/>
-            <w:tcBorders>
-              <w:top w:val="single" w:color="808080" w:sz="4"/>
-              <w:left w:val="single" w:color="808080" w:sz="4"/>
-              <w:bottom w:val="single" w:color="808080" w:sz="4"/>
-              <w:right w:val="single" w:color="808080" w:sz="4"/>
-            </w:tcBorders>
-            <w:tcMar>
-              <w:top w:type="dxa" w:w="60"/>
-              <w:left w:type="dxa" w:w="100"/>
-              <w:bottom w:type="dxa" w:w="60"/>
-              <w:right w:type="dxa" w:w="100"/>
-            </w:tcMar>
-            <w:vAlign w:val="center"/>
-          </w:tcPr>
-          <w:p>
-            <w:pPr>
-              <w:spacing w:after="20" w:line="320"/>
-            </w:pPr>
-            <w:r>
-              <w:rPr>
-                <w:b w:val="false"/>
-                <w:bCs w:val="false"/>
-                <w:sz w:val="28"/>
-                <w:szCs w:val="28"/>
-              </w:rPr>
-              <w:t xml:space="preserve">ตรวจการเคลื่อนไหว เพื่อสั่งให้ Pi ถ่ายภาพทันที</w:t>
-            </w:r>
-          </w:p>
-        </w:tc>
-        <w:tc>
-          <w:tcPr>
-            <w:tcW w:type="dxa" w:w="2338"/>
-            <w:tcBorders>
-              <w:top w:val="single" w:color="808080" w:sz="4"/>
-              <w:left w:val="single" w:color="808080" w:sz="4"/>
-              <w:bottom w:val="single" w:color="808080" w:sz="4"/>
-              <w:right w:val="single" w:color="808080" w:sz="4"/>
-            </w:tcBorders>
-            <w:tcMar>
-              <w:top w:type="dxa" w:w="60"/>
-              <w:left w:type="dxa" w:w="100"/>
-              <w:bottom w:type="dxa" w:w="60"/>
-              <w:right w:type="dxa" w:w="100"/>
-            </w:tcMar>
-            <w:vAlign w:val="center"/>
-          </w:tcPr>
-          <w:p>
-            <w:pPr>
-              <w:spacing w:after="20" w:line="320"/>
-            </w:pPr>
-            <w:r>
-              <w:rPr>
-                <w:b w:val="false"/>
-                <w:bCs w:val="false"/>
-                <w:sz w:val="28"/>
-                <w:szCs w:val="28"/>
-              </w:rPr>
-              <w:t xml:space="preserve">GPIO21</w:t>
-            </w:r>
-          </w:p>
-        </w:tc>
-      </w:tr>
-      <w:tr>
-        <w:trPr>
-          <w:cantSplit/>
-        </w:trPr>
-        <w:tc>
-          <w:tcPr>
-            <w:tcW w:type="dxa" w:w="2900"/>
-            <w:tcBorders>
-              <w:top w:val="single" w:color="808080" w:sz="4"/>
-              <w:left w:val="single" w:color="808080" w:sz="4"/>
-              <w:bottom w:val="single" w:color="808080" w:sz="4"/>
-              <w:right w:val="single" w:color="808080" w:sz="4"/>
-            </w:tcBorders>
-            <w:tcMar>
-              <w:top w:type="dxa" w:w="60"/>
-              <w:left w:type="dxa" w:w="100"/>
-              <w:bottom w:type="dxa" w:w="60"/>
-              <w:right w:type="dxa" w:w="100"/>
-            </w:tcMar>
-            <w:vAlign w:val="center"/>
-          </w:tcPr>
-          <w:p>
-            <w:pPr>
-              <w:spacing w:after="20" w:line="320"/>
-            </w:pPr>
-            <w:r>
-              <w:rPr>
-                <w:b w:val="false"/>
-                <w:bCs w:val="false"/>
-                <w:sz w:val="28"/>
-                <w:szCs w:val="28"/>
-              </w:rPr>
-              <w:t xml:space="preserve">ไดร์เวอร์ TB6600 + สเต็ปเปอร์มอเตอร์</w:t>
-            </w:r>
-          </w:p>
-        </w:tc>
-        <w:tc>
-          <w:tcPr>
-            <w:tcW w:type="dxa" w:w="4400"/>
-            <w:tcBorders>
-              <w:top w:val="single" w:color="808080" w:sz="4"/>
-              <w:left w:val="single" w:color="808080" w:sz="4"/>
-              <w:bottom w:val="single" w:color="808080" w:sz="4"/>
-              <w:right w:val="single" w:color="808080" w:sz="4"/>
-            </w:tcBorders>
-            <w:tcMar>
-              <w:top w:type="dxa" w:w="60"/>
-              <w:left w:type="dxa" w:w="100"/>
-              <w:bottom w:type="dxa" w:w="60"/>
-              <w:right w:type="dxa" w:w="100"/>
-            </w:tcMar>
-            <w:vAlign w:val="center"/>
-          </w:tcPr>
-          <w:p>
-            <w:pPr>
-              <w:spacing w:after="20" w:line="320"/>
-            </w:pPr>
-            <w:r>
-              <w:rPr>
-                <w:b w:val="false"/>
-                <w:bCs w:val="false"/>
-                <w:sz w:val="28"/>
-                <w:szCs w:val="28"/>
-              </w:rPr>
-              <w:t xml:space="preserve">หมุนหัวฉีดซ้ายขวา (microstep 8 = 1,600 สเต็ปต่อรอบ จำกัดช่วง ±90°)</w:t>
-            </w:r>
-          </w:p>
-        </w:tc>
-        <w:tc>
-          <w:tcPr>
-            <w:tcW w:type="dxa" w:w="2338"/>
-            <w:tcBorders>
-              <w:top w:val="single" w:color="808080" w:sz="4"/>
-              <w:left w:val="single" w:color="808080" w:sz="4"/>
-              <w:bottom w:val="single" w:color="808080" w:sz="4"/>
-              <w:right w:val="single" w:color="808080" w:sz="4"/>
-            </w:tcBorders>
-            <w:tcMar>
-              <w:top w:type="dxa" w:w="60"/>
-              <w:left w:type="dxa" w:w="100"/>
-              <w:bottom w:type="dxa" w:w="60"/>
-              <w:right w:type="dxa" w:w="100"/>
-            </w:tcMar>
-            <w:vAlign w:val="center"/>
-          </w:tcPr>
-          <w:p>
-            <w:pPr>
-              <w:spacing w:after="20" w:line="320"/>
-            </w:pPr>
-            <w:r>
-              <w:rPr>
-                <w:b w:val="false"/>
-                <w:bCs w:val="false"/>
-                <w:sz w:val="28"/>
-                <w:szCs w:val="28"/>
-              </w:rPr>
-              <w:t xml:space="preserve">PUL=GPIO32, DIR=GPIO33, ENA=GPIO25</w:t>
-            </w:r>
-          </w:p>
-        </w:tc>
-      </w:tr>
-      <w:tr>
-        <w:trPr>
-          <w:cantSplit/>
-        </w:trPr>
-        <w:tc>
-          <w:tcPr>
-            <w:tcW w:type="dxa" w:w="2900"/>
-            <w:tcBorders>
-              <w:top w:val="single" w:color="808080" w:sz="4"/>
-              <w:left w:val="single" w:color="808080" w:sz="4"/>
-              <w:bottom w:val="single" w:color="808080" w:sz="4"/>
-              <w:right w:val="single" w:color="808080" w:sz="4"/>
-            </w:tcBorders>
-            <w:tcMar>
-              <w:top w:type="dxa" w:w="60"/>
-              <w:left w:type="dxa" w:w="100"/>
-              <w:bottom w:type="dxa" w:w="60"/>
-              <w:right w:type="dxa" w:w="100"/>
-            </w:tcMar>
-            <w:vAlign w:val="center"/>
-          </w:tcPr>
-          <w:p>
-            <w:pPr>
-              <w:spacing w:after="20" w:line="320"/>
-            </w:pPr>
-            <w:r>
-              <w:rPr>
-                <w:b w:val="false"/>
-                <w:bCs w:val="false"/>
-                <w:sz w:val="28"/>
-                <w:szCs w:val="28"/>
-              </w:rPr>
-              <w:t xml:space="preserve">โมดูลรีเลย์ 4 ช่อง</w:t>
-            </w:r>
-          </w:p>
-        </w:tc>
-        <w:tc>
-          <w:tcPr>
-            <w:tcW w:type="dxa" w:w="4400"/>
-            <w:tcBorders>
-              <w:top w:val="single" w:color="808080" w:sz="4"/>
-              <w:left w:val="single" w:color="808080" w:sz="4"/>
-              <w:bottom w:val="single" w:color="808080" w:sz="4"/>
-              <w:right w:val="single" w:color="808080" w:sz="4"/>
-            </w:tcBorders>
-            <w:tcMar>
-              <w:top w:type="dxa" w:w="60"/>
-              <w:left w:type="dxa" w:w="100"/>
-              <w:bottom w:type="dxa" w:w="60"/>
-              <w:right w:type="dxa" w:w="100"/>
-            </w:tcMar>
-            <w:vAlign w:val="center"/>
-          </w:tcPr>
-          <w:p>
-            <w:pPr>
-              <w:spacing w:after="20" w:line="320"/>
-            </w:pPr>
-            <w:r>
-              <w:rPr>
-                <w:b w:val="false"/>
-                <w:bCs w:val="false"/>
-                <w:sz w:val="28"/>
-                <w:szCs w:val="28"/>
-              </w:rPr>
-              <w:t xml:space="preserve">ช่อง 1 ปั๊มน้ำ, ช่อง 2 ไฟเขียว, ช่อง 3 ไฟส้ม</w:t>
-            </w:r>
-          </w:p>
-        </w:tc>
-        <w:tc>
-          <w:tcPr>
-            <w:tcW w:type="dxa" w:w="2338"/>
-            <w:tcBorders>
-              <w:top w:val="single" w:color="808080" w:sz="4"/>
-              <w:left w:val="single" w:color="808080" w:sz="4"/>
-              <w:bottom w:val="single" w:color="808080" w:sz="4"/>
-              <w:right w:val="single" w:color="808080" w:sz="4"/>
-            </w:tcBorders>
-            <w:tcMar>
-              <w:top w:type="dxa" w:w="60"/>
-              <w:left w:type="dxa" w:w="100"/>
-              <w:bottom w:type="dxa" w:w="60"/>
-              <w:right w:type="dxa" w:w="100"/>
-            </w:tcMar>
-            <w:vAlign w:val="center"/>
-          </w:tcPr>
-          <w:p>
-            <w:pPr>
-              <w:spacing w:after="20" w:line="320"/>
-            </w:pPr>
-            <w:r>
-              <w:rPr>
-                <w:b w:val="false"/>
-                <w:bCs w:val="false"/>
-                <w:sz w:val="28"/>
-                <w:szCs w:val="28"/>
-              </w:rPr>
-              <w:t xml:space="preserve">GPIO18 / GPIO19 / GPIO26</w:t>
-            </w:r>
-          </w:p>
-        </w:tc>
-      </w:tr>
-      <w:tr>
-        <w:trPr>
-          <w:cantSplit/>
-        </w:trPr>
-        <w:tc>
-          <w:tcPr>
-            <w:tcW w:type="dxa" w:w="2900"/>
-            <w:tcBorders>
-              <w:top w:val="single" w:color="808080" w:sz="4"/>
-              <w:left w:val="single" w:color="808080" w:sz="4"/>
-              <w:bottom w:val="single" w:color="808080" w:sz="4"/>
-              <w:right w:val="single" w:color="808080" w:sz="4"/>
-            </w:tcBorders>
-            <w:tcMar>
-              <w:top w:type="dxa" w:w="60"/>
-              <w:left w:type="dxa" w:w="100"/>
-              <w:bottom w:type="dxa" w:w="60"/>
-              <w:right w:type="dxa" w:w="100"/>
-            </w:tcMar>
-            <w:vAlign w:val="center"/>
-          </w:tcPr>
-          <w:p>
-            <w:pPr>
-              <w:spacing w:after="20" w:line="320"/>
-            </w:pPr>
-            <w:r>
-              <w:rPr>
-                <w:b w:val="false"/>
-                <w:bCs w:val="false"/>
-                <w:sz w:val="28"/>
-                <w:szCs w:val="28"/>
-              </w:rPr>
-              <w:t xml:space="preserve">ปั๊มน้ำ 12V + ถังน้ำ 5 ลิตร</w:t>
-            </w:r>
-          </w:p>
-        </w:tc>
-        <w:tc>
-          <w:tcPr>
-            <w:tcW w:type="dxa" w:w="4400"/>
-            <w:tcBorders>
-              <w:top w:val="single" w:color="808080" w:sz="4"/>
-              <w:left w:val="single" w:color="808080" w:sz="4"/>
-              <w:bottom w:val="single" w:color="808080" w:sz="4"/>
-              <w:right w:val="single" w:color="808080" w:sz="4"/>
-            </w:tcBorders>
-            <w:tcMar>
-              <w:top w:type="dxa" w:w="60"/>
-              <w:left w:type="dxa" w:w="100"/>
-              <w:bottom w:type="dxa" w:w="60"/>
-              <w:right w:type="dxa" w:w="100"/>
-            </w:tcMar>
-            <w:vAlign w:val="center"/>
-          </w:tcPr>
-          <w:p>
-            <w:pPr>
-              <w:spacing w:after="20" w:line="320"/>
-            </w:pPr>
-            <w:r>
-              <w:rPr>
-                <w:b w:val="false"/>
-                <w:bCs w:val="false"/>
-                <w:sz w:val="28"/>
-                <w:szCs w:val="28"/>
-              </w:rPr>
-              <w:t xml:space="preserve">ฉีดน้ำไล่นก (ปั๊มดูดน้ำได้ราว 1 ลิตรต่อ 30–40 วินาที)</w:t>
-            </w:r>
-          </w:p>
-        </w:tc>
-        <w:tc>
-          <w:tcPr>
-            <w:tcW w:type="dxa" w:w="2338"/>
-            <w:tcBorders>
-              <w:top w:val="single" w:color="808080" w:sz="4"/>
-              <w:left w:val="single" w:color="808080" w:sz="4"/>
-              <w:bottom w:val="single" w:color="808080" w:sz="4"/>
-              <w:right w:val="single" w:color="808080" w:sz="4"/>
-            </w:tcBorders>
-            <w:tcMar>
-              <w:top w:type="dxa" w:w="60"/>
-              <w:left w:type="dxa" w:w="100"/>
-              <w:bottom w:type="dxa" w:w="60"/>
-              <w:right w:type="dxa" w:w="100"/>
-            </w:tcMar>
-            <w:vAlign w:val="center"/>
-          </w:tcPr>
-          <w:p>
-            <w:pPr>
-              <w:spacing w:after="20" w:line="320"/>
-            </w:pPr>
-            <w:r>
-              <w:rPr>
-                <w:b w:val="false"/>
-                <w:bCs w:val="false"/>
-                <w:sz w:val="28"/>
-                <w:szCs w:val="28"/>
-              </w:rPr>
-              <w:t xml:space="preserve">รีเลย์ช่อง 1</w:t>
-            </w:r>
-          </w:p>
-        </w:tc>
-      </w:tr>
-      <w:tr>
-        <w:trPr>
-          <w:cantSplit/>
-        </w:trPr>
-        <w:tc>
-          <w:tcPr>
-            <w:tcW w:type="dxa" w:w="2900"/>
-            <w:tcBorders>
-              <w:top w:val="single" w:color="808080" w:sz="4"/>
-              <w:left w:val="single" w:color="808080" w:sz="4"/>
-              <w:bottom w:val="single" w:color="808080" w:sz="4"/>
-              <w:right w:val="single" w:color="808080" w:sz="4"/>
-            </w:tcBorders>
-            <w:tcMar>
-              <w:top w:type="dxa" w:w="60"/>
-              <w:left w:type="dxa" w:w="100"/>
-              <w:bottom w:type="dxa" w:w="60"/>
-              <w:right w:type="dxa" w:w="100"/>
-            </w:tcMar>
-            <w:vAlign w:val="center"/>
-          </w:tcPr>
-          <w:p>
-            <w:pPr>
-              <w:spacing w:after="20" w:line="320"/>
-            </w:pPr>
-            <w:r>
-              <w:rPr>
-                <w:b w:val="false"/>
-                <w:bCs w:val="false"/>
-                <w:sz w:val="28"/>
-                <w:szCs w:val="28"/>
-              </w:rPr>
-              <w:t xml:space="preserve">ไฟสถานะ 12V (เขียว ส้ม แดง)</w:t>
-            </w:r>
-          </w:p>
-        </w:tc>
-        <w:tc>
-          <w:tcPr>
-            <w:tcW w:type="dxa" w:w="4400"/>
-            <w:tcBorders>
-              <w:top w:val="single" w:color="808080" w:sz="4"/>
-              <w:left w:val="single" w:color="808080" w:sz="4"/>
-              <w:bottom w:val="single" w:color="808080" w:sz="4"/>
-              <w:right w:val="single" w:color="808080" w:sz="4"/>
-            </w:tcBorders>
-            <w:tcMar>
-              <w:top w:type="dxa" w:w="60"/>
-              <w:left w:type="dxa" w:w="100"/>
-              <w:bottom w:type="dxa" w:w="60"/>
-              <w:right w:type="dxa" w:w="100"/>
-            </w:tcMar>
-            <w:vAlign w:val="center"/>
-          </w:tcPr>
-          <w:p>
-            <w:pPr>
-              <w:spacing w:after="20" w:line="320"/>
-            </w:pPr>
-            <w:r>
-              <w:rPr>
-                <w:b w:val="false"/>
-                <w:bCs w:val="false"/>
-                <w:sz w:val="28"/>
-                <w:szCs w:val="28"/>
-              </w:rPr>
-              <w:t xml:space="preserve">บอกสถานะพร้อม / เจอนก / ฉุกเฉิน</w:t>
-            </w:r>
-          </w:p>
-        </w:tc>
-        <w:tc>
-          <w:tcPr>
-            <w:tcW w:type="dxa" w:w="2338"/>
-            <w:tcBorders>
-              <w:top w:val="single" w:color="808080" w:sz="4"/>
-              <w:left w:val="single" w:color="808080" w:sz="4"/>
-              <w:bottom w:val="single" w:color="808080" w:sz="4"/>
-              <w:right w:val="single" w:color="808080" w:sz="4"/>
-            </w:tcBorders>
-            <w:tcMar>
-              <w:top w:type="dxa" w:w="60"/>
-              <w:left w:type="dxa" w:w="100"/>
-              <w:bottom w:type="dxa" w:w="60"/>
-              <w:right w:type="dxa" w:w="100"/>
-            </w:tcMar>
-            <w:vAlign w:val="center"/>
-          </w:tcPr>
-          <w:p>
-            <w:pPr>
-              <w:spacing w:after="20" w:line="320"/>
-            </w:pPr>
-            <w:r>
-              <w:rPr>
-                <w:b w:val="false"/>
-                <w:bCs w:val="false"/>
-                <w:sz w:val="28"/>
-                <w:szCs w:val="28"/>
-              </w:rPr>
-              <w:t xml:space="preserve">รีเลย์ช่อง 2, 3 และปุ่มฉุกเฉิน</w:t>
-            </w:r>
-          </w:p>
-        </w:tc>
-      </w:tr>
-      <w:tr>
-        <w:trPr>
-          <w:cantSplit/>
-        </w:trPr>
-        <w:tc>
-          <w:tcPr>
-            <w:tcW w:type="dxa" w:w="2900"/>
-            <w:tcBorders>
-              <w:top w:val="single" w:color="808080" w:sz="4"/>
-              <w:left w:val="single" w:color="808080" w:sz="4"/>
-              <w:bottom w:val="single" w:color="808080" w:sz="4"/>
-              <w:right w:val="single" w:color="808080" w:sz="4"/>
-            </w:tcBorders>
-            <w:tcMar>
-              <w:top w:type="dxa" w:w="60"/>
-              <w:left w:type="dxa" w:w="100"/>
-              <w:bottom w:type="dxa" w:w="60"/>
-              <w:right w:type="dxa" w:w="100"/>
-            </w:tcMar>
-            <w:vAlign w:val="center"/>
-          </w:tcPr>
-          <w:p>
-            <w:pPr>
-              <w:spacing w:after="20" w:line="320"/>
-            </w:pPr>
-            <w:r>
-              <w:rPr>
-                <w:b w:val="false"/>
-                <w:bCs w:val="false"/>
-                <w:sz w:val="28"/>
-                <w:szCs w:val="28"/>
-              </w:rPr>
-              <w:t xml:space="preserve">ปุ่มฉุกเฉิน</w:t>
-            </w:r>
-          </w:p>
-        </w:tc>
-        <w:tc>
-          <w:tcPr>
-            <w:tcW w:type="dxa" w:w="4400"/>
-            <w:tcBorders>
-              <w:top w:val="single" w:color="808080" w:sz="4"/>
-              <w:left w:val="single" w:color="808080" w:sz="4"/>
-              <w:bottom w:val="single" w:color="808080" w:sz="4"/>
-              <w:right w:val="single" w:color="808080" w:sz="4"/>
-            </w:tcBorders>
-            <w:tcMar>
-              <w:top w:type="dxa" w:w="60"/>
-              <w:left w:type="dxa" w:w="100"/>
-              <w:bottom w:type="dxa" w:w="60"/>
-              <w:right w:type="dxa" w:w="100"/>
-            </w:tcMar>
-            <w:vAlign w:val="center"/>
-          </w:tcPr>
-          <w:p>
-            <w:pPr>
-              <w:spacing w:after="20" w:line="320"/>
-            </w:pPr>
-            <w:r>
-              <w:rPr>
-                <w:b w:val="false"/>
-                <w:bCs w:val="false"/>
-                <w:sz w:val="28"/>
-                <w:szCs w:val="28"/>
-              </w:rPr>
-              <w:t xml:space="preserve">กดแล้วไฟแดงติดค้างจนกว่าจะบิดคลาย (ต่อผ่านหน้าสัมผัส NO ไม่ผ่าน ESP32)</w:t>
-            </w:r>
-          </w:p>
-        </w:tc>
-        <w:tc>
-          <w:tcPr>
-            <w:tcW w:type="dxa" w:w="2338"/>
-            <w:tcBorders>
-              <w:top w:val="single" w:color="808080" w:sz="4"/>
-              <w:left w:val="single" w:color="808080" w:sz="4"/>
-              <w:bottom w:val="single" w:color="808080" w:sz="4"/>
-              <w:right w:val="single" w:color="808080" w:sz="4"/>
-            </w:tcBorders>
-            <w:tcMar>
-              <w:top w:type="dxa" w:w="60"/>
-              <w:left w:type="dxa" w:w="100"/>
-              <w:bottom w:type="dxa" w:w="60"/>
-              <w:right w:type="dxa" w:w="100"/>
-            </w:tcMar>
-            <w:vAlign w:val="center"/>
-          </w:tcPr>
-          <w:p>
-            <w:pPr>
-              <w:spacing w:after="20" w:line="320"/>
-            </w:pPr>
-            <w:r>
-              <w:rPr>
-                <w:b w:val="false"/>
-                <w:bCs w:val="false"/>
-                <w:sz w:val="28"/>
-                <w:szCs w:val="28"/>
-              </w:rPr>
-              <w:t xml:space="preserve">ไฟแดง 12V</w:t>
-            </w:r>
-          </w:p>
-        </w:tc>
-      </w:tr>
-      <w:tr>
-        <w:trPr>
-          <w:cantSplit/>
-        </w:trPr>
-        <w:tc>
-          <w:tcPr>
-            <w:tcW w:type="dxa" w:w="2900"/>
-            <w:tcBorders>
-              <w:top w:val="single" w:color="808080" w:sz="4"/>
-              <w:left w:val="single" w:color="808080" w:sz="4"/>
-              <w:bottom w:val="single" w:color="808080" w:sz="4"/>
-              <w:right w:val="single" w:color="808080" w:sz="4"/>
-            </w:tcBorders>
-            <w:tcMar>
-              <w:top w:type="dxa" w:w="60"/>
-              <w:left w:type="dxa" w:w="100"/>
-              <w:bottom w:type="dxa" w:w="60"/>
-              <w:right w:type="dxa" w:w="100"/>
-            </w:tcMar>
-            <w:vAlign w:val="center"/>
-          </w:tcPr>
-          <w:p>
-            <w:pPr>
-              <w:spacing w:after="20" w:line="320"/>
-            </w:pPr>
-            <w:r>
-              <w:rPr>
-                <w:b w:val="false"/>
-                <w:bCs w:val="false"/>
-                <w:sz w:val="28"/>
-                <w:szCs w:val="28"/>
-              </w:rPr>
-              <w:t xml:space="preserve">HC-SR04 วัดระดับน้ำ (เสริม)</w:t>
-            </w:r>
-          </w:p>
-        </w:tc>
-        <w:tc>
-          <w:tcPr>
-            <w:tcW w:type="dxa" w:w="4400"/>
-            <w:tcBorders>
-              <w:top w:val="single" w:color="808080" w:sz="4"/>
-              <w:left w:val="single" w:color="808080" w:sz="4"/>
-              <w:bottom w:val="single" w:color="808080" w:sz="4"/>
-              <w:right w:val="single" w:color="808080" w:sz="4"/>
-            </w:tcBorders>
-            <w:tcMar>
-              <w:top w:type="dxa" w:w="60"/>
-              <w:left w:type="dxa" w:w="100"/>
-              <w:bottom w:type="dxa" w:w="60"/>
-              <w:right w:type="dxa" w:w="100"/>
-            </w:tcMar>
-            <w:vAlign w:val="center"/>
-          </w:tcPr>
-          <w:p>
-            <w:pPr>
-              <w:spacing w:after="20" w:line="320"/>
-            </w:pPr>
-            <w:r>
-              <w:rPr>
-                <w:b w:val="false"/>
-                <w:bCs w:val="false"/>
-                <w:sz w:val="28"/>
-                <w:szCs w:val="28"/>
-              </w:rPr>
-              <w:t xml:space="preserve">วัดระดับน้ำในถัง และล็อกปั๊มเมื่อน้ำหมด ตอนนี้ยังไม่ได้ติดตั้ง หน้าเว็บจะแสดง "ไม่มีเซนเซอร์"</w:t>
-            </w:r>
-          </w:p>
-        </w:tc>
-        <w:tc>
-          <w:tcPr>
-            <w:tcW w:type="dxa" w:w="2338"/>
-            <w:tcBorders>
-              <w:top w:val="single" w:color="808080" w:sz="4"/>
-              <w:left w:val="single" w:color="808080" w:sz="4"/>
-              <w:bottom w:val="single" w:color="808080" w:sz="4"/>
-              <w:right w:val="single" w:color="808080" w:sz="4"/>
-            </w:tcBorders>
-            <w:tcMar>
-              <w:top w:type="dxa" w:w="60"/>
-              <w:left w:type="dxa" w:w="100"/>
-              <w:bottom w:type="dxa" w:w="60"/>
-              <w:right w:type="dxa" w:w="100"/>
-            </w:tcMar>
-            <w:vAlign w:val="center"/>
-          </w:tcPr>
-          <w:p>
-            <w:pPr>
-              <w:spacing w:after="20" w:line="320"/>
-            </w:pPr>
-            <w:r>
-              <w:rPr>
-                <w:b w:val="false"/>
-                <w:bCs w:val="false"/>
-                <w:sz w:val="28"/>
-                <w:szCs w:val="28"/>
-              </w:rPr>
-              <w:t xml:space="preserve">TRIG=GPIO22, ECHO=GPIO23</w:t>
-            </w:r>
-          </w:p>
-        </w:tc>
-      </w:tr>
-      <w:tr>
-        <w:trPr>
-          <w:cantSplit/>
-        </w:trPr>
-        <w:tc>
-          <w:tcPr>
-            <w:tcW w:type="dxa" w:w="2900"/>
-            <w:tcBorders>
-              <w:top w:val="single" w:color="808080" w:sz="4"/>
-              <w:left w:val="single" w:color="808080" w:sz="4"/>
-              <w:bottom w:val="single" w:color="808080" w:sz="4"/>
-              <w:right w:val="single" w:color="808080" w:sz="4"/>
-            </w:tcBorders>
-            <w:tcMar>
-              <w:top w:type="dxa" w:w="60"/>
-              <w:left w:type="dxa" w:w="100"/>
-              <w:bottom w:type="dxa" w:w="60"/>
-              <w:right w:type="dxa" w:w="100"/>
-            </w:tcMar>
-            <w:vAlign w:val="center"/>
-          </w:tcPr>
-          <w:p>
-            <w:pPr>
-              <w:spacing w:after="20" w:line="320"/>
-            </w:pPr>
-            <w:r>
-              <w:rPr>
-                <w:b w:val="false"/>
-                <w:bCs w:val="false"/>
-                <w:sz w:val="28"/>
-                <w:szCs w:val="28"/>
-              </w:rPr>
-              <w:t xml:space="preserve">แบตเตอรี่ 12V 8Ah (SLA) และสเต็ปดาวน์ 12V→5V</w:t>
-            </w:r>
-          </w:p>
-        </w:tc>
-        <w:tc>
-          <w:tcPr>
-            <w:tcW w:type="dxa" w:w="4400"/>
-            <w:tcBorders>
-              <w:top w:val="single" w:color="808080" w:sz="4"/>
-              <w:left w:val="single" w:color="808080" w:sz="4"/>
-              <w:bottom w:val="single" w:color="808080" w:sz="4"/>
-              <w:right w:val="single" w:color="808080" w:sz="4"/>
-            </w:tcBorders>
-            <w:tcMar>
-              <w:top w:type="dxa" w:w="60"/>
-              <w:left w:type="dxa" w:w="100"/>
-              <w:bottom w:type="dxa" w:w="60"/>
-              <w:right w:type="dxa" w:w="100"/>
-            </w:tcMar>
-            <w:vAlign w:val="center"/>
-          </w:tcPr>
-          <w:p>
-            <w:pPr>
-              <w:spacing w:after="20" w:line="320"/>
-            </w:pPr>
-            <w:r>
-              <w:rPr>
-                <w:b w:val="false"/>
-                <w:bCs w:val="false"/>
-                <w:sz w:val="28"/>
-                <w:szCs w:val="28"/>
-              </w:rPr>
-              <w:t xml:space="preserve">จ่ายไฟปั๊ม ไดร์เวอร์ รีเลย์ และไฟสถานะ ส่วน Raspberry Pi ใช้ไฟ 5V จากสเต็ปดาวน์</w:t>
-            </w:r>
-          </w:p>
-        </w:tc>
-        <w:tc>
-          <w:tcPr>
-            <w:tcW w:type="dxa" w:w="2338"/>
-            <w:tcBorders>
-              <w:top w:val="single" w:color="808080" w:sz="4"/>
-              <w:left w:val="single" w:color="808080" w:sz="4"/>
-              <w:bottom w:val="single" w:color="808080" w:sz="4"/>
-              <w:right w:val="single" w:color="808080" w:sz="4"/>
-            </w:tcBorders>
-            <w:tcMar>
-              <w:top w:type="dxa" w:w="60"/>
-              <w:left w:type="dxa" w:w="100"/>
-              <w:bottom w:type="dxa" w:w="60"/>
-              <w:right w:type="dxa" w:w="100"/>
-            </w:tcMar>
-            <w:vAlign w:val="center"/>
-          </w:tcPr>
-          <w:p>
-            <w:pPr>
-              <w:spacing w:after="20" w:line="320"/>
-            </w:pPr>
-            <w:r>
-              <w:rPr>
-                <w:b w:val="false"/>
-                <w:bCs w:val="false"/>
-                <w:sz w:val="28"/>
-                <w:szCs w:val="28"/>
-              </w:rPr>
-              <w:t xml:space="preserve">ดูหัวข้อ 7 ข้อควรระวัง</w:t>
-            </w:r>
-          </w:p>
-        </w:tc>
-      </w:tr>
-    </w:tbl>
-    <w:p>
-      <w:pPr>
-        <w:spacing w:after="120"/>
-      </w:pPr>
-    </w:p>
-    <w:p>
-      <w:pPr>
-        <w:pStyle w:val="Heading1"/>
-        <w:pageBreakBefore/>
-        <w:spacing w:after="200"/>
-      </w:pPr>
-      <w:bookmarkStart w:name="_Toc4" w:id="4"/>
-      <w:r>
-        <w:rPr>
-          <w:b/>
-          <w:bCs/>
-          <w:sz w:val="40"/>
-          <w:szCs w:val="40"/>
-        </w:rPr>
-        <w:t xml:space="preserve">3. คุณลักษณะทั่วไป</w:t>
-      </w:r>
-      <w:bookmarkEnd w:id="4"/>
-    </w:p>
-    <w:p>
-      <w:pPr>
-        <w:pStyle w:val="ListParagraph"/>
-        <w:numPr>
-          <w:ilvl w:val="0"/>
-          <w:numId w:val="3"/>
-        </w:numPr>
-        <w:spacing w:after="80" w:line="340"/>
-      </w:pPr>
-      <w:r>
-        <w:rPr>
-          <w:sz w:val="32"/>
-          <w:szCs w:val="32"/>
-        </w:rPr>
-        <w:t xml:space="preserve">ทำงานได้ทั้งแบบอัตโนมัติและแบบควบคุมด้วยมือผ่านหน้าเว็บ</w:t>
-      </w:r>
-    </w:p>
-    <w:p>
-      <w:pPr>
-        <w:pStyle w:val="ListParagraph"/>
-        <w:numPr>
-          <w:ilvl w:val="0"/>
-          <w:numId w:val="3"/>
-        </w:numPr>
-        <w:spacing w:after="80" w:line="340"/>
-      </w:pPr>
-      <w:r>
-        <w:rPr>
-          <w:sz w:val="32"/>
-          <w:szCs w:val="32"/>
-        </w:rPr>
-        <w:t xml:space="preserve">ตรวจจับนกด้วยการประมวลผลภาพบน Raspberry Pi 4 (โมเดล YOLOv8n) ไม่ต้องใช้อินเทอร์เน็ต</w:t>
-      </w:r>
-    </w:p>
-    <w:p>
-      <w:pPr>
-        <w:pStyle w:val="ListParagraph"/>
-        <w:numPr>
-          <w:ilvl w:val="0"/>
-          <w:numId w:val="3"/>
-        </w:numPr>
-        <w:spacing w:after="80" w:line="340"/>
-      </w:pPr>
-      <w:r>
-        <w:rPr>
-          <w:sz w:val="32"/>
-          <w:szCs w:val="32"/>
-        </w:rPr>
-        <w:t xml:space="preserve">ใช้เว็บแคม USB ความละเอียด 640×480 ตรวจเฉพาะพื้นที่ที่กำหนด (ROI) ปรับกรอบได้จากหน้าเว็บ</w:t>
-      </w:r>
-    </w:p>
-    <w:p>
-      <w:pPr>
-        <w:pStyle w:val="ListParagraph"/>
-        <w:numPr>
-          <w:ilvl w:val="0"/>
-          <w:numId w:val="3"/>
-        </w:numPr>
-        <w:spacing w:after="80" w:line="340"/>
-      </w:pPr>
-      <w:r>
-        <w:rPr>
-          <w:sz w:val="32"/>
-          <w:szCs w:val="32"/>
-        </w:rPr>
-        <w:t xml:space="preserve">ยืนยันนก 2 เฟรมติดกันก่อนไล่ ลดการไล่ผิดพลาด</w:t>
-      </w:r>
-    </w:p>
-    <w:p>
-      <w:pPr>
-        <w:pStyle w:val="ListParagraph"/>
-        <w:numPr>
-          <w:ilvl w:val="0"/>
-          <w:numId w:val="3"/>
-        </w:numPr>
-        <w:spacing w:after="80" w:line="340"/>
-      </w:pPr>
-      <w:r>
-        <w:rPr>
-          <w:sz w:val="32"/>
-          <w:szCs w:val="32"/>
-        </w:rPr>
-        <w:t xml:space="preserve">ไล่นกด้วยน้ำ ปั๊มน้ำ 12V เปิดครั้งละ 2 วินาที (ประมาณ 50–70 มิลลิลิตร) ใช้ถังน้ำ 5 ลิตรไล่ได้ราว 70–100 ครั้ง</w:t>
-      </w:r>
-    </w:p>
-    <w:p>
-      <w:pPr>
-        <w:pStyle w:val="ListParagraph"/>
-        <w:numPr>
-          <w:ilvl w:val="0"/>
-          <w:numId w:val="3"/>
-        </w:numPr>
-        <w:spacing w:after="80" w:line="340"/>
-      </w:pPr>
-      <w:r>
-        <w:rPr>
-          <w:sz w:val="32"/>
-          <w:szCs w:val="32"/>
-        </w:rPr>
-        <w:t xml:space="preserve">หัวฉีดกวาดซ้ายขวาด้วยสเต็ปเปอร์มอเตอร์ ค่าเริ่มต้น ±40° ที่ความเร็ว 30% ปรับได้จากหน้าเว็บ</w:t>
-      </w:r>
-    </w:p>
-    <w:p>
-      <w:pPr>
-        <w:pStyle w:val="ListParagraph"/>
-        <w:numPr>
-          <w:ilvl w:val="0"/>
-          <w:numId w:val="3"/>
-        </w:numPr>
-        <w:spacing w:after="80" w:line="340"/>
-      </w:pPr>
-      <w:r>
-        <w:rPr>
-          <w:sz w:val="32"/>
-          <w:szCs w:val="32"/>
-        </w:rPr>
-        <w:t xml:space="preserve">มีไฟแสดงสถานะ 3 สี ได้แก่ เขียว (พร้อม) ส้ม (เจอนก) แดง (ปุ่มฉุกเฉิน)</w:t>
-      </w:r>
-    </w:p>
-    <w:p>
-      <w:pPr>
-        <w:pStyle w:val="ListParagraph"/>
-        <w:numPr>
-          <w:ilvl w:val="0"/>
-          <w:numId w:val="3"/>
-        </w:numPr>
-        <w:spacing w:after="80" w:line="340"/>
-      </w:pPr>
-      <w:r>
-        <w:rPr>
-          <w:sz w:val="32"/>
-          <w:szCs w:val="32"/>
-        </w:rPr>
-        <w:t xml:space="preserve">มีปุ่มฉุกเฉิน</w:t>
-      </w:r>
-    </w:p>
-    <w:p>
-      <w:pPr>
-        <w:pStyle w:val="ListParagraph"/>
-        <w:numPr>
-          <w:ilvl w:val="0"/>
-          <w:numId w:val="3"/>
-        </w:numPr>
-        <w:spacing w:after="80" w:line="340"/>
-      </w:pPr>
-      <w:r>
-        <w:rPr>
-          <w:sz w:val="32"/>
-          <w:szCs w:val="32"/>
-        </w:rPr>
-        <w:t xml:space="preserve">ดูภาพสด ภาพย้อนหลังที่พบนก และดาวน์โหลดไฟล์บันทึกการตรวจจับ (CSV) ได้จากหน้าเว็บ</w:t>
-      </w:r>
-    </w:p>
-    <w:p>
-      <w:pPr>
-        <w:pStyle w:val="ListParagraph"/>
-        <w:numPr>
-          <w:ilvl w:val="0"/>
-          <w:numId w:val="3"/>
-        </w:numPr>
-        <w:spacing w:after="80" w:line="340"/>
-      </w:pPr>
-      <w:r>
-        <w:rPr>
-          <w:sz w:val="32"/>
-          <w:szCs w:val="32"/>
-        </w:rPr>
-        <w:t xml:space="preserve">เชื่อมต่อผ่าน Wi-Fi ใช้งานได้ทั้งมือถือและโน้ตบุ๊ก ตั้งรหัส PIN ป้องกันการสั่งงานจากผู้อื่นได้</w:t>
-      </w:r>
-    </w:p>
-    <w:p>
-      <w:pPr>
-        <w:pStyle w:val="ListParagraph"/>
-        <w:numPr>
-          <w:ilvl w:val="0"/>
-          <w:numId w:val="3"/>
-        </w:numPr>
-        <w:spacing w:after="80" w:line="340"/>
-      </w:pPr>
-      <w:r>
-        <w:rPr>
-          <w:sz w:val="32"/>
-          <w:szCs w:val="32"/>
-        </w:rPr>
-        <w:t xml:space="preserve">มีระบบป้องกันตัวเอง: ESP32 ตัดโหลดเองถ้าไม่ได้รับคำสั่งจาก Pi เกิน 15 วินาที, จำกัดเวลาปั๊มรวม 60 วินาทีต่อ 10 นาที, ปั๊มติดครั้งละไม่เกิน 8 วินาที และไล่อัตโนมัติไม่เกิน 20 ครั้งต่อชั่วโมง</w:t>
-      </w:r>
-    </w:p>
-    <w:p>
-      <w:pPr>
-        <w:pStyle w:val="ListParagraph"/>
-        <w:numPr>
-          <w:ilvl w:val="0"/>
-          <w:numId w:val="3"/>
-        </w:numPr>
-        <w:spacing w:after="80" w:line="340"/>
-      </w:pPr>
-      <w:r>
-        <w:rPr>
-          <w:sz w:val="32"/>
-          <w:szCs w:val="32"/>
-        </w:rPr>
-        <w:t xml:space="preserve">ใช้ไฟ 12V จากแบตเตอรี่ SLA 8Ah</w:t>
-      </w:r>
-    </w:p>
-    <w:p>
-      <w:pPr>
-        <w:pStyle w:val="Heading1"/>
-        <w:pageBreakBefore/>
-        <w:spacing w:after="200"/>
-      </w:pPr>
-      <w:bookmarkStart w:name="_Toc5" w:id="5"/>
-      <w:r>
-        <w:rPr>
-          <w:b/>
-          <w:bCs/>
-          <w:sz w:val="40"/>
-          <w:szCs w:val="40"/>
-        </w:rPr>
-        <w:t xml:space="preserve">4. บล็อกไดอะแกรม</w:t>
-      </w:r>
-      <w:bookmarkEnd w:id="5"/>
-    </w:p>
-    <w:p>
-      <w:pPr>
         <w:keepNext/>
         <w:spacing w:after="60" w:before="80"/>
         <w:jc w:val="center"/>
@@ -3070,7 +970,7 @@
       <w:r>
         <w:drawing>
           <wp:inline distT="0" distB="0" distL="0" distR="0">
-            <wp:extent cx="6096000" cy="3962400"/>
+            <wp:extent cx="4476750" cy="4267200"/>
             <wp:effectExtent t="0" r="0" b="0" l="0"/>
             <wp:docPr id="1" name="" descr="" title=""/>
             <wp:cNvGraphicFramePr>
@@ -3095,6 +995,2298 @@
                   <pic:spPr bwMode="auto">
                     <a:xfrm>
                       <a:off x="0" y="0"/>
+                      <a:ext cx="4476750" cy="4267200"/>
+                    </a:xfrm>
+                    <a:prstGeom prst="rect">
+                      <a:avLst/>
+                    </a:prstGeom>
+                  </pic:spPr>
+                </pic:pic>
+              </a:graphicData>
+            </a:graphic>
+          </wp:inline>
+        </w:drawing>
+      </w:r>
+    </w:p>
+    <w:p>
+      <w:pPr>
+        <w:spacing w:after="160"/>
+        <w:jc w:val="center"/>
+      </w:pPr>
+      <w:r>
+        <w:rPr>
+          <w:sz w:val="28"/>
+          <w:szCs w:val="28"/>
+        </w:rPr>
+        <w:t xml:space="preserve">ภาพที่ 1 แผนผังการตัดสินใจของระบบ</w:t>
+      </w:r>
+    </w:p>
+    <w:p>
+      <w:pPr>
+        <w:keepNext/>
+        <w:spacing w:after="60" w:before="80"/>
+        <w:jc w:val="center"/>
+      </w:pPr>
+      <w:r>
+        <w:drawing>
+          <wp:inline distT="0" distB="0" distL="0" distR="0">
+            <wp:extent cx="6096000" cy="2790825"/>
+            <wp:effectExtent t="0" r="0" b="0" l="0"/>
+            <wp:docPr id="2" name="" descr="" title=""/>
+            <wp:cNvGraphicFramePr>
+              <a:graphicFrameLocks xmlns:a="http://schemas.openxmlformats.org/drawingml/2006/main" noChangeAspect="1"/>
+            </wp:cNvGraphicFramePr>
+            <a:graphic xmlns:a="http://schemas.openxmlformats.org/drawingml/2006/main">
+              <a:graphicData uri="http://schemas.openxmlformats.org/drawingml/2006/picture">
+                <pic:pic xmlns:pic="http://schemas.openxmlformats.org/drawingml/2006/picture">
+                  <pic:nvPicPr>
+                    <pic:cNvPr id="0" name="" descr=""/>
+                    <pic:cNvPicPr>
+                      <a:picLocks noChangeAspect="1" noChangeArrowheads="1"/>
+                    </pic:cNvPicPr>
+                  </pic:nvPicPr>
+                  <pic:blipFill>
+                    <a:blip r:embed="rId9" cstate="none"/>
+                    <a:srcRect/>
+                    <a:stretch>
+                      <a:fillRect/>
+                    </a:stretch>
+                  </pic:blipFill>
+                  <pic:spPr bwMode="auto">
+                    <a:xfrm>
+                      <a:off x="0" y="0"/>
+                      <a:ext cx="6096000" cy="2790825"/>
+                    </a:xfrm>
+                    <a:prstGeom prst="rect">
+                      <a:avLst/>
+                    </a:prstGeom>
+                  </pic:spPr>
+                </pic:pic>
+              </a:graphicData>
+            </a:graphic>
+          </wp:inline>
+        </w:drawing>
+      </w:r>
+    </w:p>
+    <w:p>
+      <w:pPr>
+        <w:spacing w:after="160"/>
+        <w:jc w:val="center"/>
+      </w:pPr>
+      <w:r>
+        <w:rPr>
+          <w:sz w:val="28"/>
+          <w:szCs w:val="28"/>
+        </w:rPr>
+        <w:t xml:space="preserve">ภาพที่ 2 ตัวอย่างลำดับเวลาของรอบไล่นก</w:t>
+      </w:r>
+    </w:p>
+    <w:p>
+      <w:pPr>
+        <w:pStyle w:val="Heading2"/>
+        <w:keepNext/>
+        <w:spacing w:after="120" w:before="200"/>
+      </w:pPr>
+      <w:bookmarkStart w:name="_Toc2" w:id="2"/>
+      <w:r>
+        <w:rPr>
+          <w:b/>
+          <w:bCs/>
+          <w:sz w:val="34"/>
+          <w:szCs w:val="34"/>
+        </w:rPr>
+        <w:t xml:space="preserve">1.1 โหมดการทำงานของเซิร์ฟเวอร์</w:t>
+      </w:r>
+      <w:bookmarkEnd w:id="2"/>
+    </w:p>
+    <w:p>
+      <w:pPr>
+        <w:spacing w:after="120" w:line="340"/>
+      </w:pPr>
+      <w:r>
+        <w:rPr>
+          <w:sz w:val="32"/>
+          <w:szCs w:val="32"/>
+        </w:rPr>
+        <w:t xml:space="preserve">เซิร์ฟเวอร์มี 3 โหมด ตั้งผ่านตัวแปร BIRD_MODE (ค่าเริ่มต้นคือ field)</w:t>
+      </w:r>
+    </w:p>
+    <w:tbl>
+      <w:tblPr>
+        <w:tblW w:type="dxa" w:w="9638"/>
+        <w:tblBorders>
+          <w:top w:val="single" w:color="auto" w:sz="4"/>
+          <w:left w:val="single" w:color="auto" w:sz="4"/>
+          <w:bottom w:val="single" w:color="auto" w:sz="4"/>
+          <w:right w:val="single" w:color="auto" w:sz="4"/>
+          <w:insideH w:val="single" w:color="auto" w:sz="4"/>
+          <w:insideV w:val="single" w:color="auto" w:sz="4"/>
+        </w:tblBorders>
+      </w:tblPr>
+      <w:tblGrid>
+        <w:gridCol w:w="1500"/>
+        <w:gridCol w:w="2200"/>
+        <w:gridCol w:w="2200"/>
+        <w:gridCol w:w="3738"/>
+      </w:tblGrid>
+      <w:tr>
+        <w:trPr>
+          <w:tblHeader/>
+        </w:trPr>
+        <w:tc>
+          <w:tcPr>
+            <w:tcW w:type="dxa" w:w="1500"/>
+            <w:tcBorders>
+              <w:top w:val="single" w:color="808080" w:sz="4"/>
+              <w:left w:val="single" w:color="808080" w:sz="4"/>
+              <w:bottom w:val="single" w:color="808080" w:sz="4"/>
+              <w:right w:val="single" w:color="808080" w:sz="4"/>
+            </w:tcBorders>
+            <w:shd w:fill="D9E2F3" w:color="auto" w:val="clear"/>
+            <w:tcMar>
+              <w:top w:type="dxa" w:w="60"/>
+              <w:left w:type="dxa" w:w="100"/>
+              <w:bottom w:type="dxa" w:w="60"/>
+              <w:right w:type="dxa" w:w="100"/>
+            </w:tcMar>
+            <w:vAlign w:val="center"/>
+          </w:tcPr>
+          <w:p>
+            <w:pPr>
+              <w:spacing w:after="20" w:line="320"/>
+            </w:pPr>
+            <w:r>
+              <w:rPr>
+                <w:b/>
+                <w:bCs/>
+                <w:sz w:val="28"/>
+                <w:szCs w:val="28"/>
+              </w:rPr>
+              <w:t xml:space="preserve">โหมด</w:t>
+            </w:r>
+          </w:p>
+        </w:tc>
+        <w:tc>
+          <w:tcPr>
+            <w:tcW w:type="dxa" w:w="2200"/>
+            <w:tcBorders>
+              <w:top w:val="single" w:color="808080" w:sz="4"/>
+              <w:left w:val="single" w:color="808080" w:sz="4"/>
+              <w:bottom w:val="single" w:color="808080" w:sz="4"/>
+              <w:right w:val="single" w:color="808080" w:sz="4"/>
+            </w:tcBorders>
+            <w:shd w:fill="D9E2F3" w:color="auto" w:val="clear"/>
+            <w:tcMar>
+              <w:top w:type="dxa" w:w="60"/>
+              <w:left w:type="dxa" w:w="100"/>
+              <w:bottom w:type="dxa" w:w="60"/>
+              <w:right w:type="dxa" w:w="100"/>
+            </w:tcMar>
+            <w:vAlign w:val="center"/>
+          </w:tcPr>
+          <w:p>
+            <w:pPr>
+              <w:spacing w:after="20" w:line="320"/>
+            </w:pPr>
+            <w:r>
+              <w:rPr>
+                <w:b/>
+                <w:bCs/>
+                <w:sz w:val="28"/>
+                <w:szCs w:val="28"/>
+              </w:rPr>
+              <w:t xml:space="preserve">เมื่อเจอนก</w:t>
+            </w:r>
+          </w:p>
+        </w:tc>
+        <w:tc>
+          <w:tcPr>
+            <w:tcW w:type="dxa" w:w="2200"/>
+            <w:tcBorders>
+              <w:top w:val="single" w:color="808080" w:sz="4"/>
+              <w:left w:val="single" w:color="808080" w:sz="4"/>
+              <w:bottom w:val="single" w:color="808080" w:sz="4"/>
+              <w:right w:val="single" w:color="808080" w:sz="4"/>
+            </w:tcBorders>
+            <w:shd w:fill="D9E2F3" w:color="auto" w:val="clear"/>
+            <w:tcMar>
+              <w:top w:type="dxa" w:w="60"/>
+              <w:left w:type="dxa" w:w="100"/>
+              <w:bottom w:type="dxa" w:w="60"/>
+              <w:right w:type="dxa" w:w="100"/>
+            </w:tcMar>
+            <w:vAlign w:val="center"/>
+          </w:tcPr>
+          <w:p>
+            <w:pPr>
+              <w:spacing w:after="20" w:line="320"/>
+            </w:pPr>
+            <w:r>
+              <w:rPr>
+                <w:b/>
+                <w:bCs/>
+                <w:sz w:val="28"/>
+                <w:szCs w:val="28"/>
+              </w:rPr>
+              <w:t xml:space="preserve">เกณฑ์ความมั่นใจ</w:t>
+            </w:r>
+          </w:p>
+        </w:tc>
+        <w:tc>
+          <w:tcPr>
+            <w:tcW w:type="dxa" w:w="3738"/>
+            <w:tcBorders>
+              <w:top w:val="single" w:color="808080" w:sz="4"/>
+              <w:left w:val="single" w:color="808080" w:sz="4"/>
+              <w:bottom w:val="single" w:color="808080" w:sz="4"/>
+              <w:right w:val="single" w:color="808080" w:sz="4"/>
+            </w:tcBorders>
+            <w:shd w:fill="D9E2F3" w:color="auto" w:val="clear"/>
+            <w:tcMar>
+              <w:top w:type="dxa" w:w="60"/>
+              <w:left w:type="dxa" w:w="100"/>
+              <w:bottom w:type="dxa" w:w="60"/>
+              <w:right w:type="dxa" w:w="100"/>
+            </w:tcMar>
+            <w:vAlign w:val="center"/>
+          </w:tcPr>
+          <w:p>
+            <w:pPr>
+              <w:spacing w:after="20" w:line="320"/>
+            </w:pPr>
+            <w:r>
+              <w:rPr>
+                <w:b/>
+                <w:bCs/>
+                <w:sz w:val="28"/>
+                <w:szCs w:val="28"/>
+              </w:rPr>
+              <w:t xml:space="preserve">ใช้เมื่อ</w:t>
+            </w:r>
+          </w:p>
+        </w:tc>
+      </w:tr>
+      <w:tr>
+        <w:trPr>
+          <w:cantSplit/>
+        </w:trPr>
+        <w:tc>
+          <w:tcPr>
+            <w:tcW w:type="dxa" w:w="1500"/>
+            <w:tcBorders>
+              <w:top w:val="single" w:color="808080" w:sz="4"/>
+              <w:left w:val="single" w:color="808080" w:sz="4"/>
+              <w:bottom w:val="single" w:color="808080" w:sz="4"/>
+              <w:right w:val="single" w:color="808080" w:sz="4"/>
+            </w:tcBorders>
+            <w:tcMar>
+              <w:top w:type="dxa" w:w="60"/>
+              <w:left w:type="dxa" w:w="100"/>
+              <w:bottom w:type="dxa" w:w="60"/>
+              <w:right w:type="dxa" w:w="100"/>
+            </w:tcMar>
+            <w:vAlign w:val="center"/>
+          </w:tcPr>
+          <w:p>
+            <w:pPr>
+              <w:spacing w:after="20" w:line="320"/>
+            </w:pPr>
+            <w:r>
+              <w:rPr>
+                <w:b w:val="false"/>
+                <w:bCs w:val="false"/>
+                <w:sz w:val="28"/>
+                <w:szCs w:val="28"/>
+              </w:rPr>
+              <w:t xml:space="preserve">field</w:t>
+            </w:r>
+          </w:p>
+        </w:tc>
+        <w:tc>
+          <w:tcPr>
+            <w:tcW w:type="dxa" w:w="2200"/>
+            <w:tcBorders>
+              <w:top w:val="single" w:color="808080" w:sz="4"/>
+              <w:left w:val="single" w:color="808080" w:sz="4"/>
+              <w:bottom w:val="single" w:color="808080" w:sz="4"/>
+              <w:right w:val="single" w:color="808080" w:sz="4"/>
+            </w:tcBorders>
+            <w:tcMar>
+              <w:top w:type="dxa" w:w="60"/>
+              <w:left w:type="dxa" w:w="100"/>
+              <w:bottom w:type="dxa" w:w="60"/>
+              <w:right w:type="dxa" w:w="100"/>
+            </w:tcMar>
+            <w:vAlign w:val="center"/>
+          </w:tcPr>
+          <w:p>
+            <w:pPr>
+              <w:spacing w:after="20" w:line="320"/>
+            </w:pPr>
+            <w:r>
+              <w:rPr>
+                <w:b w:val="false"/>
+                <w:bCs w:val="false"/>
+                <w:sz w:val="28"/>
+                <w:szCs w:val="28"/>
+              </w:rPr>
+              <w:t xml:space="preserve">ไล่จริง (ปั๊ม + มอเตอร์)</w:t>
+            </w:r>
+          </w:p>
+        </w:tc>
+        <w:tc>
+          <w:tcPr>
+            <w:tcW w:type="dxa" w:w="2200"/>
+            <w:tcBorders>
+              <w:top w:val="single" w:color="808080" w:sz="4"/>
+              <w:left w:val="single" w:color="808080" w:sz="4"/>
+              <w:bottom w:val="single" w:color="808080" w:sz="4"/>
+              <w:right w:val="single" w:color="808080" w:sz="4"/>
+            </w:tcBorders>
+            <w:tcMar>
+              <w:top w:type="dxa" w:w="60"/>
+              <w:left w:type="dxa" w:w="100"/>
+              <w:bottom w:type="dxa" w:w="60"/>
+              <w:right w:type="dxa" w:w="100"/>
+            </w:tcMar>
+            <w:vAlign w:val="center"/>
+          </w:tcPr>
+          <w:p>
+            <w:pPr>
+              <w:spacing w:after="20" w:line="320"/>
+            </w:pPr>
+            <w:r>
+              <w:rPr>
+                <w:b w:val="false"/>
+                <w:bCs w:val="false"/>
+                <w:sz w:val="28"/>
+                <w:szCs w:val="28"/>
+              </w:rPr>
+              <w:t xml:space="preserve">0.30 และต้องเจอ 2 เฟรมติดกัน</w:t>
+            </w:r>
+          </w:p>
+        </w:tc>
+        <w:tc>
+          <w:tcPr>
+            <w:tcW w:type="dxa" w:w="3738"/>
+            <w:tcBorders>
+              <w:top w:val="single" w:color="808080" w:sz="4"/>
+              <w:left w:val="single" w:color="808080" w:sz="4"/>
+              <w:bottom w:val="single" w:color="808080" w:sz="4"/>
+              <w:right w:val="single" w:color="808080" w:sz="4"/>
+            </w:tcBorders>
+            <w:tcMar>
+              <w:top w:type="dxa" w:w="60"/>
+              <w:left w:type="dxa" w:w="100"/>
+              <w:bottom w:type="dxa" w:w="60"/>
+              <w:right w:type="dxa" w:w="100"/>
+            </w:tcMar>
+            <w:vAlign w:val="center"/>
+          </w:tcPr>
+          <w:p>
+            <w:pPr>
+              <w:spacing w:after="20" w:line="320"/>
+            </w:pPr>
+            <w:r>
+              <w:rPr>
+                <w:b w:val="false"/>
+                <w:bCs w:val="false"/>
+                <w:sz w:val="28"/>
+                <w:szCs w:val="28"/>
+              </w:rPr>
+              <w:t xml:space="preserve">ติดตั้งหน้างานเพื่อทดสอบและเก็บข้อมูล</w:t>
+            </w:r>
+          </w:p>
+        </w:tc>
+      </w:tr>
+      <w:tr>
+        <w:trPr>
+          <w:cantSplit/>
+        </w:trPr>
+        <w:tc>
+          <w:tcPr>
+            <w:tcW w:type="dxa" w:w="1500"/>
+            <w:tcBorders>
+              <w:top w:val="single" w:color="808080" w:sz="4"/>
+              <w:left w:val="single" w:color="808080" w:sz="4"/>
+              <w:bottom w:val="single" w:color="808080" w:sz="4"/>
+              <w:right w:val="single" w:color="808080" w:sz="4"/>
+            </w:tcBorders>
+            <w:tcMar>
+              <w:top w:type="dxa" w:w="60"/>
+              <w:left w:type="dxa" w:w="100"/>
+              <w:bottom w:type="dxa" w:w="60"/>
+              <w:right w:type="dxa" w:w="100"/>
+            </w:tcMar>
+            <w:vAlign w:val="center"/>
+          </w:tcPr>
+          <w:p>
+            <w:pPr>
+              <w:spacing w:after="20" w:line="320"/>
+            </w:pPr>
+            <w:r>
+              <w:rPr>
+                <w:b w:val="false"/>
+                <w:bCs w:val="false"/>
+                <w:sz w:val="28"/>
+                <w:szCs w:val="28"/>
+              </w:rPr>
+              <w:t xml:space="preserve">demo</w:t>
+            </w:r>
+          </w:p>
+        </w:tc>
+        <w:tc>
+          <w:tcPr>
+            <w:tcW w:type="dxa" w:w="2200"/>
+            <w:tcBorders>
+              <w:top w:val="single" w:color="808080" w:sz="4"/>
+              <w:left w:val="single" w:color="808080" w:sz="4"/>
+              <w:bottom w:val="single" w:color="808080" w:sz="4"/>
+              <w:right w:val="single" w:color="808080" w:sz="4"/>
+            </w:tcBorders>
+            <w:tcMar>
+              <w:top w:type="dxa" w:w="60"/>
+              <w:left w:type="dxa" w:w="100"/>
+              <w:bottom w:type="dxa" w:w="60"/>
+              <w:right w:type="dxa" w:w="100"/>
+            </w:tcMar>
+            <w:vAlign w:val="center"/>
+          </w:tcPr>
+          <w:p>
+            <w:pPr>
+              <w:spacing w:after="20" w:line="320"/>
+            </w:pPr>
+            <w:r>
+              <w:rPr>
+                <w:b w:val="false"/>
+                <w:bCs w:val="false"/>
+                <w:sz w:val="28"/>
+                <w:szCs w:val="28"/>
+              </w:rPr>
+              <w:t xml:space="preserve">ตีกรอบโชว์ ไม่ไล่</w:t>
+            </w:r>
+          </w:p>
+        </w:tc>
+        <w:tc>
+          <w:tcPr>
+            <w:tcW w:type="dxa" w:w="2200"/>
+            <w:tcBorders>
+              <w:top w:val="single" w:color="808080" w:sz="4"/>
+              <w:left w:val="single" w:color="808080" w:sz="4"/>
+              <w:bottom w:val="single" w:color="808080" w:sz="4"/>
+              <w:right w:val="single" w:color="808080" w:sz="4"/>
+            </w:tcBorders>
+            <w:tcMar>
+              <w:top w:type="dxa" w:w="60"/>
+              <w:left w:type="dxa" w:w="100"/>
+              <w:bottom w:type="dxa" w:w="60"/>
+              <w:right w:type="dxa" w:w="100"/>
+            </w:tcMar>
+            <w:vAlign w:val="center"/>
+          </w:tcPr>
+          <w:p>
+            <w:pPr>
+              <w:spacing w:after="20" w:line="320"/>
+            </w:pPr>
+            <w:r>
+              <w:rPr>
+                <w:b w:val="false"/>
+                <w:bCs w:val="false"/>
+                <w:sz w:val="28"/>
+                <w:szCs w:val="28"/>
+              </w:rPr>
+              <w:t xml:space="preserve">0.25 เจอครั้งเดียว</w:t>
+            </w:r>
+          </w:p>
+        </w:tc>
+        <w:tc>
+          <w:tcPr>
+            <w:tcW w:type="dxa" w:w="3738"/>
+            <w:tcBorders>
+              <w:top w:val="single" w:color="808080" w:sz="4"/>
+              <w:left w:val="single" w:color="808080" w:sz="4"/>
+              <w:bottom w:val="single" w:color="808080" w:sz="4"/>
+              <w:right w:val="single" w:color="808080" w:sz="4"/>
+            </w:tcBorders>
+            <w:tcMar>
+              <w:top w:type="dxa" w:w="60"/>
+              <w:left w:type="dxa" w:w="100"/>
+              <w:bottom w:type="dxa" w:w="60"/>
+              <w:right w:type="dxa" w:w="100"/>
+            </w:tcMar>
+            <w:vAlign w:val="center"/>
+          </w:tcPr>
+          <w:p>
+            <w:pPr>
+              <w:spacing w:after="20" w:line="320"/>
+            </w:pPr>
+            <w:r>
+              <w:rPr>
+                <w:b w:val="false"/>
+                <w:bCs w:val="false"/>
+                <w:sz w:val="28"/>
+                <w:szCs w:val="28"/>
+              </w:rPr>
+              <w:t xml:space="preserve">สาธิตบนโต๊ะ</w:t>
+            </w:r>
+          </w:p>
+        </w:tc>
+      </w:tr>
+      <w:tr>
+        <w:trPr>
+          <w:cantSplit/>
+        </w:trPr>
+        <w:tc>
+          <w:tcPr>
+            <w:tcW w:type="dxa" w:w="1500"/>
+            <w:tcBorders>
+              <w:top w:val="single" w:color="808080" w:sz="4"/>
+              <w:left w:val="single" w:color="808080" w:sz="4"/>
+              <w:bottom w:val="single" w:color="808080" w:sz="4"/>
+              <w:right w:val="single" w:color="808080" w:sz="4"/>
+            </w:tcBorders>
+            <w:tcMar>
+              <w:top w:type="dxa" w:w="60"/>
+              <w:left w:type="dxa" w:w="100"/>
+              <w:bottom w:type="dxa" w:w="60"/>
+              <w:right w:type="dxa" w:w="100"/>
+            </w:tcMar>
+            <w:vAlign w:val="center"/>
+          </w:tcPr>
+          <w:p>
+            <w:pPr>
+              <w:spacing w:after="20" w:line="320"/>
+            </w:pPr>
+            <w:r>
+              <w:rPr>
+                <w:b w:val="false"/>
+                <w:bCs w:val="false"/>
+                <w:sz w:val="28"/>
+                <w:szCs w:val="28"/>
+              </w:rPr>
+              <w:t xml:space="preserve">real</w:t>
+            </w:r>
+          </w:p>
+        </w:tc>
+        <w:tc>
+          <w:tcPr>
+            <w:tcW w:type="dxa" w:w="2200"/>
+            <w:tcBorders>
+              <w:top w:val="single" w:color="808080" w:sz="4"/>
+              <w:left w:val="single" w:color="808080" w:sz="4"/>
+              <w:bottom w:val="single" w:color="808080" w:sz="4"/>
+              <w:right w:val="single" w:color="808080" w:sz="4"/>
+            </w:tcBorders>
+            <w:tcMar>
+              <w:top w:type="dxa" w:w="60"/>
+              <w:left w:type="dxa" w:w="100"/>
+              <w:bottom w:type="dxa" w:w="60"/>
+              <w:right w:type="dxa" w:w="100"/>
+            </w:tcMar>
+            <w:vAlign w:val="center"/>
+          </w:tcPr>
+          <w:p>
+            <w:pPr>
+              <w:spacing w:after="20" w:line="320"/>
+            </w:pPr>
+            <w:r>
+              <w:rPr>
+                <w:b w:val="false"/>
+                <w:bCs w:val="false"/>
+                <w:sz w:val="28"/>
+                <w:szCs w:val="28"/>
+              </w:rPr>
+              <w:t xml:space="preserve">ไล่จริง</w:t>
+            </w:r>
+          </w:p>
+        </w:tc>
+        <w:tc>
+          <w:tcPr>
+            <w:tcW w:type="dxa" w:w="2200"/>
+            <w:tcBorders>
+              <w:top w:val="single" w:color="808080" w:sz="4"/>
+              <w:left w:val="single" w:color="808080" w:sz="4"/>
+              <w:bottom w:val="single" w:color="808080" w:sz="4"/>
+              <w:right w:val="single" w:color="808080" w:sz="4"/>
+            </w:tcBorders>
+            <w:tcMar>
+              <w:top w:type="dxa" w:w="60"/>
+              <w:left w:type="dxa" w:w="100"/>
+              <w:bottom w:type="dxa" w:w="60"/>
+              <w:right w:type="dxa" w:w="100"/>
+            </w:tcMar>
+            <w:vAlign w:val="center"/>
+          </w:tcPr>
+          <w:p>
+            <w:pPr>
+              <w:spacing w:after="20" w:line="320"/>
+            </w:pPr>
+            <w:r>
+              <w:rPr>
+                <w:b w:val="false"/>
+                <w:bCs w:val="false"/>
+                <w:sz w:val="28"/>
+                <w:szCs w:val="28"/>
+              </w:rPr>
+              <w:t xml:space="preserve">0.35 และต้องเจอ 2 เฟรมติดกัน</w:t>
+            </w:r>
+          </w:p>
+        </w:tc>
+        <w:tc>
+          <w:tcPr>
+            <w:tcW w:type="dxa" w:w="3738"/>
+            <w:tcBorders>
+              <w:top w:val="single" w:color="808080" w:sz="4"/>
+              <w:left w:val="single" w:color="808080" w:sz="4"/>
+              <w:bottom w:val="single" w:color="808080" w:sz="4"/>
+              <w:right w:val="single" w:color="808080" w:sz="4"/>
+            </w:tcBorders>
+            <w:tcMar>
+              <w:top w:type="dxa" w:w="60"/>
+              <w:left w:type="dxa" w:w="100"/>
+              <w:bottom w:type="dxa" w:w="60"/>
+              <w:right w:type="dxa" w:w="100"/>
+            </w:tcMar>
+            <w:vAlign w:val="center"/>
+          </w:tcPr>
+          <w:p>
+            <w:pPr>
+              <w:spacing w:after="20" w:line="320"/>
+            </w:pPr>
+            <w:r>
+              <w:rPr>
+                <w:b w:val="false"/>
+                <w:bCs w:val="false"/>
+                <w:sz w:val="28"/>
+                <w:szCs w:val="28"/>
+              </w:rPr>
+              <w:t xml:space="preserve">ใช้งานจริงหลังเทรนโมเดลด้วยภาพจากหน้างานแล้ว</w:t>
+            </w:r>
+          </w:p>
+        </w:tc>
+      </w:tr>
+    </w:tbl>
+    <w:p>
+      <w:pPr>
+        <w:spacing w:after="120"/>
+      </w:pPr>
+    </w:p>
+    <w:p>
+      <w:pPr>
+        <w:pStyle w:val="Heading1"/>
+        <w:pageBreakBefore/>
+        <w:spacing w:after="200"/>
+      </w:pPr>
+      <w:bookmarkStart w:name="_Toc3" w:id="3"/>
+      <w:r>
+        <w:rPr>
+          <w:b/>
+          <w:bCs/>
+          <w:sz w:val="40"/>
+          <w:szCs w:val="40"/>
+        </w:rPr>
+        <w:t xml:space="preserve">2. ส่วนประกอบของเครื่อง</w:t>
+      </w:r>
+      <w:bookmarkEnd w:id="3"/>
+    </w:p>
+    <w:p>
+      <w:pPr>
+        <w:keepNext/>
+        <w:spacing w:after="60" w:before="80"/>
+        <w:jc w:val="center"/>
+      </w:pPr>
+      <w:r>
+        <w:drawing>
+          <wp:inline distT="0" distB="0" distL="0" distR="0">
+            <wp:extent cx="6096000" cy="4438650"/>
+            <wp:effectExtent t="0" r="0" b="0" l="0"/>
+            <wp:docPr id="3" name="" descr="" title=""/>
+            <wp:cNvGraphicFramePr>
+              <a:graphicFrameLocks xmlns:a="http://schemas.openxmlformats.org/drawingml/2006/main" noChangeAspect="1"/>
+            </wp:cNvGraphicFramePr>
+            <a:graphic xmlns:a="http://schemas.openxmlformats.org/drawingml/2006/main">
+              <a:graphicData uri="http://schemas.openxmlformats.org/drawingml/2006/picture">
+                <pic:pic xmlns:pic="http://schemas.openxmlformats.org/drawingml/2006/picture">
+                  <pic:nvPicPr>
+                    <pic:cNvPr id="0" name="" descr=""/>
+                    <pic:cNvPicPr>
+                      <a:picLocks noChangeAspect="1" noChangeArrowheads="1"/>
+                    </pic:cNvPicPr>
+                  </pic:nvPicPr>
+                  <pic:blipFill>
+                    <a:blip r:embed="rId10" cstate="none"/>
+                    <a:srcRect/>
+                    <a:stretch>
+                      <a:fillRect/>
+                    </a:stretch>
+                  </pic:blipFill>
+                  <pic:spPr bwMode="auto">
+                    <a:xfrm>
+                      <a:off x="0" y="0"/>
+                      <a:ext cx="6096000" cy="4438650"/>
+                    </a:xfrm>
+                    <a:prstGeom prst="rect">
+                      <a:avLst/>
+                    </a:prstGeom>
+                  </pic:spPr>
+                </pic:pic>
+              </a:graphicData>
+            </a:graphic>
+          </wp:inline>
+        </w:drawing>
+      </w:r>
+    </w:p>
+    <w:p>
+      <w:pPr>
+        <w:spacing w:after="160"/>
+        <w:jc w:val="center"/>
+      </w:pPr>
+      <w:r>
+        <w:rPr>
+          <w:sz w:val="28"/>
+          <w:szCs w:val="28"/>
+        </w:rPr>
+        <w:t xml:space="preserve">ภาพที่ 3 ภาพประกอบเครื่องและตำแหน่งชิ้นส่วน (ภาพจำลองเพื่ออธิบาย ไม่ใช่ภาพถ่ายหรือแบบจริง)</w:t>
+      </w:r>
+    </w:p>
+    <w:tbl>
+      <w:tblPr>
+        <w:tblW w:type="dxa" w:w="9638"/>
+        <w:tblBorders>
+          <w:top w:val="single" w:color="auto" w:sz="4"/>
+          <w:left w:val="single" w:color="auto" w:sz="4"/>
+          <w:bottom w:val="single" w:color="auto" w:sz="4"/>
+          <w:right w:val="single" w:color="auto" w:sz="4"/>
+          <w:insideH w:val="single" w:color="auto" w:sz="4"/>
+          <w:insideV w:val="single" w:color="auto" w:sz="4"/>
+        </w:tblBorders>
+      </w:tblPr>
+      <w:tblGrid>
+        <w:gridCol w:w="2900"/>
+        <w:gridCol w:w="4400"/>
+        <w:gridCol w:w="2338"/>
+      </w:tblGrid>
+      <w:tr>
+        <w:trPr>
+          <w:tblHeader/>
+        </w:trPr>
+        <w:tc>
+          <w:tcPr>
+            <w:tcW w:type="dxa" w:w="2900"/>
+            <w:tcBorders>
+              <w:top w:val="single" w:color="808080" w:sz="4"/>
+              <w:left w:val="single" w:color="808080" w:sz="4"/>
+              <w:bottom w:val="single" w:color="808080" w:sz="4"/>
+              <w:right w:val="single" w:color="808080" w:sz="4"/>
+            </w:tcBorders>
+            <w:shd w:fill="D9E2F3" w:color="auto" w:val="clear"/>
+            <w:tcMar>
+              <w:top w:type="dxa" w:w="60"/>
+              <w:left w:type="dxa" w:w="100"/>
+              <w:bottom w:type="dxa" w:w="60"/>
+              <w:right w:type="dxa" w:w="100"/>
+            </w:tcMar>
+            <w:vAlign w:val="center"/>
+          </w:tcPr>
+          <w:p>
+            <w:pPr>
+              <w:spacing w:after="20" w:line="320"/>
+            </w:pPr>
+            <w:r>
+              <w:rPr>
+                <w:b/>
+                <w:bCs/>
+                <w:sz w:val="28"/>
+                <w:szCs w:val="28"/>
+              </w:rPr>
+              <w:t xml:space="preserve">อุปกรณ์</w:t>
+            </w:r>
+          </w:p>
+        </w:tc>
+        <w:tc>
+          <w:tcPr>
+            <w:tcW w:type="dxa" w:w="4400"/>
+            <w:tcBorders>
+              <w:top w:val="single" w:color="808080" w:sz="4"/>
+              <w:left w:val="single" w:color="808080" w:sz="4"/>
+              <w:bottom w:val="single" w:color="808080" w:sz="4"/>
+              <w:right w:val="single" w:color="808080" w:sz="4"/>
+            </w:tcBorders>
+            <w:shd w:fill="D9E2F3" w:color="auto" w:val="clear"/>
+            <w:tcMar>
+              <w:top w:type="dxa" w:w="60"/>
+              <w:left w:type="dxa" w:w="100"/>
+              <w:bottom w:type="dxa" w:w="60"/>
+              <w:right w:type="dxa" w:w="100"/>
+            </w:tcMar>
+            <w:vAlign w:val="center"/>
+          </w:tcPr>
+          <w:p>
+            <w:pPr>
+              <w:spacing w:after="20" w:line="320"/>
+            </w:pPr>
+            <w:r>
+              <w:rPr>
+                <w:b/>
+                <w:bCs/>
+                <w:sz w:val="28"/>
+                <w:szCs w:val="28"/>
+              </w:rPr>
+              <w:t xml:space="preserve">หน้าที่</w:t>
+            </w:r>
+          </w:p>
+        </w:tc>
+        <w:tc>
+          <w:tcPr>
+            <w:tcW w:type="dxa" w:w="2338"/>
+            <w:tcBorders>
+              <w:top w:val="single" w:color="808080" w:sz="4"/>
+              <w:left w:val="single" w:color="808080" w:sz="4"/>
+              <w:bottom w:val="single" w:color="808080" w:sz="4"/>
+              <w:right w:val="single" w:color="808080" w:sz="4"/>
+            </w:tcBorders>
+            <w:shd w:fill="D9E2F3" w:color="auto" w:val="clear"/>
+            <w:tcMar>
+              <w:top w:type="dxa" w:w="60"/>
+              <w:left w:type="dxa" w:w="100"/>
+              <w:bottom w:type="dxa" w:w="60"/>
+              <w:right w:type="dxa" w:w="100"/>
+            </w:tcMar>
+            <w:vAlign w:val="center"/>
+          </w:tcPr>
+          <w:p>
+            <w:pPr>
+              <w:spacing w:after="20" w:line="320"/>
+            </w:pPr>
+            <w:r>
+              <w:rPr>
+                <w:b/>
+                <w:bCs/>
+                <w:sz w:val="28"/>
+                <w:szCs w:val="28"/>
+              </w:rPr>
+              <w:t xml:space="preserve">ต่อที่</w:t>
+            </w:r>
+          </w:p>
+        </w:tc>
+      </w:tr>
+      <w:tr>
+        <w:trPr>
+          <w:cantSplit/>
+        </w:trPr>
+        <w:tc>
+          <w:tcPr>
+            <w:tcW w:type="dxa" w:w="2900"/>
+            <w:tcBorders>
+              <w:top w:val="single" w:color="808080" w:sz="4"/>
+              <w:left w:val="single" w:color="808080" w:sz="4"/>
+              <w:bottom w:val="single" w:color="808080" w:sz="4"/>
+              <w:right w:val="single" w:color="808080" w:sz="4"/>
+            </w:tcBorders>
+            <w:tcMar>
+              <w:top w:type="dxa" w:w="60"/>
+              <w:left w:type="dxa" w:w="100"/>
+              <w:bottom w:type="dxa" w:w="60"/>
+              <w:right w:type="dxa" w:w="100"/>
+            </w:tcMar>
+            <w:vAlign w:val="center"/>
+          </w:tcPr>
+          <w:p>
+            <w:pPr>
+              <w:spacing w:after="20" w:line="320"/>
+            </w:pPr>
+            <w:r>
+              <w:rPr>
+                <w:b w:val="false"/>
+                <w:bCs w:val="false"/>
+                <w:sz w:val="28"/>
+                <w:szCs w:val="28"/>
+              </w:rPr>
+              <w:t xml:space="preserve">Raspberry Pi 4 Model B</w:t>
+            </w:r>
+          </w:p>
+        </w:tc>
+        <w:tc>
+          <w:tcPr>
+            <w:tcW w:type="dxa" w:w="4400"/>
+            <w:tcBorders>
+              <w:top w:val="single" w:color="808080" w:sz="4"/>
+              <w:left w:val="single" w:color="808080" w:sz="4"/>
+              <w:bottom w:val="single" w:color="808080" w:sz="4"/>
+              <w:right w:val="single" w:color="808080" w:sz="4"/>
+            </w:tcBorders>
+            <w:tcMar>
+              <w:top w:type="dxa" w:w="60"/>
+              <w:left w:type="dxa" w:w="100"/>
+              <w:bottom w:type="dxa" w:w="60"/>
+              <w:right w:type="dxa" w:w="100"/>
+            </w:tcMar>
+            <w:vAlign w:val="center"/>
+          </w:tcPr>
+          <w:p>
+            <w:pPr>
+              <w:spacing w:after="20" w:line="320"/>
+            </w:pPr>
+            <w:r>
+              <w:rPr>
+                <w:b w:val="false"/>
+                <w:bCs w:val="false"/>
+                <w:sz w:val="28"/>
+                <w:szCs w:val="28"/>
+              </w:rPr>
+              <w:t xml:space="preserve">ประมวลผลภาพด้วย YOLOv8n เป็นเว็บเซิร์ฟเวอร์ เก็บภาพและ log สั่งงาน ESP32</w:t>
+            </w:r>
+          </w:p>
+        </w:tc>
+        <w:tc>
+          <w:tcPr>
+            <w:tcW w:type="dxa" w:w="2338"/>
+            <w:tcBorders>
+              <w:top w:val="single" w:color="808080" w:sz="4"/>
+              <w:left w:val="single" w:color="808080" w:sz="4"/>
+              <w:bottom w:val="single" w:color="808080" w:sz="4"/>
+              <w:right w:val="single" w:color="808080" w:sz="4"/>
+            </w:tcBorders>
+            <w:tcMar>
+              <w:top w:type="dxa" w:w="60"/>
+              <w:left w:type="dxa" w:w="100"/>
+              <w:bottom w:type="dxa" w:w="60"/>
+              <w:right w:type="dxa" w:w="100"/>
+            </w:tcMar>
+            <w:vAlign w:val="center"/>
+          </w:tcPr>
+          <w:p>
+            <w:pPr>
+              <w:spacing w:after="20" w:line="320"/>
+            </w:pPr>
+            <w:r>
+              <w:rPr>
+                <w:b w:val="false"/>
+                <w:bCs w:val="false"/>
+                <w:sz w:val="28"/>
+                <w:szCs w:val="28"/>
+              </w:rPr>
+              <w:t xml:space="preserve">USB (Serial) กับ ESP32</w:t>
+            </w:r>
+          </w:p>
+          <w:p>
+            <w:pPr>
+              <w:spacing w:after="20" w:line="320"/>
+            </w:pPr>
+            <w:r>
+              <w:rPr>
+                <w:b w:val="false"/>
+                <w:bCs w:val="false"/>
+                <w:sz w:val="28"/>
+                <w:szCs w:val="28"/>
+              </w:rPr>
+              <w:t xml:space="preserve">USB กับเว็บแคม</w:t>
+            </w:r>
+          </w:p>
+        </w:tc>
+      </w:tr>
+      <w:tr>
+        <w:trPr>
+          <w:cantSplit/>
+        </w:trPr>
+        <w:tc>
+          <w:tcPr>
+            <w:tcW w:type="dxa" w:w="2900"/>
+            <w:tcBorders>
+              <w:top w:val="single" w:color="808080" w:sz="4"/>
+              <w:left w:val="single" w:color="808080" w:sz="4"/>
+              <w:bottom w:val="single" w:color="808080" w:sz="4"/>
+              <w:right w:val="single" w:color="808080" w:sz="4"/>
+            </w:tcBorders>
+            <w:tcMar>
+              <w:top w:type="dxa" w:w="60"/>
+              <w:left w:type="dxa" w:w="100"/>
+              <w:bottom w:type="dxa" w:w="60"/>
+              <w:right w:type="dxa" w:w="100"/>
+            </w:tcMar>
+            <w:vAlign w:val="center"/>
+          </w:tcPr>
+          <w:p>
+            <w:pPr>
+              <w:spacing w:after="20" w:line="320"/>
+            </w:pPr>
+            <w:r>
+              <w:rPr>
+                <w:b w:val="false"/>
+                <w:bCs w:val="false"/>
+                <w:sz w:val="28"/>
+                <w:szCs w:val="28"/>
+              </w:rPr>
+              <w:t xml:space="preserve">เว็บแคม USB</w:t>
+            </w:r>
+          </w:p>
+        </w:tc>
+        <w:tc>
+          <w:tcPr>
+            <w:tcW w:type="dxa" w:w="4400"/>
+            <w:tcBorders>
+              <w:top w:val="single" w:color="808080" w:sz="4"/>
+              <w:left w:val="single" w:color="808080" w:sz="4"/>
+              <w:bottom w:val="single" w:color="808080" w:sz="4"/>
+              <w:right w:val="single" w:color="808080" w:sz="4"/>
+            </w:tcBorders>
+            <w:tcMar>
+              <w:top w:type="dxa" w:w="60"/>
+              <w:left w:type="dxa" w:w="100"/>
+              <w:bottom w:type="dxa" w:w="60"/>
+              <w:right w:type="dxa" w:w="100"/>
+            </w:tcMar>
+            <w:vAlign w:val="center"/>
+          </w:tcPr>
+          <w:p>
+            <w:pPr>
+              <w:spacing w:after="20" w:line="320"/>
+            </w:pPr>
+            <w:r>
+              <w:rPr>
+                <w:b w:val="false"/>
+                <w:bCs w:val="false"/>
+                <w:sz w:val="28"/>
+                <w:szCs w:val="28"/>
+              </w:rPr>
+              <w:t xml:space="preserve">ถ่ายภาพและส่งภาพสด (640×480, 15 fps, MJPG)</w:t>
+            </w:r>
+          </w:p>
+        </w:tc>
+        <w:tc>
+          <w:tcPr>
+            <w:tcW w:type="dxa" w:w="2338"/>
+            <w:tcBorders>
+              <w:top w:val="single" w:color="808080" w:sz="4"/>
+              <w:left w:val="single" w:color="808080" w:sz="4"/>
+              <w:bottom w:val="single" w:color="808080" w:sz="4"/>
+              <w:right w:val="single" w:color="808080" w:sz="4"/>
+            </w:tcBorders>
+            <w:tcMar>
+              <w:top w:type="dxa" w:w="60"/>
+              <w:left w:type="dxa" w:w="100"/>
+              <w:bottom w:type="dxa" w:w="60"/>
+              <w:right w:type="dxa" w:w="100"/>
+            </w:tcMar>
+            <w:vAlign w:val="center"/>
+          </w:tcPr>
+          <w:p>
+            <w:pPr>
+              <w:spacing w:after="20" w:line="320"/>
+            </w:pPr>
+            <w:r>
+              <w:rPr>
+                <w:b w:val="false"/>
+                <w:bCs w:val="false"/>
+                <w:sz w:val="28"/>
+                <w:szCs w:val="28"/>
+              </w:rPr>
+              <w:t xml:space="preserve">USB ของ Pi</w:t>
+            </w:r>
+          </w:p>
+        </w:tc>
+      </w:tr>
+      <w:tr>
+        <w:trPr>
+          <w:cantSplit/>
+        </w:trPr>
+        <w:tc>
+          <w:tcPr>
+            <w:tcW w:type="dxa" w:w="2900"/>
+            <w:tcBorders>
+              <w:top w:val="single" w:color="808080" w:sz="4"/>
+              <w:left w:val="single" w:color="808080" w:sz="4"/>
+              <w:bottom w:val="single" w:color="808080" w:sz="4"/>
+              <w:right w:val="single" w:color="808080" w:sz="4"/>
+            </w:tcBorders>
+            <w:tcMar>
+              <w:top w:type="dxa" w:w="60"/>
+              <w:left w:type="dxa" w:w="100"/>
+              <w:bottom w:type="dxa" w:w="60"/>
+              <w:right w:type="dxa" w:w="100"/>
+            </w:tcMar>
+            <w:vAlign w:val="center"/>
+          </w:tcPr>
+          <w:p>
+            <w:pPr>
+              <w:spacing w:after="20" w:line="320"/>
+            </w:pPr>
+            <w:r>
+              <w:rPr>
+                <w:b w:val="false"/>
+                <w:bCs w:val="false"/>
+                <w:sz w:val="28"/>
+                <w:szCs w:val="28"/>
+              </w:rPr>
+              <w:t xml:space="preserve">บอร์ด ESP32 (เฟิร์มแวร์ BIRDCTRL v7.7)</w:t>
+            </w:r>
+          </w:p>
+        </w:tc>
+        <w:tc>
+          <w:tcPr>
+            <w:tcW w:type="dxa" w:w="4400"/>
+            <w:tcBorders>
+              <w:top w:val="single" w:color="808080" w:sz="4"/>
+              <w:left w:val="single" w:color="808080" w:sz="4"/>
+              <w:bottom w:val="single" w:color="808080" w:sz="4"/>
+              <w:right w:val="single" w:color="808080" w:sz="4"/>
+            </w:tcBorders>
+            <w:tcMar>
+              <w:top w:type="dxa" w:w="60"/>
+              <w:left w:type="dxa" w:w="100"/>
+              <w:bottom w:type="dxa" w:w="60"/>
+              <w:right w:type="dxa" w:w="100"/>
+            </w:tcMar>
+            <w:vAlign w:val="center"/>
+          </w:tcPr>
+          <w:p>
+            <w:pPr>
+              <w:spacing w:after="20" w:line="320"/>
+            </w:pPr>
+            <w:r>
+              <w:rPr>
+                <w:b w:val="false"/>
+                <w:bCs w:val="false"/>
+                <w:sz w:val="28"/>
+                <w:szCs w:val="28"/>
+              </w:rPr>
+              <w:t xml:space="preserve">รับคำสั่งจาก Pi แล้วสั่งปั๊ม มอเตอร์ ไฟสถานะ อ่าน PIR และตัดโหลดเองเมื่อ Pi เงียบ</w:t>
+            </w:r>
+          </w:p>
+        </w:tc>
+        <w:tc>
+          <w:tcPr>
+            <w:tcW w:type="dxa" w:w="2338"/>
+            <w:tcBorders>
+              <w:top w:val="single" w:color="808080" w:sz="4"/>
+              <w:left w:val="single" w:color="808080" w:sz="4"/>
+              <w:bottom w:val="single" w:color="808080" w:sz="4"/>
+              <w:right w:val="single" w:color="808080" w:sz="4"/>
+            </w:tcBorders>
+            <w:tcMar>
+              <w:top w:type="dxa" w:w="60"/>
+              <w:left w:type="dxa" w:w="100"/>
+              <w:bottom w:type="dxa" w:w="60"/>
+              <w:right w:type="dxa" w:w="100"/>
+            </w:tcMar>
+            <w:vAlign w:val="center"/>
+          </w:tcPr>
+          <w:p>
+            <w:pPr>
+              <w:spacing w:after="20" w:line="320"/>
+            </w:pPr>
+            <w:r>
+              <w:rPr>
+                <w:b w:val="false"/>
+                <w:bCs w:val="false"/>
+                <w:sz w:val="28"/>
+                <w:szCs w:val="28"/>
+              </w:rPr>
+              <w:t xml:space="preserve">USB ของ Pi</w:t>
+            </w:r>
+          </w:p>
+        </w:tc>
+      </w:tr>
+      <w:tr>
+        <w:trPr>
+          <w:cantSplit/>
+        </w:trPr>
+        <w:tc>
+          <w:tcPr>
+            <w:tcW w:type="dxa" w:w="2900"/>
+            <w:tcBorders>
+              <w:top w:val="single" w:color="808080" w:sz="4"/>
+              <w:left w:val="single" w:color="808080" w:sz="4"/>
+              <w:bottom w:val="single" w:color="808080" w:sz="4"/>
+              <w:right w:val="single" w:color="808080" w:sz="4"/>
+            </w:tcBorders>
+            <w:tcMar>
+              <w:top w:type="dxa" w:w="60"/>
+              <w:left w:type="dxa" w:w="100"/>
+              <w:bottom w:type="dxa" w:w="60"/>
+              <w:right w:type="dxa" w:w="100"/>
+            </w:tcMar>
+            <w:vAlign w:val="center"/>
+          </w:tcPr>
+          <w:p>
+            <w:pPr>
+              <w:spacing w:after="20" w:line="320"/>
+            </w:pPr>
+            <w:r>
+              <w:rPr>
+                <w:b w:val="false"/>
+                <w:bCs w:val="false"/>
+                <w:sz w:val="28"/>
+                <w:szCs w:val="28"/>
+              </w:rPr>
+              <w:t xml:space="preserve">PIR HC-SR501</w:t>
+            </w:r>
+          </w:p>
+        </w:tc>
+        <w:tc>
+          <w:tcPr>
+            <w:tcW w:type="dxa" w:w="4400"/>
+            <w:tcBorders>
+              <w:top w:val="single" w:color="808080" w:sz="4"/>
+              <w:left w:val="single" w:color="808080" w:sz="4"/>
+              <w:bottom w:val="single" w:color="808080" w:sz="4"/>
+              <w:right w:val="single" w:color="808080" w:sz="4"/>
+            </w:tcBorders>
+            <w:tcMar>
+              <w:top w:type="dxa" w:w="60"/>
+              <w:left w:type="dxa" w:w="100"/>
+              <w:bottom w:type="dxa" w:w="60"/>
+              <w:right w:type="dxa" w:w="100"/>
+            </w:tcMar>
+            <w:vAlign w:val="center"/>
+          </w:tcPr>
+          <w:p>
+            <w:pPr>
+              <w:spacing w:after="20" w:line="320"/>
+            </w:pPr>
+            <w:r>
+              <w:rPr>
+                <w:b w:val="false"/>
+                <w:bCs w:val="false"/>
+                <w:sz w:val="28"/>
+                <w:szCs w:val="28"/>
+              </w:rPr>
+              <w:t xml:space="preserve">ตรวจการเคลื่อนไหว เพื่อสั่งให้ Pi ถ่ายภาพทันที</w:t>
+            </w:r>
+          </w:p>
+        </w:tc>
+        <w:tc>
+          <w:tcPr>
+            <w:tcW w:type="dxa" w:w="2338"/>
+            <w:tcBorders>
+              <w:top w:val="single" w:color="808080" w:sz="4"/>
+              <w:left w:val="single" w:color="808080" w:sz="4"/>
+              <w:bottom w:val="single" w:color="808080" w:sz="4"/>
+              <w:right w:val="single" w:color="808080" w:sz="4"/>
+            </w:tcBorders>
+            <w:tcMar>
+              <w:top w:type="dxa" w:w="60"/>
+              <w:left w:type="dxa" w:w="100"/>
+              <w:bottom w:type="dxa" w:w="60"/>
+              <w:right w:type="dxa" w:w="100"/>
+            </w:tcMar>
+            <w:vAlign w:val="center"/>
+          </w:tcPr>
+          <w:p>
+            <w:pPr>
+              <w:spacing w:after="20" w:line="320"/>
+            </w:pPr>
+            <w:r>
+              <w:rPr>
+                <w:b w:val="false"/>
+                <w:bCs w:val="false"/>
+                <w:sz w:val="28"/>
+                <w:szCs w:val="28"/>
+              </w:rPr>
+              <w:t xml:space="preserve">GPIO21</w:t>
+            </w:r>
+          </w:p>
+        </w:tc>
+      </w:tr>
+      <w:tr>
+        <w:trPr>
+          <w:cantSplit/>
+        </w:trPr>
+        <w:tc>
+          <w:tcPr>
+            <w:tcW w:type="dxa" w:w="2900"/>
+            <w:tcBorders>
+              <w:top w:val="single" w:color="808080" w:sz="4"/>
+              <w:left w:val="single" w:color="808080" w:sz="4"/>
+              <w:bottom w:val="single" w:color="808080" w:sz="4"/>
+              <w:right w:val="single" w:color="808080" w:sz="4"/>
+            </w:tcBorders>
+            <w:tcMar>
+              <w:top w:type="dxa" w:w="60"/>
+              <w:left w:type="dxa" w:w="100"/>
+              <w:bottom w:type="dxa" w:w="60"/>
+              <w:right w:type="dxa" w:w="100"/>
+            </w:tcMar>
+            <w:vAlign w:val="center"/>
+          </w:tcPr>
+          <w:p>
+            <w:pPr>
+              <w:spacing w:after="20" w:line="320"/>
+            </w:pPr>
+            <w:r>
+              <w:rPr>
+                <w:b w:val="false"/>
+                <w:bCs w:val="false"/>
+                <w:sz w:val="28"/>
+                <w:szCs w:val="28"/>
+              </w:rPr>
+              <w:t xml:space="preserve">ไดร์เวอร์ TB6600 + สเต็ปเปอร์มอเตอร์</w:t>
+            </w:r>
+          </w:p>
+        </w:tc>
+        <w:tc>
+          <w:tcPr>
+            <w:tcW w:type="dxa" w:w="4400"/>
+            <w:tcBorders>
+              <w:top w:val="single" w:color="808080" w:sz="4"/>
+              <w:left w:val="single" w:color="808080" w:sz="4"/>
+              <w:bottom w:val="single" w:color="808080" w:sz="4"/>
+              <w:right w:val="single" w:color="808080" w:sz="4"/>
+            </w:tcBorders>
+            <w:tcMar>
+              <w:top w:type="dxa" w:w="60"/>
+              <w:left w:type="dxa" w:w="100"/>
+              <w:bottom w:type="dxa" w:w="60"/>
+              <w:right w:type="dxa" w:w="100"/>
+            </w:tcMar>
+            <w:vAlign w:val="center"/>
+          </w:tcPr>
+          <w:p>
+            <w:pPr>
+              <w:spacing w:after="20" w:line="320"/>
+            </w:pPr>
+            <w:r>
+              <w:rPr>
+                <w:b w:val="false"/>
+                <w:bCs w:val="false"/>
+                <w:sz w:val="28"/>
+                <w:szCs w:val="28"/>
+              </w:rPr>
+              <w:t xml:space="preserve">หมุนหัวฉีดซ้ายขวา (microstep 8 = 1,600 สเต็ปต่อรอบ จำกัดช่วง ±90°)</w:t>
+            </w:r>
+          </w:p>
+        </w:tc>
+        <w:tc>
+          <w:tcPr>
+            <w:tcW w:type="dxa" w:w="2338"/>
+            <w:tcBorders>
+              <w:top w:val="single" w:color="808080" w:sz="4"/>
+              <w:left w:val="single" w:color="808080" w:sz="4"/>
+              <w:bottom w:val="single" w:color="808080" w:sz="4"/>
+              <w:right w:val="single" w:color="808080" w:sz="4"/>
+            </w:tcBorders>
+            <w:tcMar>
+              <w:top w:type="dxa" w:w="60"/>
+              <w:left w:type="dxa" w:w="100"/>
+              <w:bottom w:type="dxa" w:w="60"/>
+              <w:right w:type="dxa" w:w="100"/>
+            </w:tcMar>
+            <w:vAlign w:val="center"/>
+          </w:tcPr>
+          <w:p>
+            <w:pPr>
+              <w:spacing w:after="20" w:line="320"/>
+            </w:pPr>
+            <w:r>
+              <w:rPr>
+                <w:b w:val="false"/>
+                <w:bCs w:val="false"/>
+                <w:sz w:val="28"/>
+                <w:szCs w:val="28"/>
+              </w:rPr>
+              <w:t xml:space="preserve">PUL=GPIO32, DIR=GPIO33, ENA=GPIO25</w:t>
+            </w:r>
+          </w:p>
+        </w:tc>
+      </w:tr>
+      <w:tr>
+        <w:trPr>
+          <w:cantSplit/>
+        </w:trPr>
+        <w:tc>
+          <w:tcPr>
+            <w:tcW w:type="dxa" w:w="2900"/>
+            <w:tcBorders>
+              <w:top w:val="single" w:color="808080" w:sz="4"/>
+              <w:left w:val="single" w:color="808080" w:sz="4"/>
+              <w:bottom w:val="single" w:color="808080" w:sz="4"/>
+              <w:right w:val="single" w:color="808080" w:sz="4"/>
+            </w:tcBorders>
+            <w:tcMar>
+              <w:top w:type="dxa" w:w="60"/>
+              <w:left w:type="dxa" w:w="100"/>
+              <w:bottom w:type="dxa" w:w="60"/>
+              <w:right w:type="dxa" w:w="100"/>
+            </w:tcMar>
+            <w:vAlign w:val="center"/>
+          </w:tcPr>
+          <w:p>
+            <w:pPr>
+              <w:spacing w:after="20" w:line="320"/>
+            </w:pPr>
+            <w:r>
+              <w:rPr>
+                <w:b w:val="false"/>
+                <w:bCs w:val="false"/>
+                <w:sz w:val="28"/>
+                <w:szCs w:val="28"/>
+              </w:rPr>
+              <w:t xml:space="preserve">โมดูลรีเลย์ 4 ช่อง</w:t>
+            </w:r>
+          </w:p>
+        </w:tc>
+        <w:tc>
+          <w:tcPr>
+            <w:tcW w:type="dxa" w:w="4400"/>
+            <w:tcBorders>
+              <w:top w:val="single" w:color="808080" w:sz="4"/>
+              <w:left w:val="single" w:color="808080" w:sz="4"/>
+              <w:bottom w:val="single" w:color="808080" w:sz="4"/>
+              <w:right w:val="single" w:color="808080" w:sz="4"/>
+            </w:tcBorders>
+            <w:tcMar>
+              <w:top w:type="dxa" w:w="60"/>
+              <w:left w:type="dxa" w:w="100"/>
+              <w:bottom w:type="dxa" w:w="60"/>
+              <w:right w:type="dxa" w:w="100"/>
+            </w:tcMar>
+            <w:vAlign w:val="center"/>
+          </w:tcPr>
+          <w:p>
+            <w:pPr>
+              <w:spacing w:after="20" w:line="320"/>
+            </w:pPr>
+            <w:r>
+              <w:rPr>
+                <w:b w:val="false"/>
+                <w:bCs w:val="false"/>
+                <w:sz w:val="28"/>
+                <w:szCs w:val="28"/>
+              </w:rPr>
+              <w:t xml:space="preserve">ช่อง 1 ปั๊มน้ำ, ช่อง 2 ไฟเขียว, ช่อง 3 ไฟส้ม</w:t>
+            </w:r>
+          </w:p>
+        </w:tc>
+        <w:tc>
+          <w:tcPr>
+            <w:tcW w:type="dxa" w:w="2338"/>
+            <w:tcBorders>
+              <w:top w:val="single" w:color="808080" w:sz="4"/>
+              <w:left w:val="single" w:color="808080" w:sz="4"/>
+              <w:bottom w:val="single" w:color="808080" w:sz="4"/>
+              <w:right w:val="single" w:color="808080" w:sz="4"/>
+            </w:tcBorders>
+            <w:tcMar>
+              <w:top w:type="dxa" w:w="60"/>
+              <w:left w:type="dxa" w:w="100"/>
+              <w:bottom w:type="dxa" w:w="60"/>
+              <w:right w:type="dxa" w:w="100"/>
+            </w:tcMar>
+            <w:vAlign w:val="center"/>
+          </w:tcPr>
+          <w:p>
+            <w:pPr>
+              <w:spacing w:after="20" w:line="320"/>
+            </w:pPr>
+            <w:r>
+              <w:rPr>
+                <w:b w:val="false"/>
+                <w:bCs w:val="false"/>
+                <w:sz w:val="28"/>
+                <w:szCs w:val="28"/>
+              </w:rPr>
+              <w:t xml:space="preserve">GPIO18 / GPIO19 / GPIO26</w:t>
+            </w:r>
+          </w:p>
+        </w:tc>
+      </w:tr>
+      <w:tr>
+        <w:trPr>
+          <w:cantSplit/>
+        </w:trPr>
+        <w:tc>
+          <w:tcPr>
+            <w:tcW w:type="dxa" w:w="2900"/>
+            <w:tcBorders>
+              <w:top w:val="single" w:color="808080" w:sz="4"/>
+              <w:left w:val="single" w:color="808080" w:sz="4"/>
+              <w:bottom w:val="single" w:color="808080" w:sz="4"/>
+              <w:right w:val="single" w:color="808080" w:sz="4"/>
+            </w:tcBorders>
+            <w:tcMar>
+              <w:top w:type="dxa" w:w="60"/>
+              <w:left w:type="dxa" w:w="100"/>
+              <w:bottom w:type="dxa" w:w="60"/>
+              <w:right w:type="dxa" w:w="100"/>
+            </w:tcMar>
+            <w:vAlign w:val="center"/>
+          </w:tcPr>
+          <w:p>
+            <w:pPr>
+              <w:spacing w:after="20" w:line="320"/>
+            </w:pPr>
+            <w:r>
+              <w:rPr>
+                <w:b w:val="false"/>
+                <w:bCs w:val="false"/>
+                <w:sz w:val="28"/>
+                <w:szCs w:val="28"/>
+              </w:rPr>
+              <w:t xml:space="preserve">ปั๊มน้ำ 12V + ถังน้ำ 5 ลิตร</w:t>
+            </w:r>
+          </w:p>
+        </w:tc>
+        <w:tc>
+          <w:tcPr>
+            <w:tcW w:type="dxa" w:w="4400"/>
+            <w:tcBorders>
+              <w:top w:val="single" w:color="808080" w:sz="4"/>
+              <w:left w:val="single" w:color="808080" w:sz="4"/>
+              <w:bottom w:val="single" w:color="808080" w:sz="4"/>
+              <w:right w:val="single" w:color="808080" w:sz="4"/>
+            </w:tcBorders>
+            <w:tcMar>
+              <w:top w:type="dxa" w:w="60"/>
+              <w:left w:type="dxa" w:w="100"/>
+              <w:bottom w:type="dxa" w:w="60"/>
+              <w:right w:type="dxa" w:w="100"/>
+            </w:tcMar>
+            <w:vAlign w:val="center"/>
+          </w:tcPr>
+          <w:p>
+            <w:pPr>
+              <w:spacing w:after="20" w:line="320"/>
+            </w:pPr>
+            <w:r>
+              <w:rPr>
+                <w:b w:val="false"/>
+                <w:bCs w:val="false"/>
+                <w:sz w:val="28"/>
+                <w:szCs w:val="28"/>
+              </w:rPr>
+              <w:t xml:space="preserve">ฉีดน้ำไล่นก (ปั๊มดูดน้ำได้ราว 1 ลิตรต่อ 30–40 วินาที)</w:t>
+            </w:r>
+          </w:p>
+        </w:tc>
+        <w:tc>
+          <w:tcPr>
+            <w:tcW w:type="dxa" w:w="2338"/>
+            <w:tcBorders>
+              <w:top w:val="single" w:color="808080" w:sz="4"/>
+              <w:left w:val="single" w:color="808080" w:sz="4"/>
+              <w:bottom w:val="single" w:color="808080" w:sz="4"/>
+              <w:right w:val="single" w:color="808080" w:sz="4"/>
+            </w:tcBorders>
+            <w:tcMar>
+              <w:top w:type="dxa" w:w="60"/>
+              <w:left w:type="dxa" w:w="100"/>
+              <w:bottom w:type="dxa" w:w="60"/>
+              <w:right w:type="dxa" w:w="100"/>
+            </w:tcMar>
+            <w:vAlign w:val="center"/>
+          </w:tcPr>
+          <w:p>
+            <w:pPr>
+              <w:spacing w:after="20" w:line="320"/>
+            </w:pPr>
+            <w:r>
+              <w:rPr>
+                <w:b w:val="false"/>
+                <w:bCs w:val="false"/>
+                <w:sz w:val="28"/>
+                <w:szCs w:val="28"/>
+              </w:rPr>
+              <w:t xml:space="preserve">รีเลย์ช่อง 1</w:t>
+            </w:r>
+          </w:p>
+        </w:tc>
+      </w:tr>
+      <w:tr>
+        <w:trPr>
+          <w:cantSplit/>
+        </w:trPr>
+        <w:tc>
+          <w:tcPr>
+            <w:tcW w:type="dxa" w:w="2900"/>
+            <w:tcBorders>
+              <w:top w:val="single" w:color="808080" w:sz="4"/>
+              <w:left w:val="single" w:color="808080" w:sz="4"/>
+              <w:bottom w:val="single" w:color="808080" w:sz="4"/>
+              <w:right w:val="single" w:color="808080" w:sz="4"/>
+            </w:tcBorders>
+            <w:tcMar>
+              <w:top w:type="dxa" w:w="60"/>
+              <w:left w:type="dxa" w:w="100"/>
+              <w:bottom w:type="dxa" w:w="60"/>
+              <w:right w:type="dxa" w:w="100"/>
+            </w:tcMar>
+            <w:vAlign w:val="center"/>
+          </w:tcPr>
+          <w:p>
+            <w:pPr>
+              <w:spacing w:after="20" w:line="320"/>
+            </w:pPr>
+            <w:r>
+              <w:rPr>
+                <w:b w:val="false"/>
+                <w:bCs w:val="false"/>
+                <w:sz w:val="28"/>
+                <w:szCs w:val="28"/>
+              </w:rPr>
+              <w:t xml:space="preserve">ไฟสถานะ 12V (เขียว ส้ม แดง)</w:t>
+            </w:r>
+          </w:p>
+        </w:tc>
+        <w:tc>
+          <w:tcPr>
+            <w:tcW w:type="dxa" w:w="4400"/>
+            <w:tcBorders>
+              <w:top w:val="single" w:color="808080" w:sz="4"/>
+              <w:left w:val="single" w:color="808080" w:sz="4"/>
+              <w:bottom w:val="single" w:color="808080" w:sz="4"/>
+              <w:right w:val="single" w:color="808080" w:sz="4"/>
+            </w:tcBorders>
+            <w:tcMar>
+              <w:top w:type="dxa" w:w="60"/>
+              <w:left w:type="dxa" w:w="100"/>
+              <w:bottom w:type="dxa" w:w="60"/>
+              <w:right w:type="dxa" w:w="100"/>
+            </w:tcMar>
+            <w:vAlign w:val="center"/>
+          </w:tcPr>
+          <w:p>
+            <w:pPr>
+              <w:spacing w:after="20" w:line="320"/>
+            </w:pPr>
+            <w:r>
+              <w:rPr>
+                <w:b w:val="false"/>
+                <w:bCs w:val="false"/>
+                <w:sz w:val="28"/>
+                <w:szCs w:val="28"/>
+              </w:rPr>
+              <w:t xml:space="preserve">บอกสถานะพร้อม / เจอนก / ฉุกเฉิน</w:t>
+            </w:r>
+          </w:p>
+        </w:tc>
+        <w:tc>
+          <w:tcPr>
+            <w:tcW w:type="dxa" w:w="2338"/>
+            <w:tcBorders>
+              <w:top w:val="single" w:color="808080" w:sz="4"/>
+              <w:left w:val="single" w:color="808080" w:sz="4"/>
+              <w:bottom w:val="single" w:color="808080" w:sz="4"/>
+              <w:right w:val="single" w:color="808080" w:sz="4"/>
+            </w:tcBorders>
+            <w:tcMar>
+              <w:top w:type="dxa" w:w="60"/>
+              <w:left w:type="dxa" w:w="100"/>
+              <w:bottom w:type="dxa" w:w="60"/>
+              <w:right w:type="dxa" w:w="100"/>
+            </w:tcMar>
+            <w:vAlign w:val="center"/>
+          </w:tcPr>
+          <w:p>
+            <w:pPr>
+              <w:spacing w:after="20" w:line="320"/>
+            </w:pPr>
+            <w:r>
+              <w:rPr>
+                <w:b w:val="false"/>
+                <w:bCs w:val="false"/>
+                <w:sz w:val="28"/>
+                <w:szCs w:val="28"/>
+              </w:rPr>
+              <w:t xml:space="preserve">รีเลย์ช่อง 2, 3 และปุ่มฉุกเฉิน</w:t>
+            </w:r>
+          </w:p>
+        </w:tc>
+      </w:tr>
+      <w:tr>
+        <w:trPr>
+          <w:cantSplit/>
+        </w:trPr>
+        <w:tc>
+          <w:tcPr>
+            <w:tcW w:type="dxa" w:w="2900"/>
+            <w:tcBorders>
+              <w:top w:val="single" w:color="808080" w:sz="4"/>
+              <w:left w:val="single" w:color="808080" w:sz="4"/>
+              <w:bottom w:val="single" w:color="808080" w:sz="4"/>
+              <w:right w:val="single" w:color="808080" w:sz="4"/>
+            </w:tcBorders>
+            <w:tcMar>
+              <w:top w:type="dxa" w:w="60"/>
+              <w:left w:type="dxa" w:w="100"/>
+              <w:bottom w:type="dxa" w:w="60"/>
+              <w:right w:type="dxa" w:w="100"/>
+            </w:tcMar>
+            <w:vAlign w:val="center"/>
+          </w:tcPr>
+          <w:p>
+            <w:pPr>
+              <w:spacing w:after="20" w:line="320"/>
+            </w:pPr>
+            <w:r>
+              <w:rPr>
+                <w:b w:val="false"/>
+                <w:bCs w:val="false"/>
+                <w:sz w:val="28"/>
+                <w:szCs w:val="28"/>
+              </w:rPr>
+              <w:t xml:space="preserve">ปุ่มฉุกเฉิน</w:t>
+            </w:r>
+          </w:p>
+        </w:tc>
+        <w:tc>
+          <w:tcPr>
+            <w:tcW w:type="dxa" w:w="4400"/>
+            <w:tcBorders>
+              <w:top w:val="single" w:color="808080" w:sz="4"/>
+              <w:left w:val="single" w:color="808080" w:sz="4"/>
+              <w:bottom w:val="single" w:color="808080" w:sz="4"/>
+              <w:right w:val="single" w:color="808080" w:sz="4"/>
+            </w:tcBorders>
+            <w:tcMar>
+              <w:top w:type="dxa" w:w="60"/>
+              <w:left w:type="dxa" w:w="100"/>
+              <w:bottom w:type="dxa" w:w="60"/>
+              <w:right w:type="dxa" w:w="100"/>
+            </w:tcMar>
+            <w:vAlign w:val="center"/>
+          </w:tcPr>
+          <w:p>
+            <w:pPr>
+              <w:spacing w:after="20" w:line="320"/>
+            </w:pPr>
+            <w:r>
+              <w:rPr>
+                <w:b w:val="false"/>
+                <w:bCs w:val="false"/>
+                <w:sz w:val="28"/>
+                <w:szCs w:val="28"/>
+              </w:rPr>
+              <w:t xml:space="preserve">กดแล้วไฟแดงติดค้างจนกว่าจะบิดคลาย (ต่อผ่านหน้าสัมผัส NO ไม่ผ่าน ESP32)</w:t>
+            </w:r>
+          </w:p>
+        </w:tc>
+        <w:tc>
+          <w:tcPr>
+            <w:tcW w:type="dxa" w:w="2338"/>
+            <w:tcBorders>
+              <w:top w:val="single" w:color="808080" w:sz="4"/>
+              <w:left w:val="single" w:color="808080" w:sz="4"/>
+              <w:bottom w:val="single" w:color="808080" w:sz="4"/>
+              <w:right w:val="single" w:color="808080" w:sz="4"/>
+            </w:tcBorders>
+            <w:tcMar>
+              <w:top w:type="dxa" w:w="60"/>
+              <w:left w:type="dxa" w:w="100"/>
+              <w:bottom w:type="dxa" w:w="60"/>
+              <w:right w:type="dxa" w:w="100"/>
+            </w:tcMar>
+            <w:vAlign w:val="center"/>
+          </w:tcPr>
+          <w:p>
+            <w:pPr>
+              <w:spacing w:after="20" w:line="320"/>
+            </w:pPr>
+            <w:r>
+              <w:rPr>
+                <w:b w:val="false"/>
+                <w:bCs w:val="false"/>
+                <w:sz w:val="28"/>
+                <w:szCs w:val="28"/>
+              </w:rPr>
+              <w:t xml:space="preserve">ไฟแดง 12V</w:t>
+            </w:r>
+          </w:p>
+        </w:tc>
+      </w:tr>
+      <w:tr>
+        <w:trPr>
+          <w:cantSplit/>
+        </w:trPr>
+        <w:tc>
+          <w:tcPr>
+            <w:tcW w:type="dxa" w:w="2900"/>
+            <w:tcBorders>
+              <w:top w:val="single" w:color="808080" w:sz="4"/>
+              <w:left w:val="single" w:color="808080" w:sz="4"/>
+              <w:bottom w:val="single" w:color="808080" w:sz="4"/>
+              <w:right w:val="single" w:color="808080" w:sz="4"/>
+            </w:tcBorders>
+            <w:tcMar>
+              <w:top w:type="dxa" w:w="60"/>
+              <w:left w:type="dxa" w:w="100"/>
+              <w:bottom w:type="dxa" w:w="60"/>
+              <w:right w:type="dxa" w:w="100"/>
+            </w:tcMar>
+            <w:vAlign w:val="center"/>
+          </w:tcPr>
+          <w:p>
+            <w:pPr>
+              <w:spacing w:after="20" w:line="320"/>
+            </w:pPr>
+            <w:r>
+              <w:rPr>
+                <w:b w:val="false"/>
+                <w:bCs w:val="false"/>
+                <w:sz w:val="28"/>
+                <w:szCs w:val="28"/>
+              </w:rPr>
+              <w:t xml:space="preserve">HC-SR04 วัดระดับน้ำ (เสริม)</w:t>
+            </w:r>
+          </w:p>
+        </w:tc>
+        <w:tc>
+          <w:tcPr>
+            <w:tcW w:type="dxa" w:w="4400"/>
+            <w:tcBorders>
+              <w:top w:val="single" w:color="808080" w:sz="4"/>
+              <w:left w:val="single" w:color="808080" w:sz="4"/>
+              <w:bottom w:val="single" w:color="808080" w:sz="4"/>
+              <w:right w:val="single" w:color="808080" w:sz="4"/>
+            </w:tcBorders>
+            <w:tcMar>
+              <w:top w:type="dxa" w:w="60"/>
+              <w:left w:type="dxa" w:w="100"/>
+              <w:bottom w:type="dxa" w:w="60"/>
+              <w:right w:type="dxa" w:w="100"/>
+            </w:tcMar>
+            <w:vAlign w:val="center"/>
+          </w:tcPr>
+          <w:p>
+            <w:pPr>
+              <w:spacing w:after="20" w:line="320"/>
+            </w:pPr>
+            <w:r>
+              <w:rPr>
+                <w:b w:val="false"/>
+                <w:bCs w:val="false"/>
+                <w:sz w:val="28"/>
+                <w:szCs w:val="28"/>
+              </w:rPr>
+              <w:t xml:space="preserve">วัดระดับน้ำในถัง และล็อกปั๊มเมื่อน้ำหมด ตอนนี้ยังไม่ได้ติดตั้ง หน้าเว็บจะแสดง "ไม่มีเซนเซอร์"</w:t>
+            </w:r>
+          </w:p>
+        </w:tc>
+        <w:tc>
+          <w:tcPr>
+            <w:tcW w:type="dxa" w:w="2338"/>
+            <w:tcBorders>
+              <w:top w:val="single" w:color="808080" w:sz="4"/>
+              <w:left w:val="single" w:color="808080" w:sz="4"/>
+              <w:bottom w:val="single" w:color="808080" w:sz="4"/>
+              <w:right w:val="single" w:color="808080" w:sz="4"/>
+            </w:tcBorders>
+            <w:tcMar>
+              <w:top w:type="dxa" w:w="60"/>
+              <w:left w:type="dxa" w:w="100"/>
+              <w:bottom w:type="dxa" w:w="60"/>
+              <w:right w:type="dxa" w:w="100"/>
+            </w:tcMar>
+            <w:vAlign w:val="center"/>
+          </w:tcPr>
+          <w:p>
+            <w:pPr>
+              <w:spacing w:after="20" w:line="320"/>
+            </w:pPr>
+            <w:r>
+              <w:rPr>
+                <w:b w:val="false"/>
+                <w:bCs w:val="false"/>
+                <w:sz w:val="28"/>
+                <w:szCs w:val="28"/>
+              </w:rPr>
+              <w:t xml:space="preserve">TRIG=GPIO22, ECHO=GPIO23</w:t>
+            </w:r>
+          </w:p>
+        </w:tc>
+      </w:tr>
+      <w:tr>
+        <w:trPr>
+          <w:cantSplit/>
+        </w:trPr>
+        <w:tc>
+          <w:tcPr>
+            <w:tcW w:type="dxa" w:w="2900"/>
+            <w:tcBorders>
+              <w:top w:val="single" w:color="808080" w:sz="4"/>
+              <w:left w:val="single" w:color="808080" w:sz="4"/>
+              <w:bottom w:val="single" w:color="808080" w:sz="4"/>
+              <w:right w:val="single" w:color="808080" w:sz="4"/>
+            </w:tcBorders>
+            <w:tcMar>
+              <w:top w:type="dxa" w:w="60"/>
+              <w:left w:type="dxa" w:w="100"/>
+              <w:bottom w:type="dxa" w:w="60"/>
+              <w:right w:type="dxa" w:w="100"/>
+            </w:tcMar>
+            <w:vAlign w:val="center"/>
+          </w:tcPr>
+          <w:p>
+            <w:pPr>
+              <w:spacing w:after="20" w:line="320"/>
+            </w:pPr>
+            <w:r>
+              <w:rPr>
+                <w:b w:val="false"/>
+                <w:bCs w:val="false"/>
+                <w:sz w:val="28"/>
+                <w:szCs w:val="28"/>
+              </w:rPr>
+              <w:t xml:space="preserve">แบตเตอรี่ 12V 8Ah (SLA) และสเต็ปดาวน์ 12V→5V</w:t>
+            </w:r>
+          </w:p>
+        </w:tc>
+        <w:tc>
+          <w:tcPr>
+            <w:tcW w:type="dxa" w:w="4400"/>
+            <w:tcBorders>
+              <w:top w:val="single" w:color="808080" w:sz="4"/>
+              <w:left w:val="single" w:color="808080" w:sz="4"/>
+              <w:bottom w:val="single" w:color="808080" w:sz="4"/>
+              <w:right w:val="single" w:color="808080" w:sz="4"/>
+            </w:tcBorders>
+            <w:tcMar>
+              <w:top w:type="dxa" w:w="60"/>
+              <w:left w:type="dxa" w:w="100"/>
+              <w:bottom w:type="dxa" w:w="60"/>
+              <w:right w:type="dxa" w:w="100"/>
+            </w:tcMar>
+            <w:vAlign w:val="center"/>
+          </w:tcPr>
+          <w:p>
+            <w:pPr>
+              <w:spacing w:after="20" w:line="320"/>
+            </w:pPr>
+            <w:r>
+              <w:rPr>
+                <w:b w:val="false"/>
+                <w:bCs w:val="false"/>
+                <w:sz w:val="28"/>
+                <w:szCs w:val="28"/>
+              </w:rPr>
+              <w:t xml:space="preserve">จ่ายไฟปั๊ม ไดร์เวอร์ รีเลย์ และไฟสถานะ ส่วน Raspberry Pi ใช้ไฟ 5V จากสเต็ปดาวน์</w:t>
+            </w:r>
+          </w:p>
+        </w:tc>
+        <w:tc>
+          <w:tcPr>
+            <w:tcW w:type="dxa" w:w="2338"/>
+            <w:tcBorders>
+              <w:top w:val="single" w:color="808080" w:sz="4"/>
+              <w:left w:val="single" w:color="808080" w:sz="4"/>
+              <w:bottom w:val="single" w:color="808080" w:sz="4"/>
+              <w:right w:val="single" w:color="808080" w:sz="4"/>
+            </w:tcBorders>
+            <w:tcMar>
+              <w:top w:type="dxa" w:w="60"/>
+              <w:left w:type="dxa" w:w="100"/>
+              <w:bottom w:type="dxa" w:w="60"/>
+              <w:right w:type="dxa" w:w="100"/>
+            </w:tcMar>
+            <w:vAlign w:val="center"/>
+          </w:tcPr>
+          <w:p>
+            <w:pPr>
+              <w:spacing w:after="20" w:line="320"/>
+            </w:pPr>
+            <w:r>
+              <w:rPr>
+                <w:b w:val="false"/>
+                <w:bCs w:val="false"/>
+                <w:sz w:val="28"/>
+                <w:szCs w:val="28"/>
+              </w:rPr>
+              <w:t xml:space="preserve">ดูหัวข้อ 7 ข้อควรระวัง</w:t>
+            </w:r>
+          </w:p>
+        </w:tc>
+      </w:tr>
+    </w:tbl>
+    <w:p>
+      <w:pPr>
+        <w:spacing w:after="120"/>
+      </w:pPr>
+    </w:p>
+    <w:p>
+      <w:pPr>
+        <w:pStyle w:val="Heading1"/>
+        <w:pageBreakBefore/>
+        <w:spacing w:after="200"/>
+      </w:pPr>
+      <w:bookmarkStart w:name="_Toc4" w:id="4"/>
+      <w:r>
+        <w:rPr>
+          <w:b/>
+          <w:bCs/>
+          <w:sz w:val="40"/>
+          <w:szCs w:val="40"/>
+        </w:rPr>
+        <w:t xml:space="preserve">3. คุณลักษณะทั่วไป</w:t>
+      </w:r>
+      <w:bookmarkEnd w:id="4"/>
+    </w:p>
+    <w:p>
+      <w:pPr>
+        <w:pStyle w:val="ListParagraph"/>
+        <w:numPr>
+          <w:ilvl w:val="0"/>
+          <w:numId w:val="3"/>
+        </w:numPr>
+        <w:spacing w:after="80" w:line="340"/>
+      </w:pPr>
+      <w:r>
+        <w:rPr>
+          <w:sz w:val="32"/>
+          <w:szCs w:val="32"/>
+        </w:rPr>
+        <w:t xml:space="preserve">ทำงานได้ทั้งแบบอัตโนมัติและแบบควบคุมด้วยมือผ่านหน้าเว็บ</w:t>
+      </w:r>
+    </w:p>
+    <w:p>
+      <w:pPr>
+        <w:pStyle w:val="ListParagraph"/>
+        <w:numPr>
+          <w:ilvl w:val="0"/>
+          <w:numId w:val="3"/>
+        </w:numPr>
+        <w:spacing w:after="80" w:line="340"/>
+      </w:pPr>
+      <w:r>
+        <w:rPr>
+          <w:sz w:val="32"/>
+          <w:szCs w:val="32"/>
+        </w:rPr>
+        <w:t xml:space="preserve">ตรวจจับนกด้วยการประมวลผลภาพบน Raspberry Pi 4 (โมเดล YOLOv8n) ไม่ต้องใช้อินเทอร์เน็ต</w:t>
+      </w:r>
+    </w:p>
+    <w:p>
+      <w:pPr>
+        <w:pStyle w:val="ListParagraph"/>
+        <w:numPr>
+          <w:ilvl w:val="0"/>
+          <w:numId w:val="3"/>
+        </w:numPr>
+        <w:spacing w:after="80" w:line="340"/>
+      </w:pPr>
+      <w:r>
+        <w:rPr>
+          <w:sz w:val="32"/>
+          <w:szCs w:val="32"/>
+        </w:rPr>
+        <w:t xml:space="preserve">ใช้เว็บแคม USB ความละเอียด 640×480 ตรวจเฉพาะพื้นที่ที่กำหนด (ROI) ปรับกรอบได้จากหน้าเว็บ</w:t>
+      </w:r>
+    </w:p>
+    <w:p>
+      <w:pPr>
+        <w:pStyle w:val="ListParagraph"/>
+        <w:numPr>
+          <w:ilvl w:val="0"/>
+          <w:numId w:val="3"/>
+        </w:numPr>
+        <w:spacing w:after="80" w:line="340"/>
+      </w:pPr>
+      <w:r>
+        <w:rPr>
+          <w:sz w:val="32"/>
+          <w:szCs w:val="32"/>
+        </w:rPr>
+        <w:t xml:space="preserve">ยืนยันนก 2 เฟรมติดกันก่อนไล่ ลดการไล่ผิดพลาด</w:t>
+      </w:r>
+    </w:p>
+    <w:p>
+      <w:pPr>
+        <w:pStyle w:val="ListParagraph"/>
+        <w:numPr>
+          <w:ilvl w:val="0"/>
+          <w:numId w:val="3"/>
+        </w:numPr>
+        <w:spacing w:after="80" w:line="340"/>
+      </w:pPr>
+      <w:r>
+        <w:rPr>
+          <w:sz w:val="32"/>
+          <w:szCs w:val="32"/>
+        </w:rPr>
+        <w:t xml:space="preserve">ไล่นกด้วยน้ำ ปั๊มน้ำ 12V เปิดครั้งละ 2 วินาที (ประมาณ 50–70 มิลลิลิตร) ใช้ถังน้ำ 5 ลิตรไล่ได้ราว 70–100 ครั้ง</w:t>
+      </w:r>
+    </w:p>
+    <w:p>
+      <w:pPr>
+        <w:pStyle w:val="ListParagraph"/>
+        <w:numPr>
+          <w:ilvl w:val="0"/>
+          <w:numId w:val="3"/>
+        </w:numPr>
+        <w:spacing w:after="80" w:line="340"/>
+      </w:pPr>
+      <w:r>
+        <w:rPr>
+          <w:sz w:val="32"/>
+          <w:szCs w:val="32"/>
+        </w:rPr>
+        <w:t xml:space="preserve">หัวฉีดกวาดซ้ายขวาด้วยสเต็ปเปอร์มอเตอร์ ค่าเริ่มต้น ±40° ที่ความเร็ว 30% ปรับได้จากหน้าเว็บ</w:t>
+      </w:r>
+    </w:p>
+    <w:p>
+      <w:pPr>
+        <w:pStyle w:val="ListParagraph"/>
+        <w:numPr>
+          <w:ilvl w:val="0"/>
+          <w:numId w:val="3"/>
+        </w:numPr>
+        <w:spacing w:after="80" w:line="340"/>
+      </w:pPr>
+      <w:r>
+        <w:rPr>
+          <w:sz w:val="32"/>
+          <w:szCs w:val="32"/>
+        </w:rPr>
+        <w:t xml:space="preserve">มีไฟแสดงสถานะ 3 สี ได้แก่ เขียว (พร้อม) ส้ม (เจอนก) แดง (ปุ่มฉุกเฉิน)</w:t>
+      </w:r>
+    </w:p>
+    <w:p>
+      <w:pPr>
+        <w:pStyle w:val="ListParagraph"/>
+        <w:numPr>
+          <w:ilvl w:val="0"/>
+          <w:numId w:val="3"/>
+        </w:numPr>
+        <w:spacing w:after="80" w:line="340"/>
+      </w:pPr>
+      <w:r>
+        <w:rPr>
+          <w:sz w:val="32"/>
+          <w:szCs w:val="32"/>
+        </w:rPr>
+        <w:t xml:space="preserve">มีปุ่มฉุกเฉิน</w:t>
+      </w:r>
+    </w:p>
+    <w:p>
+      <w:pPr>
+        <w:pStyle w:val="ListParagraph"/>
+        <w:numPr>
+          <w:ilvl w:val="0"/>
+          <w:numId w:val="3"/>
+        </w:numPr>
+        <w:spacing w:after="80" w:line="340"/>
+      </w:pPr>
+      <w:r>
+        <w:rPr>
+          <w:sz w:val="32"/>
+          <w:szCs w:val="32"/>
+        </w:rPr>
+        <w:t xml:space="preserve">ดูภาพสด ภาพย้อนหลังที่พบนก และดาวน์โหลดไฟล์บันทึกการตรวจจับ (CSV) ได้จากหน้าเว็บ</w:t>
+      </w:r>
+    </w:p>
+    <w:p>
+      <w:pPr>
+        <w:pStyle w:val="ListParagraph"/>
+        <w:numPr>
+          <w:ilvl w:val="0"/>
+          <w:numId w:val="3"/>
+        </w:numPr>
+        <w:spacing w:after="80" w:line="340"/>
+      </w:pPr>
+      <w:r>
+        <w:rPr>
+          <w:sz w:val="32"/>
+          <w:szCs w:val="32"/>
+        </w:rPr>
+        <w:t xml:space="preserve">เชื่อมต่อผ่าน Wi-Fi ใช้งานได้ทั้งมือถือและโน้ตบุ๊ก ตั้งรหัส PIN ป้องกันการสั่งงานจากผู้อื่นได้</w:t>
+      </w:r>
+    </w:p>
+    <w:p>
+      <w:pPr>
+        <w:pStyle w:val="ListParagraph"/>
+        <w:numPr>
+          <w:ilvl w:val="0"/>
+          <w:numId w:val="3"/>
+        </w:numPr>
+        <w:spacing w:after="80" w:line="340"/>
+      </w:pPr>
+      <w:r>
+        <w:rPr>
+          <w:sz w:val="32"/>
+          <w:szCs w:val="32"/>
+        </w:rPr>
+        <w:t xml:space="preserve">มีระบบป้องกันตัวเอง: ESP32 ตัดโหลดเองถ้าไม่ได้รับคำสั่งจาก Pi เกิน 15 วินาที, จำกัดเวลาปั๊มรวม 60 วินาทีต่อ 10 นาที, ปั๊มติดครั้งละไม่เกิน 8 วินาที และไล่อัตโนมัติไม่เกิน 20 ครั้งต่อชั่วโมง</w:t>
+      </w:r>
+    </w:p>
+    <w:p>
+      <w:pPr>
+        <w:pStyle w:val="ListParagraph"/>
+        <w:numPr>
+          <w:ilvl w:val="0"/>
+          <w:numId w:val="3"/>
+        </w:numPr>
+        <w:spacing w:after="80" w:line="340"/>
+      </w:pPr>
+      <w:r>
+        <w:rPr>
+          <w:sz w:val="32"/>
+          <w:szCs w:val="32"/>
+        </w:rPr>
+        <w:t xml:space="preserve">ใช้ไฟ 12V จากแบตเตอรี่ SLA 8Ah</w:t>
+      </w:r>
+    </w:p>
+    <w:p>
+      <w:pPr>
+        <w:pStyle w:val="Heading1"/>
+        <w:pageBreakBefore/>
+        <w:spacing w:after="200"/>
+      </w:pPr>
+      <w:bookmarkStart w:name="_Toc5" w:id="5"/>
+      <w:r>
+        <w:rPr>
+          <w:b/>
+          <w:bCs/>
+          <w:sz w:val="40"/>
+          <w:szCs w:val="40"/>
+        </w:rPr>
+        <w:t xml:space="preserve">4. บล็อกไดอะแกรม</w:t>
+      </w:r>
+      <w:bookmarkEnd w:id="5"/>
+    </w:p>
+    <w:p>
+      <w:pPr>
+        <w:spacing w:after="120" w:line="340"/>
+      </w:pPr>
+      <w:r>
+        <w:rPr>
+          <w:sz w:val="32"/>
+          <w:szCs w:val="32"/>
+        </w:rPr>
+        <w:t xml:space="preserve">ภาพสดจากกล้องส่งไปที่เบราว์เซอร์ด้วย MJPEG ผ่าน HTTP (ที่ /stream) ส่วนการสั่งงานระหว่าง Pi กับ ESP32 ใช้ข้อความผ่าน USB Serial ความเร็ว 115200 บอด ตัวอย่างคำสั่ง ได้แก่ REPEL, MOT HOME, PUMP 2000 และ STAT</w:t>
+      </w:r>
+    </w:p>
+    <w:p>
+      <w:pPr>
+        <w:keepNext/>
+        <w:spacing w:after="60" w:before="80"/>
+        <w:jc w:val="center"/>
+      </w:pPr>
+      <w:r>
+        <w:drawing>
+          <wp:inline distT="0" distB="0" distL="0" distR="0">
+            <wp:extent cx="6096000" cy="3962400"/>
+            <wp:effectExtent t="0" r="0" b="0" l="0"/>
+            <wp:docPr id="4" name="" descr="" title=""/>
+            <wp:cNvGraphicFramePr>
+              <a:graphicFrameLocks xmlns:a="http://schemas.openxmlformats.org/drawingml/2006/main" noChangeAspect="1"/>
+            </wp:cNvGraphicFramePr>
+            <a:graphic xmlns:a="http://schemas.openxmlformats.org/drawingml/2006/main">
+              <a:graphicData uri="http://schemas.openxmlformats.org/drawingml/2006/picture">
+                <pic:pic xmlns:pic="http://schemas.openxmlformats.org/drawingml/2006/picture">
+                  <pic:nvPicPr>
+                    <pic:cNvPr id="0" name="" descr=""/>
+                    <pic:cNvPicPr>
+                      <a:picLocks noChangeAspect="1" noChangeArrowheads="1"/>
+                    </pic:cNvPicPr>
+                  </pic:nvPicPr>
+                  <pic:blipFill>
+                    <a:blip r:embed="rId11" cstate="none"/>
+                    <a:srcRect/>
+                    <a:stretch>
+                      <a:fillRect/>
+                    </a:stretch>
+                  </pic:blipFill>
+                  <pic:spPr bwMode="auto">
+                    <a:xfrm>
+                      <a:off x="0" y="0"/>
                       <a:ext cx="6096000" cy="3962400"/>
                     </a:xfrm>
                     <a:prstGeom prst="rect">
@@ -3118,19 +3310,67 @@
           <w:sz w:val="28"/>
           <w:szCs w:val="28"/>
         </w:rPr>
-        <w:t xml:space="preserve">ภาพที่ 1 บล็อกไดอะแกรมของระบบ</w:t>
+        <w:t xml:space="preserve">ภาพที่ 4 บล็อกไดอะแกรมของระบบ</w:t>
       </w:r>
     </w:p>
     <w:p>
       <w:pPr>
-        <w:spacing w:after="120" w:line="340"/>
+        <w:keepNext/>
+        <w:spacing w:after="60" w:before="80"/>
+        <w:jc w:val="center"/>
+      </w:pPr>
+      <w:r>
+        <w:drawing>
+          <wp:inline distT="0" distB="0" distL="0" distR="0">
+            <wp:extent cx="6096000" cy="3914775"/>
+            <wp:effectExtent t="0" r="0" b="0" l="0"/>
+            <wp:docPr id="5" name="" descr="" title=""/>
+            <wp:cNvGraphicFramePr>
+              <a:graphicFrameLocks xmlns:a="http://schemas.openxmlformats.org/drawingml/2006/main" noChangeAspect="1"/>
+            </wp:cNvGraphicFramePr>
+            <a:graphic xmlns:a="http://schemas.openxmlformats.org/drawingml/2006/main">
+              <a:graphicData uri="http://schemas.openxmlformats.org/drawingml/2006/picture">
+                <pic:pic xmlns:pic="http://schemas.openxmlformats.org/drawingml/2006/picture">
+                  <pic:nvPicPr>
+                    <pic:cNvPr id="0" name="" descr=""/>
+                    <pic:cNvPicPr>
+                      <a:picLocks noChangeAspect="1" noChangeArrowheads="1"/>
+                    </pic:cNvPicPr>
+                  </pic:nvPicPr>
+                  <pic:blipFill>
+                    <a:blip r:embed="rId12" cstate="none"/>
+                    <a:srcRect/>
+                    <a:stretch>
+                      <a:fillRect/>
+                    </a:stretch>
+                  </pic:blipFill>
+                  <pic:spPr bwMode="auto">
+                    <a:xfrm>
+                      <a:off x="0" y="0"/>
+                      <a:ext cx="6096000" cy="3914775"/>
+                    </a:xfrm>
+                    <a:prstGeom prst="rect">
+                      <a:avLst/>
+                    </a:prstGeom>
+                  </pic:spPr>
+                </pic:pic>
+              </a:graphicData>
+            </a:graphic>
+          </wp:inline>
+        </w:drawing>
+      </w:r>
+    </w:p>
+    <w:p>
+      <w:pPr>
+        <w:spacing w:after="160"/>
+        <w:jc w:val="center"/>
       </w:pPr>
       <w:r>
         <w:rPr>
-          <w:sz w:val="32"/>
-          <w:szCs w:val="32"/>
+          <w:sz w:val="28"/>
+          <w:szCs w:val="28"/>
         </w:rPr>
-        <w:t xml:space="preserve">ภาพสดจากกล้องส่งไปที่เบราว์เซอร์ด้วย MJPEG ผ่าน HTTP (ที่ /stream) ส่วนการสั่งงานระหว่าง Pi กับ ESP32 ใช้ข้อความผ่าน USB Serial ความเร็ว 115200 บอด ตัวอย่างคำสั่ง ได้แก่ REPEL, MOT HOME, PUMP 2000 และ STAT</w:t>
+        <w:t xml:space="preserve">ภาพที่ 5 แผนผังแนวทางการจ่ายไฟ (แนะนำ)</w:t>
       </w:r>
     </w:p>
     <w:p>
@@ -3426,2562 +3666,6 @@
               <w:drawing>
                 <wp:inline distT="0" distB="0" distL="0" distR="0">
                   <wp:extent cx="2047875" cy="4429125"/>
-                  <wp:effectExtent t="0" r="0" b="0" l="0"/>
-                  <wp:docPr id="2" name="" descr="" title=""/>
-                  <wp:cNvGraphicFramePr>
-                    <a:graphicFrameLocks xmlns:a="http://schemas.openxmlformats.org/drawingml/2006/main" noChangeAspect="1"/>
-                  </wp:cNvGraphicFramePr>
-                  <a:graphic xmlns:a="http://schemas.openxmlformats.org/drawingml/2006/main">
-                    <a:graphicData uri="http://schemas.openxmlformats.org/drawingml/2006/picture">
-                      <pic:pic xmlns:pic="http://schemas.openxmlformats.org/drawingml/2006/picture">
-                        <pic:nvPicPr>
-                          <pic:cNvPr id="0" name="" descr=""/>
-                          <pic:cNvPicPr>
-                            <a:picLocks noChangeAspect="1" noChangeArrowheads="1"/>
-                          </pic:cNvPicPr>
-                        </pic:nvPicPr>
-                        <pic:blipFill>
-                          <a:blip r:embed="rId9" cstate="none"/>
-                          <a:srcRect/>
-                          <a:stretch>
-                            <a:fillRect/>
-                          </a:stretch>
-                        </pic:blipFill>
-                        <pic:spPr bwMode="auto">
-                          <a:xfrm>
-                            <a:off x="0" y="0"/>
-                            <a:ext cx="2047875" cy="4429125"/>
-                          </a:xfrm>
-                          <a:prstGeom prst="rect">
-                            <a:avLst/>
-                          </a:prstGeom>
-                        </pic:spPr>
-                      </pic:pic>
-                    </a:graphicData>
-                  </a:graphic>
-                </wp:inline>
-              </w:drawing>
-            </w:r>
-          </w:p>
-          <w:p>
-            <w:pPr>
-              <w:spacing w:after="100"/>
-              <w:jc w:val="center"/>
-            </w:pPr>
-            <w:r>
-              <w:rPr>
-                <w:sz w:val="28"/>
-                <w:szCs w:val="28"/>
-              </w:rPr>
-              <w:t xml:space="preserve">ภาพที่ 2 ส่วนบนของหน้าเว็บ</w:t>
-            </w:r>
-          </w:p>
-        </w:tc>
-        <w:tc>
-          <w:tcPr>
-            <w:tcW w:type="dxa" w:w="4819"/>
-            <w:tcBorders>
-              <w:top w:val="none" w:color="FFFFFF" w:sz="0"/>
-              <w:left w:val="none" w:color="FFFFFF" w:sz="0"/>
-              <w:bottom w:val="none" w:color="FFFFFF" w:sz="0"/>
-              <w:right w:val="none" w:color="FFFFFF" w:sz="0"/>
-            </w:tcBorders>
-          </w:tcPr>
-          <w:p>
-            <w:pPr>
-              <w:keepNext/>
-              <w:jc w:val="center"/>
-            </w:pPr>
-            <w:r>
-              <w:drawing>
-                <wp:inline distT="0" distB="0" distL="0" distR="0">
-                  <wp:extent cx="2190750" cy="2800350"/>
-                  <wp:effectExtent t="0" r="0" b="0" l="0"/>
-                  <wp:docPr id="3" name="" descr="" title=""/>
-                  <wp:cNvGraphicFramePr>
-                    <a:graphicFrameLocks xmlns:a="http://schemas.openxmlformats.org/drawingml/2006/main" noChangeAspect="1"/>
-                  </wp:cNvGraphicFramePr>
-                  <a:graphic xmlns:a="http://schemas.openxmlformats.org/drawingml/2006/main">
-                    <a:graphicData uri="http://schemas.openxmlformats.org/drawingml/2006/picture">
-                      <pic:pic xmlns:pic="http://schemas.openxmlformats.org/drawingml/2006/picture">
-                        <pic:nvPicPr>
-                          <pic:cNvPr id="0" name="" descr=""/>
-                          <pic:cNvPicPr>
-                            <a:picLocks noChangeAspect="1" noChangeArrowheads="1"/>
-                          </pic:cNvPicPr>
-                        </pic:nvPicPr>
-                        <pic:blipFill>
-                          <a:blip r:embed="rId10" cstate="none"/>
-                          <a:srcRect/>
-                          <a:stretch>
-                            <a:fillRect/>
-                          </a:stretch>
-                        </pic:blipFill>
-                        <pic:spPr bwMode="auto">
-                          <a:xfrm>
-                            <a:off x="0" y="0"/>
-                            <a:ext cx="2190750" cy="2800350"/>
-                          </a:xfrm>
-                          <a:prstGeom prst="rect">
-                            <a:avLst/>
-                          </a:prstGeom>
-                        </pic:spPr>
-                      </pic:pic>
-                    </a:graphicData>
-                  </a:graphic>
-                </wp:inline>
-              </w:drawing>
-            </w:r>
-          </w:p>
-          <w:p>
-            <w:pPr>
-              <w:spacing w:after="100"/>
-              <w:jc w:val="center"/>
-            </w:pPr>
-            <w:r>
-              <w:rPr>
-                <w:sz w:val="28"/>
-                <w:szCs w:val="28"/>
-              </w:rPr>
-              <w:t xml:space="preserve">ภาพที่ 3 สถานะเครื่อง</w:t>
-            </w:r>
-          </w:p>
-        </w:tc>
-      </w:tr>
-    </w:tbl>
-    <w:p>
-      <w:pPr>
-        <w:spacing w:after="120"/>
-      </w:pPr>
-    </w:p>
-    <w:tbl>
-      <w:tblPr>
-        <w:tblW w:type="dxa" w:w="9638"/>
-        <w:tblBorders>
-          <w:top w:val="single" w:color="auto" w:sz="4"/>
-          <w:left w:val="single" w:color="auto" w:sz="4"/>
-          <w:bottom w:val="single" w:color="auto" w:sz="4"/>
-          <w:right w:val="single" w:color="auto" w:sz="4"/>
-          <w:insideH w:val="single" w:color="auto" w:sz="4"/>
-          <w:insideV w:val="single" w:color="auto" w:sz="4"/>
-        </w:tblBorders>
-      </w:tblPr>
-      <w:tblGrid>
-        <w:gridCol w:w="2600"/>
-        <w:gridCol w:w="7038"/>
-      </w:tblGrid>
-      <w:tr>
-        <w:trPr>
-          <w:tblHeader/>
-        </w:trPr>
-        <w:tc>
-          <w:tcPr>
-            <w:tcW w:type="dxa" w:w="2600"/>
-            <w:tcBorders>
-              <w:top w:val="single" w:color="808080" w:sz="4"/>
-              <w:left w:val="single" w:color="808080" w:sz="4"/>
-              <w:bottom w:val="single" w:color="808080" w:sz="4"/>
-              <w:right w:val="single" w:color="808080" w:sz="4"/>
-            </w:tcBorders>
-            <w:shd w:fill="D9E2F3" w:color="auto" w:val="clear"/>
-            <w:tcMar>
-              <w:top w:type="dxa" w:w="60"/>
-              <w:left w:type="dxa" w:w="100"/>
-              <w:bottom w:type="dxa" w:w="60"/>
-              <w:right w:type="dxa" w:w="100"/>
-            </w:tcMar>
-            <w:vAlign w:val="center"/>
-          </w:tcPr>
-          <w:p>
-            <w:pPr>
-              <w:spacing w:after="20" w:line="320"/>
-            </w:pPr>
-            <w:r>
-              <w:rPr>
-                <w:b/>
-                <w:bCs/>
-                <w:sz w:val="28"/>
-                <w:szCs w:val="28"/>
-              </w:rPr>
-              <w:t xml:space="preserve">ส่วน</w:t>
-            </w:r>
-          </w:p>
-        </w:tc>
-        <w:tc>
-          <w:tcPr>
-            <w:tcW w:type="dxa" w:w="7038"/>
-            <w:tcBorders>
-              <w:top w:val="single" w:color="808080" w:sz="4"/>
-              <w:left w:val="single" w:color="808080" w:sz="4"/>
-              <w:bottom w:val="single" w:color="808080" w:sz="4"/>
-              <w:right w:val="single" w:color="808080" w:sz="4"/>
-            </w:tcBorders>
-            <w:shd w:fill="D9E2F3" w:color="auto" w:val="clear"/>
-            <w:tcMar>
-              <w:top w:type="dxa" w:w="60"/>
-              <w:left w:type="dxa" w:w="100"/>
-              <w:bottom w:type="dxa" w:w="60"/>
-              <w:right w:type="dxa" w:w="100"/>
-            </w:tcMar>
-            <w:vAlign w:val="center"/>
-          </w:tcPr>
-          <w:p>
-            <w:pPr>
-              <w:spacing w:after="20" w:line="320"/>
-            </w:pPr>
-            <w:r>
-              <w:rPr>
-                <w:b/>
-                <w:bCs/>
-                <w:sz w:val="28"/>
-                <w:szCs w:val="28"/>
-              </w:rPr>
-              <w:t xml:space="preserve">ความหมาย</w:t>
-            </w:r>
-          </w:p>
-        </w:tc>
-      </w:tr>
-      <w:tr>
-        <w:trPr>
-          <w:cantSplit/>
-        </w:trPr>
-        <w:tc>
-          <w:tcPr>
-            <w:tcW w:type="dxa" w:w="2600"/>
-            <w:tcBorders>
-              <w:top w:val="single" w:color="808080" w:sz="4"/>
-              <w:left w:val="single" w:color="808080" w:sz="4"/>
-              <w:bottom w:val="single" w:color="808080" w:sz="4"/>
-              <w:right w:val="single" w:color="808080" w:sz="4"/>
-            </w:tcBorders>
-            <w:tcMar>
-              <w:top w:type="dxa" w:w="60"/>
-              <w:left w:type="dxa" w:w="100"/>
-              <w:bottom w:type="dxa" w:w="60"/>
-              <w:right w:type="dxa" w:w="100"/>
-            </w:tcMar>
-            <w:vAlign w:val="center"/>
-          </w:tcPr>
-          <w:p>
-            <w:pPr>
-              <w:spacing w:after="20" w:line="320"/>
-            </w:pPr>
-            <w:r>
-              <w:rPr>
-                <w:b w:val="false"/>
-                <w:bCs w:val="false"/>
-                <w:sz w:val="28"/>
-                <w:szCs w:val="28"/>
-              </w:rPr>
-              <w:t xml:space="preserve">แถบสถานะด้านบน</w:t>
-            </w:r>
-          </w:p>
-        </w:tc>
-        <w:tc>
-          <w:tcPr>
-            <w:tcW w:type="dxa" w:w="7038"/>
-            <w:tcBorders>
-              <w:top w:val="single" w:color="808080" w:sz="4"/>
-              <w:left w:val="single" w:color="808080" w:sz="4"/>
-              <w:bottom w:val="single" w:color="808080" w:sz="4"/>
-              <w:right w:val="single" w:color="808080" w:sz="4"/>
-            </w:tcBorders>
-            <w:tcMar>
-              <w:top w:type="dxa" w:w="60"/>
-              <w:left w:type="dxa" w:w="100"/>
-              <w:bottom w:type="dxa" w:w="60"/>
-              <w:right w:type="dxa" w:w="100"/>
-            </w:tcMar>
-            <w:vAlign w:val="center"/>
-          </w:tcPr>
-          <w:p>
-            <w:pPr>
-              <w:spacing w:after="20" w:line="320"/>
-            </w:pPr>
-            <w:r>
-              <w:rPr>
-                <w:b w:val="false"/>
-                <w:bCs w:val="false"/>
-                <w:sz w:val="28"/>
-                <w:szCs w:val="28"/>
-              </w:rPr>
-              <w:t xml:space="preserve">กล้อง / บอร์ด / พร้อม / เจอนก / น้ำ / ไล่อัตโนมัติ เป็นจุดสีเขียวเมื่อปกติ ส่วนป้ายด้านขวาบอกโหมด (เช่น ทดสอบภาคสนาม)</w:t>
-            </w:r>
-          </w:p>
-        </w:tc>
-      </w:tr>
-      <w:tr>
-        <w:trPr>
-          <w:cantSplit/>
-        </w:trPr>
-        <w:tc>
-          <w:tcPr>
-            <w:tcW w:type="dxa" w:w="2600"/>
-            <w:tcBorders>
-              <w:top w:val="single" w:color="808080" w:sz="4"/>
-              <w:left w:val="single" w:color="808080" w:sz="4"/>
-              <w:bottom w:val="single" w:color="808080" w:sz="4"/>
-              <w:right w:val="single" w:color="808080" w:sz="4"/>
-            </w:tcBorders>
-            <w:tcMar>
-              <w:top w:type="dxa" w:w="60"/>
-              <w:left w:type="dxa" w:w="100"/>
-              <w:bottom w:type="dxa" w:w="60"/>
-              <w:right w:type="dxa" w:w="100"/>
-            </w:tcMar>
-            <w:vAlign w:val="center"/>
-          </w:tcPr>
-          <w:p>
-            <w:pPr>
-              <w:spacing w:after="20" w:line="320"/>
-            </w:pPr>
-            <w:r>
-              <w:rPr>
-                <w:b w:val="false"/>
-                <w:bCs w:val="false"/>
-                <w:sz w:val="28"/>
-                <w:szCs w:val="28"/>
-              </w:rPr>
-              <w:t xml:space="preserve">ผลตรวจล่าสุด</w:t>
-            </w:r>
-          </w:p>
-        </w:tc>
-        <w:tc>
-          <w:tcPr>
-            <w:tcW w:type="dxa" w:w="7038"/>
-            <w:tcBorders>
-              <w:top w:val="single" w:color="808080" w:sz="4"/>
-              <w:left w:val="single" w:color="808080" w:sz="4"/>
-              <w:bottom w:val="single" w:color="808080" w:sz="4"/>
-              <w:right w:val="single" w:color="808080" w:sz="4"/>
-            </w:tcBorders>
-            <w:tcMar>
-              <w:top w:type="dxa" w:w="60"/>
-              <w:left w:type="dxa" w:w="100"/>
-              <w:bottom w:type="dxa" w:w="60"/>
-              <w:right w:type="dxa" w:w="100"/>
-            </w:tcMar>
-            <w:vAlign w:val="center"/>
-          </w:tcPr>
-          <w:p>
-            <w:pPr>
-              <w:spacing w:after="20" w:line="320"/>
-            </w:pPr>
-            <w:r>
-              <w:rPr>
-                <w:b w:val="false"/>
-                <w:bCs w:val="false"/>
-                <w:sz w:val="28"/>
-                <w:szCs w:val="28"/>
-              </w:rPr>
-              <w:t xml:space="preserve">ภาพล่าสุดที่ตรวจพร้อมกรอบ ป้ายบอกพบนกกี่ตัว และจุดยืนยันแสดงว่าเจอนกติดกันแล้วกี่เฟรมจากที่ต้องการ</w:t>
-            </w:r>
-          </w:p>
-        </w:tc>
-      </w:tr>
-      <w:tr>
-        <w:trPr>
-          <w:cantSplit/>
-        </w:trPr>
-        <w:tc>
-          <w:tcPr>
-            <w:tcW w:type="dxa" w:w="2600"/>
-            <w:tcBorders>
-              <w:top w:val="single" w:color="808080" w:sz="4"/>
-              <w:left w:val="single" w:color="808080" w:sz="4"/>
-              <w:bottom w:val="single" w:color="808080" w:sz="4"/>
-              <w:right w:val="single" w:color="808080" w:sz="4"/>
-            </w:tcBorders>
-            <w:tcMar>
-              <w:top w:type="dxa" w:w="60"/>
-              <w:left w:type="dxa" w:w="100"/>
-              <w:bottom w:type="dxa" w:w="60"/>
-              <w:right w:type="dxa" w:w="100"/>
-            </w:tcMar>
-            <w:vAlign w:val="center"/>
-          </w:tcPr>
-          <w:p>
-            <w:pPr>
-              <w:spacing w:after="20" w:line="320"/>
-            </w:pPr>
-            <w:r>
-              <w:rPr>
-                <w:b w:val="false"/>
-                <w:bCs w:val="false"/>
-                <w:sz w:val="28"/>
-                <w:szCs w:val="28"/>
-              </w:rPr>
-              <w:t xml:space="preserve">ปุ่ม ถ่ายเดี๋ยวนี้</w:t>
-            </w:r>
-          </w:p>
-        </w:tc>
-        <w:tc>
-          <w:tcPr>
-            <w:tcW w:type="dxa" w:w="7038"/>
-            <w:tcBorders>
-              <w:top w:val="single" w:color="808080" w:sz="4"/>
-              <w:left w:val="single" w:color="808080" w:sz="4"/>
-              <w:bottom w:val="single" w:color="808080" w:sz="4"/>
-              <w:right w:val="single" w:color="808080" w:sz="4"/>
-            </w:tcBorders>
-            <w:tcMar>
-              <w:top w:type="dxa" w:w="60"/>
-              <w:left w:type="dxa" w:w="100"/>
-              <w:bottom w:type="dxa" w:w="60"/>
-              <w:right w:type="dxa" w:w="100"/>
-            </w:tcMar>
-            <w:vAlign w:val="center"/>
-          </w:tcPr>
-          <w:p>
-            <w:pPr>
-              <w:spacing w:after="20" w:line="320"/>
-            </w:pPr>
-            <w:r>
-              <w:rPr>
-                <w:b w:val="false"/>
-                <w:bCs w:val="false"/>
-                <w:sz w:val="28"/>
-                <w:szCs w:val="28"/>
-              </w:rPr>
-              <w:t xml:space="preserve">สั่งถ่ายและตรวจภาพทันที</w:t>
-            </w:r>
-          </w:p>
-        </w:tc>
-      </w:tr>
-      <w:tr>
-        <w:trPr>
-          <w:cantSplit/>
-        </w:trPr>
-        <w:tc>
-          <w:tcPr>
-            <w:tcW w:type="dxa" w:w="2600"/>
-            <w:tcBorders>
-              <w:top w:val="single" w:color="808080" w:sz="4"/>
-              <w:left w:val="single" w:color="808080" w:sz="4"/>
-              <w:bottom w:val="single" w:color="808080" w:sz="4"/>
-              <w:right w:val="single" w:color="808080" w:sz="4"/>
-            </w:tcBorders>
-            <w:tcMar>
-              <w:top w:type="dxa" w:w="60"/>
-              <w:left w:type="dxa" w:w="100"/>
-              <w:bottom w:type="dxa" w:w="60"/>
-              <w:right w:type="dxa" w:w="100"/>
-            </w:tcMar>
-            <w:vAlign w:val="center"/>
-          </w:tcPr>
-          <w:p>
-            <w:pPr>
-              <w:spacing w:after="20" w:line="320"/>
-            </w:pPr>
-            <w:r>
-              <w:rPr>
-                <w:b w:val="false"/>
-                <w:bCs w:val="false"/>
-                <w:sz w:val="28"/>
-                <w:szCs w:val="28"/>
-              </w:rPr>
-              <w:t xml:space="preserve">ปุ่ม สั่งไล่เดี๋ยวนี้</w:t>
-            </w:r>
-          </w:p>
-        </w:tc>
-        <w:tc>
-          <w:tcPr>
-            <w:tcW w:type="dxa" w:w="7038"/>
-            <w:tcBorders>
-              <w:top w:val="single" w:color="808080" w:sz="4"/>
-              <w:left w:val="single" w:color="808080" w:sz="4"/>
-              <w:bottom w:val="single" w:color="808080" w:sz="4"/>
-              <w:right w:val="single" w:color="808080" w:sz="4"/>
-            </w:tcBorders>
-            <w:tcMar>
-              <w:top w:type="dxa" w:w="60"/>
-              <w:left w:type="dxa" w:w="100"/>
-              <w:bottom w:type="dxa" w:w="60"/>
-              <w:right w:type="dxa" w:w="100"/>
-            </w:tcMar>
-            <w:vAlign w:val="center"/>
-          </w:tcPr>
-          <w:p>
-            <w:pPr>
-              <w:spacing w:after="20" w:line="320"/>
-            </w:pPr>
-            <w:r>
-              <w:rPr>
-                <w:b w:val="false"/>
-                <w:bCs w:val="false"/>
-                <w:sz w:val="28"/>
-                <w:szCs w:val="28"/>
-              </w:rPr>
-              <w:t xml:space="preserve">สั่งไล่ด้วยมือ (กวาดพร้อมฉีดน้ำ) ไม่ต้องรอเจอนก</w:t>
-            </w:r>
-          </w:p>
-        </w:tc>
-      </w:tr>
-      <w:tr>
-        <w:trPr>
-          <w:cantSplit/>
-        </w:trPr>
-        <w:tc>
-          <w:tcPr>
-            <w:tcW w:type="dxa" w:w="2600"/>
-            <w:tcBorders>
-              <w:top w:val="single" w:color="808080" w:sz="4"/>
-              <w:left w:val="single" w:color="808080" w:sz="4"/>
-              <w:bottom w:val="single" w:color="808080" w:sz="4"/>
-              <w:right w:val="single" w:color="808080" w:sz="4"/>
-            </w:tcBorders>
-            <w:tcMar>
-              <w:top w:type="dxa" w:w="60"/>
-              <w:left w:type="dxa" w:w="100"/>
-              <w:bottom w:type="dxa" w:w="60"/>
-              <w:right w:type="dxa" w:w="100"/>
-            </w:tcMar>
-            <w:vAlign w:val="center"/>
-          </w:tcPr>
-          <w:p>
-            <w:pPr>
-              <w:spacing w:after="20" w:line="320"/>
-            </w:pPr>
-            <w:r>
-              <w:rPr>
-                <w:b w:val="false"/>
-                <w:bCs w:val="false"/>
-                <w:sz w:val="28"/>
-                <w:szCs w:val="28"/>
-              </w:rPr>
-              <w:t xml:space="preserve">ปุ่ม หยุดทุกอย่าง</w:t>
-            </w:r>
-          </w:p>
-        </w:tc>
-        <w:tc>
-          <w:tcPr>
-            <w:tcW w:type="dxa" w:w="7038"/>
-            <w:tcBorders>
-              <w:top w:val="single" w:color="808080" w:sz="4"/>
-              <w:left w:val="single" w:color="808080" w:sz="4"/>
-              <w:bottom w:val="single" w:color="808080" w:sz="4"/>
-              <w:right w:val="single" w:color="808080" w:sz="4"/>
-            </w:tcBorders>
-            <w:tcMar>
-              <w:top w:type="dxa" w:w="60"/>
-              <w:left w:type="dxa" w:w="100"/>
-              <w:bottom w:type="dxa" w:w="60"/>
-              <w:right w:type="dxa" w:w="100"/>
-            </w:tcMar>
-            <w:vAlign w:val="center"/>
-          </w:tcPr>
-          <w:p>
-            <w:pPr>
-              <w:spacing w:after="20" w:line="320"/>
-            </w:pPr>
-            <w:r>
-              <w:rPr>
-                <w:b w:val="false"/>
-                <w:bCs w:val="false"/>
-                <w:sz w:val="28"/>
-                <w:szCs w:val="28"/>
-              </w:rPr>
-              <w:t xml:space="preserve">ยกเลิกรอบไล่ หยุดปั๊มและมอเตอร์ทันที</w:t>
-            </w:r>
-          </w:p>
-        </w:tc>
-      </w:tr>
-      <w:tr>
-        <w:trPr>
-          <w:cantSplit/>
-        </w:trPr>
-        <w:tc>
-          <w:tcPr>
-            <w:tcW w:type="dxa" w:w="2600"/>
-            <w:tcBorders>
-              <w:top w:val="single" w:color="808080" w:sz="4"/>
-              <w:left w:val="single" w:color="808080" w:sz="4"/>
-              <w:bottom w:val="single" w:color="808080" w:sz="4"/>
-              <w:right w:val="single" w:color="808080" w:sz="4"/>
-            </w:tcBorders>
-            <w:tcMar>
-              <w:top w:type="dxa" w:w="60"/>
-              <w:left w:type="dxa" w:w="100"/>
-              <w:bottom w:type="dxa" w:w="60"/>
-              <w:right w:type="dxa" w:w="100"/>
-            </w:tcMar>
-            <w:vAlign w:val="center"/>
-          </w:tcPr>
-          <w:p>
-            <w:pPr>
-              <w:spacing w:after="20" w:line="320"/>
-            </w:pPr>
-            <w:r>
-              <w:rPr>
-                <w:b w:val="false"/>
-                <w:bCs w:val="false"/>
-                <w:sz w:val="28"/>
-                <w:szCs w:val="28"/>
-              </w:rPr>
-              <w:t xml:space="preserve">สวิตช์ ตรวจอัตโนมัติ</w:t>
-            </w:r>
-          </w:p>
-        </w:tc>
-        <w:tc>
-          <w:tcPr>
-            <w:tcW w:type="dxa" w:w="7038"/>
-            <w:tcBorders>
-              <w:top w:val="single" w:color="808080" w:sz="4"/>
-              <w:left w:val="single" w:color="808080" w:sz="4"/>
-              <w:bottom w:val="single" w:color="808080" w:sz="4"/>
-              <w:right w:val="single" w:color="808080" w:sz="4"/>
-            </w:tcBorders>
-            <w:tcMar>
-              <w:top w:type="dxa" w:w="60"/>
-              <w:left w:type="dxa" w:w="100"/>
-              <w:bottom w:type="dxa" w:w="60"/>
-              <w:right w:type="dxa" w:w="100"/>
-            </w:tcMar>
-            <w:vAlign w:val="center"/>
-          </w:tcPr>
-          <w:p>
-            <w:pPr>
-              <w:spacing w:after="20" w:line="320"/>
-            </w:pPr>
-            <w:r>
-              <w:rPr>
-                <w:b w:val="false"/>
-                <w:bCs w:val="false"/>
-                <w:sz w:val="28"/>
-                <w:szCs w:val="28"/>
-              </w:rPr>
-              <w:t xml:space="preserve">เปิดให้ถ่ายและตรวจเองทุก 5 วินาที</w:t>
-            </w:r>
-          </w:p>
-        </w:tc>
-      </w:tr>
-      <w:tr>
-        <w:trPr>
-          <w:cantSplit/>
-        </w:trPr>
-        <w:tc>
-          <w:tcPr>
-            <w:tcW w:type="dxa" w:w="2600"/>
-            <w:tcBorders>
-              <w:top w:val="single" w:color="808080" w:sz="4"/>
-              <w:left w:val="single" w:color="808080" w:sz="4"/>
-              <w:bottom w:val="single" w:color="808080" w:sz="4"/>
-              <w:right w:val="single" w:color="808080" w:sz="4"/>
-            </w:tcBorders>
-            <w:tcMar>
-              <w:top w:type="dxa" w:w="60"/>
-              <w:left w:type="dxa" w:w="100"/>
-              <w:bottom w:type="dxa" w:w="60"/>
-              <w:right w:type="dxa" w:w="100"/>
-            </w:tcMar>
-            <w:vAlign w:val="center"/>
-          </w:tcPr>
-          <w:p>
-            <w:pPr>
-              <w:spacing w:after="20" w:line="320"/>
-            </w:pPr>
-            <w:r>
-              <w:rPr>
-                <w:b w:val="false"/>
-                <w:bCs w:val="false"/>
-                <w:sz w:val="28"/>
-                <w:szCs w:val="28"/>
-              </w:rPr>
-              <w:t xml:space="preserve">สวิตช์ ไล่อัตโนมัติเมื่อเจอนก</w:t>
-            </w:r>
-          </w:p>
-        </w:tc>
-        <w:tc>
-          <w:tcPr>
-            <w:tcW w:type="dxa" w:w="7038"/>
-            <w:tcBorders>
-              <w:top w:val="single" w:color="808080" w:sz="4"/>
-              <w:left w:val="single" w:color="808080" w:sz="4"/>
-              <w:bottom w:val="single" w:color="808080" w:sz="4"/>
-              <w:right w:val="single" w:color="808080" w:sz="4"/>
-            </w:tcBorders>
-            <w:tcMar>
-              <w:top w:type="dxa" w:w="60"/>
-              <w:left w:type="dxa" w:w="100"/>
-              <w:bottom w:type="dxa" w:w="60"/>
-              <w:right w:type="dxa" w:w="100"/>
-            </w:tcMar>
-            <w:vAlign w:val="center"/>
-          </w:tcPr>
-          <w:p>
-            <w:pPr>
-              <w:spacing w:after="20" w:line="320"/>
-            </w:pPr>
-            <w:r>
-              <w:rPr>
-                <w:b w:val="false"/>
-                <w:bCs w:val="false"/>
-                <w:sz w:val="28"/>
-                <w:szCs w:val="28"/>
-              </w:rPr>
-              <w:t xml:space="preserve">เปิดให้สั่งไล่เองเมื่อเจอนกครบตามเงื่อนไข ปิดแล้วเครื่องจะแค่ตรวจและแจ้ง ไม่ฉีดน้ำ</w:t>
-            </w:r>
-          </w:p>
-        </w:tc>
-      </w:tr>
-      <w:tr>
-        <w:trPr>
-          <w:cantSplit/>
-        </w:trPr>
-        <w:tc>
-          <w:tcPr>
-            <w:tcW w:type="dxa" w:w="2600"/>
-            <w:tcBorders>
-              <w:top w:val="single" w:color="808080" w:sz="4"/>
-              <w:left w:val="single" w:color="808080" w:sz="4"/>
-              <w:bottom w:val="single" w:color="808080" w:sz="4"/>
-              <w:right w:val="single" w:color="808080" w:sz="4"/>
-            </w:tcBorders>
-            <w:tcMar>
-              <w:top w:type="dxa" w:w="60"/>
-              <w:left w:type="dxa" w:w="100"/>
-              <w:bottom w:type="dxa" w:w="60"/>
-              <w:right w:type="dxa" w:w="100"/>
-            </w:tcMar>
-            <w:vAlign w:val="center"/>
-          </w:tcPr>
-          <w:p>
-            <w:pPr>
-              <w:spacing w:after="20" w:line="320"/>
-            </w:pPr>
-            <w:r>
-              <w:rPr>
-                <w:b w:val="false"/>
-                <w:bCs w:val="false"/>
-                <w:sz w:val="28"/>
-                <w:szCs w:val="28"/>
-              </w:rPr>
-              <w:t xml:space="preserve">ภาพสดจากกล้อง</w:t>
-            </w:r>
-          </w:p>
-        </w:tc>
-        <w:tc>
-          <w:tcPr>
-            <w:tcW w:type="dxa" w:w="7038"/>
-            <w:tcBorders>
-              <w:top w:val="single" w:color="808080" w:sz="4"/>
-              <w:left w:val="single" w:color="808080" w:sz="4"/>
-              <w:bottom w:val="single" w:color="808080" w:sz="4"/>
-              <w:right w:val="single" w:color="808080" w:sz="4"/>
-            </w:tcBorders>
-            <w:tcMar>
-              <w:top w:type="dxa" w:w="60"/>
-              <w:left w:type="dxa" w:w="100"/>
-              <w:bottom w:type="dxa" w:w="60"/>
-              <w:right w:type="dxa" w:w="100"/>
-            </w:tcMar>
-            <w:vAlign w:val="center"/>
-          </w:tcPr>
-          <w:p>
-            <w:pPr>
-              <w:spacing w:after="20" w:line="320"/>
-            </w:pPr>
-            <w:r>
-              <w:rPr>
-                <w:b w:val="false"/>
-                <w:bCs w:val="false"/>
-                <w:sz w:val="28"/>
-                <w:szCs w:val="28"/>
-              </w:rPr>
-              <w:t xml:space="preserve">กด "เปิดภาพสด" เพื่อดูภาพต่อเนื่อง ปิดไว้เมื่อไม่ใช้เพื่อลดภาระ CPU ของ Pi</w:t>
-            </w:r>
-          </w:p>
-        </w:tc>
-      </w:tr>
-      <w:tr>
-        <w:trPr>
-          <w:cantSplit/>
-        </w:trPr>
-        <w:tc>
-          <w:tcPr>
-            <w:tcW w:type="dxa" w:w="2600"/>
-            <w:tcBorders>
-              <w:top w:val="single" w:color="808080" w:sz="4"/>
-              <w:left w:val="single" w:color="808080" w:sz="4"/>
-              <w:bottom w:val="single" w:color="808080" w:sz="4"/>
-              <w:right w:val="single" w:color="808080" w:sz="4"/>
-            </w:tcBorders>
-            <w:tcMar>
-              <w:top w:type="dxa" w:w="60"/>
-              <w:left w:type="dxa" w:w="100"/>
-              <w:bottom w:type="dxa" w:w="60"/>
-              <w:right w:type="dxa" w:w="100"/>
-            </w:tcMar>
-            <w:vAlign w:val="center"/>
-          </w:tcPr>
-          <w:p>
-            <w:pPr>
-              <w:spacing w:after="20" w:line="320"/>
-            </w:pPr>
-            <w:r>
-              <w:rPr>
-                <w:b w:val="false"/>
-                <w:bCs w:val="false"/>
-                <w:sz w:val="28"/>
-                <w:szCs w:val="28"/>
-              </w:rPr>
-              <w:t xml:space="preserve">สถานะเครื่อง</w:t>
-            </w:r>
-          </w:p>
-        </w:tc>
-        <w:tc>
-          <w:tcPr>
-            <w:tcW w:type="dxa" w:w="7038"/>
-            <w:tcBorders>
-              <w:top w:val="single" w:color="808080" w:sz="4"/>
-              <w:left w:val="single" w:color="808080" w:sz="4"/>
-              <w:bottom w:val="single" w:color="808080" w:sz="4"/>
-              <w:right w:val="single" w:color="808080" w:sz="4"/>
-            </w:tcBorders>
-            <w:tcMar>
-              <w:top w:type="dxa" w:w="60"/>
-              <w:left w:type="dxa" w:w="100"/>
-              <w:bottom w:type="dxa" w:w="60"/>
-              <w:right w:type="dxa" w:w="100"/>
-            </w:tcMar>
-            <w:vAlign w:val="center"/>
-          </w:tcPr>
-          <w:p>
-            <w:pPr>
-              <w:spacing w:after="20" w:line="320"/>
-            </w:pPr>
-            <w:r>
-              <w:rPr>
-                <w:b w:val="false"/>
-                <w:bCs w:val="false"/>
-                <w:sz w:val="28"/>
-                <w:szCs w:val="28"/>
-              </w:rPr>
-              <w:t xml:space="preserve">ระดับน้ำ การเชื่อมต่อบอร์ด ไฟเขียว/ไฟส้ม สถานะ PIR มุมหัวฉีด โควตาปั๊ม และจำนวนครั้งที่ไล่ได้อีกในชั่วโมงนี้</w:t>
-            </w:r>
-          </w:p>
-        </w:tc>
-      </w:tr>
-      <w:tr>
-        <w:trPr>
-          <w:cantSplit/>
-        </w:trPr>
-        <w:tc>
-          <w:tcPr>
-            <w:tcW w:type="dxa" w:w="2600"/>
-            <w:tcBorders>
-              <w:top w:val="single" w:color="808080" w:sz="4"/>
-              <w:left w:val="single" w:color="808080" w:sz="4"/>
-              <w:bottom w:val="single" w:color="808080" w:sz="4"/>
-              <w:right w:val="single" w:color="808080" w:sz="4"/>
-            </w:tcBorders>
-            <w:tcMar>
-              <w:top w:type="dxa" w:w="60"/>
-              <w:left w:type="dxa" w:w="100"/>
-              <w:bottom w:type="dxa" w:w="60"/>
-              <w:right w:type="dxa" w:w="100"/>
-            </w:tcMar>
-            <w:vAlign w:val="center"/>
-          </w:tcPr>
-          <w:p>
-            <w:pPr>
-              <w:spacing w:after="20" w:line="320"/>
-            </w:pPr>
-            <w:r>
-              <w:rPr>
-                <w:b w:val="false"/>
-                <w:bCs w:val="false"/>
-                <w:sz w:val="28"/>
-                <w:szCs w:val="28"/>
-              </w:rPr>
-              <w:t xml:space="preserve">ควบคุมด้วยมือ</w:t>
-            </w:r>
-          </w:p>
-        </w:tc>
-        <w:tc>
-          <w:tcPr>
-            <w:tcW w:type="dxa" w:w="7038"/>
-            <w:tcBorders>
-              <w:top w:val="single" w:color="808080" w:sz="4"/>
-              <w:left w:val="single" w:color="808080" w:sz="4"/>
-              <w:bottom w:val="single" w:color="808080" w:sz="4"/>
-              <w:right w:val="single" w:color="808080" w:sz="4"/>
-            </w:tcBorders>
-            <w:tcMar>
-              <w:top w:type="dxa" w:w="60"/>
-              <w:left w:type="dxa" w:w="100"/>
-              <w:bottom w:type="dxa" w:w="60"/>
-              <w:right w:type="dxa" w:w="100"/>
-            </w:tcMar>
-            <w:vAlign w:val="center"/>
-          </w:tcPr>
-          <w:p>
-            <w:pPr>
-              <w:spacing w:after="20" w:line="320"/>
-            </w:pPr>
-            <w:r>
-              <w:rPr>
-                <w:b w:val="false"/>
-                <w:bCs w:val="false"/>
-                <w:sz w:val="28"/>
-                <w:szCs w:val="28"/>
-              </w:rPr>
-              <w:t xml:space="preserve">หมุนหัวฉีด ตั้งจุดกลาง ตั้งการกวาด ปั๊มน้ำ วัดระดับน้ำ ทดสอบไฟส้ม (หัวข้อ 5.7)</w:t>
-            </w:r>
-          </w:p>
-        </w:tc>
-      </w:tr>
-      <w:tr>
-        <w:trPr>
-          <w:cantSplit/>
-        </w:trPr>
-        <w:tc>
-          <w:tcPr>
-            <w:tcW w:type="dxa" w:w="2600"/>
-            <w:tcBorders>
-              <w:top w:val="single" w:color="808080" w:sz="4"/>
-              <w:left w:val="single" w:color="808080" w:sz="4"/>
-              <w:bottom w:val="single" w:color="808080" w:sz="4"/>
-              <w:right w:val="single" w:color="808080" w:sz="4"/>
-            </w:tcBorders>
-            <w:tcMar>
-              <w:top w:type="dxa" w:w="60"/>
-              <w:left w:type="dxa" w:w="100"/>
-              <w:bottom w:type="dxa" w:w="60"/>
-              <w:right w:type="dxa" w:w="100"/>
-            </w:tcMar>
-            <w:vAlign w:val="center"/>
-          </w:tcPr>
-          <w:p>
-            <w:pPr>
-              <w:spacing w:after="20" w:line="320"/>
-            </w:pPr>
-            <w:r>
-              <w:rPr>
-                <w:b w:val="false"/>
-                <w:bCs w:val="false"/>
-                <w:sz w:val="28"/>
-                <w:szCs w:val="28"/>
-              </w:rPr>
-              <w:t xml:space="preserve">ตรวจเฉพาะพื้นที่ (ROI)</w:t>
-            </w:r>
-          </w:p>
-        </w:tc>
-        <w:tc>
-          <w:tcPr>
-            <w:tcW w:type="dxa" w:w="7038"/>
-            <w:tcBorders>
-              <w:top w:val="single" w:color="808080" w:sz="4"/>
-              <w:left w:val="single" w:color="808080" w:sz="4"/>
-              <w:bottom w:val="single" w:color="808080" w:sz="4"/>
-              <w:right w:val="single" w:color="808080" w:sz="4"/>
-            </w:tcBorders>
-            <w:tcMar>
-              <w:top w:type="dxa" w:w="60"/>
-              <w:left w:type="dxa" w:w="100"/>
-              <w:bottom w:type="dxa" w:w="60"/>
-              <w:right w:type="dxa" w:w="100"/>
-            </w:tcMar>
-            <w:vAlign w:val="center"/>
-          </w:tcPr>
-          <w:p>
-            <w:pPr>
-              <w:spacing w:after="20" w:line="320"/>
-            </w:pPr>
-            <w:r>
-              <w:rPr>
-                <w:b w:val="false"/>
-                <w:bCs w:val="false"/>
-                <w:sz w:val="28"/>
-                <w:szCs w:val="28"/>
-              </w:rPr>
-              <w:t xml:space="preserve">ตั้งกรอบที่ให้โมเดลตรวจ (หัวข้อ 5.5)</w:t>
-            </w:r>
-          </w:p>
-        </w:tc>
-      </w:tr>
-      <w:tr>
-        <w:trPr>
-          <w:cantSplit/>
-        </w:trPr>
-        <w:tc>
-          <w:tcPr>
-            <w:tcW w:type="dxa" w:w="2600"/>
-            <w:tcBorders>
-              <w:top w:val="single" w:color="808080" w:sz="4"/>
-              <w:left w:val="single" w:color="808080" w:sz="4"/>
-              <w:bottom w:val="single" w:color="808080" w:sz="4"/>
-              <w:right w:val="single" w:color="808080" w:sz="4"/>
-            </w:tcBorders>
-            <w:tcMar>
-              <w:top w:type="dxa" w:w="60"/>
-              <w:left w:type="dxa" w:w="100"/>
-              <w:bottom w:type="dxa" w:w="60"/>
-              <w:right w:type="dxa" w:w="100"/>
-            </w:tcMar>
-            <w:vAlign w:val="center"/>
-          </w:tcPr>
-          <w:p>
-            <w:pPr>
-              <w:spacing w:after="20" w:line="320"/>
-            </w:pPr>
-            <w:r>
-              <w:rPr>
-                <w:b w:val="false"/>
-                <w:bCs w:val="false"/>
-                <w:sz w:val="28"/>
-                <w:szCs w:val="28"/>
-              </w:rPr>
-              <w:t xml:space="preserve">ภาพย้อนหลังที่พบนก</w:t>
-            </w:r>
-          </w:p>
-        </w:tc>
-        <w:tc>
-          <w:tcPr>
-            <w:tcW w:type="dxa" w:w="7038"/>
-            <w:tcBorders>
-              <w:top w:val="single" w:color="808080" w:sz="4"/>
-              <w:left w:val="single" w:color="808080" w:sz="4"/>
-              <w:bottom w:val="single" w:color="808080" w:sz="4"/>
-              <w:right w:val="single" w:color="808080" w:sz="4"/>
-            </w:tcBorders>
-            <w:tcMar>
-              <w:top w:type="dxa" w:w="60"/>
-              <w:left w:type="dxa" w:w="100"/>
-              <w:bottom w:type="dxa" w:w="60"/>
-              <w:right w:type="dxa" w:w="100"/>
-            </w:tcMar>
-            <w:vAlign w:val="center"/>
-          </w:tcPr>
-          <w:p>
-            <w:pPr>
-              <w:spacing w:after="20" w:line="320"/>
-            </w:pPr>
-            <w:r>
-              <w:rPr>
-                <w:b w:val="false"/>
-                <w:bCs w:val="false"/>
-                <w:sz w:val="28"/>
-                <w:szCs w:val="28"/>
-              </w:rPr>
-              <w:t xml:space="preserve">ภาพที่มีนก 24 ภาพล่าสุด แตะเพื่อดูภาพใหญ่ (หัวข้อ 5.9)</w:t>
-            </w:r>
-          </w:p>
-        </w:tc>
-      </w:tr>
-    </w:tbl>
-    <w:p>
-      <w:pPr>
-        <w:pStyle w:val="Heading2"/>
-        <w:keepNext/>
-        <w:spacing w:after="120" w:before="200"/>
-      </w:pPr>
-      <w:bookmarkStart w:name="_Toc10" w:id="10"/>
-      <w:r>
-        <w:rPr>
-          <w:b/>
-          <w:bCs/>
-          <w:sz w:val="34"/>
-          <w:szCs w:val="34"/>
-        </w:rPr>
-        <w:t xml:space="preserve">5.4 การตั้งจุดกลางของหัวฉีด</w:t>
-      </w:r>
-      <w:bookmarkEnd w:id="10"/>
-    </w:p>
-    <w:p>
-      <w:pPr>
-        <w:spacing w:after="120" w:line="340"/>
-      </w:pPr>
-      <w:r>
-        <w:rPr>
-          <w:sz w:val="32"/>
-          <w:szCs w:val="32"/>
-        </w:rPr>
-        <w:t xml:space="preserve">ESP32 จำตำแหน่งหัวฉีดเป็นจำนวนสเต็ปนับจากจุดกลาง หลังเปิดเครื่องหรือบอร์ดรีบูต ตำแหน่งนี้ยังไม่รู้ ต้องตั้งใหม่ทุกครั้ง ถ้าไม่ตั้ง หน้าเว็บจะขึ้นเตือนสีเหลือง</w:t>
-      </w:r>
-    </w:p>
-    <w:p>
-      <w:pPr>
-        <w:pStyle w:val="ListParagraph"/>
-        <w:numPr>
-          <w:ilvl w:val="0"/>
-          <w:numId w:val="6"/>
-        </w:numPr>
-        <w:spacing w:after="80" w:line="340"/>
-      </w:pPr>
-      <w:r>
-        <w:rPr>
-          <w:sz w:val="32"/>
-          <w:szCs w:val="32"/>
-        </w:rPr>
-        <w:t xml:space="preserve">หมุนหัวฉีดให้ตรงกลางพื้นที่ที่ต้องการฉีด (ใช้ปุ่ม ◀ ▶ หรือขยับด้วยมือตอนมอเตอร์ไม่ทำงาน)</w:t>
-      </w:r>
-    </w:p>
-    <w:p>
-      <w:pPr>
-        <w:pStyle w:val="ListParagraph"/>
-        <w:numPr>
-          <w:ilvl w:val="0"/>
-          <w:numId w:val="6"/>
-        </w:numPr>
-        <w:spacing w:after="80" w:line="340"/>
-      </w:pPr>
-      <w:r>
-        <w:rPr>
-          <w:sz w:val="32"/>
-          <w:szCs w:val="32"/>
-        </w:rPr>
-        <w:t xml:space="preserve">กดปุ่ม "ตั้งตรงนี้เป็นจุดกลาง" แล้วยืนยัน ระบบจะถือว่าตำแหน่งนี้คือ 0°</w:t>
-      </w:r>
-    </w:p>
-    <w:p>
-      <w:pPr>
-        <w:pStyle w:val="ListParagraph"/>
-        <w:numPr>
-          <w:ilvl w:val="0"/>
-          <w:numId w:val="6"/>
-        </w:numPr>
-        <w:spacing w:after="80" w:line="340"/>
-      </w:pPr>
-      <w:r>
-        <w:rPr>
-          <w:sz w:val="32"/>
-          <w:szCs w:val="32"/>
-        </w:rPr>
-        <w:t xml:space="preserve">ถ้าหัวฉีดเคยชนขอบหรือถูกมือดัน ตำแหน่งที่จำไว้จะคลาด ให้ทำขั้นตอนนี้ใหม่</w:t>
-      </w:r>
-    </w:p>
-    <w:p>
-      <w:pPr>
-        <w:pStyle w:val="Heading2"/>
-        <w:keepNext/>
-        <w:spacing w:after="120" w:before="200"/>
-      </w:pPr>
-      <w:bookmarkStart w:name="_Toc11" w:id="11"/>
-      <w:r>
-        <w:rPr>
-          <w:b/>
-          <w:bCs/>
-          <w:sz w:val="34"/>
-          <w:szCs w:val="34"/>
-        </w:rPr>
-        <w:t xml:space="preserve">5.5 การตั้งพื้นที่ตรวจ (ROI)</w:t>
-      </w:r>
-      <w:bookmarkEnd w:id="11"/>
-    </w:p>
-    <w:tbl>
-      <w:tblPr>
-        <w:tblW w:type="dxa" w:w="9638"/>
-        <w:tblBorders>
-          <w:top w:val="single" w:color="auto" w:sz="4"/>
-          <w:left w:val="single" w:color="auto" w:sz="4"/>
-          <w:bottom w:val="single" w:color="auto" w:sz="4"/>
-          <w:right w:val="single" w:color="auto" w:sz="4"/>
-          <w:insideH w:val="single" w:color="auto" w:sz="4"/>
-          <w:insideV w:val="single" w:color="auto" w:sz="4"/>
-        </w:tblBorders>
-      </w:tblPr>
-      <w:tblGrid>
-        <w:gridCol w:w="4819"/>
-        <w:gridCol w:w="4819"/>
-      </w:tblGrid>
-      <w:tr>
-        <w:trPr>
-          <w:cantSplit/>
-        </w:trPr>
-        <w:tc>
-          <w:tcPr>
-            <w:tcW w:type="dxa" w:w="4819"/>
-            <w:tcBorders>
-              <w:top w:val="none" w:color="FFFFFF" w:sz="0"/>
-              <w:left w:val="none" w:color="FFFFFF" w:sz="0"/>
-              <w:bottom w:val="none" w:color="FFFFFF" w:sz="0"/>
-              <w:right w:val="none" w:color="FFFFFF" w:sz="0"/>
-            </w:tcBorders>
-          </w:tcPr>
-          <w:p>
-            <w:pPr>
-              <w:keepNext/>
-              <w:jc w:val="center"/>
-            </w:pPr>
-            <w:r>
-              <w:drawing>
-                <wp:inline distT="0" distB="0" distL="0" distR="0">
-                  <wp:extent cx="2190750" cy="4114800"/>
-                  <wp:effectExtent t="0" r="0" b="0" l="0"/>
-                  <wp:docPr id="4" name="" descr="" title=""/>
-                  <wp:cNvGraphicFramePr>
-                    <a:graphicFrameLocks xmlns:a="http://schemas.openxmlformats.org/drawingml/2006/main" noChangeAspect="1"/>
-                  </wp:cNvGraphicFramePr>
-                  <a:graphic xmlns:a="http://schemas.openxmlformats.org/drawingml/2006/main">
-                    <a:graphicData uri="http://schemas.openxmlformats.org/drawingml/2006/picture">
-                      <pic:pic xmlns:pic="http://schemas.openxmlformats.org/drawingml/2006/picture">
-                        <pic:nvPicPr>
-                          <pic:cNvPr id="0" name="" descr=""/>
-                          <pic:cNvPicPr>
-                            <a:picLocks noChangeAspect="1" noChangeArrowheads="1"/>
-                          </pic:cNvPicPr>
-                        </pic:nvPicPr>
-                        <pic:blipFill>
-                          <a:blip r:embed="rId11" cstate="none"/>
-                          <a:srcRect/>
-                          <a:stretch>
-                            <a:fillRect/>
-                          </a:stretch>
-                        </pic:blipFill>
-                        <pic:spPr bwMode="auto">
-                          <a:xfrm>
-                            <a:off x="0" y="0"/>
-                            <a:ext cx="2190750" cy="4114800"/>
-                          </a:xfrm>
-                          <a:prstGeom prst="rect">
-                            <a:avLst/>
-                          </a:prstGeom>
-                        </pic:spPr>
-                      </pic:pic>
-                    </a:graphicData>
-                  </a:graphic>
-                </wp:inline>
-              </w:drawing>
-            </w:r>
-          </w:p>
-          <w:p>
-            <w:pPr>
-              <w:spacing w:after="100"/>
-              <w:jc w:val="center"/>
-            </w:pPr>
-            <w:r>
-              <w:rPr>
-                <w:sz w:val="28"/>
-                <w:szCs w:val="28"/>
-              </w:rPr>
-              <w:t xml:space="preserve">ภาพที่ 4 การ์ด ROI</w:t>
-            </w:r>
-          </w:p>
-        </w:tc>
-        <w:tc>
-          <w:tcPr>
-            <w:tcW w:type="dxa" w:w="4819"/>
-            <w:tcBorders>
-              <w:top w:val="none" w:color="FFFFFF" w:sz="0"/>
-              <w:left w:val="none" w:color="FFFFFF" w:sz="0"/>
-              <w:bottom w:val="none" w:color="FFFFFF" w:sz="0"/>
-              <w:right w:val="none" w:color="FFFFFF" w:sz="0"/>
-            </w:tcBorders>
-          </w:tcPr>
-          <w:p>
-            <w:pPr>
-              <w:keepNext/>
-              <w:jc w:val="center"/>
-            </w:pPr>
-            <w:r>
-              <w:drawing>
-                <wp:inline distT="0" distB="0" distL="0" distR="0">
-                  <wp:extent cx="2190750" cy="4200525"/>
-                  <wp:effectExtent t="0" r="0" b="0" l="0"/>
-                  <wp:docPr id="5" name="" descr="" title=""/>
-                  <wp:cNvGraphicFramePr>
-                    <a:graphicFrameLocks xmlns:a="http://schemas.openxmlformats.org/drawingml/2006/main" noChangeAspect="1"/>
-                  </wp:cNvGraphicFramePr>
-                  <a:graphic xmlns:a="http://schemas.openxmlformats.org/drawingml/2006/main">
-                    <a:graphicData uri="http://schemas.openxmlformats.org/drawingml/2006/picture">
-                      <pic:pic xmlns:pic="http://schemas.openxmlformats.org/drawingml/2006/picture">
-                        <pic:nvPicPr>
-                          <pic:cNvPr id="0" name="" descr=""/>
-                          <pic:cNvPicPr>
-                            <a:picLocks noChangeAspect="1" noChangeArrowheads="1"/>
-                          </pic:cNvPicPr>
-                        </pic:nvPicPr>
-                        <pic:blipFill>
-                          <a:blip r:embed="rId12" cstate="none"/>
-                          <a:srcRect/>
-                          <a:stretch>
-                            <a:fillRect/>
-                          </a:stretch>
-                        </pic:blipFill>
-                        <pic:spPr bwMode="auto">
-                          <a:xfrm>
-                            <a:off x="0" y="0"/>
-                            <a:ext cx="2190750" cy="4200525"/>
-                          </a:xfrm>
-                          <a:prstGeom prst="rect">
-                            <a:avLst/>
-                          </a:prstGeom>
-                        </pic:spPr>
-                      </pic:pic>
-                    </a:graphicData>
-                  </a:graphic>
-                </wp:inline>
-              </w:drawing>
-            </w:r>
-          </w:p>
-          <w:p>
-            <w:pPr>
-              <w:spacing w:after="100"/>
-              <w:jc w:val="center"/>
-            </w:pPr>
-            <w:r>
-              <w:rPr>
-                <w:sz w:val="28"/>
-                <w:szCs w:val="28"/>
-              </w:rPr>
-              <w:t xml:space="preserve">ภาพที่ 5 การ์ดควบคุมด้วยมือ</w:t>
-            </w:r>
-          </w:p>
-        </w:tc>
-      </w:tr>
-    </w:tbl>
-    <w:p>
-      <w:pPr>
-        <w:spacing w:after="120"/>
-      </w:pPr>
-    </w:p>
-    <w:p>
-      <w:pPr>
-        <w:spacing w:after="120" w:line="340"/>
-      </w:pPr>
-      <w:r>
-        <w:rPr>
-          <w:sz w:val="32"/>
-          <w:szCs w:val="32"/>
-        </w:rPr>
-        <w:t xml:space="preserve">ROI เปิดอยู่ตั้งแต่เริ่ม โดยตัดขอบซ้ายและขวาออกข้างละ 20% ระบบจะตัดภาพเฉพาะกรอบสีเขียวแล้วขยายก่อนตรวจ ทำให้เจอนกตัวเล็กได้ง่ายขึ้น นกที่อยู่นอกกรอบจะไม่นับและไม่ถูกไล่</w:t>
-      </w:r>
-    </w:p>
-    <w:p>
-      <w:pPr>
-        <w:pStyle w:val="ListParagraph"/>
-        <w:numPr>
-          <w:ilvl w:val="0"/>
-          <w:numId w:val="7"/>
-        </w:numPr>
-        <w:spacing w:after="80" w:line="340"/>
-      </w:pPr>
-      <w:r>
-        <w:rPr>
-          <w:sz w:val="32"/>
-          <w:szCs w:val="32"/>
-        </w:rPr>
-        <w:t xml:space="preserve">เลื่อนแถบ ตัดซ้าย / ตัดขวา / ตัดบน / ตัดล่าง จนกรอบสีเขียวครอบจุดที่นกชอบมาเกาะ</w:t>
-      </w:r>
-    </w:p>
-    <w:p>
-      <w:pPr>
-        <w:pStyle w:val="ListParagraph"/>
-        <w:numPr>
-          <w:ilvl w:val="0"/>
-          <w:numId w:val="7"/>
-        </w:numPr>
-        <w:spacing w:after="80" w:line="340"/>
-      </w:pPr>
-      <w:r>
-        <w:rPr>
-          <w:sz w:val="32"/>
-          <w:szCs w:val="32"/>
-        </w:rPr>
-        <w:t xml:space="preserve">กด "บันทึก ROI" ข้อความด้านล่างจะแจ้งว่ายังไม่ได้บันทึกจนกว่าจะกดบันทึก</w:t>
-      </w:r>
-    </w:p>
-    <w:p>
-      <w:pPr>
-        <w:pStyle w:val="ListParagraph"/>
-        <w:numPr>
-          <w:ilvl w:val="0"/>
-          <w:numId w:val="7"/>
-        </w:numPr>
-        <w:spacing w:after="80" w:line="340"/>
-      </w:pPr>
-      <w:r>
-        <w:rPr>
-          <w:sz w:val="32"/>
-          <w:szCs w:val="32"/>
-        </w:rPr>
-        <w:t xml:space="preserve">กด "ค่าเริ่มต้น" เพื่อกลับไปใช้ค่าตั้งต้น (ตัดขอบซ้าย-ขวา) สวิตช์ด้านบนของการ์ดใช้เปิด/ปิด ROI</w:t>
-      </w:r>
-    </w:p>
-    <w:p>
-      <w:pPr>
-        <w:pStyle w:val="Heading2"/>
-        <w:keepNext/>
-        <w:spacing w:after="120" w:before="200"/>
-      </w:pPr>
-      <w:bookmarkStart w:name="_Toc12" w:id="12"/>
-      <w:r>
-        <w:rPr>
-          <w:b/>
-          <w:bCs/>
-          <w:sz w:val="34"/>
-          <w:szCs w:val="34"/>
-        </w:rPr>
-        <w:t xml:space="preserve">5.6 การตั้งการกวาดตอนไล่นก</w:t>
-      </w:r>
-      <w:bookmarkEnd w:id="12"/>
-    </w:p>
-    <w:p>
-      <w:pPr>
-        <w:spacing w:after="120" w:line="340"/>
-      </w:pPr>
-      <w:r>
-        <w:rPr>
-          <w:sz w:val="32"/>
-          <w:szCs w:val="32"/>
-        </w:rPr>
-        <w:t xml:space="preserve">อยู่ในการ์ด "ควบคุมด้วยมือ" หัวข้อ "การกวาดตอนไล่นก" (ใช้ได้เมื่อบอร์ดเป็นเฟิร์มแวร์ v7.7 ขึ้นไป)</w:t>
-      </w:r>
-    </w:p>
-    <w:tbl>
-      <w:tblPr>
-        <w:tblW w:type="dxa" w:w="9638"/>
-        <w:tblBorders>
-          <w:top w:val="single" w:color="auto" w:sz="4"/>
-          <w:left w:val="single" w:color="auto" w:sz="4"/>
-          <w:bottom w:val="single" w:color="auto" w:sz="4"/>
-          <w:right w:val="single" w:color="auto" w:sz="4"/>
-          <w:insideH w:val="single" w:color="auto" w:sz="4"/>
-          <w:insideV w:val="single" w:color="auto" w:sz="4"/>
-        </w:tblBorders>
-      </w:tblPr>
-      <w:tblGrid>
-        <w:gridCol w:w="2600"/>
-        <w:gridCol w:w="2000"/>
-        <w:gridCol w:w="5038"/>
-      </w:tblGrid>
-      <w:tr>
-        <w:trPr>
-          <w:tblHeader/>
-        </w:trPr>
-        <w:tc>
-          <w:tcPr>
-            <w:tcW w:type="dxa" w:w="2600"/>
-            <w:tcBorders>
-              <w:top w:val="single" w:color="808080" w:sz="4"/>
-              <w:left w:val="single" w:color="808080" w:sz="4"/>
-              <w:bottom w:val="single" w:color="808080" w:sz="4"/>
-              <w:right w:val="single" w:color="808080" w:sz="4"/>
-            </w:tcBorders>
-            <w:shd w:fill="D9E2F3" w:color="auto" w:val="clear"/>
-            <w:tcMar>
-              <w:top w:type="dxa" w:w="60"/>
-              <w:left w:type="dxa" w:w="100"/>
-              <w:bottom w:type="dxa" w:w="60"/>
-              <w:right w:type="dxa" w:w="100"/>
-            </w:tcMar>
-            <w:vAlign w:val="center"/>
-          </w:tcPr>
-          <w:p>
-            <w:pPr>
-              <w:spacing w:after="20" w:line="320"/>
-            </w:pPr>
-            <w:r>
-              <w:rPr>
-                <w:b/>
-                <w:bCs/>
-                <w:sz w:val="28"/>
-                <w:szCs w:val="28"/>
-              </w:rPr>
-              <w:t xml:space="preserve">ค่า</w:t>
-            </w:r>
-          </w:p>
-        </w:tc>
-        <w:tc>
-          <w:tcPr>
-            <w:tcW w:type="dxa" w:w="2000"/>
-            <w:tcBorders>
-              <w:top w:val="single" w:color="808080" w:sz="4"/>
-              <w:left w:val="single" w:color="808080" w:sz="4"/>
-              <w:bottom w:val="single" w:color="808080" w:sz="4"/>
-              <w:right w:val="single" w:color="808080" w:sz="4"/>
-            </w:tcBorders>
-            <w:shd w:fill="D9E2F3" w:color="auto" w:val="clear"/>
-            <w:tcMar>
-              <w:top w:type="dxa" w:w="60"/>
-              <w:left w:type="dxa" w:w="100"/>
-              <w:bottom w:type="dxa" w:w="60"/>
-              <w:right w:type="dxa" w:w="100"/>
-            </w:tcMar>
-            <w:vAlign w:val="center"/>
-          </w:tcPr>
-          <w:p>
-            <w:pPr>
-              <w:spacing w:after="20" w:line="320"/>
-            </w:pPr>
-            <w:r>
-              <w:rPr>
-                <w:b/>
-                <w:bCs/>
-                <w:sz w:val="28"/>
-                <w:szCs w:val="28"/>
-              </w:rPr>
-              <w:t xml:space="preserve">ช่วงที่ตั้งได้</w:t>
-            </w:r>
-          </w:p>
-        </w:tc>
-        <w:tc>
-          <w:tcPr>
-            <w:tcW w:type="dxa" w:w="5038"/>
-            <w:tcBorders>
-              <w:top w:val="single" w:color="808080" w:sz="4"/>
-              <w:left w:val="single" w:color="808080" w:sz="4"/>
-              <w:bottom w:val="single" w:color="808080" w:sz="4"/>
-              <w:right w:val="single" w:color="808080" w:sz="4"/>
-            </w:tcBorders>
-            <w:shd w:fill="D9E2F3" w:color="auto" w:val="clear"/>
-            <w:tcMar>
-              <w:top w:type="dxa" w:w="60"/>
-              <w:left w:type="dxa" w:w="100"/>
-              <w:bottom w:type="dxa" w:w="60"/>
-              <w:right w:type="dxa" w:w="100"/>
-            </w:tcMar>
-            <w:vAlign w:val="center"/>
-          </w:tcPr>
-          <w:p>
-            <w:pPr>
-              <w:spacing w:after="20" w:line="320"/>
-            </w:pPr>
-            <w:r>
-              <w:rPr>
-                <w:b/>
-                <w:bCs/>
-                <w:sz w:val="28"/>
-                <w:szCs w:val="28"/>
-              </w:rPr>
-              <w:t xml:space="preserve">คำอธิบาย</w:t>
-            </w:r>
-          </w:p>
-        </w:tc>
-      </w:tr>
-      <w:tr>
-        <w:trPr>
-          <w:cantSplit/>
-        </w:trPr>
-        <w:tc>
-          <w:tcPr>
-            <w:tcW w:type="dxa" w:w="2600"/>
-            <w:tcBorders>
-              <w:top w:val="single" w:color="808080" w:sz="4"/>
-              <w:left w:val="single" w:color="808080" w:sz="4"/>
-              <w:bottom w:val="single" w:color="808080" w:sz="4"/>
-              <w:right w:val="single" w:color="808080" w:sz="4"/>
-            </w:tcBorders>
-            <w:tcMar>
-              <w:top w:type="dxa" w:w="60"/>
-              <w:left w:type="dxa" w:w="100"/>
-              <w:bottom w:type="dxa" w:w="60"/>
-              <w:right w:type="dxa" w:w="100"/>
-            </w:tcMar>
-            <w:vAlign w:val="center"/>
-          </w:tcPr>
-          <w:p>
-            <w:pPr>
-              <w:spacing w:after="20" w:line="320"/>
-            </w:pPr>
-            <w:r>
-              <w:rPr>
-                <w:b w:val="false"/>
-                <w:bCs w:val="false"/>
-                <w:sz w:val="28"/>
-                <w:szCs w:val="28"/>
-              </w:rPr>
-              <w:t xml:space="preserve">กว้างข้างละ</w:t>
-            </w:r>
-          </w:p>
-        </w:tc>
-        <w:tc>
-          <w:tcPr>
-            <w:tcW w:type="dxa" w:w="2000"/>
-            <w:tcBorders>
-              <w:top w:val="single" w:color="808080" w:sz="4"/>
-              <w:left w:val="single" w:color="808080" w:sz="4"/>
-              <w:bottom w:val="single" w:color="808080" w:sz="4"/>
-              <w:right w:val="single" w:color="808080" w:sz="4"/>
-            </w:tcBorders>
-            <w:tcMar>
-              <w:top w:type="dxa" w:w="60"/>
-              <w:left w:type="dxa" w:w="100"/>
-              <w:bottom w:type="dxa" w:w="60"/>
-              <w:right w:type="dxa" w:w="100"/>
-            </w:tcMar>
-            <w:vAlign w:val="center"/>
-          </w:tcPr>
-          <w:p>
-            <w:pPr>
-              <w:spacing w:after="20" w:line="320"/>
-            </w:pPr>
-            <w:r>
-              <w:rPr>
-                <w:b w:val="false"/>
-                <w:bCs w:val="false"/>
-                <w:sz w:val="28"/>
-                <w:szCs w:val="28"/>
-              </w:rPr>
-              <w:t xml:space="preserve">10–80° (ค่าเริ่มต้น 40°)</w:t>
-            </w:r>
-          </w:p>
-        </w:tc>
-        <w:tc>
-          <w:tcPr>
-            <w:tcW w:type="dxa" w:w="5038"/>
-            <w:tcBorders>
-              <w:top w:val="single" w:color="808080" w:sz="4"/>
-              <w:left w:val="single" w:color="808080" w:sz="4"/>
-              <w:bottom w:val="single" w:color="808080" w:sz="4"/>
-              <w:right w:val="single" w:color="808080" w:sz="4"/>
-            </w:tcBorders>
-            <w:tcMar>
-              <w:top w:type="dxa" w:w="60"/>
-              <w:left w:type="dxa" w:w="100"/>
-              <w:bottom w:type="dxa" w:w="60"/>
-              <w:right w:type="dxa" w:w="100"/>
-            </w:tcMar>
-            <w:vAlign w:val="center"/>
-          </w:tcPr>
-          <w:p>
-            <w:pPr>
-              <w:spacing w:after="20" w:line="320"/>
-            </w:pPr>
-            <w:r>
-              <w:rPr>
-                <w:b w:val="false"/>
-                <w:bCs w:val="false"/>
-                <w:sz w:val="28"/>
-                <w:szCs w:val="28"/>
-              </w:rPr>
-              <w:t xml:space="preserve">ระยะที่หัวฉีดกวาดไปทางซ้ายและขวาจากจุดกลาง</w:t>
-            </w:r>
-          </w:p>
-        </w:tc>
-      </w:tr>
-      <w:tr>
-        <w:trPr>
-          <w:cantSplit/>
-        </w:trPr>
-        <w:tc>
-          <w:tcPr>
-            <w:tcW w:type="dxa" w:w="2600"/>
-            <w:tcBorders>
-              <w:top w:val="single" w:color="808080" w:sz="4"/>
-              <w:left w:val="single" w:color="808080" w:sz="4"/>
-              <w:bottom w:val="single" w:color="808080" w:sz="4"/>
-              <w:right w:val="single" w:color="808080" w:sz="4"/>
-            </w:tcBorders>
-            <w:tcMar>
-              <w:top w:type="dxa" w:w="60"/>
-              <w:left w:type="dxa" w:w="100"/>
-              <w:bottom w:type="dxa" w:w="60"/>
-              <w:right w:type="dxa" w:w="100"/>
-            </w:tcMar>
-            <w:vAlign w:val="center"/>
-          </w:tcPr>
-          <w:p>
-            <w:pPr>
-              <w:spacing w:after="20" w:line="320"/>
-            </w:pPr>
-            <w:r>
-              <w:rPr>
-                <w:b w:val="false"/>
-                <w:bCs w:val="false"/>
-                <w:sz w:val="28"/>
-                <w:szCs w:val="28"/>
-              </w:rPr>
-              <w:t xml:space="preserve">ความเร็ว</w:t>
-            </w:r>
-          </w:p>
-        </w:tc>
-        <w:tc>
-          <w:tcPr>
-            <w:tcW w:type="dxa" w:w="2000"/>
-            <w:tcBorders>
-              <w:top w:val="single" w:color="808080" w:sz="4"/>
-              <w:left w:val="single" w:color="808080" w:sz="4"/>
-              <w:bottom w:val="single" w:color="808080" w:sz="4"/>
-              <w:right w:val="single" w:color="808080" w:sz="4"/>
-            </w:tcBorders>
-            <w:tcMar>
-              <w:top w:type="dxa" w:w="60"/>
-              <w:left w:type="dxa" w:w="100"/>
-              <w:bottom w:type="dxa" w:w="60"/>
-              <w:right w:type="dxa" w:w="100"/>
-            </w:tcMar>
-            <w:vAlign w:val="center"/>
-          </w:tcPr>
-          <w:p>
-            <w:pPr>
-              <w:spacing w:after="20" w:line="320"/>
-            </w:pPr>
-            <w:r>
-              <w:rPr>
-                <w:b w:val="false"/>
-                <w:bCs w:val="false"/>
-                <w:sz w:val="28"/>
-                <w:szCs w:val="28"/>
-              </w:rPr>
-              <w:t xml:space="preserve">10–100% (ค่าเริ่มต้น 30%)</w:t>
-            </w:r>
-          </w:p>
-        </w:tc>
-        <w:tc>
-          <w:tcPr>
-            <w:tcW w:type="dxa" w:w="5038"/>
-            <w:tcBorders>
-              <w:top w:val="single" w:color="808080" w:sz="4"/>
-              <w:left w:val="single" w:color="808080" w:sz="4"/>
-              <w:bottom w:val="single" w:color="808080" w:sz="4"/>
-              <w:right w:val="single" w:color="808080" w:sz="4"/>
-            </w:tcBorders>
-            <w:tcMar>
-              <w:top w:type="dxa" w:w="60"/>
-              <w:left w:type="dxa" w:w="100"/>
-              <w:bottom w:type="dxa" w:w="60"/>
-              <w:right w:type="dxa" w:w="100"/>
-            </w:tcMar>
-            <w:vAlign w:val="center"/>
-          </w:tcPr>
-          <w:p>
-            <w:pPr>
-              <w:spacing w:after="20" w:line="320"/>
-            </w:pPr>
-            <w:r>
-              <w:rPr>
-                <w:b w:val="false"/>
-                <w:bCs w:val="false"/>
-                <w:sz w:val="28"/>
-                <w:szCs w:val="28"/>
-              </w:rPr>
-              <w:t xml:space="preserve">100% คือความเร็วสูงสุดของมอเตอร์ ยิ่งน้อยยิ่งช้าและมีแรงบิดมากขึ้น</w:t>
-            </w:r>
-          </w:p>
-        </w:tc>
-      </w:tr>
-    </w:tbl>
-    <w:p>
-      <w:pPr>
-        <w:spacing w:after="120"/>
-      </w:pPr>
-    </w:p>
-    <w:p>
-      <w:pPr>
-        <w:pStyle w:val="ListParagraph"/>
-        <w:numPr>
-          <w:ilvl w:val="0"/>
-          <w:numId w:val="8"/>
-        </w:numPr>
-        <w:spacing w:after="80" w:line="340"/>
-      </w:pPr>
-      <w:r>
-        <w:rPr>
-          <w:sz w:val="32"/>
-          <w:szCs w:val="32"/>
-        </w:rPr>
-        <w:t xml:space="preserve">เลื่อนแถบให้ได้ค่าที่ต้องการ แล้วกด "บันทึกการกวาด" (ESP32 จำค่าไว้ในแฟลช ปิดเครื่องแล้วไม่หาย)</w:t>
-      </w:r>
-    </w:p>
-    <w:p>
-      <w:pPr>
-        <w:pStyle w:val="ListParagraph"/>
-        <w:numPr>
-          <w:ilvl w:val="0"/>
-          <w:numId w:val="8"/>
-        </w:numPr>
-        <w:spacing w:after="80" w:line="340"/>
-      </w:pPr>
-      <w:r>
-        <w:rPr>
-          <w:sz w:val="32"/>
-          <w:szCs w:val="32"/>
-        </w:rPr>
-        <w:t xml:space="preserve">กด "ทดสอบกวาด (ไม่ฉีดน้ำ)" เพื่อดูว่าหัวฉีดชนขอบหรือไม่ โดยไม่เปลืองน้ำ ถ้ายังไม่ได้บันทึก ระบบจะบันทึกให้ก่อนทดสอบ</w:t>
-      </w:r>
-    </w:p>
-    <w:p>
-      <w:pPr>
-        <w:pStyle w:val="ListParagraph"/>
-        <w:numPr>
-          <w:ilvl w:val="0"/>
-          <w:numId w:val="8"/>
-        </w:numPr>
-        <w:spacing w:after="80" w:line="340"/>
-      </w:pPr>
-      <w:r>
-        <w:rPr>
-          <w:sz w:val="32"/>
-          <w:szCs w:val="32"/>
-        </w:rPr>
-        <w:t xml:space="preserve">ถ้าหัวฉีดชนขอบให้ลดความกว้าง ถ้าเหวี่ยงแรงหรือมอเตอร์สะดุดให้ลดความเร็ว</w:t>
-      </w:r>
-    </w:p>
-    <w:p>
-      <w:pPr>
-        <w:pStyle w:val="Heading2"/>
-        <w:keepNext/>
-        <w:spacing w:after="120" w:before="200"/>
-      </w:pPr>
-      <w:bookmarkStart w:name="_Toc13" w:id="13"/>
-      <w:r>
-        <w:rPr>
-          <w:b/>
-          <w:bCs/>
-          <w:sz w:val="34"/>
-          <w:szCs w:val="34"/>
-        </w:rPr>
-        <w:t xml:space="preserve">5.7 การควบคุมด้วยมือ</w:t>
-      </w:r>
-      <w:bookmarkEnd w:id="13"/>
-    </w:p>
-    <w:tbl>
-      <w:tblPr>
-        <w:tblW w:type="dxa" w:w="9638"/>
-        <w:tblBorders>
-          <w:top w:val="single" w:color="auto" w:sz="4"/>
-          <w:left w:val="single" w:color="auto" w:sz="4"/>
-          <w:bottom w:val="single" w:color="auto" w:sz="4"/>
-          <w:right w:val="single" w:color="auto" w:sz="4"/>
-          <w:insideH w:val="single" w:color="auto" w:sz="4"/>
-          <w:insideV w:val="single" w:color="auto" w:sz="4"/>
-        </w:tblBorders>
-      </w:tblPr>
-      <w:tblGrid>
-        <w:gridCol w:w="3000"/>
-        <w:gridCol w:w="6638"/>
-      </w:tblGrid>
-      <w:tr>
-        <w:trPr>
-          <w:tblHeader/>
-        </w:trPr>
-        <w:tc>
-          <w:tcPr>
-            <w:tcW w:type="dxa" w:w="3000"/>
-            <w:tcBorders>
-              <w:top w:val="single" w:color="808080" w:sz="4"/>
-              <w:left w:val="single" w:color="808080" w:sz="4"/>
-              <w:bottom w:val="single" w:color="808080" w:sz="4"/>
-              <w:right w:val="single" w:color="808080" w:sz="4"/>
-            </w:tcBorders>
-            <w:shd w:fill="D9E2F3" w:color="auto" w:val="clear"/>
-            <w:tcMar>
-              <w:top w:type="dxa" w:w="60"/>
-              <w:left w:type="dxa" w:w="100"/>
-              <w:bottom w:type="dxa" w:w="60"/>
-              <w:right w:type="dxa" w:w="100"/>
-            </w:tcMar>
-            <w:vAlign w:val="center"/>
-          </w:tcPr>
-          <w:p>
-            <w:pPr>
-              <w:spacing w:after="20" w:line="320"/>
-            </w:pPr>
-            <w:r>
-              <w:rPr>
-                <w:b/>
-                <w:bCs/>
-                <w:sz w:val="28"/>
-                <w:szCs w:val="28"/>
-              </w:rPr>
-              <w:t xml:space="preserve">ปุ่ม</w:t>
-            </w:r>
-          </w:p>
-        </w:tc>
-        <w:tc>
-          <w:tcPr>
-            <w:tcW w:type="dxa" w:w="6638"/>
-            <w:tcBorders>
-              <w:top w:val="single" w:color="808080" w:sz="4"/>
-              <w:left w:val="single" w:color="808080" w:sz="4"/>
-              <w:bottom w:val="single" w:color="808080" w:sz="4"/>
-              <w:right w:val="single" w:color="808080" w:sz="4"/>
-            </w:tcBorders>
-            <w:shd w:fill="D9E2F3" w:color="auto" w:val="clear"/>
-            <w:tcMar>
-              <w:top w:type="dxa" w:w="60"/>
-              <w:left w:type="dxa" w:w="100"/>
-              <w:bottom w:type="dxa" w:w="60"/>
-              <w:right w:type="dxa" w:w="100"/>
-            </w:tcMar>
-            <w:vAlign w:val="center"/>
-          </w:tcPr>
-          <w:p>
-            <w:pPr>
-              <w:spacing w:after="20" w:line="320"/>
-            </w:pPr>
-            <w:r>
-              <w:rPr>
-                <w:b/>
-                <w:bCs/>
-                <w:sz w:val="28"/>
-                <w:szCs w:val="28"/>
-              </w:rPr>
-              <w:t xml:space="preserve">การทำงาน</w:t>
-            </w:r>
-          </w:p>
-        </w:tc>
-      </w:tr>
-      <w:tr>
-        <w:trPr>
-          <w:cantSplit/>
-        </w:trPr>
-        <w:tc>
-          <w:tcPr>
-            <w:tcW w:type="dxa" w:w="3000"/>
-            <w:tcBorders>
-              <w:top w:val="single" w:color="808080" w:sz="4"/>
-              <w:left w:val="single" w:color="808080" w:sz="4"/>
-              <w:bottom w:val="single" w:color="808080" w:sz="4"/>
-              <w:right w:val="single" w:color="808080" w:sz="4"/>
-            </w:tcBorders>
-            <w:tcMar>
-              <w:top w:type="dxa" w:w="60"/>
-              <w:left w:type="dxa" w:w="100"/>
-              <w:bottom w:type="dxa" w:w="60"/>
-              <w:right w:type="dxa" w:w="100"/>
-            </w:tcMar>
-            <w:vAlign w:val="center"/>
-          </w:tcPr>
-          <w:p>
-            <w:pPr>
-              <w:spacing w:after="20" w:line="320"/>
-            </w:pPr>
-            <w:r>
-              <w:rPr>
-                <w:b w:val="false"/>
-                <w:bCs w:val="false"/>
-                <w:sz w:val="28"/>
-                <w:szCs w:val="28"/>
-              </w:rPr>
-              <w:t xml:space="preserve">◀ / ▶ และตัวเลือกจำนวนสเต็ป</w:t>
-            </w:r>
-          </w:p>
-        </w:tc>
-        <w:tc>
-          <w:tcPr>
-            <w:tcW w:type="dxa" w:w="6638"/>
-            <w:tcBorders>
-              <w:top w:val="single" w:color="808080" w:sz="4"/>
-              <w:left w:val="single" w:color="808080" w:sz="4"/>
-              <w:bottom w:val="single" w:color="808080" w:sz="4"/>
-              <w:right w:val="single" w:color="808080" w:sz="4"/>
-            </w:tcBorders>
-            <w:tcMar>
-              <w:top w:type="dxa" w:w="60"/>
-              <w:left w:type="dxa" w:w="100"/>
-              <w:bottom w:type="dxa" w:w="60"/>
-              <w:right w:type="dxa" w:w="100"/>
-            </w:tcMar>
-            <w:vAlign w:val="center"/>
-          </w:tcPr>
-          <w:p>
-            <w:pPr>
-              <w:spacing w:after="20" w:line="320"/>
-            </w:pPr>
-            <w:r>
-              <w:rPr>
-                <w:b w:val="false"/>
-                <w:bCs w:val="false"/>
-                <w:sz w:val="28"/>
-                <w:szCs w:val="28"/>
-              </w:rPr>
-              <w:t xml:space="preserve">หมุนหัวฉีดซ้าย/ขวาทีละ 5, 10, 40 หรือ 120 สเต็ป (1 สเต็ป = 0.225°)</w:t>
-            </w:r>
-          </w:p>
-        </w:tc>
-      </w:tr>
-      <w:tr>
-        <w:trPr>
-          <w:cantSplit/>
-        </w:trPr>
-        <w:tc>
-          <w:tcPr>
-            <w:tcW w:type="dxa" w:w="3000"/>
-            <w:tcBorders>
-              <w:top w:val="single" w:color="808080" w:sz="4"/>
-              <w:left w:val="single" w:color="808080" w:sz="4"/>
-              <w:bottom w:val="single" w:color="808080" w:sz="4"/>
-              <w:right w:val="single" w:color="808080" w:sz="4"/>
-            </w:tcBorders>
-            <w:tcMar>
-              <w:top w:type="dxa" w:w="60"/>
-              <w:left w:type="dxa" w:w="100"/>
-              <w:bottom w:type="dxa" w:w="60"/>
-              <w:right w:type="dxa" w:w="100"/>
-            </w:tcMar>
-            <w:vAlign w:val="center"/>
-          </w:tcPr>
-          <w:p>
-            <w:pPr>
-              <w:spacing w:after="20" w:line="320"/>
-            </w:pPr>
-            <w:r>
-              <w:rPr>
-                <w:b w:val="false"/>
-                <w:bCs w:val="false"/>
-                <w:sz w:val="28"/>
-                <w:szCs w:val="28"/>
-              </w:rPr>
-              <w:t xml:space="preserve">กลับจุดกลาง</w:t>
-            </w:r>
-          </w:p>
-        </w:tc>
-        <w:tc>
-          <w:tcPr>
-            <w:tcW w:type="dxa" w:w="6638"/>
-            <w:tcBorders>
-              <w:top w:val="single" w:color="808080" w:sz="4"/>
-              <w:left w:val="single" w:color="808080" w:sz="4"/>
-              <w:bottom w:val="single" w:color="808080" w:sz="4"/>
-              <w:right w:val="single" w:color="808080" w:sz="4"/>
-            </w:tcBorders>
-            <w:tcMar>
-              <w:top w:type="dxa" w:w="60"/>
-              <w:left w:type="dxa" w:w="100"/>
-              <w:bottom w:type="dxa" w:w="60"/>
-              <w:right w:type="dxa" w:w="100"/>
-            </w:tcMar>
-            <w:vAlign w:val="center"/>
-          </w:tcPr>
-          <w:p>
-            <w:pPr>
-              <w:spacing w:after="20" w:line="320"/>
-            </w:pPr>
-            <w:r>
-              <w:rPr>
-                <w:b w:val="false"/>
-                <w:bCs w:val="false"/>
-                <w:sz w:val="28"/>
-                <w:szCs w:val="28"/>
-              </w:rPr>
-              <w:t xml:space="preserve">หมุนหัวฉีดกลับตำแหน่ง 0°</w:t>
-            </w:r>
-          </w:p>
-        </w:tc>
-      </w:tr>
-      <w:tr>
-        <w:trPr>
-          <w:cantSplit/>
-        </w:trPr>
-        <w:tc>
-          <w:tcPr>
-            <w:tcW w:type="dxa" w:w="3000"/>
-            <w:tcBorders>
-              <w:top w:val="single" w:color="808080" w:sz="4"/>
-              <w:left w:val="single" w:color="808080" w:sz="4"/>
-              <w:bottom w:val="single" w:color="808080" w:sz="4"/>
-              <w:right w:val="single" w:color="808080" w:sz="4"/>
-            </w:tcBorders>
-            <w:tcMar>
-              <w:top w:type="dxa" w:w="60"/>
-              <w:left w:type="dxa" w:w="100"/>
-              <w:bottom w:type="dxa" w:w="60"/>
-              <w:right w:type="dxa" w:w="100"/>
-            </w:tcMar>
-            <w:vAlign w:val="center"/>
-          </w:tcPr>
-          <w:p>
-            <w:pPr>
-              <w:spacing w:after="20" w:line="320"/>
-            </w:pPr>
-            <w:r>
-              <w:rPr>
-                <w:b w:val="false"/>
-                <w:bCs w:val="false"/>
-                <w:sz w:val="28"/>
-                <w:szCs w:val="28"/>
-              </w:rPr>
-              <w:t xml:space="preserve">หยุดหมุน</w:t>
-            </w:r>
-          </w:p>
-        </w:tc>
-        <w:tc>
-          <w:tcPr>
-            <w:tcW w:type="dxa" w:w="6638"/>
-            <w:tcBorders>
-              <w:top w:val="single" w:color="808080" w:sz="4"/>
-              <w:left w:val="single" w:color="808080" w:sz="4"/>
-              <w:bottom w:val="single" w:color="808080" w:sz="4"/>
-              <w:right w:val="single" w:color="808080" w:sz="4"/>
-            </w:tcBorders>
-            <w:tcMar>
-              <w:top w:type="dxa" w:w="60"/>
-              <w:left w:type="dxa" w:w="100"/>
-              <w:bottom w:type="dxa" w:w="60"/>
-              <w:right w:type="dxa" w:w="100"/>
-            </w:tcMar>
-            <w:vAlign w:val="center"/>
-          </w:tcPr>
-          <w:p>
-            <w:pPr>
-              <w:spacing w:after="20" w:line="320"/>
-            </w:pPr>
-            <w:r>
-              <w:rPr>
-                <w:b w:val="false"/>
-                <w:bCs w:val="false"/>
-                <w:sz w:val="28"/>
-                <w:szCs w:val="28"/>
-              </w:rPr>
-              <w:t xml:space="preserve">ชะลอแล้วหยุดมอเตอร์ (ไม่หยุดกะทันหัน เพื่อกันสเต็ปหลุด)</w:t>
-            </w:r>
-          </w:p>
-        </w:tc>
-      </w:tr>
-      <w:tr>
-        <w:trPr>
-          <w:cantSplit/>
-        </w:trPr>
-        <w:tc>
-          <w:tcPr>
-            <w:tcW w:type="dxa" w:w="3000"/>
-            <w:tcBorders>
-              <w:top w:val="single" w:color="808080" w:sz="4"/>
-              <w:left w:val="single" w:color="808080" w:sz="4"/>
-              <w:bottom w:val="single" w:color="808080" w:sz="4"/>
-              <w:right w:val="single" w:color="808080" w:sz="4"/>
-            </w:tcBorders>
-            <w:tcMar>
-              <w:top w:type="dxa" w:w="60"/>
-              <w:left w:type="dxa" w:w="100"/>
-              <w:bottom w:type="dxa" w:w="60"/>
-              <w:right w:type="dxa" w:w="100"/>
-            </w:tcMar>
-            <w:vAlign w:val="center"/>
-          </w:tcPr>
-          <w:p>
-            <w:pPr>
-              <w:spacing w:after="20" w:line="320"/>
-            </w:pPr>
-            <w:r>
-              <w:rPr>
-                <w:b w:val="false"/>
-                <w:bCs w:val="false"/>
-                <w:sz w:val="28"/>
-                <w:szCs w:val="28"/>
-              </w:rPr>
-              <w:t xml:space="preserve">ตั้งตรงนี้เป็นจุดกลาง</w:t>
-            </w:r>
-          </w:p>
-        </w:tc>
-        <w:tc>
-          <w:tcPr>
-            <w:tcW w:type="dxa" w:w="6638"/>
-            <w:tcBorders>
-              <w:top w:val="single" w:color="808080" w:sz="4"/>
-              <w:left w:val="single" w:color="808080" w:sz="4"/>
-              <w:bottom w:val="single" w:color="808080" w:sz="4"/>
-              <w:right w:val="single" w:color="808080" w:sz="4"/>
-            </w:tcBorders>
-            <w:tcMar>
-              <w:top w:type="dxa" w:w="60"/>
-              <w:left w:type="dxa" w:w="100"/>
-              <w:bottom w:type="dxa" w:w="60"/>
-              <w:right w:type="dxa" w:w="100"/>
-            </w:tcMar>
-            <w:vAlign w:val="center"/>
-          </w:tcPr>
-          <w:p>
-            <w:pPr>
-              <w:spacing w:after="20" w:line="320"/>
-            </w:pPr>
-            <w:r>
-              <w:rPr>
-                <w:b w:val="false"/>
-                <w:bCs w:val="false"/>
-                <w:sz w:val="28"/>
-                <w:szCs w:val="28"/>
-              </w:rPr>
-              <w:t xml:space="preserve">กำหนดตำแหน่งปัจจุบันเป็น 0° (หัวข้อ 5.4)</w:t>
-            </w:r>
-          </w:p>
-        </w:tc>
-      </w:tr>
-      <w:tr>
-        <w:trPr>
-          <w:cantSplit/>
-        </w:trPr>
-        <w:tc>
-          <w:tcPr>
-            <w:tcW w:type="dxa" w:w="3000"/>
-            <w:tcBorders>
-              <w:top w:val="single" w:color="808080" w:sz="4"/>
-              <w:left w:val="single" w:color="808080" w:sz="4"/>
-              <w:bottom w:val="single" w:color="808080" w:sz="4"/>
-              <w:right w:val="single" w:color="808080" w:sz="4"/>
-            </w:tcBorders>
-            <w:tcMar>
-              <w:top w:type="dxa" w:w="60"/>
-              <w:left w:type="dxa" w:w="100"/>
-              <w:bottom w:type="dxa" w:w="60"/>
-              <w:right w:type="dxa" w:w="100"/>
-            </w:tcMar>
-            <w:vAlign w:val="center"/>
-          </w:tcPr>
-          <w:p>
-            <w:pPr>
-              <w:spacing w:after="20" w:line="320"/>
-            </w:pPr>
-            <w:r>
-              <w:rPr>
-                <w:b w:val="false"/>
-                <w:bCs w:val="false"/>
-                <w:sz w:val="28"/>
-                <w:szCs w:val="28"/>
-              </w:rPr>
-              <w:t xml:space="preserve">ปั๊มน้ำ 2 วินาที</w:t>
-            </w:r>
-          </w:p>
-        </w:tc>
-        <w:tc>
-          <w:tcPr>
-            <w:tcW w:type="dxa" w:w="6638"/>
-            <w:tcBorders>
-              <w:top w:val="single" w:color="808080" w:sz="4"/>
-              <w:left w:val="single" w:color="808080" w:sz="4"/>
-              <w:bottom w:val="single" w:color="808080" w:sz="4"/>
-              <w:right w:val="single" w:color="808080" w:sz="4"/>
-            </w:tcBorders>
-            <w:tcMar>
-              <w:top w:type="dxa" w:w="60"/>
-              <w:left w:type="dxa" w:w="100"/>
-              <w:bottom w:type="dxa" w:w="60"/>
-              <w:right w:type="dxa" w:w="100"/>
-            </w:tcMar>
-            <w:vAlign w:val="center"/>
-          </w:tcPr>
-          <w:p>
-            <w:pPr>
-              <w:spacing w:after="20" w:line="320"/>
-            </w:pPr>
-            <w:r>
-              <w:rPr>
-                <w:b w:val="false"/>
-                <w:bCs w:val="false"/>
-                <w:sz w:val="28"/>
-                <w:szCs w:val="28"/>
-              </w:rPr>
-              <w:t xml:space="preserve">เปิดปั๊ม 2 วินาที ถ้าสั่งซ้ำตอนปั๊มเปิดอยู่จะถูกปฏิเสธ และต้องพักอย่างน้อย 3 วินาทีก่อนเปิดซ้ำ</w:t>
-            </w:r>
-          </w:p>
-        </w:tc>
-      </w:tr>
-      <w:tr>
-        <w:trPr>
-          <w:cantSplit/>
-        </w:trPr>
-        <w:tc>
-          <w:tcPr>
-            <w:tcW w:type="dxa" w:w="3000"/>
-            <w:tcBorders>
-              <w:top w:val="single" w:color="808080" w:sz="4"/>
-              <w:left w:val="single" w:color="808080" w:sz="4"/>
-              <w:bottom w:val="single" w:color="808080" w:sz="4"/>
-              <w:right w:val="single" w:color="808080" w:sz="4"/>
-            </w:tcBorders>
-            <w:tcMar>
-              <w:top w:type="dxa" w:w="60"/>
-              <w:left w:type="dxa" w:w="100"/>
-              <w:bottom w:type="dxa" w:w="60"/>
-              <w:right w:type="dxa" w:w="100"/>
-            </w:tcMar>
-            <w:vAlign w:val="center"/>
-          </w:tcPr>
-          <w:p>
-            <w:pPr>
-              <w:spacing w:after="20" w:line="320"/>
-            </w:pPr>
-            <w:r>
-              <w:rPr>
-                <w:b w:val="false"/>
-                <w:bCs w:val="false"/>
-                <w:sz w:val="28"/>
-                <w:szCs w:val="28"/>
-              </w:rPr>
-              <w:t xml:space="preserve">วัดระดับน้ำใหม่</w:t>
-            </w:r>
-          </w:p>
-        </w:tc>
-        <w:tc>
-          <w:tcPr>
-            <w:tcW w:type="dxa" w:w="6638"/>
-            <w:tcBorders>
-              <w:top w:val="single" w:color="808080" w:sz="4"/>
-              <w:left w:val="single" w:color="808080" w:sz="4"/>
-              <w:bottom w:val="single" w:color="808080" w:sz="4"/>
-              <w:right w:val="single" w:color="808080" w:sz="4"/>
-            </w:tcBorders>
-            <w:tcMar>
-              <w:top w:type="dxa" w:w="60"/>
-              <w:left w:type="dxa" w:w="100"/>
-              <w:bottom w:type="dxa" w:w="60"/>
-              <w:right w:type="dxa" w:w="100"/>
-            </w:tcMar>
-            <w:vAlign w:val="center"/>
-          </w:tcPr>
-          <w:p>
-            <w:pPr>
-              <w:spacing w:after="20" w:line="320"/>
-            </w:pPr>
-            <w:r>
-              <w:rPr>
-                <w:b w:val="false"/>
-                <w:bCs w:val="false"/>
-                <w:sz w:val="28"/>
-                <w:szCs w:val="28"/>
-              </w:rPr>
-              <w:t xml:space="preserve">สั่งอ่านเซนเซอร์ระดับน้ำ (ใช้ได้เมื่อติดตั้งเซนเซอร์แล้ว)</w:t>
-            </w:r>
-          </w:p>
-        </w:tc>
-      </w:tr>
-      <w:tr>
-        <w:trPr>
-          <w:cantSplit/>
-        </w:trPr>
-        <w:tc>
-          <w:tcPr>
-            <w:tcW w:type="dxa" w:w="3000"/>
-            <w:tcBorders>
-              <w:top w:val="single" w:color="808080" w:sz="4"/>
-              <w:left w:val="single" w:color="808080" w:sz="4"/>
-              <w:bottom w:val="single" w:color="808080" w:sz="4"/>
-              <w:right w:val="single" w:color="808080" w:sz="4"/>
-            </w:tcBorders>
-            <w:tcMar>
-              <w:top w:type="dxa" w:w="60"/>
-              <w:left w:type="dxa" w:w="100"/>
-              <w:bottom w:type="dxa" w:w="60"/>
-              <w:right w:type="dxa" w:w="100"/>
-            </w:tcMar>
-            <w:vAlign w:val="center"/>
-          </w:tcPr>
-          <w:p>
-            <w:pPr>
-              <w:spacing w:after="20" w:line="320"/>
-            </w:pPr>
-            <w:r>
-              <w:rPr>
-                <w:b w:val="false"/>
-                <w:bCs w:val="false"/>
-                <w:sz w:val="28"/>
-                <w:szCs w:val="28"/>
-              </w:rPr>
-              <w:t xml:space="preserve">ทดสอบไฟส้ม</w:t>
-            </w:r>
-          </w:p>
-        </w:tc>
-        <w:tc>
-          <w:tcPr>
-            <w:tcW w:type="dxa" w:w="6638"/>
-            <w:tcBorders>
-              <w:top w:val="single" w:color="808080" w:sz="4"/>
-              <w:left w:val="single" w:color="808080" w:sz="4"/>
-              <w:bottom w:val="single" w:color="808080" w:sz="4"/>
-              <w:right w:val="single" w:color="808080" w:sz="4"/>
-            </w:tcBorders>
-            <w:tcMar>
-              <w:top w:type="dxa" w:w="60"/>
-              <w:left w:type="dxa" w:w="100"/>
-              <w:bottom w:type="dxa" w:w="60"/>
-              <w:right w:type="dxa" w:w="100"/>
-            </w:tcMar>
-            <w:vAlign w:val="center"/>
-          </w:tcPr>
-          <w:p>
-            <w:pPr>
-              <w:spacing w:after="20" w:line="320"/>
-            </w:pPr>
-            <w:r>
-              <w:rPr>
-                <w:b w:val="false"/>
-                <w:bCs w:val="false"/>
-                <w:sz w:val="28"/>
-                <w:szCs w:val="28"/>
-              </w:rPr>
-              <w:t xml:space="preserve">ให้ไฟส้มติด 5 วินาที ไว้เช็กสายรีเลย์ช่อง 3 โดยไม่ต้องรอเจอนก</w:t>
-            </w:r>
-          </w:p>
-        </w:tc>
-      </w:tr>
-    </w:tbl>
-    <w:p>
-      <w:pPr>
-        <w:spacing w:after="120" w:line="340"/>
-      </w:pPr>
-      <w:r>
-        <w:rPr>
-          <w:sz w:val="32"/>
-          <w:szCs w:val="32"/>
-        </w:rPr>
-        <w:t xml:space="preserve">ข้อจำกัด: สั่งหมุนซ้ำระหว่างที่มอเตอร์ยังหมุนอยู่จะถูกปฏิเสธ ให้รอหมุนเสร็จหรือกด "หยุดหมุน" ก่อน และสั่งมอเตอร์หรือปั๊มระหว่างรอบไล่ไม่ได้</w:t>
-      </w:r>
-    </w:p>
-    <w:p>
-      <w:pPr>
-        <w:pStyle w:val="Heading2"/>
-        <w:keepNext/>
-        <w:spacing w:after="120" w:before="200"/>
-      </w:pPr>
-      <w:bookmarkStart w:name="_Toc14" w:id="14"/>
-      <w:r>
-        <w:rPr>
-          <w:b/>
-          <w:bCs/>
-          <w:sz w:val="34"/>
-          <w:szCs w:val="34"/>
-        </w:rPr>
-        <w:t xml:space="preserve">5.8 การทำงานแบบอัตโนมัติ</w:t>
-      </w:r>
-      <w:bookmarkEnd w:id="14"/>
-    </w:p>
-    <w:p>
-      <w:pPr>
-        <w:pStyle w:val="ListParagraph"/>
-        <w:numPr>
-          <w:ilvl w:val="0"/>
-          <w:numId w:val="9"/>
-        </w:numPr>
-        <w:spacing w:after="80" w:line="340"/>
-      </w:pPr>
-      <w:r>
-        <w:rPr>
-          <w:sz w:val="32"/>
-          <w:szCs w:val="32"/>
-        </w:rPr>
-        <w:t xml:space="preserve">ตั้งจุดกลางหัวฉีด (หัวข้อ 5.4) และตรวจระดับน้ำในถัง</w:t>
-      </w:r>
-    </w:p>
-    <w:p>
-      <w:pPr>
-        <w:pStyle w:val="ListParagraph"/>
-        <w:numPr>
-          <w:ilvl w:val="0"/>
-          <w:numId w:val="9"/>
-        </w:numPr>
-        <w:spacing w:after="80" w:line="340"/>
-      </w:pPr>
-      <w:r>
-        <w:rPr>
-          <w:sz w:val="32"/>
-          <w:szCs w:val="32"/>
-        </w:rPr>
-        <w:t xml:space="preserve">ตรวจให้แน่ใจว่าสวิตช์ "ตรวจอัตโนมัติ" และ "ไล่อัตโนมัติเมื่อเจอนก" เปิดอยู่</w:t>
-      </w:r>
-    </w:p>
-    <w:p>
-      <w:pPr>
-        <w:pStyle w:val="ListParagraph"/>
-        <w:numPr>
-          <w:ilvl w:val="0"/>
-          <w:numId w:val="9"/>
-        </w:numPr>
-        <w:spacing w:after="80" w:line="340"/>
-      </w:pPr>
-      <w:r>
-        <w:rPr>
-          <w:sz w:val="32"/>
-          <w:szCs w:val="32"/>
-        </w:rPr>
-        <w:t xml:space="preserve">ระบบจะตรวจเองทุก 5 วินาที เมื่อเจอนกเฟรมแรกแล้วจะถ่ายเฟรมยืนยันตามใน 3 วินาที (จุดยืนยันบนหน้าเว็บจะเติมทีละจุด) เมื่อเจอ 2 เฟรมติดกัน เครื่องไล่ทันที</w:t>
-      </w:r>
-    </w:p>
-    <w:p>
-      <w:pPr>
-        <w:pStyle w:val="ListParagraph"/>
-        <w:numPr>
-          <w:ilvl w:val="0"/>
-          <w:numId w:val="9"/>
-        </w:numPr>
-        <w:spacing w:after="80" w:line="340"/>
-      </w:pPr>
-      <w:r>
-        <w:rPr>
-          <w:sz w:val="32"/>
-          <w:szCs w:val="32"/>
-        </w:rPr>
-        <w:t xml:space="preserve">ดูข้อความใต้ภาพเพื่อรู้ผลแต่ละรอบ เช่น "รอยืนยัน 1/2" หรือ "สั่งไล่แล้ว"</w:t>
-      </w:r>
-    </w:p>
-    <w:p>
-      <w:pPr>
-        <w:pStyle w:val="ListParagraph"/>
-        <w:numPr>
-          <w:ilvl w:val="0"/>
-          <w:numId w:val="9"/>
-        </w:numPr>
-        <w:spacing w:after="80" w:line="340"/>
-      </w:pPr>
-      <w:r>
-        <w:rPr>
-          <w:sz w:val="32"/>
-          <w:szCs w:val="32"/>
-        </w:rPr>
-        <w:t xml:space="preserve">กด "หยุดทุกอย่าง" เพื่อยกเลิกรอบไล่ที่กำลังทำงาน หรือปิดสวิตช์ "ไล่อัตโนมัติเมื่อเจอนก" ถ้าต้องการให้ตรวจอย่างเดียวโดยไม่ฉีดน้ำ</w:t>
-      </w:r>
-    </w:p>
-    <w:p>
-      <w:pPr>
-        <w:spacing w:after="120" w:line="340"/>
-      </w:pPr>
-      <w:r>
-        <w:rPr>
-          <w:sz w:val="32"/>
-          <w:szCs w:val="32"/>
-        </w:rPr>
-        <w:t xml:space="preserve">กฎความปลอดภัยอัตโนมัติ: หลังไล่แล้วพัก 10 วินาที ไล่ได้ไม่เกิน 20 ครั้งต่อชั่วโมง และปั๊มรวมไม่เกิน 60 วินาทีต่อ 10 นาที เมื่อครบโควตาหน้าเว็บจะแสดงคำเตือนสีเหลือง และเครื่องจะกลับมาไล่ได้เองเมื่อพ้นช่วงโควตา</w:t>
-      </w:r>
-    </w:p>
-    <w:p>
-      <w:pPr>
-        <w:pStyle w:val="Heading2"/>
-        <w:keepNext/>
-        <w:spacing w:after="120" w:before="200"/>
-      </w:pPr>
-      <w:bookmarkStart w:name="_Toc15" w:id="15"/>
-      <w:r>
-        <w:rPr>
-          <w:b/>
-          <w:bCs/>
-          <w:sz w:val="34"/>
-          <w:szCs w:val="34"/>
-        </w:rPr>
-        <w:t xml:space="preserve">5.9 ภาพย้อนหลังและไฟล์บันทึก</w:t>
-      </w:r>
-      <w:bookmarkEnd w:id="15"/>
-    </w:p>
-    <w:tbl>
-      <w:tblPr>
-        <w:tblW w:type="dxa" w:w="9638"/>
-        <w:tblBorders>
-          <w:top w:val="single" w:color="auto" w:sz="4"/>
-          <w:left w:val="single" w:color="auto" w:sz="4"/>
-          <w:bottom w:val="single" w:color="auto" w:sz="4"/>
-          <w:right w:val="single" w:color="auto" w:sz="4"/>
-          <w:insideH w:val="single" w:color="auto" w:sz="4"/>
-          <w:insideV w:val="single" w:color="auto" w:sz="4"/>
-        </w:tblBorders>
-      </w:tblPr>
-      <w:tblGrid>
-        <w:gridCol w:w="4819"/>
-        <w:gridCol w:w="4819"/>
-      </w:tblGrid>
-      <w:tr>
-        <w:trPr>
-          <w:cantSplit/>
-        </w:trPr>
-        <w:tc>
-          <w:tcPr>
-            <w:tcW w:type="dxa" w:w="4819"/>
-            <w:tcBorders>
-              <w:top w:val="none" w:color="FFFFFF" w:sz="0"/>
-              <w:left w:val="none" w:color="FFFFFF" w:sz="0"/>
-              <w:bottom w:val="none" w:color="FFFFFF" w:sz="0"/>
-              <w:right w:val="none" w:color="FFFFFF" w:sz="0"/>
-            </w:tcBorders>
-          </w:tcPr>
-          <w:p>
-            <w:pPr>
-              <w:keepNext/>
-              <w:jc w:val="center"/>
-            </w:pPr>
-            <w:r>
-              <w:drawing>
-                <wp:inline distT="0" distB="0" distL="0" distR="0">
-                  <wp:extent cx="2190750" cy="2743200"/>
                   <wp:effectExtent t="0" r="0" b="0" l="0"/>
                   <wp:docPr id="6" name="" descr="" title=""/>
                   <wp:cNvGraphicFramePr>
@@ -6006,7 +3690,7 @@
                         <pic:spPr bwMode="auto">
                           <a:xfrm>
                             <a:off x="0" y="0"/>
-                            <a:ext cx="2190750" cy="2743200"/>
+                            <a:ext cx="2047875" cy="4429125"/>
                           </a:xfrm>
                           <a:prstGeom prst="rect">
                             <a:avLst/>
@@ -6029,7 +3713,7 @@
                 <w:sz w:val="28"/>
                 <w:szCs w:val="28"/>
               </w:rPr>
-              <w:t xml:space="preserve">ภาพที่ 6 ภาพย้อนหลังที่พบนก</w:t>
+              <w:t xml:space="preserve">ภาพที่ 6 ส่วนบนของหน้าเว็บ</w:t>
             </w:r>
           </w:p>
         </w:tc>
@@ -6051,7 +3735,7 @@
             <w:r>
               <w:drawing>
                 <wp:inline distT="0" distB="0" distL="0" distR="0">
-                  <wp:extent cx="2190750" cy="3619500"/>
+                  <wp:extent cx="2190750" cy="2800350"/>
                   <wp:effectExtent t="0" r="0" b="0" l="0"/>
                   <wp:docPr id="7" name="" descr="" title=""/>
                   <wp:cNvGraphicFramePr>
@@ -6076,6 +3760,2622 @@
                         <pic:spPr bwMode="auto">
                           <a:xfrm>
                             <a:off x="0" y="0"/>
+                            <a:ext cx="2190750" cy="2800350"/>
+                          </a:xfrm>
+                          <a:prstGeom prst="rect">
+                            <a:avLst/>
+                          </a:prstGeom>
+                        </pic:spPr>
+                      </pic:pic>
+                    </a:graphicData>
+                  </a:graphic>
+                </wp:inline>
+              </w:drawing>
+            </w:r>
+          </w:p>
+          <w:p>
+            <w:pPr>
+              <w:spacing w:after="100"/>
+              <w:jc w:val="center"/>
+            </w:pPr>
+            <w:r>
+              <w:rPr>
+                <w:sz w:val="28"/>
+                <w:szCs w:val="28"/>
+              </w:rPr>
+              <w:t xml:space="preserve">ภาพที่ 7 สถานะเครื่อง</w:t>
+            </w:r>
+          </w:p>
+        </w:tc>
+      </w:tr>
+    </w:tbl>
+    <w:p>
+      <w:pPr>
+        <w:spacing w:after="120"/>
+      </w:pPr>
+    </w:p>
+    <w:tbl>
+      <w:tblPr>
+        <w:tblW w:type="dxa" w:w="9638"/>
+        <w:tblBorders>
+          <w:top w:val="single" w:color="auto" w:sz="4"/>
+          <w:left w:val="single" w:color="auto" w:sz="4"/>
+          <w:bottom w:val="single" w:color="auto" w:sz="4"/>
+          <w:right w:val="single" w:color="auto" w:sz="4"/>
+          <w:insideH w:val="single" w:color="auto" w:sz="4"/>
+          <w:insideV w:val="single" w:color="auto" w:sz="4"/>
+        </w:tblBorders>
+      </w:tblPr>
+      <w:tblGrid>
+        <w:gridCol w:w="2600"/>
+        <w:gridCol w:w="7038"/>
+      </w:tblGrid>
+      <w:tr>
+        <w:trPr>
+          <w:tblHeader/>
+        </w:trPr>
+        <w:tc>
+          <w:tcPr>
+            <w:tcW w:type="dxa" w:w="2600"/>
+            <w:tcBorders>
+              <w:top w:val="single" w:color="808080" w:sz="4"/>
+              <w:left w:val="single" w:color="808080" w:sz="4"/>
+              <w:bottom w:val="single" w:color="808080" w:sz="4"/>
+              <w:right w:val="single" w:color="808080" w:sz="4"/>
+            </w:tcBorders>
+            <w:shd w:fill="D9E2F3" w:color="auto" w:val="clear"/>
+            <w:tcMar>
+              <w:top w:type="dxa" w:w="60"/>
+              <w:left w:type="dxa" w:w="100"/>
+              <w:bottom w:type="dxa" w:w="60"/>
+              <w:right w:type="dxa" w:w="100"/>
+            </w:tcMar>
+            <w:vAlign w:val="center"/>
+          </w:tcPr>
+          <w:p>
+            <w:pPr>
+              <w:spacing w:after="20" w:line="320"/>
+            </w:pPr>
+            <w:r>
+              <w:rPr>
+                <w:b/>
+                <w:bCs/>
+                <w:sz w:val="28"/>
+                <w:szCs w:val="28"/>
+              </w:rPr>
+              <w:t xml:space="preserve">ส่วน</w:t>
+            </w:r>
+          </w:p>
+        </w:tc>
+        <w:tc>
+          <w:tcPr>
+            <w:tcW w:type="dxa" w:w="7038"/>
+            <w:tcBorders>
+              <w:top w:val="single" w:color="808080" w:sz="4"/>
+              <w:left w:val="single" w:color="808080" w:sz="4"/>
+              <w:bottom w:val="single" w:color="808080" w:sz="4"/>
+              <w:right w:val="single" w:color="808080" w:sz="4"/>
+            </w:tcBorders>
+            <w:shd w:fill="D9E2F3" w:color="auto" w:val="clear"/>
+            <w:tcMar>
+              <w:top w:type="dxa" w:w="60"/>
+              <w:left w:type="dxa" w:w="100"/>
+              <w:bottom w:type="dxa" w:w="60"/>
+              <w:right w:type="dxa" w:w="100"/>
+            </w:tcMar>
+            <w:vAlign w:val="center"/>
+          </w:tcPr>
+          <w:p>
+            <w:pPr>
+              <w:spacing w:after="20" w:line="320"/>
+            </w:pPr>
+            <w:r>
+              <w:rPr>
+                <w:b/>
+                <w:bCs/>
+                <w:sz w:val="28"/>
+                <w:szCs w:val="28"/>
+              </w:rPr>
+              <w:t xml:space="preserve">ความหมาย</w:t>
+            </w:r>
+          </w:p>
+        </w:tc>
+      </w:tr>
+      <w:tr>
+        <w:trPr>
+          <w:cantSplit/>
+        </w:trPr>
+        <w:tc>
+          <w:tcPr>
+            <w:tcW w:type="dxa" w:w="2600"/>
+            <w:tcBorders>
+              <w:top w:val="single" w:color="808080" w:sz="4"/>
+              <w:left w:val="single" w:color="808080" w:sz="4"/>
+              <w:bottom w:val="single" w:color="808080" w:sz="4"/>
+              <w:right w:val="single" w:color="808080" w:sz="4"/>
+            </w:tcBorders>
+            <w:tcMar>
+              <w:top w:type="dxa" w:w="60"/>
+              <w:left w:type="dxa" w:w="100"/>
+              <w:bottom w:type="dxa" w:w="60"/>
+              <w:right w:type="dxa" w:w="100"/>
+            </w:tcMar>
+            <w:vAlign w:val="center"/>
+          </w:tcPr>
+          <w:p>
+            <w:pPr>
+              <w:spacing w:after="20" w:line="320"/>
+            </w:pPr>
+            <w:r>
+              <w:rPr>
+                <w:b w:val="false"/>
+                <w:bCs w:val="false"/>
+                <w:sz w:val="28"/>
+                <w:szCs w:val="28"/>
+              </w:rPr>
+              <w:t xml:space="preserve">แถบสถานะด้านบน</w:t>
+            </w:r>
+          </w:p>
+        </w:tc>
+        <w:tc>
+          <w:tcPr>
+            <w:tcW w:type="dxa" w:w="7038"/>
+            <w:tcBorders>
+              <w:top w:val="single" w:color="808080" w:sz="4"/>
+              <w:left w:val="single" w:color="808080" w:sz="4"/>
+              <w:bottom w:val="single" w:color="808080" w:sz="4"/>
+              <w:right w:val="single" w:color="808080" w:sz="4"/>
+            </w:tcBorders>
+            <w:tcMar>
+              <w:top w:type="dxa" w:w="60"/>
+              <w:left w:type="dxa" w:w="100"/>
+              <w:bottom w:type="dxa" w:w="60"/>
+              <w:right w:type="dxa" w:w="100"/>
+            </w:tcMar>
+            <w:vAlign w:val="center"/>
+          </w:tcPr>
+          <w:p>
+            <w:pPr>
+              <w:spacing w:after="20" w:line="320"/>
+            </w:pPr>
+            <w:r>
+              <w:rPr>
+                <w:b w:val="false"/>
+                <w:bCs w:val="false"/>
+                <w:sz w:val="28"/>
+                <w:szCs w:val="28"/>
+              </w:rPr>
+              <w:t xml:space="preserve">กล้อง / บอร์ด / พร้อม / เจอนก / น้ำ / ไล่อัตโนมัติ เป็นจุดสีเขียวเมื่อปกติ ส่วนป้ายด้านขวาบอกโหมด (เช่น ทดสอบภาคสนาม)</w:t>
+            </w:r>
+          </w:p>
+        </w:tc>
+      </w:tr>
+      <w:tr>
+        <w:trPr>
+          <w:cantSplit/>
+        </w:trPr>
+        <w:tc>
+          <w:tcPr>
+            <w:tcW w:type="dxa" w:w="2600"/>
+            <w:tcBorders>
+              <w:top w:val="single" w:color="808080" w:sz="4"/>
+              <w:left w:val="single" w:color="808080" w:sz="4"/>
+              <w:bottom w:val="single" w:color="808080" w:sz="4"/>
+              <w:right w:val="single" w:color="808080" w:sz="4"/>
+            </w:tcBorders>
+            <w:tcMar>
+              <w:top w:type="dxa" w:w="60"/>
+              <w:left w:type="dxa" w:w="100"/>
+              <w:bottom w:type="dxa" w:w="60"/>
+              <w:right w:type="dxa" w:w="100"/>
+            </w:tcMar>
+            <w:vAlign w:val="center"/>
+          </w:tcPr>
+          <w:p>
+            <w:pPr>
+              <w:spacing w:after="20" w:line="320"/>
+            </w:pPr>
+            <w:r>
+              <w:rPr>
+                <w:b w:val="false"/>
+                <w:bCs w:val="false"/>
+                <w:sz w:val="28"/>
+                <w:szCs w:val="28"/>
+              </w:rPr>
+              <w:t xml:space="preserve">ผลตรวจล่าสุด</w:t>
+            </w:r>
+          </w:p>
+        </w:tc>
+        <w:tc>
+          <w:tcPr>
+            <w:tcW w:type="dxa" w:w="7038"/>
+            <w:tcBorders>
+              <w:top w:val="single" w:color="808080" w:sz="4"/>
+              <w:left w:val="single" w:color="808080" w:sz="4"/>
+              <w:bottom w:val="single" w:color="808080" w:sz="4"/>
+              <w:right w:val="single" w:color="808080" w:sz="4"/>
+            </w:tcBorders>
+            <w:tcMar>
+              <w:top w:type="dxa" w:w="60"/>
+              <w:left w:type="dxa" w:w="100"/>
+              <w:bottom w:type="dxa" w:w="60"/>
+              <w:right w:type="dxa" w:w="100"/>
+            </w:tcMar>
+            <w:vAlign w:val="center"/>
+          </w:tcPr>
+          <w:p>
+            <w:pPr>
+              <w:spacing w:after="20" w:line="320"/>
+            </w:pPr>
+            <w:r>
+              <w:rPr>
+                <w:b w:val="false"/>
+                <w:bCs w:val="false"/>
+                <w:sz w:val="28"/>
+                <w:szCs w:val="28"/>
+              </w:rPr>
+              <w:t xml:space="preserve">ภาพล่าสุดที่ตรวจพร้อมกรอบ ป้ายบอกพบนกกี่ตัว และจุดยืนยันแสดงว่าเจอนกติดกันแล้วกี่เฟรมจากที่ต้องการ</w:t>
+            </w:r>
+          </w:p>
+        </w:tc>
+      </w:tr>
+      <w:tr>
+        <w:trPr>
+          <w:cantSplit/>
+        </w:trPr>
+        <w:tc>
+          <w:tcPr>
+            <w:tcW w:type="dxa" w:w="2600"/>
+            <w:tcBorders>
+              <w:top w:val="single" w:color="808080" w:sz="4"/>
+              <w:left w:val="single" w:color="808080" w:sz="4"/>
+              <w:bottom w:val="single" w:color="808080" w:sz="4"/>
+              <w:right w:val="single" w:color="808080" w:sz="4"/>
+            </w:tcBorders>
+            <w:tcMar>
+              <w:top w:type="dxa" w:w="60"/>
+              <w:left w:type="dxa" w:w="100"/>
+              <w:bottom w:type="dxa" w:w="60"/>
+              <w:right w:type="dxa" w:w="100"/>
+            </w:tcMar>
+            <w:vAlign w:val="center"/>
+          </w:tcPr>
+          <w:p>
+            <w:pPr>
+              <w:spacing w:after="20" w:line="320"/>
+            </w:pPr>
+            <w:r>
+              <w:rPr>
+                <w:b w:val="false"/>
+                <w:bCs w:val="false"/>
+                <w:sz w:val="28"/>
+                <w:szCs w:val="28"/>
+              </w:rPr>
+              <w:t xml:space="preserve">ปุ่ม ถ่ายเดี๋ยวนี้</w:t>
+            </w:r>
+          </w:p>
+        </w:tc>
+        <w:tc>
+          <w:tcPr>
+            <w:tcW w:type="dxa" w:w="7038"/>
+            <w:tcBorders>
+              <w:top w:val="single" w:color="808080" w:sz="4"/>
+              <w:left w:val="single" w:color="808080" w:sz="4"/>
+              <w:bottom w:val="single" w:color="808080" w:sz="4"/>
+              <w:right w:val="single" w:color="808080" w:sz="4"/>
+            </w:tcBorders>
+            <w:tcMar>
+              <w:top w:type="dxa" w:w="60"/>
+              <w:left w:type="dxa" w:w="100"/>
+              <w:bottom w:type="dxa" w:w="60"/>
+              <w:right w:type="dxa" w:w="100"/>
+            </w:tcMar>
+            <w:vAlign w:val="center"/>
+          </w:tcPr>
+          <w:p>
+            <w:pPr>
+              <w:spacing w:after="20" w:line="320"/>
+            </w:pPr>
+            <w:r>
+              <w:rPr>
+                <w:b w:val="false"/>
+                <w:bCs w:val="false"/>
+                <w:sz w:val="28"/>
+                <w:szCs w:val="28"/>
+              </w:rPr>
+              <w:t xml:space="preserve">สั่งถ่ายและตรวจภาพทันที</w:t>
+            </w:r>
+          </w:p>
+        </w:tc>
+      </w:tr>
+      <w:tr>
+        <w:trPr>
+          <w:cantSplit/>
+        </w:trPr>
+        <w:tc>
+          <w:tcPr>
+            <w:tcW w:type="dxa" w:w="2600"/>
+            <w:tcBorders>
+              <w:top w:val="single" w:color="808080" w:sz="4"/>
+              <w:left w:val="single" w:color="808080" w:sz="4"/>
+              <w:bottom w:val="single" w:color="808080" w:sz="4"/>
+              <w:right w:val="single" w:color="808080" w:sz="4"/>
+            </w:tcBorders>
+            <w:tcMar>
+              <w:top w:type="dxa" w:w="60"/>
+              <w:left w:type="dxa" w:w="100"/>
+              <w:bottom w:type="dxa" w:w="60"/>
+              <w:right w:type="dxa" w:w="100"/>
+            </w:tcMar>
+            <w:vAlign w:val="center"/>
+          </w:tcPr>
+          <w:p>
+            <w:pPr>
+              <w:spacing w:after="20" w:line="320"/>
+            </w:pPr>
+            <w:r>
+              <w:rPr>
+                <w:b w:val="false"/>
+                <w:bCs w:val="false"/>
+                <w:sz w:val="28"/>
+                <w:szCs w:val="28"/>
+              </w:rPr>
+              <w:t xml:space="preserve">ปุ่ม สั่งไล่เดี๋ยวนี้</w:t>
+            </w:r>
+          </w:p>
+        </w:tc>
+        <w:tc>
+          <w:tcPr>
+            <w:tcW w:type="dxa" w:w="7038"/>
+            <w:tcBorders>
+              <w:top w:val="single" w:color="808080" w:sz="4"/>
+              <w:left w:val="single" w:color="808080" w:sz="4"/>
+              <w:bottom w:val="single" w:color="808080" w:sz="4"/>
+              <w:right w:val="single" w:color="808080" w:sz="4"/>
+            </w:tcBorders>
+            <w:tcMar>
+              <w:top w:type="dxa" w:w="60"/>
+              <w:left w:type="dxa" w:w="100"/>
+              <w:bottom w:type="dxa" w:w="60"/>
+              <w:right w:type="dxa" w:w="100"/>
+            </w:tcMar>
+            <w:vAlign w:val="center"/>
+          </w:tcPr>
+          <w:p>
+            <w:pPr>
+              <w:spacing w:after="20" w:line="320"/>
+            </w:pPr>
+            <w:r>
+              <w:rPr>
+                <w:b w:val="false"/>
+                <w:bCs w:val="false"/>
+                <w:sz w:val="28"/>
+                <w:szCs w:val="28"/>
+              </w:rPr>
+              <w:t xml:space="preserve">สั่งไล่ด้วยมือ (กวาดพร้อมฉีดน้ำ) ไม่ต้องรอเจอนก</w:t>
+            </w:r>
+          </w:p>
+        </w:tc>
+      </w:tr>
+      <w:tr>
+        <w:trPr>
+          <w:cantSplit/>
+        </w:trPr>
+        <w:tc>
+          <w:tcPr>
+            <w:tcW w:type="dxa" w:w="2600"/>
+            <w:tcBorders>
+              <w:top w:val="single" w:color="808080" w:sz="4"/>
+              <w:left w:val="single" w:color="808080" w:sz="4"/>
+              <w:bottom w:val="single" w:color="808080" w:sz="4"/>
+              <w:right w:val="single" w:color="808080" w:sz="4"/>
+            </w:tcBorders>
+            <w:tcMar>
+              <w:top w:type="dxa" w:w="60"/>
+              <w:left w:type="dxa" w:w="100"/>
+              <w:bottom w:type="dxa" w:w="60"/>
+              <w:right w:type="dxa" w:w="100"/>
+            </w:tcMar>
+            <w:vAlign w:val="center"/>
+          </w:tcPr>
+          <w:p>
+            <w:pPr>
+              <w:spacing w:after="20" w:line="320"/>
+            </w:pPr>
+            <w:r>
+              <w:rPr>
+                <w:b w:val="false"/>
+                <w:bCs w:val="false"/>
+                <w:sz w:val="28"/>
+                <w:szCs w:val="28"/>
+              </w:rPr>
+              <w:t xml:space="preserve">ปุ่ม หยุดทุกอย่าง</w:t>
+            </w:r>
+          </w:p>
+        </w:tc>
+        <w:tc>
+          <w:tcPr>
+            <w:tcW w:type="dxa" w:w="7038"/>
+            <w:tcBorders>
+              <w:top w:val="single" w:color="808080" w:sz="4"/>
+              <w:left w:val="single" w:color="808080" w:sz="4"/>
+              <w:bottom w:val="single" w:color="808080" w:sz="4"/>
+              <w:right w:val="single" w:color="808080" w:sz="4"/>
+            </w:tcBorders>
+            <w:tcMar>
+              <w:top w:type="dxa" w:w="60"/>
+              <w:left w:type="dxa" w:w="100"/>
+              <w:bottom w:type="dxa" w:w="60"/>
+              <w:right w:type="dxa" w:w="100"/>
+            </w:tcMar>
+            <w:vAlign w:val="center"/>
+          </w:tcPr>
+          <w:p>
+            <w:pPr>
+              <w:spacing w:after="20" w:line="320"/>
+            </w:pPr>
+            <w:r>
+              <w:rPr>
+                <w:b w:val="false"/>
+                <w:bCs w:val="false"/>
+                <w:sz w:val="28"/>
+                <w:szCs w:val="28"/>
+              </w:rPr>
+              <w:t xml:space="preserve">ยกเลิกรอบไล่ หยุดปั๊มและมอเตอร์ทันที</w:t>
+            </w:r>
+          </w:p>
+        </w:tc>
+      </w:tr>
+      <w:tr>
+        <w:trPr>
+          <w:cantSplit/>
+        </w:trPr>
+        <w:tc>
+          <w:tcPr>
+            <w:tcW w:type="dxa" w:w="2600"/>
+            <w:tcBorders>
+              <w:top w:val="single" w:color="808080" w:sz="4"/>
+              <w:left w:val="single" w:color="808080" w:sz="4"/>
+              <w:bottom w:val="single" w:color="808080" w:sz="4"/>
+              <w:right w:val="single" w:color="808080" w:sz="4"/>
+            </w:tcBorders>
+            <w:tcMar>
+              <w:top w:type="dxa" w:w="60"/>
+              <w:left w:type="dxa" w:w="100"/>
+              <w:bottom w:type="dxa" w:w="60"/>
+              <w:right w:type="dxa" w:w="100"/>
+            </w:tcMar>
+            <w:vAlign w:val="center"/>
+          </w:tcPr>
+          <w:p>
+            <w:pPr>
+              <w:spacing w:after="20" w:line="320"/>
+            </w:pPr>
+            <w:r>
+              <w:rPr>
+                <w:b w:val="false"/>
+                <w:bCs w:val="false"/>
+                <w:sz w:val="28"/>
+                <w:szCs w:val="28"/>
+              </w:rPr>
+              <w:t xml:space="preserve">สวิตช์ ตรวจอัตโนมัติ</w:t>
+            </w:r>
+          </w:p>
+        </w:tc>
+        <w:tc>
+          <w:tcPr>
+            <w:tcW w:type="dxa" w:w="7038"/>
+            <w:tcBorders>
+              <w:top w:val="single" w:color="808080" w:sz="4"/>
+              <w:left w:val="single" w:color="808080" w:sz="4"/>
+              <w:bottom w:val="single" w:color="808080" w:sz="4"/>
+              <w:right w:val="single" w:color="808080" w:sz="4"/>
+            </w:tcBorders>
+            <w:tcMar>
+              <w:top w:type="dxa" w:w="60"/>
+              <w:left w:type="dxa" w:w="100"/>
+              <w:bottom w:type="dxa" w:w="60"/>
+              <w:right w:type="dxa" w:w="100"/>
+            </w:tcMar>
+            <w:vAlign w:val="center"/>
+          </w:tcPr>
+          <w:p>
+            <w:pPr>
+              <w:spacing w:after="20" w:line="320"/>
+            </w:pPr>
+            <w:r>
+              <w:rPr>
+                <w:b w:val="false"/>
+                <w:bCs w:val="false"/>
+                <w:sz w:val="28"/>
+                <w:szCs w:val="28"/>
+              </w:rPr>
+              <w:t xml:space="preserve">เปิดให้ถ่ายและตรวจเองทุก 5 วินาที</w:t>
+            </w:r>
+          </w:p>
+        </w:tc>
+      </w:tr>
+      <w:tr>
+        <w:trPr>
+          <w:cantSplit/>
+        </w:trPr>
+        <w:tc>
+          <w:tcPr>
+            <w:tcW w:type="dxa" w:w="2600"/>
+            <w:tcBorders>
+              <w:top w:val="single" w:color="808080" w:sz="4"/>
+              <w:left w:val="single" w:color="808080" w:sz="4"/>
+              <w:bottom w:val="single" w:color="808080" w:sz="4"/>
+              <w:right w:val="single" w:color="808080" w:sz="4"/>
+            </w:tcBorders>
+            <w:tcMar>
+              <w:top w:type="dxa" w:w="60"/>
+              <w:left w:type="dxa" w:w="100"/>
+              <w:bottom w:type="dxa" w:w="60"/>
+              <w:right w:type="dxa" w:w="100"/>
+            </w:tcMar>
+            <w:vAlign w:val="center"/>
+          </w:tcPr>
+          <w:p>
+            <w:pPr>
+              <w:spacing w:after="20" w:line="320"/>
+            </w:pPr>
+            <w:r>
+              <w:rPr>
+                <w:b w:val="false"/>
+                <w:bCs w:val="false"/>
+                <w:sz w:val="28"/>
+                <w:szCs w:val="28"/>
+              </w:rPr>
+              <w:t xml:space="preserve">สวิตช์ ไล่อัตโนมัติเมื่อเจอนก</w:t>
+            </w:r>
+          </w:p>
+        </w:tc>
+        <w:tc>
+          <w:tcPr>
+            <w:tcW w:type="dxa" w:w="7038"/>
+            <w:tcBorders>
+              <w:top w:val="single" w:color="808080" w:sz="4"/>
+              <w:left w:val="single" w:color="808080" w:sz="4"/>
+              <w:bottom w:val="single" w:color="808080" w:sz="4"/>
+              <w:right w:val="single" w:color="808080" w:sz="4"/>
+            </w:tcBorders>
+            <w:tcMar>
+              <w:top w:type="dxa" w:w="60"/>
+              <w:left w:type="dxa" w:w="100"/>
+              <w:bottom w:type="dxa" w:w="60"/>
+              <w:right w:type="dxa" w:w="100"/>
+            </w:tcMar>
+            <w:vAlign w:val="center"/>
+          </w:tcPr>
+          <w:p>
+            <w:pPr>
+              <w:spacing w:after="20" w:line="320"/>
+            </w:pPr>
+            <w:r>
+              <w:rPr>
+                <w:b w:val="false"/>
+                <w:bCs w:val="false"/>
+                <w:sz w:val="28"/>
+                <w:szCs w:val="28"/>
+              </w:rPr>
+              <w:t xml:space="preserve">เปิดให้สั่งไล่เองเมื่อเจอนกครบตามเงื่อนไข ปิดแล้วเครื่องจะแค่ตรวจและแจ้ง ไม่ฉีดน้ำ</w:t>
+            </w:r>
+          </w:p>
+        </w:tc>
+      </w:tr>
+      <w:tr>
+        <w:trPr>
+          <w:cantSplit/>
+        </w:trPr>
+        <w:tc>
+          <w:tcPr>
+            <w:tcW w:type="dxa" w:w="2600"/>
+            <w:tcBorders>
+              <w:top w:val="single" w:color="808080" w:sz="4"/>
+              <w:left w:val="single" w:color="808080" w:sz="4"/>
+              <w:bottom w:val="single" w:color="808080" w:sz="4"/>
+              <w:right w:val="single" w:color="808080" w:sz="4"/>
+            </w:tcBorders>
+            <w:tcMar>
+              <w:top w:type="dxa" w:w="60"/>
+              <w:left w:type="dxa" w:w="100"/>
+              <w:bottom w:type="dxa" w:w="60"/>
+              <w:right w:type="dxa" w:w="100"/>
+            </w:tcMar>
+            <w:vAlign w:val="center"/>
+          </w:tcPr>
+          <w:p>
+            <w:pPr>
+              <w:spacing w:after="20" w:line="320"/>
+            </w:pPr>
+            <w:r>
+              <w:rPr>
+                <w:b w:val="false"/>
+                <w:bCs w:val="false"/>
+                <w:sz w:val="28"/>
+                <w:szCs w:val="28"/>
+              </w:rPr>
+              <w:t xml:space="preserve">ภาพสดจากกล้อง</w:t>
+            </w:r>
+          </w:p>
+        </w:tc>
+        <w:tc>
+          <w:tcPr>
+            <w:tcW w:type="dxa" w:w="7038"/>
+            <w:tcBorders>
+              <w:top w:val="single" w:color="808080" w:sz="4"/>
+              <w:left w:val="single" w:color="808080" w:sz="4"/>
+              <w:bottom w:val="single" w:color="808080" w:sz="4"/>
+              <w:right w:val="single" w:color="808080" w:sz="4"/>
+            </w:tcBorders>
+            <w:tcMar>
+              <w:top w:type="dxa" w:w="60"/>
+              <w:left w:type="dxa" w:w="100"/>
+              <w:bottom w:type="dxa" w:w="60"/>
+              <w:right w:type="dxa" w:w="100"/>
+            </w:tcMar>
+            <w:vAlign w:val="center"/>
+          </w:tcPr>
+          <w:p>
+            <w:pPr>
+              <w:spacing w:after="20" w:line="320"/>
+            </w:pPr>
+            <w:r>
+              <w:rPr>
+                <w:b w:val="false"/>
+                <w:bCs w:val="false"/>
+                <w:sz w:val="28"/>
+                <w:szCs w:val="28"/>
+              </w:rPr>
+              <w:t xml:space="preserve">กด "เปิดภาพสด" เพื่อดูภาพต่อเนื่อง ปิดไว้เมื่อไม่ใช้เพื่อลดภาระ CPU ของ Pi</w:t>
+            </w:r>
+          </w:p>
+        </w:tc>
+      </w:tr>
+      <w:tr>
+        <w:trPr>
+          <w:cantSplit/>
+        </w:trPr>
+        <w:tc>
+          <w:tcPr>
+            <w:tcW w:type="dxa" w:w="2600"/>
+            <w:tcBorders>
+              <w:top w:val="single" w:color="808080" w:sz="4"/>
+              <w:left w:val="single" w:color="808080" w:sz="4"/>
+              <w:bottom w:val="single" w:color="808080" w:sz="4"/>
+              <w:right w:val="single" w:color="808080" w:sz="4"/>
+            </w:tcBorders>
+            <w:tcMar>
+              <w:top w:type="dxa" w:w="60"/>
+              <w:left w:type="dxa" w:w="100"/>
+              <w:bottom w:type="dxa" w:w="60"/>
+              <w:right w:type="dxa" w:w="100"/>
+            </w:tcMar>
+            <w:vAlign w:val="center"/>
+          </w:tcPr>
+          <w:p>
+            <w:pPr>
+              <w:spacing w:after="20" w:line="320"/>
+            </w:pPr>
+            <w:r>
+              <w:rPr>
+                <w:b w:val="false"/>
+                <w:bCs w:val="false"/>
+                <w:sz w:val="28"/>
+                <w:szCs w:val="28"/>
+              </w:rPr>
+              <w:t xml:space="preserve">สถานะเครื่อง</w:t>
+            </w:r>
+          </w:p>
+        </w:tc>
+        <w:tc>
+          <w:tcPr>
+            <w:tcW w:type="dxa" w:w="7038"/>
+            <w:tcBorders>
+              <w:top w:val="single" w:color="808080" w:sz="4"/>
+              <w:left w:val="single" w:color="808080" w:sz="4"/>
+              <w:bottom w:val="single" w:color="808080" w:sz="4"/>
+              <w:right w:val="single" w:color="808080" w:sz="4"/>
+            </w:tcBorders>
+            <w:tcMar>
+              <w:top w:type="dxa" w:w="60"/>
+              <w:left w:type="dxa" w:w="100"/>
+              <w:bottom w:type="dxa" w:w="60"/>
+              <w:right w:type="dxa" w:w="100"/>
+            </w:tcMar>
+            <w:vAlign w:val="center"/>
+          </w:tcPr>
+          <w:p>
+            <w:pPr>
+              <w:spacing w:after="20" w:line="320"/>
+            </w:pPr>
+            <w:r>
+              <w:rPr>
+                <w:b w:val="false"/>
+                <w:bCs w:val="false"/>
+                <w:sz w:val="28"/>
+                <w:szCs w:val="28"/>
+              </w:rPr>
+              <w:t xml:space="preserve">ระดับน้ำ การเชื่อมต่อบอร์ด ไฟเขียว/ไฟส้ม สถานะ PIR มุมหัวฉีด โควตาปั๊ม และจำนวนครั้งที่ไล่ได้อีกในชั่วโมงนี้</w:t>
+            </w:r>
+          </w:p>
+        </w:tc>
+      </w:tr>
+      <w:tr>
+        <w:trPr>
+          <w:cantSplit/>
+        </w:trPr>
+        <w:tc>
+          <w:tcPr>
+            <w:tcW w:type="dxa" w:w="2600"/>
+            <w:tcBorders>
+              <w:top w:val="single" w:color="808080" w:sz="4"/>
+              <w:left w:val="single" w:color="808080" w:sz="4"/>
+              <w:bottom w:val="single" w:color="808080" w:sz="4"/>
+              <w:right w:val="single" w:color="808080" w:sz="4"/>
+            </w:tcBorders>
+            <w:tcMar>
+              <w:top w:type="dxa" w:w="60"/>
+              <w:left w:type="dxa" w:w="100"/>
+              <w:bottom w:type="dxa" w:w="60"/>
+              <w:right w:type="dxa" w:w="100"/>
+            </w:tcMar>
+            <w:vAlign w:val="center"/>
+          </w:tcPr>
+          <w:p>
+            <w:pPr>
+              <w:spacing w:after="20" w:line="320"/>
+            </w:pPr>
+            <w:r>
+              <w:rPr>
+                <w:b w:val="false"/>
+                <w:bCs w:val="false"/>
+                <w:sz w:val="28"/>
+                <w:szCs w:val="28"/>
+              </w:rPr>
+              <w:t xml:space="preserve">ควบคุมด้วยมือ</w:t>
+            </w:r>
+          </w:p>
+        </w:tc>
+        <w:tc>
+          <w:tcPr>
+            <w:tcW w:type="dxa" w:w="7038"/>
+            <w:tcBorders>
+              <w:top w:val="single" w:color="808080" w:sz="4"/>
+              <w:left w:val="single" w:color="808080" w:sz="4"/>
+              <w:bottom w:val="single" w:color="808080" w:sz="4"/>
+              <w:right w:val="single" w:color="808080" w:sz="4"/>
+            </w:tcBorders>
+            <w:tcMar>
+              <w:top w:type="dxa" w:w="60"/>
+              <w:left w:type="dxa" w:w="100"/>
+              <w:bottom w:type="dxa" w:w="60"/>
+              <w:right w:type="dxa" w:w="100"/>
+            </w:tcMar>
+            <w:vAlign w:val="center"/>
+          </w:tcPr>
+          <w:p>
+            <w:pPr>
+              <w:spacing w:after="20" w:line="320"/>
+            </w:pPr>
+            <w:r>
+              <w:rPr>
+                <w:b w:val="false"/>
+                <w:bCs w:val="false"/>
+                <w:sz w:val="28"/>
+                <w:szCs w:val="28"/>
+              </w:rPr>
+              <w:t xml:space="preserve">หมุนหัวฉีด ตั้งจุดกลาง ตั้งการกวาด ปั๊มน้ำ วัดระดับน้ำ ทดสอบไฟส้ม (หัวข้อ 5.7)</w:t>
+            </w:r>
+          </w:p>
+        </w:tc>
+      </w:tr>
+      <w:tr>
+        <w:trPr>
+          <w:cantSplit/>
+        </w:trPr>
+        <w:tc>
+          <w:tcPr>
+            <w:tcW w:type="dxa" w:w="2600"/>
+            <w:tcBorders>
+              <w:top w:val="single" w:color="808080" w:sz="4"/>
+              <w:left w:val="single" w:color="808080" w:sz="4"/>
+              <w:bottom w:val="single" w:color="808080" w:sz="4"/>
+              <w:right w:val="single" w:color="808080" w:sz="4"/>
+            </w:tcBorders>
+            <w:tcMar>
+              <w:top w:type="dxa" w:w="60"/>
+              <w:left w:type="dxa" w:w="100"/>
+              <w:bottom w:type="dxa" w:w="60"/>
+              <w:right w:type="dxa" w:w="100"/>
+            </w:tcMar>
+            <w:vAlign w:val="center"/>
+          </w:tcPr>
+          <w:p>
+            <w:pPr>
+              <w:spacing w:after="20" w:line="320"/>
+            </w:pPr>
+            <w:r>
+              <w:rPr>
+                <w:b w:val="false"/>
+                <w:bCs w:val="false"/>
+                <w:sz w:val="28"/>
+                <w:szCs w:val="28"/>
+              </w:rPr>
+              <w:t xml:space="preserve">ตรวจเฉพาะพื้นที่ (ROI)</w:t>
+            </w:r>
+          </w:p>
+        </w:tc>
+        <w:tc>
+          <w:tcPr>
+            <w:tcW w:type="dxa" w:w="7038"/>
+            <w:tcBorders>
+              <w:top w:val="single" w:color="808080" w:sz="4"/>
+              <w:left w:val="single" w:color="808080" w:sz="4"/>
+              <w:bottom w:val="single" w:color="808080" w:sz="4"/>
+              <w:right w:val="single" w:color="808080" w:sz="4"/>
+            </w:tcBorders>
+            <w:tcMar>
+              <w:top w:type="dxa" w:w="60"/>
+              <w:left w:type="dxa" w:w="100"/>
+              <w:bottom w:type="dxa" w:w="60"/>
+              <w:right w:type="dxa" w:w="100"/>
+            </w:tcMar>
+            <w:vAlign w:val="center"/>
+          </w:tcPr>
+          <w:p>
+            <w:pPr>
+              <w:spacing w:after="20" w:line="320"/>
+            </w:pPr>
+            <w:r>
+              <w:rPr>
+                <w:b w:val="false"/>
+                <w:bCs w:val="false"/>
+                <w:sz w:val="28"/>
+                <w:szCs w:val="28"/>
+              </w:rPr>
+              <w:t xml:space="preserve">ตั้งกรอบที่ให้โมเดลตรวจ (หัวข้อ 5.5)</w:t>
+            </w:r>
+          </w:p>
+        </w:tc>
+      </w:tr>
+      <w:tr>
+        <w:trPr>
+          <w:cantSplit/>
+        </w:trPr>
+        <w:tc>
+          <w:tcPr>
+            <w:tcW w:type="dxa" w:w="2600"/>
+            <w:tcBorders>
+              <w:top w:val="single" w:color="808080" w:sz="4"/>
+              <w:left w:val="single" w:color="808080" w:sz="4"/>
+              <w:bottom w:val="single" w:color="808080" w:sz="4"/>
+              <w:right w:val="single" w:color="808080" w:sz="4"/>
+            </w:tcBorders>
+            <w:tcMar>
+              <w:top w:type="dxa" w:w="60"/>
+              <w:left w:type="dxa" w:w="100"/>
+              <w:bottom w:type="dxa" w:w="60"/>
+              <w:right w:type="dxa" w:w="100"/>
+            </w:tcMar>
+            <w:vAlign w:val="center"/>
+          </w:tcPr>
+          <w:p>
+            <w:pPr>
+              <w:spacing w:after="20" w:line="320"/>
+            </w:pPr>
+            <w:r>
+              <w:rPr>
+                <w:b w:val="false"/>
+                <w:bCs w:val="false"/>
+                <w:sz w:val="28"/>
+                <w:szCs w:val="28"/>
+              </w:rPr>
+              <w:t xml:space="preserve">ภาพย้อนหลังที่พบนก</w:t>
+            </w:r>
+          </w:p>
+        </w:tc>
+        <w:tc>
+          <w:tcPr>
+            <w:tcW w:type="dxa" w:w="7038"/>
+            <w:tcBorders>
+              <w:top w:val="single" w:color="808080" w:sz="4"/>
+              <w:left w:val="single" w:color="808080" w:sz="4"/>
+              <w:bottom w:val="single" w:color="808080" w:sz="4"/>
+              <w:right w:val="single" w:color="808080" w:sz="4"/>
+            </w:tcBorders>
+            <w:tcMar>
+              <w:top w:type="dxa" w:w="60"/>
+              <w:left w:type="dxa" w:w="100"/>
+              <w:bottom w:type="dxa" w:w="60"/>
+              <w:right w:type="dxa" w:w="100"/>
+            </w:tcMar>
+            <w:vAlign w:val="center"/>
+          </w:tcPr>
+          <w:p>
+            <w:pPr>
+              <w:spacing w:after="20" w:line="320"/>
+            </w:pPr>
+            <w:r>
+              <w:rPr>
+                <w:b w:val="false"/>
+                <w:bCs w:val="false"/>
+                <w:sz w:val="28"/>
+                <w:szCs w:val="28"/>
+              </w:rPr>
+              <w:t xml:space="preserve">ภาพที่มีนก 24 ภาพล่าสุด แตะเพื่อดูภาพใหญ่ (หัวข้อ 5.9)</w:t>
+            </w:r>
+          </w:p>
+        </w:tc>
+      </w:tr>
+    </w:tbl>
+    <w:p>
+      <w:pPr>
+        <w:pStyle w:val="Heading2"/>
+        <w:keepNext/>
+        <w:spacing w:after="120" w:before="200"/>
+      </w:pPr>
+      <w:bookmarkStart w:name="_Toc10" w:id="10"/>
+      <w:r>
+        <w:rPr>
+          <w:b/>
+          <w:bCs/>
+          <w:sz w:val="34"/>
+          <w:szCs w:val="34"/>
+        </w:rPr>
+        <w:t xml:space="preserve">5.4 การตั้งจุดกลางของหัวฉีด</w:t>
+      </w:r>
+      <w:bookmarkEnd w:id="10"/>
+    </w:p>
+    <w:p>
+      <w:pPr>
+        <w:spacing w:after="120" w:line="340"/>
+      </w:pPr>
+      <w:r>
+        <w:rPr>
+          <w:sz w:val="32"/>
+          <w:szCs w:val="32"/>
+        </w:rPr>
+        <w:t xml:space="preserve">ESP32 จำตำแหน่งหัวฉีดเป็นจำนวนสเต็ปนับจากจุดกลาง หลังเปิดเครื่องหรือบอร์ดรีบูต ตำแหน่งนี้ยังไม่รู้ ต้องตั้งใหม่ทุกครั้ง ถ้าไม่ตั้ง หน้าเว็บจะขึ้นเตือนสีเหลือง</w:t>
+      </w:r>
+    </w:p>
+    <w:p>
+      <w:pPr>
+        <w:pStyle w:val="ListParagraph"/>
+        <w:numPr>
+          <w:ilvl w:val="0"/>
+          <w:numId w:val="6"/>
+        </w:numPr>
+        <w:spacing w:after="80" w:line="340"/>
+      </w:pPr>
+      <w:r>
+        <w:rPr>
+          <w:sz w:val="32"/>
+          <w:szCs w:val="32"/>
+        </w:rPr>
+        <w:t xml:space="preserve">หมุนหัวฉีดให้ตรงกลางพื้นที่ที่ต้องการฉีด (ใช้ปุ่ม ◀ ▶ หรือขยับด้วยมือตอนมอเตอร์ไม่ทำงาน)</w:t>
+      </w:r>
+    </w:p>
+    <w:p>
+      <w:pPr>
+        <w:pStyle w:val="ListParagraph"/>
+        <w:numPr>
+          <w:ilvl w:val="0"/>
+          <w:numId w:val="6"/>
+        </w:numPr>
+        <w:spacing w:after="80" w:line="340"/>
+      </w:pPr>
+      <w:r>
+        <w:rPr>
+          <w:sz w:val="32"/>
+          <w:szCs w:val="32"/>
+        </w:rPr>
+        <w:t xml:space="preserve">กดปุ่ม "ตั้งตรงนี้เป็นจุดกลาง" แล้วยืนยัน ระบบจะถือว่าตำแหน่งนี้คือ 0°</w:t>
+      </w:r>
+    </w:p>
+    <w:p>
+      <w:pPr>
+        <w:pStyle w:val="ListParagraph"/>
+        <w:numPr>
+          <w:ilvl w:val="0"/>
+          <w:numId w:val="6"/>
+        </w:numPr>
+        <w:spacing w:after="80" w:line="340"/>
+      </w:pPr>
+      <w:r>
+        <w:rPr>
+          <w:sz w:val="32"/>
+          <w:szCs w:val="32"/>
+        </w:rPr>
+        <w:t xml:space="preserve">ถ้าหัวฉีดเคยชนขอบหรือถูกมือดัน ตำแหน่งที่จำไว้จะคลาด ให้ทำขั้นตอนนี้ใหม่</w:t>
+      </w:r>
+    </w:p>
+    <w:p>
+      <w:pPr>
+        <w:pStyle w:val="Heading2"/>
+        <w:keepNext/>
+        <w:spacing w:after="120" w:before="200"/>
+      </w:pPr>
+      <w:bookmarkStart w:name="_Toc11" w:id="11"/>
+      <w:r>
+        <w:rPr>
+          <w:b/>
+          <w:bCs/>
+          <w:sz w:val="34"/>
+          <w:szCs w:val="34"/>
+        </w:rPr>
+        <w:t xml:space="preserve">5.5 การตั้งพื้นที่ตรวจ (ROI)</w:t>
+      </w:r>
+      <w:bookmarkEnd w:id="11"/>
+    </w:p>
+    <w:tbl>
+      <w:tblPr>
+        <w:tblW w:type="dxa" w:w="9638"/>
+        <w:tblBorders>
+          <w:top w:val="single" w:color="auto" w:sz="4"/>
+          <w:left w:val="single" w:color="auto" w:sz="4"/>
+          <w:bottom w:val="single" w:color="auto" w:sz="4"/>
+          <w:right w:val="single" w:color="auto" w:sz="4"/>
+          <w:insideH w:val="single" w:color="auto" w:sz="4"/>
+          <w:insideV w:val="single" w:color="auto" w:sz="4"/>
+        </w:tblBorders>
+      </w:tblPr>
+      <w:tblGrid>
+        <w:gridCol w:w="4819"/>
+        <w:gridCol w:w="4819"/>
+      </w:tblGrid>
+      <w:tr>
+        <w:trPr>
+          <w:cantSplit/>
+        </w:trPr>
+        <w:tc>
+          <w:tcPr>
+            <w:tcW w:type="dxa" w:w="4819"/>
+            <w:tcBorders>
+              <w:top w:val="none" w:color="FFFFFF" w:sz="0"/>
+              <w:left w:val="none" w:color="FFFFFF" w:sz="0"/>
+              <w:bottom w:val="none" w:color="FFFFFF" w:sz="0"/>
+              <w:right w:val="none" w:color="FFFFFF" w:sz="0"/>
+            </w:tcBorders>
+          </w:tcPr>
+          <w:p>
+            <w:pPr>
+              <w:keepNext/>
+              <w:jc w:val="center"/>
+            </w:pPr>
+            <w:r>
+              <w:drawing>
+                <wp:inline distT="0" distB="0" distL="0" distR="0">
+                  <wp:extent cx="2190750" cy="4114800"/>
+                  <wp:effectExtent t="0" r="0" b="0" l="0"/>
+                  <wp:docPr id="8" name="" descr="" title=""/>
+                  <wp:cNvGraphicFramePr>
+                    <a:graphicFrameLocks xmlns:a="http://schemas.openxmlformats.org/drawingml/2006/main" noChangeAspect="1"/>
+                  </wp:cNvGraphicFramePr>
+                  <a:graphic xmlns:a="http://schemas.openxmlformats.org/drawingml/2006/main">
+                    <a:graphicData uri="http://schemas.openxmlformats.org/drawingml/2006/picture">
+                      <pic:pic xmlns:pic="http://schemas.openxmlformats.org/drawingml/2006/picture">
+                        <pic:nvPicPr>
+                          <pic:cNvPr id="0" name="" descr=""/>
+                          <pic:cNvPicPr>
+                            <a:picLocks noChangeAspect="1" noChangeArrowheads="1"/>
+                          </pic:cNvPicPr>
+                        </pic:nvPicPr>
+                        <pic:blipFill>
+                          <a:blip r:embed="rId15" cstate="none"/>
+                          <a:srcRect/>
+                          <a:stretch>
+                            <a:fillRect/>
+                          </a:stretch>
+                        </pic:blipFill>
+                        <pic:spPr bwMode="auto">
+                          <a:xfrm>
+                            <a:off x="0" y="0"/>
+                            <a:ext cx="2190750" cy="4114800"/>
+                          </a:xfrm>
+                          <a:prstGeom prst="rect">
+                            <a:avLst/>
+                          </a:prstGeom>
+                        </pic:spPr>
+                      </pic:pic>
+                    </a:graphicData>
+                  </a:graphic>
+                </wp:inline>
+              </w:drawing>
+            </w:r>
+          </w:p>
+          <w:p>
+            <w:pPr>
+              <w:spacing w:after="100"/>
+              <w:jc w:val="center"/>
+            </w:pPr>
+            <w:r>
+              <w:rPr>
+                <w:sz w:val="28"/>
+                <w:szCs w:val="28"/>
+              </w:rPr>
+              <w:t xml:space="preserve">ภาพที่ 8 การ์ด ROI</w:t>
+            </w:r>
+          </w:p>
+        </w:tc>
+        <w:tc>
+          <w:tcPr>
+            <w:tcW w:type="dxa" w:w="4819"/>
+            <w:tcBorders>
+              <w:top w:val="none" w:color="FFFFFF" w:sz="0"/>
+              <w:left w:val="none" w:color="FFFFFF" w:sz="0"/>
+              <w:bottom w:val="none" w:color="FFFFFF" w:sz="0"/>
+              <w:right w:val="none" w:color="FFFFFF" w:sz="0"/>
+            </w:tcBorders>
+          </w:tcPr>
+          <w:p>
+            <w:pPr>
+              <w:keepNext/>
+              <w:jc w:val="center"/>
+            </w:pPr>
+            <w:r>
+              <w:drawing>
+                <wp:inline distT="0" distB="0" distL="0" distR="0">
+                  <wp:extent cx="2190750" cy="4200525"/>
+                  <wp:effectExtent t="0" r="0" b="0" l="0"/>
+                  <wp:docPr id="9" name="" descr="" title=""/>
+                  <wp:cNvGraphicFramePr>
+                    <a:graphicFrameLocks xmlns:a="http://schemas.openxmlformats.org/drawingml/2006/main" noChangeAspect="1"/>
+                  </wp:cNvGraphicFramePr>
+                  <a:graphic xmlns:a="http://schemas.openxmlformats.org/drawingml/2006/main">
+                    <a:graphicData uri="http://schemas.openxmlformats.org/drawingml/2006/picture">
+                      <pic:pic xmlns:pic="http://schemas.openxmlformats.org/drawingml/2006/picture">
+                        <pic:nvPicPr>
+                          <pic:cNvPr id="0" name="" descr=""/>
+                          <pic:cNvPicPr>
+                            <a:picLocks noChangeAspect="1" noChangeArrowheads="1"/>
+                          </pic:cNvPicPr>
+                        </pic:nvPicPr>
+                        <pic:blipFill>
+                          <a:blip r:embed="rId16" cstate="none"/>
+                          <a:srcRect/>
+                          <a:stretch>
+                            <a:fillRect/>
+                          </a:stretch>
+                        </pic:blipFill>
+                        <pic:spPr bwMode="auto">
+                          <a:xfrm>
+                            <a:off x="0" y="0"/>
+                            <a:ext cx="2190750" cy="4200525"/>
+                          </a:xfrm>
+                          <a:prstGeom prst="rect">
+                            <a:avLst/>
+                          </a:prstGeom>
+                        </pic:spPr>
+                      </pic:pic>
+                    </a:graphicData>
+                  </a:graphic>
+                </wp:inline>
+              </w:drawing>
+            </w:r>
+          </w:p>
+          <w:p>
+            <w:pPr>
+              <w:spacing w:after="100"/>
+              <w:jc w:val="center"/>
+            </w:pPr>
+            <w:r>
+              <w:rPr>
+                <w:sz w:val="28"/>
+                <w:szCs w:val="28"/>
+              </w:rPr>
+              <w:t xml:space="preserve">ภาพที่ 9 การ์ดควบคุมด้วยมือ</w:t>
+            </w:r>
+          </w:p>
+        </w:tc>
+      </w:tr>
+    </w:tbl>
+    <w:p>
+      <w:pPr>
+        <w:spacing w:after="120"/>
+      </w:pPr>
+    </w:p>
+    <w:p>
+      <w:pPr>
+        <w:spacing w:after="120" w:line="340"/>
+      </w:pPr>
+      <w:r>
+        <w:rPr>
+          <w:sz w:val="32"/>
+          <w:szCs w:val="32"/>
+        </w:rPr>
+        <w:t xml:space="preserve">ROI เปิดอยู่ตั้งแต่เริ่ม โดยตัดขอบซ้ายและขวาออกข้างละ 20% ระบบจะตัดภาพเฉพาะกรอบสีเขียวแล้วขยายก่อนตรวจ ทำให้เจอนกตัวเล็กได้ง่ายขึ้น นกที่อยู่นอกกรอบจะไม่นับและไม่ถูกไล่</w:t>
+      </w:r>
+    </w:p>
+    <w:p>
+      <w:pPr>
+        <w:pStyle w:val="ListParagraph"/>
+        <w:numPr>
+          <w:ilvl w:val="0"/>
+          <w:numId w:val="7"/>
+        </w:numPr>
+        <w:spacing w:after="80" w:line="340"/>
+      </w:pPr>
+      <w:r>
+        <w:rPr>
+          <w:sz w:val="32"/>
+          <w:szCs w:val="32"/>
+        </w:rPr>
+        <w:t xml:space="preserve">เลื่อนแถบ ตัดซ้าย / ตัดขวา / ตัดบน / ตัดล่าง จนกรอบสีเขียวครอบจุดที่นกชอบมาเกาะ</w:t>
+      </w:r>
+    </w:p>
+    <w:p>
+      <w:pPr>
+        <w:pStyle w:val="ListParagraph"/>
+        <w:numPr>
+          <w:ilvl w:val="0"/>
+          <w:numId w:val="7"/>
+        </w:numPr>
+        <w:spacing w:after="80" w:line="340"/>
+      </w:pPr>
+      <w:r>
+        <w:rPr>
+          <w:sz w:val="32"/>
+          <w:szCs w:val="32"/>
+        </w:rPr>
+        <w:t xml:space="preserve">กด "บันทึก ROI" ข้อความด้านล่างจะแจ้งว่ายังไม่ได้บันทึกจนกว่าจะกดบันทึก</w:t>
+      </w:r>
+    </w:p>
+    <w:p>
+      <w:pPr>
+        <w:pStyle w:val="ListParagraph"/>
+        <w:numPr>
+          <w:ilvl w:val="0"/>
+          <w:numId w:val="7"/>
+        </w:numPr>
+        <w:spacing w:after="80" w:line="340"/>
+      </w:pPr>
+      <w:r>
+        <w:rPr>
+          <w:sz w:val="32"/>
+          <w:szCs w:val="32"/>
+        </w:rPr>
+        <w:t xml:space="preserve">กด "ค่าเริ่มต้น" เพื่อกลับไปใช้ค่าตั้งต้น (ตัดขอบซ้าย-ขวา) สวิตช์ด้านบนของการ์ดใช้เปิด/ปิด ROI</w:t>
+      </w:r>
+    </w:p>
+    <w:p>
+      <w:pPr>
+        <w:pStyle w:val="Heading2"/>
+        <w:keepNext/>
+        <w:spacing w:after="120" w:before="200"/>
+      </w:pPr>
+      <w:bookmarkStart w:name="_Toc12" w:id="12"/>
+      <w:r>
+        <w:rPr>
+          <w:b/>
+          <w:bCs/>
+          <w:sz w:val="34"/>
+          <w:szCs w:val="34"/>
+        </w:rPr>
+        <w:t xml:space="preserve">5.6 การตั้งการกวาดตอนไล่นก</w:t>
+      </w:r>
+      <w:bookmarkEnd w:id="12"/>
+    </w:p>
+    <w:p>
+      <w:pPr>
+        <w:spacing w:after="120" w:line="340"/>
+      </w:pPr>
+      <w:r>
+        <w:rPr>
+          <w:sz w:val="32"/>
+          <w:szCs w:val="32"/>
+        </w:rPr>
+        <w:t xml:space="preserve">อยู่ในการ์ด "ควบคุมด้วยมือ" หัวข้อ "การกวาดตอนไล่นก" (ใช้ได้เมื่อบอร์ดเป็นเฟิร์มแวร์ v7.7 ขึ้นไป)</w:t>
+      </w:r>
+    </w:p>
+    <w:tbl>
+      <w:tblPr>
+        <w:tblW w:type="dxa" w:w="9638"/>
+        <w:tblBorders>
+          <w:top w:val="single" w:color="auto" w:sz="4"/>
+          <w:left w:val="single" w:color="auto" w:sz="4"/>
+          <w:bottom w:val="single" w:color="auto" w:sz="4"/>
+          <w:right w:val="single" w:color="auto" w:sz="4"/>
+          <w:insideH w:val="single" w:color="auto" w:sz="4"/>
+          <w:insideV w:val="single" w:color="auto" w:sz="4"/>
+        </w:tblBorders>
+      </w:tblPr>
+      <w:tblGrid>
+        <w:gridCol w:w="2600"/>
+        <w:gridCol w:w="2000"/>
+        <w:gridCol w:w="5038"/>
+      </w:tblGrid>
+      <w:tr>
+        <w:trPr>
+          <w:tblHeader/>
+        </w:trPr>
+        <w:tc>
+          <w:tcPr>
+            <w:tcW w:type="dxa" w:w="2600"/>
+            <w:tcBorders>
+              <w:top w:val="single" w:color="808080" w:sz="4"/>
+              <w:left w:val="single" w:color="808080" w:sz="4"/>
+              <w:bottom w:val="single" w:color="808080" w:sz="4"/>
+              <w:right w:val="single" w:color="808080" w:sz="4"/>
+            </w:tcBorders>
+            <w:shd w:fill="D9E2F3" w:color="auto" w:val="clear"/>
+            <w:tcMar>
+              <w:top w:type="dxa" w:w="60"/>
+              <w:left w:type="dxa" w:w="100"/>
+              <w:bottom w:type="dxa" w:w="60"/>
+              <w:right w:type="dxa" w:w="100"/>
+            </w:tcMar>
+            <w:vAlign w:val="center"/>
+          </w:tcPr>
+          <w:p>
+            <w:pPr>
+              <w:spacing w:after="20" w:line="320"/>
+            </w:pPr>
+            <w:r>
+              <w:rPr>
+                <w:b/>
+                <w:bCs/>
+                <w:sz w:val="28"/>
+                <w:szCs w:val="28"/>
+              </w:rPr>
+              <w:t xml:space="preserve">ค่า</w:t>
+            </w:r>
+          </w:p>
+        </w:tc>
+        <w:tc>
+          <w:tcPr>
+            <w:tcW w:type="dxa" w:w="2000"/>
+            <w:tcBorders>
+              <w:top w:val="single" w:color="808080" w:sz="4"/>
+              <w:left w:val="single" w:color="808080" w:sz="4"/>
+              <w:bottom w:val="single" w:color="808080" w:sz="4"/>
+              <w:right w:val="single" w:color="808080" w:sz="4"/>
+            </w:tcBorders>
+            <w:shd w:fill="D9E2F3" w:color="auto" w:val="clear"/>
+            <w:tcMar>
+              <w:top w:type="dxa" w:w="60"/>
+              <w:left w:type="dxa" w:w="100"/>
+              <w:bottom w:type="dxa" w:w="60"/>
+              <w:right w:type="dxa" w:w="100"/>
+            </w:tcMar>
+            <w:vAlign w:val="center"/>
+          </w:tcPr>
+          <w:p>
+            <w:pPr>
+              <w:spacing w:after="20" w:line="320"/>
+            </w:pPr>
+            <w:r>
+              <w:rPr>
+                <w:b/>
+                <w:bCs/>
+                <w:sz w:val="28"/>
+                <w:szCs w:val="28"/>
+              </w:rPr>
+              <w:t xml:space="preserve">ช่วงที่ตั้งได้</w:t>
+            </w:r>
+          </w:p>
+        </w:tc>
+        <w:tc>
+          <w:tcPr>
+            <w:tcW w:type="dxa" w:w="5038"/>
+            <w:tcBorders>
+              <w:top w:val="single" w:color="808080" w:sz="4"/>
+              <w:left w:val="single" w:color="808080" w:sz="4"/>
+              <w:bottom w:val="single" w:color="808080" w:sz="4"/>
+              <w:right w:val="single" w:color="808080" w:sz="4"/>
+            </w:tcBorders>
+            <w:shd w:fill="D9E2F3" w:color="auto" w:val="clear"/>
+            <w:tcMar>
+              <w:top w:type="dxa" w:w="60"/>
+              <w:left w:type="dxa" w:w="100"/>
+              <w:bottom w:type="dxa" w:w="60"/>
+              <w:right w:type="dxa" w:w="100"/>
+            </w:tcMar>
+            <w:vAlign w:val="center"/>
+          </w:tcPr>
+          <w:p>
+            <w:pPr>
+              <w:spacing w:after="20" w:line="320"/>
+            </w:pPr>
+            <w:r>
+              <w:rPr>
+                <w:b/>
+                <w:bCs/>
+                <w:sz w:val="28"/>
+                <w:szCs w:val="28"/>
+              </w:rPr>
+              <w:t xml:space="preserve">คำอธิบาย</w:t>
+            </w:r>
+          </w:p>
+        </w:tc>
+      </w:tr>
+      <w:tr>
+        <w:trPr>
+          <w:cantSplit/>
+        </w:trPr>
+        <w:tc>
+          <w:tcPr>
+            <w:tcW w:type="dxa" w:w="2600"/>
+            <w:tcBorders>
+              <w:top w:val="single" w:color="808080" w:sz="4"/>
+              <w:left w:val="single" w:color="808080" w:sz="4"/>
+              <w:bottom w:val="single" w:color="808080" w:sz="4"/>
+              <w:right w:val="single" w:color="808080" w:sz="4"/>
+            </w:tcBorders>
+            <w:tcMar>
+              <w:top w:type="dxa" w:w="60"/>
+              <w:left w:type="dxa" w:w="100"/>
+              <w:bottom w:type="dxa" w:w="60"/>
+              <w:right w:type="dxa" w:w="100"/>
+            </w:tcMar>
+            <w:vAlign w:val="center"/>
+          </w:tcPr>
+          <w:p>
+            <w:pPr>
+              <w:spacing w:after="20" w:line="320"/>
+            </w:pPr>
+            <w:r>
+              <w:rPr>
+                <w:b w:val="false"/>
+                <w:bCs w:val="false"/>
+                <w:sz w:val="28"/>
+                <w:szCs w:val="28"/>
+              </w:rPr>
+              <w:t xml:space="preserve">กว้างข้างละ</w:t>
+            </w:r>
+          </w:p>
+        </w:tc>
+        <w:tc>
+          <w:tcPr>
+            <w:tcW w:type="dxa" w:w="2000"/>
+            <w:tcBorders>
+              <w:top w:val="single" w:color="808080" w:sz="4"/>
+              <w:left w:val="single" w:color="808080" w:sz="4"/>
+              <w:bottom w:val="single" w:color="808080" w:sz="4"/>
+              <w:right w:val="single" w:color="808080" w:sz="4"/>
+            </w:tcBorders>
+            <w:tcMar>
+              <w:top w:type="dxa" w:w="60"/>
+              <w:left w:type="dxa" w:w="100"/>
+              <w:bottom w:type="dxa" w:w="60"/>
+              <w:right w:type="dxa" w:w="100"/>
+            </w:tcMar>
+            <w:vAlign w:val="center"/>
+          </w:tcPr>
+          <w:p>
+            <w:pPr>
+              <w:spacing w:after="20" w:line="320"/>
+            </w:pPr>
+            <w:r>
+              <w:rPr>
+                <w:b w:val="false"/>
+                <w:bCs w:val="false"/>
+                <w:sz w:val="28"/>
+                <w:szCs w:val="28"/>
+              </w:rPr>
+              <w:t xml:space="preserve">10–80° (ค่าเริ่มต้น 40°)</w:t>
+            </w:r>
+          </w:p>
+        </w:tc>
+        <w:tc>
+          <w:tcPr>
+            <w:tcW w:type="dxa" w:w="5038"/>
+            <w:tcBorders>
+              <w:top w:val="single" w:color="808080" w:sz="4"/>
+              <w:left w:val="single" w:color="808080" w:sz="4"/>
+              <w:bottom w:val="single" w:color="808080" w:sz="4"/>
+              <w:right w:val="single" w:color="808080" w:sz="4"/>
+            </w:tcBorders>
+            <w:tcMar>
+              <w:top w:type="dxa" w:w="60"/>
+              <w:left w:type="dxa" w:w="100"/>
+              <w:bottom w:type="dxa" w:w="60"/>
+              <w:right w:type="dxa" w:w="100"/>
+            </w:tcMar>
+            <w:vAlign w:val="center"/>
+          </w:tcPr>
+          <w:p>
+            <w:pPr>
+              <w:spacing w:after="20" w:line="320"/>
+            </w:pPr>
+            <w:r>
+              <w:rPr>
+                <w:b w:val="false"/>
+                <w:bCs w:val="false"/>
+                <w:sz w:val="28"/>
+                <w:szCs w:val="28"/>
+              </w:rPr>
+              <w:t xml:space="preserve">ระยะที่หัวฉีดกวาดไปทางซ้ายและขวาจากจุดกลาง</w:t>
+            </w:r>
+          </w:p>
+        </w:tc>
+      </w:tr>
+      <w:tr>
+        <w:trPr>
+          <w:cantSplit/>
+        </w:trPr>
+        <w:tc>
+          <w:tcPr>
+            <w:tcW w:type="dxa" w:w="2600"/>
+            <w:tcBorders>
+              <w:top w:val="single" w:color="808080" w:sz="4"/>
+              <w:left w:val="single" w:color="808080" w:sz="4"/>
+              <w:bottom w:val="single" w:color="808080" w:sz="4"/>
+              <w:right w:val="single" w:color="808080" w:sz="4"/>
+            </w:tcBorders>
+            <w:tcMar>
+              <w:top w:type="dxa" w:w="60"/>
+              <w:left w:type="dxa" w:w="100"/>
+              <w:bottom w:type="dxa" w:w="60"/>
+              <w:right w:type="dxa" w:w="100"/>
+            </w:tcMar>
+            <w:vAlign w:val="center"/>
+          </w:tcPr>
+          <w:p>
+            <w:pPr>
+              <w:spacing w:after="20" w:line="320"/>
+            </w:pPr>
+            <w:r>
+              <w:rPr>
+                <w:b w:val="false"/>
+                <w:bCs w:val="false"/>
+                <w:sz w:val="28"/>
+                <w:szCs w:val="28"/>
+              </w:rPr>
+              <w:t xml:space="preserve">ความเร็ว</w:t>
+            </w:r>
+          </w:p>
+        </w:tc>
+        <w:tc>
+          <w:tcPr>
+            <w:tcW w:type="dxa" w:w="2000"/>
+            <w:tcBorders>
+              <w:top w:val="single" w:color="808080" w:sz="4"/>
+              <w:left w:val="single" w:color="808080" w:sz="4"/>
+              <w:bottom w:val="single" w:color="808080" w:sz="4"/>
+              <w:right w:val="single" w:color="808080" w:sz="4"/>
+            </w:tcBorders>
+            <w:tcMar>
+              <w:top w:type="dxa" w:w="60"/>
+              <w:left w:type="dxa" w:w="100"/>
+              <w:bottom w:type="dxa" w:w="60"/>
+              <w:right w:type="dxa" w:w="100"/>
+            </w:tcMar>
+            <w:vAlign w:val="center"/>
+          </w:tcPr>
+          <w:p>
+            <w:pPr>
+              <w:spacing w:after="20" w:line="320"/>
+            </w:pPr>
+            <w:r>
+              <w:rPr>
+                <w:b w:val="false"/>
+                <w:bCs w:val="false"/>
+                <w:sz w:val="28"/>
+                <w:szCs w:val="28"/>
+              </w:rPr>
+              <w:t xml:space="preserve">10–100% (ค่าเริ่มต้น 30%)</w:t>
+            </w:r>
+          </w:p>
+        </w:tc>
+        <w:tc>
+          <w:tcPr>
+            <w:tcW w:type="dxa" w:w="5038"/>
+            <w:tcBorders>
+              <w:top w:val="single" w:color="808080" w:sz="4"/>
+              <w:left w:val="single" w:color="808080" w:sz="4"/>
+              <w:bottom w:val="single" w:color="808080" w:sz="4"/>
+              <w:right w:val="single" w:color="808080" w:sz="4"/>
+            </w:tcBorders>
+            <w:tcMar>
+              <w:top w:type="dxa" w:w="60"/>
+              <w:left w:type="dxa" w:w="100"/>
+              <w:bottom w:type="dxa" w:w="60"/>
+              <w:right w:type="dxa" w:w="100"/>
+            </w:tcMar>
+            <w:vAlign w:val="center"/>
+          </w:tcPr>
+          <w:p>
+            <w:pPr>
+              <w:spacing w:after="20" w:line="320"/>
+            </w:pPr>
+            <w:r>
+              <w:rPr>
+                <w:b w:val="false"/>
+                <w:bCs w:val="false"/>
+                <w:sz w:val="28"/>
+                <w:szCs w:val="28"/>
+              </w:rPr>
+              <w:t xml:space="preserve">100% คือความเร็วสูงสุดของมอเตอร์ ยิ่งน้อยยิ่งช้าและมีแรงบิดมากขึ้น</w:t>
+            </w:r>
+          </w:p>
+        </w:tc>
+      </w:tr>
+    </w:tbl>
+    <w:p>
+      <w:pPr>
+        <w:spacing w:after="120"/>
+      </w:pPr>
+    </w:p>
+    <w:p>
+      <w:pPr>
+        <w:keepNext/>
+        <w:spacing w:after="60" w:before="80"/>
+        <w:jc w:val="center"/>
+      </w:pPr>
+      <w:r>
+        <w:drawing>
+          <wp:inline distT="0" distB="0" distL="0" distR="0">
+            <wp:extent cx="5143500" cy="3638550"/>
+            <wp:effectExtent t="0" r="0" b="0" l="0"/>
+            <wp:docPr id="10" name="" descr="" title=""/>
+            <wp:cNvGraphicFramePr>
+              <a:graphicFrameLocks xmlns:a="http://schemas.openxmlformats.org/drawingml/2006/main" noChangeAspect="1"/>
+            </wp:cNvGraphicFramePr>
+            <a:graphic xmlns:a="http://schemas.openxmlformats.org/drawingml/2006/main">
+              <a:graphicData uri="http://schemas.openxmlformats.org/drawingml/2006/picture">
+                <pic:pic xmlns:pic="http://schemas.openxmlformats.org/drawingml/2006/picture">
+                  <pic:nvPicPr>
+                    <pic:cNvPr id="0" name="" descr=""/>
+                    <pic:cNvPicPr>
+                      <a:picLocks noChangeAspect="1" noChangeArrowheads="1"/>
+                    </pic:cNvPicPr>
+                  </pic:nvPicPr>
+                  <pic:blipFill>
+                    <a:blip r:embed="rId17" cstate="none"/>
+                    <a:srcRect/>
+                    <a:stretch>
+                      <a:fillRect/>
+                    </a:stretch>
+                  </pic:blipFill>
+                  <pic:spPr bwMode="auto">
+                    <a:xfrm>
+                      <a:off x="0" y="0"/>
+                      <a:ext cx="5143500" cy="3638550"/>
+                    </a:xfrm>
+                    <a:prstGeom prst="rect">
+                      <a:avLst/>
+                    </a:prstGeom>
+                  </pic:spPr>
+                </pic:pic>
+              </a:graphicData>
+            </a:graphic>
+          </wp:inline>
+        </w:drawing>
+      </w:r>
+    </w:p>
+    <w:p>
+      <w:pPr>
+        <w:spacing w:after="160"/>
+        <w:jc w:val="center"/>
+      </w:pPr>
+      <w:r>
+        <w:rPr>
+          <w:sz w:val="28"/>
+          <w:szCs w:val="28"/>
+        </w:rPr>
+        <w:t xml:space="preserve">ภาพที่ 10 ช่วงการกวาดของหัวฉีดมองจากด้านบน</w:t>
+      </w:r>
+    </w:p>
+    <w:p>
+      <w:pPr>
+        <w:pStyle w:val="ListParagraph"/>
+        <w:numPr>
+          <w:ilvl w:val="0"/>
+          <w:numId w:val="8"/>
+        </w:numPr>
+        <w:spacing w:after="80" w:line="340"/>
+      </w:pPr>
+      <w:r>
+        <w:rPr>
+          <w:sz w:val="32"/>
+          <w:szCs w:val="32"/>
+        </w:rPr>
+        <w:t xml:space="preserve">เลื่อนแถบให้ได้ค่าที่ต้องการ แล้วกด "บันทึกการกวาด" (ESP32 จำค่าไว้ในแฟลช ปิดเครื่องแล้วไม่หาย)</w:t>
+      </w:r>
+    </w:p>
+    <w:p>
+      <w:pPr>
+        <w:pStyle w:val="ListParagraph"/>
+        <w:numPr>
+          <w:ilvl w:val="0"/>
+          <w:numId w:val="8"/>
+        </w:numPr>
+        <w:spacing w:after="80" w:line="340"/>
+      </w:pPr>
+      <w:r>
+        <w:rPr>
+          <w:sz w:val="32"/>
+          <w:szCs w:val="32"/>
+        </w:rPr>
+        <w:t xml:space="preserve">กด "ทดสอบกวาด (ไม่ฉีดน้ำ)" เพื่อดูว่าหัวฉีดชนขอบหรือไม่ โดยไม่เปลืองน้ำ ถ้ายังไม่ได้บันทึก ระบบจะบันทึกให้ก่อนทดสอบ</w:t>
+      </w:r>
+    </w:p>
+    <w:p>
+      <w:pPr>
+        <w:pStyle w:val="ListParagraph"/>
+        <w:numPr>
+          <w:ilvl w:val="0"/>
+          <w:numId w:val="8"/>
+        </w:numPr>
+        <w:spacing w:after="80" w:line="340"/>
+      </w:pPr>
+      <w:r>
+        <w:rPr>
+          <w:sz w:val="32"/>
+          <w:szCs w:val="32"/>
+        </w:rPr>
+        <w:t xml:space="preserve">ถ้าหัวฉีดชนขอบให้ลดความกว้าง ถ้าเหวี่ยงแรงหรือมอเตอร์สะดุดให้ลดความเร็ว</w:t>
+      </w:r>
+    </w:p>
+    <w:p>
+      <w:pPr>
+        <w:pStyle w:val="Heading2"/>
+        <w:keepNext/>
+        <w:spacing w:after="120" w:before="200"/>
+      </w:pPr>
+      <w:bookmarkStart w:name="_Toc13" w:id="13"/>
+      <w:r>
+        <w:rPr>
+          <w:b/>
+          <w:bCs/>
+          <w:sz w:val="34"/>
+          <w:szCs w:val="34"/>
+        </w:rPr>
+        <w:t xml:space="preserve">5.7 การควบคุมด้วยมือ</w:t>
+      </w:r>
+      <w:bookmarkEnd w:id="13"/>
+    </w:p>
+    <w:tbl>
+      <w:tblPr>
+        <w:tblW w:type="dxa" w:w="9638"/>
+        <w:tblBorders>
+          <w:top w:val="single" w:color="auto" w:sz="4"/>
+          <w:left w:val="single" w:color="auto" w:sz="4"/>
+          <w:bottom w:val="single" w:color="auto" w:sz="4"/>
+          <w:right w:val="single" w:color="auto" w:sz="4"/>
+          <w:insideH w:val="single" w:color="auto" w:sz="4"/>
+          <w:insideV w:val="single" w:color="auto" w:sz="4"/>
+        </w:tblBorders>
+      </w:tblPr>
+      <w:tblGrid>
+        <w:gridCol w:w="3000"/>
+        <w:gridCol w:w="6638"/>
+      </w:tblGrid>
+      <w:tr>
+        <w:trPr>
+          <w:tblHeader/>
+        </w:trPr>
+        <w:tc>
+          <w:tcPr>
+            <w:tcW w:type="dxa" w:w="3000"/>
+            <w:tcBorders>
+              <w:top w:val="single" w:color="808080" w:sz="4"/>
+              <w:left w:val="single" w:color="808080" w:sz="4"/>
+              <w:bottom w:val="single" w:color="808080" w:sz="4"/>
+              <w:right w:val="single" w:color="808080" w:sz="4"/>
+            </w:tcBorders>
+            <w:shd w:fill="D9E2F3" w:color="auto" w:val="clear"/>
+            <w:tcMar>
+              <w:top w:type="dxa" w:w="60"/>
+              <w:left w:type="dxa" w:w="100"/>
+              <w:bottom w:type="dxa" w:w="60"/>
+              <w:right w:type="dxa" w:w="100"/>
+            </w:tcMar>
+            <w:vAlign w:val="center"/>
+          </w:tcPr>
+          <w:p>
+            <w:pPr>
+              <w:spacing w:after="20" w:line="320"/>
+            </w:pPr>
+            <w:r>
+              <w:rPr>
+                <w:b/>
+                <w:bCs/>
+                <w:sz w:val="28"/>
+                <w:szCs w:val="28"/>
+              </w:rPr>
+              <w:t xml:space="preserve">ปุ่ม</w:t>
+            </w:r>
+          </w:p>
+        </w:tc>
+        <w:tc>
+          <w:tcPr>
+            <w:tcW w:type="dxa" w:w="6638"/>
+            <w:tcBorders>
+              <w:top w:val="single" w:color="808080" w:sz="4"/>
+              <w:left w:val="single" w:color="808080" w:sz="4"/>
+              <w:bottom w:val="single" w:color="808080" w:sz="4"/>
+              <w:right w:val="single" w:color="808080" w:sz="4"/>
+            </w:tcBorders>
+            <w:shd w:fill="D9E2F3" w:color="auto" w:val="clear"/>
+            <w:tcMar>
+              <w:top w:type="dxa" w:w="60"/>
+              <w:left w:type="dxa" w:w="100"/>
+              <w:bottom w:type="dxa" w:w="60"/>
+              <w:right w:type="dxa" w:w="100"/>
+            </w:tcMar>
+            <w:vAlign w:val="center"/>
+          </w:tcPr>
+          <w:p>
+            <w:pPr>
+              <w:spacing w:after="20" w:line="320"/>
+            </w:pPr>
+            <w:r>
+              <w:rPr>
+                <w:b/>
+                <w:bCs/>
+                <w:sz w:val="28"/>
+                <w:szCs w:val="28"/>
+              </w:rPr>
+              <w:t xml:space="preserve">การทำงาน</w:t>
+            </w:r>
+          </w:p>
+        </w:tc>
+      </w:tr>
+      <w:tr>
+        <w:trPr>
+          <w:cantSplit/>
+        </w:trPr>
+        <w:tc>
+          <w:tcPr>
+            <w:tcW w:type="dxa" w:w="3000"/>
+            <w:tcBorders>
+              <w:top w:val="single" w:color="808080" w:sz="4"/>
+              <w:left w:val="single" w:color="808080" w:sz="4"/>
+              <w:bottom w:val="single" w:color="808080" w:sz="4"/>
+              <w:right w:val="single" w:color="808080" w:sz="4"/>
+            </w:tcBorders>
+            <w:tcMar>
+              <w:top w:type="dxa" w:w="60"/>
+              <w:left w:type="dxa" w:w="100"/>
+              <w:bottom w:type="dxa" w:w="60"/>
+              <w:right w:type="dxa" w:w="100"/>
+            </w:tcMar>
+            <w:vAlign w:val="center"/>
+          </w:tcPr>
+          <w:p>
+            <w:pPr>
+              <w:spacing w:after="20" w:line="320"/>
+            </w:pPr>
+            <w:r>
+              <w:rPr>
+                <w:b w:val="false"/>
+                <w:bCs w:val="false"/>
+                <w:sz w:val="28"/>
+                <w:szCs w:val="28"/>
+              </w:rPr>
+              <w:t xml:space="preserve">◀ / ▶ และตัวเลือกจำนวนสเต็ป</w:t>
+            </w:r>
+          </w:p>
+        </w:tc>
+        <w:tc>
+          <w:tcPr>
+            <w:tcW w:type="dxa" w:w="6638"/>
+            <w:tcBorders>
+              <w:top w:val="single" w:color="808080" w:sz="4"/>
+              <w:left w:val="single" w:color="808080" w:sz="4"/>
+              <w:bottom w:val="single" w:color="808080" w:sz="4"/>
+              <w:right w:val="single" w:color="808080" w:sz="4"/>
+            </w:tcBorders>
+            <w:tcMar>
+              <w:top w:type="dxa" w:w="60"/>
+              <w:left w:type="dxa" w:w="100"/>
+              <w:bottom w:type="dxa" w:w="60"/>
+              <w:right w:type="dxa" w:w="100"/>
+            </w:tcMar>
+            <w:vAlign w:val="center"/>
+          </w:tcPr>
+          <w:p>
+            <w:pPr>
+              <w:spacing w:after="20" w:line="320"/>
+            </w:pPr>
+            <w:r>
+              <w:rPr>
+                <w:b w:val="false"/>
+                <w:bCs w:val="false"/>
+                <w:sz w:val="28"/>
+                <w:szCs w:val="28"/>
+              </w:rPr>
+              <w:t xml:space="preserve">หมุนหัวฉีดซ้าย/ขวาทีละ 5, 10, 40 หรือ 120 สเต็ป (1 สเต็ป = 0.225°)</w:t>
+            </w:r>
+          </w:p>
+        </w:tc>
+      </w:tr>
+      <w:tr>
+        <w:trPr>
+          <w:cantSplit/>
+        </w:trPr>
+        <w:tc>
+          <w:tcPr>
+            <w:tcW w:type="dxa" w:w="3000"/>
+            <w:tcBorders>
+              <w:top w:val="single" w:color="808080" w:sz="4"/>
+              <w:left w:val="single" w:color="808080" w:sz="4"/>
+              <w:bottom w:val="single" w:color="808080" w:sz="4"/>
+              <w:right w:val="single" w:color="808080" w:sz="4"/>
+            </w:tcBorders>
+            <w:tcMar>
+              <w:top w:type="dxa" w:w="60"/>
+              <w:left w:type="dxa" w:w="100"/>
+              <w:bottom w:type="dxa" w:w="60"/>
+              <w:right w:type="dxa" w:w="100"/>
+            </w:tcMar>
+            <w:vAlign w:val="center"/>
+          </w:tcPr>
+          <w:p>
+            <w:pPr>
+              <w:spacing w:after="20" w:line="320"/>
+            </w:pPr>
+            <w:r>
+              <w:rPr>
+                <w:b w:val="false"/>
+                <w:bCs w:val="false"/>
+                <w:sz w:val="28"/>
+                <w:szCs w:val="28"/>
+              </w:rPr>
+              <w:t xml:space="preserve">กลับจุดกลาง</w:t>
+            </w:r>
+          </w:p>
+        </w:tc>
+        <w:tc>
+          <w:tcPr>
+            <w:tcW w:type="dxa" w:w="6638"/>
+            <w:tcBorders>
+              <w:top w:val="single" w:color="808080" w:sz="4"/>
+              <w:left w:val="single" w:color="808080" w:sz="4"/>
+              <w:bottom w:val="single" w:color="808080" w:sz="4"/>
+              <w:right w:val="single" w:color="808080" w:sz="4"/>
+            </w:tcBorders>
+            <w:tcMar>
+              <w:top w:type="dxa" w:w="60"/>
+              <w:left w:type="dxa" w:w="100"/>
+              <w:bottom w:type="dxa" w:w="60"/>
+              <w:right w:type="dxa" w:w="100"/>
+            </w:tcMar>
+            <w:vAlign w:val="center"/>
+          </w:tcPr>
+          <w:p>
+            <w:pPr>
+              <w:spacing w:after="20" w:line="320"/>
+            </w:pPr>
+            <w:r>
+              <w:rPr>
+                <w:b w:val="false"/>
+                <w:bCs w:val="false"/>
+                <w:sz w:val="28"/>
+                <w:szCs w:val="28"/>
+              </w:rPr>
+              <w:t xml:space="preserve">หมุนหัวฉีดกลับตำแหน่ง 0°</w:t>
+            </w:r>
+          </w:p>
+        </w:tc>
+      </w:tr>
+      <w:tr>
+        <w:trPr>
+          <w:cantSplit/>
+        </w:trPr>
+        <w:tc>
+          <w:tcPr>
+            <w:tcW w:type="dxa" w:w="3000"/>
+            <w:tcBorders>
+              <w:top w:val="single" w:color="808080" w:sz="4"/>
+              <w:left w:val="single" w:color="808080" w:sz="4"/>
+              <w:bottom w:val="single" w:color="808080" w:sz="4"/>
+              <w:right w:val="single" w:color="808080" w:sz="4"/>
+            </w:tcBorders>
+            <w:tcMar>
+              <w:top w:type="dxa" w:w="60"/>
+              <w:left w:type="dxa" w:w="100"/>
+              <w:bottom w:type="dxa" w:w="60"/>
+              <w:right w:type="dxa" w:w="100"/>
+            </w:tcMar>
+            <w:vAlign w:val="center"/>
+          </w:tcPr>
+          <w:p>
+            <w:pPr>
+              <w:spacing w:after="20" w:line="320"/>
+            </w:pPr>
+            <w:r>
+              <w:rPr>
+                <w:b w:val="false"/>
+                <w:bCs w:val="false"/>
+                <w:sz w:val="28"/>
+                <w:szCs w:val="28"/>
+              </w:rPr>
+              <w:t xml:space="preserve">หยุดหมุน</w:t>
+            </w:r>
+          </w:p>
+        </w:tc>
+        <w:tc>
+          <w:tcPr>
+            <w:tcW w:type="dxa" w:w="6638"/>
+            <w:tcBorders>
+              <w:top w:val="single" w:color="808080" w:sz="4"/>
+              <w:left w:val="single" w:color="808080" w:sz="4"/>
+              <w:bottom w:val="single" w:color="808080" w:sz="4"/>
+              <w:right w:val="single" w:color="808080" w:sz="4"/>
+            </w:tcBorders>
+            <w:tcMar>
+              <w:top w:type="dxa" w:w="60"/>
+              <w:left w:type="dxa" w:w="100"/>
+              <w:bottom w:type="dxa" w:w="60"/>
+              <w:right w:type="dxa" w:w="100"/>
+            </w:tcMar>
+            <w:vAlign w:val="center"/>
+          </w:tcPr>
+          <w:p>
+            <w:pPr>
+              <w:spacing w:after="20" w:line="320"/>
+            </w:pPr>
+            <w:r>
+              <w:rPr>
+                <w:b w:val="false"/>
+                <w:bCs w:val="false"/>
+                <w:sz w:val="28"/>
+                <w:szCs w:val="28"/>
+              </w:rPr>
+              <w:t xml:space="preserve">ชะลอแล้วหยุดมอเตอร์ (ไม่หยุดกะทันหัน เพื่อกันสเต็ปหลุด)</w:t>
+            </w:r>
+          </w:p>
+        </w:tc>
+      </w:tr>
+      <w:tr>
+        <w:trPr>
+          <w:cantSplit/>
+        </w:trPr>
+        <w:tc>
+          <w:tcPr>
+            <w:tcW w:type="dxa" w:w="3000"/>
+            <w:tcBorders>
+              <w:top w:val="single" w:color="808080" w:sz="4"/>
+              <w:left w:val="single" w:color="808080" w:sz="4"/>
+              <w:bottom w:val="single" w:color="808080" w:sz="4"/>
+              <w:right w:val="single" w:color="808080" w:sz="4"/>
+            </w:tcBorders>
+            <w:tcMar>
+              <w:top w:type="dxa" w:w="60"/>
+              <w:left w:type="dxa" w:w="100"/>
+              <w:bottom w:type="dxa" w:w="60"/>
+              <w:right w:type="dxa" w:w="100"/>
+            </w:tcMar>
+            <w:vAlign w:val="center"/>
+          </w:tcPr>
+          <w:p>
+            <w:pPr>
+              <w:spacing w:after="20" w:line="320"/>
+            </w:pPr>
+            <w:r>
+              <w:rPr>
+                <w:b w:val="false"/>
+                <w:bCs w:val="false"/>
+                <w:sz w:val="28"/>
+                <w:szCs w:val="28"/>
+              </w:rPr>
+              <w:t xml:space="preserve">ตั้งตรงนี้เป็นจุดกลาง</w:t>
+            </w:r>
+          </w:p>
+        </w:tc>
+        <w:tc>
+          <w:tcPr>
+            <w:tcW w:type="dxa" w:w="6638"/>
+            <w:tcBorders>
+              <w:top w:val="single" w:color="808080" w:sz="4"/>
+              <w:left w:val="single" w:color="808080" w:sz="4"/>
+              <w:bottom w:val="single" w:color="808080" w:sz="4"/>
+              <w:right w:val="single" w:color="808080" w:sz="4"/>
+            </w:tcBorders>
+            <w:tcMar>
+              <w:top w:type="dxa" w:w="60"/>
+              <w:left w:type="dxa" w:w="100"/>
+              <w:bottom w:type="dxa" w:w="60"/>
+              <w:right w:type="dxa" w:w="100"/>
+            </w:tcMar>
+            <w:vAlign w:val="center"/>
+          </w:tcPr>
+          <w:p>
+            <w:pPr>
+              <w:spacing w:after="20" w:line="320"/>
+            </w:pPr>
+            <w:r>
+              <w:rPr>
+                <w:b w:val="false"/>
+                <w:bCs w:val="false"/>
+                <w:sz w:val="28"/>
+                <w:szCs w:val="28"/>
+              </w:rPr>
+              <w:t xml:space="preserve">กำหนดตำแหน่งปัจจุบันเป็น 0° (หัวข้อ 5.4)</w:t>
+            </w:r>
+          </w:p>
+        </w:tc>
+      </w:tr>
+      <w:tr>
+        <w:trPr>
+          <w:cantSplit/>
+        </w:trPr>
+        <w:tc>
+          <w:tcPr>
+            <w:tcW w:type="dxa" w:w="3000"/>
+            <w:tcBorders>
+              <w:top w:val="single" w:color="808080" w:sz="4"/>
+              <w:left w:val="single" w:color="808080" w:sz="4"/>
+              <w:bottom w:val="single" w:color="808080" w:sz="4"/>
+              <w:right w:val="single" w:color="808080" w:sz="4"/>
+            </w:tcBorders>
+            <w:tcMar>
+              <w:top w:type="dxa" w:w="60"/>
+              <w:left w:type="dxa" w:w="100"/>
+              <w:bottom w:type="dxa" w:w="60"/>
+              <w:right w:type="dxa" w:w="100"/>
+            </w:tcMar>
+            <w:vAlign w:val="center"/>
+          </w:tcPr>
+          <w:p>
+            <w:pPr>
+              <w:spacing w:after="20" w:line="320"/>
+            </w:pPr>
+            <w:r>
+              <w:rPr>
+                <w:b w:val="false"/>
+                <w:bCs w:val="false"/>
+                <w:sz w:val="28"/>
+                <w:szCs w:val="28"/>
+              </w:rPr>
+              <w:t xml:space="preserve">ปั๊มน้ำ 2 วินาที</w:t>
+            </w:r>
+          </w:p>
+        </w:tc>
+        <w:tc>
+          <w:tcPr>
+            <w:tcW w:type="dxa" w:w="6638"/>
+            <w:tcBorders>
+              <w:top w:val="single" w:color="808080" w:sz="4"/>
+              <w:left w:val="single" w:color="808080" w:sz="4"/>
+              <w:bottom w:val="single" w:color="808080" w:sz="4"/>
+              <w:right w:val="single" w:color="808080" w:sz="4"/>
+            </w:tcBorders>
+            <w:tcMar>
+              <w:top w:type="dxa" w:w="60"/>
+              <w:left w:type="dxa" w:w="100"/>
+              <w:bottom w:type="dxa" w:w="60"/>
+              <w:right w:type="dxa" w:w="100"/>
+            </w:tcMar>
+            <w:vAlign w:val="center"/>
+          </w:tcPr>
+          <w:p>
+            <w:pPr>
+              <w:spacing w:after="20" w:line="320"/>
+            </w:pPr>
+            <w:r>
+              <w:rPr>
+                <w:b w:val="false"/>
+                <w:bCs w:val="false"/>
+                <w:sz w:val="28"/>
+                <w:szCs w:val="28"/>
+              </w:rPr>
+              <w:t xml:space="preserve">เปิดปั๊ม 2 วินาที ถ้าสั่งซ้ำตอนปั๊มเปิดอยู่จะถูกปฏิเสธ และต้องพักอย่างน้อย 3 วินาทีก่อนเปิดซ้ำ</w:t>
+            </w:r>
+          </w:p>
+        </w:tc>
+      </w:tr>
+      <w:tr>
+        <w:trPr>
+          <w:cantSplit/>
+        </w:trPr>
+        <w:tc>
+          <w:tcPr>
+            <w:tcW w:type="dxa" w:w="3000"/>
+            <w:tcBorders>
+              <w:top w:val="single" w:color="808080" w:sz="4"/>
+              <w:left w:val="single" w:color="808080" w:sz="4"/>
+              <w:bottom w:val="single" w:color="808080" w:sz="4"/>
+              <w:right w:val="single" w:color="808080" w:sz="4"/>
+            </w:tcBorders>
+            <w:tcMar>
+              <w:top w:type="dxa" w:w="60"/>
+              <w:left w:type="dxa" w:w="100"/>
+              <w:bottom w:type="dxa" w:w="60"/>
+              <w:right w:type="dxa" w:w="100"/>
+            </w:tcMar>
+            <w:vAlign w:val="center"/>
+          </w:tcPr>
+          <w:p>
+            <w:pPr>
+              <w:spacing w:after="20" w:line="320"/>
+            </w:pPr>
+            <w:r>
+              <w:rPr>
+                <w:b w:val="false"/>
+                <w:bCs w:val="false"/>
+                <w:sz w:val="28"/>
+                <w:szCs w:val="28"/>
+              </w:rPr>
+              <w:t xml:space="preserve">วัดระดับน้ำใหม่</w:t>
+            </w:r>
+          </w:p>
+        </w:tc>
+        <w:tc>
+          <w:tcPr>
+            <w:tcW w:type="dxa" w:w="6638"/>
+            <w:tcBorders>
+              <w:top w:val="single" w:color="808080" w:sz="4"/>
+              <w:left w:val="single" w:color="808080" w:sz="4"/>
+              <w:bottom w:val="single" w:color="808080" w:sz="4"/>
+              <w:right w:val="single" w:color="808080" w:sz="4"/>
+            </w:tcBorders>
+            <w:tcMar>
+              <w:top w:type="dxa" w:w="60"/>
+              <w:left w:type="dxa" w:w="100"/>
+              <w:bottom w:type="dxa" w:w="60"/>
+              <w:right w:type="dxa" w:w="100"/>
+            </w:tcMar>
+            <w:vAlign w:val="center"/>
+          </w:tcPr>
+          <w:p>
+            <w:pPr>
+              <w:spacing w:after="20" w:line="320"/>
+            </w:pPr>
+            <w:r>
+              <w:rPr>
+                <w:b w:val="false"/>
+                <w:bCs w:val="false"/>
+                <w:sz w:val="28"/>
+                <w:szCs w:val="28"/>
+              </w:rPr>
+              <w:t xml:space="preserve">สั่งอ่านเซนเซอร์ระดับน้ำ (ใช้ได้เมื่อติดตั้งเซนเซอร์แล้ว)</w:t>
+            </w:r>
+          </w:p>
+        </w:tc>
+      </w:tr>
+      <w:tr>
+        <w:trPr>
+          <w:cantSplit/>
+        </w:trPr>
+        <w:tc>
+          <w:tcPr>
+            <w:tcW w:type="dxa" w:w="3000"/>
+            <w:tcBorders>
+              <w:top w:val="single" w:color="808080" w:sz="4"/>
+              <w:left w:val="single" w:color="808080" w:sz="4"/>
+              <w:bottom w:val="single" w:color="808080" w:sz="4"/>
+              <w:right w:val="single" w:color="808080" w:sz="4"/>
+            </w:tcBorders>
+            <w:tcMar>
+              <w:top w:type="dxa" w:w="60"/>
+              <w:left w:type="dxa" w:w="100"/>
+              <w:bottom w:type="dxa" w:w="60"/>
+              <w:right w:type="dxa" w:w="100"/>
+            </w:tcMar>
+            <w:vAlign w:val="center"/>
+          </w:tcPr>
+          <w:p>
+            <w:pPr>
+              <w:spacing w:after="20" w:line="320"/>
+            </w:pPr>
+            <w:r>
+              <w:rPr>
+                <w:b w:val="false"/>
+                <w:bCs w:val="false"/>
+                <w:sz w:val="28"/>
+                <w:szCs w:val="28"/>
+              </w:rPr>
+              <w:t xml:space="preserve">ทดสอบไฟส้ม</w:t>
+            </w:r>
+          </w:p>
+        </w:tc>
+        <w:tc>
+          <w:tcPr>
+            <w:tcW w:type="dxa" w:w="6638"/>
+            <w:tcBorders>
+              <w:top w:val="single" w:color="808080" w:sz="4"/>
+              <w:left w:val="single" w:color="808080" w:sz="4"/>
+              <w:bottom w:val="single" w:color="808080" w:sz="4"/>
+              <w:right w:val="single" w:color="808080" w:sz="4"/>
+            </w:tcBorders>
+            <w:tcMar>
+              <w:top w:type="dxa" w:w="60"/>
+              <w:left w:type="dxa" w:w="100"/>
+              <w:bottom w:type="dxa" w:w="60"/>
+              <w:right w:type="dxa" w:w="100"/>
+            </w:tcMar>
+            <w:vAlign w:val="center"/>
+          </w:tcPr>
+          <w:p>
+            <w:pPr>
+              <w:spacing w:after="20" w:line="320"/>
+            </w:pPr>
+            <w:r>
+              <w:rPr>
+                <w:b w:val="false"/>
+                <w:bCs w:val="false"/>
+                <w:sz w:val="28"/>
+                <w:szCs w:val="28"/>
+              </w:rPr>
+              <w:t xml:space="preserve">ให้ไฟส้มติด 5 วินาที ไว้เช็กสายรีเลย์ช่อง 3 โดยไม่ต้องรอเจอนก</w:t>
+            </w:r>
+          </w:p>
+        </w:tc>
+      </w:tr>
+    </w:tbl>
+    <w:p>
+      <w:pPr>
+        <w:spacing w:after="120" w:line="340"/>
+      </w:pPr>
+      <w:r>
+        <w:rPr>
+          <w:sz w:val="32"/>
+          <w:szCs w:val="32"/>
+        </w:rPr>
+        <w:t xml:space="preserve">ข้อจำกัด: สั่งหมุนซ้ำระหว่างที่มอเตอร์ยังหมุนอยู่จะถูกปฏิเสธ ให้รอหมุนเสร็จหรือกด "หยุดหมุน" ก่อน และสั่งมอเตอร์หรือปั๊มระหว่างรอบไล่ไม่ได้</w:t>
+      </w:r>
+    </w:p>
+    <w:p>
+      <w:pPr>
+        <w:pStyle w:val="Heading2"/>
+        <w:keepNext/>
+        <w:spacing w:after="120" w:before="200"/>
+      </w:pPr>
+      <w:bookmarkStart w:name="_Toc14" w:id="14"/>
+      <w:r>
+        <w:rPr>
+          <w:b/>
+          <w:bCs/>
+          <w:sz w:val="34"/>
+          <w:szCs w:val="34"/>
+        </w:rPr>
+        <w:t xml:space="preserve">5.8 การทำงานแบบอัตโนมัติ</w:t>
+      </w:r>
+      <w:bookmarkEnd w:id="14"/>
+    </w:p>
+    <w:p>
+      <w:pPr>
+        <w:pStyle w:val="ListParagraph"/>
+        <w:numPr>
+          <w:ilvl w:val="0"/>
+          <w:numId w:val="9"/>
+        </w:numPr>
+        <w:spacing w:after="80" w:line="340"/>
+      </w:pPr>
+      <w:r>
+        <w:rPr>
+          <w:sz w:val="32"/>
+          <w:szCs w:val="32"/>
+        </w:rPr>
+        <w:t xml:space="preserve">ตั้งจุดกลางหัวฉีด (หัวข้อ 5.4) และตรวจระดับน้ำในถัง</w:t>
+      </w:r>
+    </w:p>
+    <w:p>
+      <w:pPr>
+        <w:pStyle w:val="ListParagraph"/>
+        <w:numPr>
+          <w:ilvl w:val="0"/>
+          <w:numId w:val="9"/>
+        </w:numPr>
+        <w:spacing w:after="80" w:line="340"/>
+      </w:pPr>
+      <w:r>
+        <w:rPr>
+          <w:sz w:val="32"/>
+          <w:szCs w:val="32"/>
+        </w:rPr>
+        <w:t xml:space="preserve">ตรวจให้แน่ใจว่าสวิตช์ "ตรวจอัตโนมัติ" และ "ไล่อัตโนมัติเมื่อเจอนก" เปิดอยู่</w:t>
+      </w:r>
+    </w:p>
+    <w:p>
+      <w:pPr>
+        <w:pStyle w:val="ListParagraph"/>
+        <w:numPr>
+          <w:ilvl w:val="0"/>
+          <w:numId w:val="9"/>
+        </w:numPr>
+        <w:spacing w:after="80" w:line="340"/>
+      </w:pPr>
+      <w:r>
+        <w:rPr>
+          <w:sz w:val="32"/>
+          <w:szCs w:val="32"/>
+        </w:rPr>
+        <w:t xml:space="preserve">ระบบจะตรวจเองทุก 5 วินาที เมื่อเจอนกเฟรมแรกแล้วจะถ่ายเฟรมยืนยันตามใน 3 วินาที (จุดยืนยันบนหน้าเว็บจะเติมทีละจุด) เมื่อเจอ 2 เฟรมติดกัน เครื่องไล่ทันที</w:t>
+      </w:r>
+    </w:p>
+    <w:p>
+      <w:pPr>
+        <w:pStyle w:val="ListParagraph"/>
+        <w:numPr>
+          <w:ilvl w:val="0"/>
+          <w:numId w:val="9"/>
+        </w:numPr>
+        <w:spacing w:after="80" w:line="340"/>
+      </w:pPr>
+      <w:r>
+        <w:rPr>
+          <w:sz w:val="32"/>
+          <w:szCs w:val="32"/>
+        </w:rPr>
+        <w:t xml:space="preserve">ดูข้อความใต้ภาพเพื่อรู้ผลแต่ละรอบ เช่น "รอยืนยัน 1/2" หรือ "สั่งไล่แล้ว"</w:t>
+      </w:r>
+    </w:p>
+    <w:p>
+      <w:pPr>
+        <w:pStyle w:val="ListParagraph"/>
+        <w:numPr>
+          <w:ilvl w:val="0"/>
+          <w:numId w:val="9"/>
+        </w:numPr>
+        <w:spacing w:after="80" w:line="340"/>
+      </w:pPr>
+      <w:r>
+        <w:rPr>
+          <w:sz w:val="32"/>
+          <w:szCs w:val="32"/>
+        </w:rPr>
+        <w:t xml:space="preserve">กด "หยุดทุกอย่าง" เพื่อยกเลิกรอบไล่ที่กำลังทำงาน หรือปิดสวิตช์ "ไล่อัตโนมัติเมื่อเจอนก" ถ้าต้องการให้ตรวจอย่างเดียวโดยไม่ฉีดน้ำ</w:t>
+      </w:r>
+    </w:p>
+    <w:p>
+      <w:pPr>
+        <w:spacing w:after="120" w:line="340"/>
+      </w:pPr>
+      <w:r>
+        <w:rPr>
+          <w:sz w:val="32"/>
+          <w:szCs w:val="32"/>
+        </w:rPr>
+        <w:t xml:space="preserve">กฎความปลอดภัยอัตโนมัติ: หลังไล่แล้วพัก 10 วินาที ไล่ได้ไม่เกิน 20 ครั้งต่อชั่วโมง และปั๊มรวมไม่เกิน 60 วินาทีต่อ 10 นาที เมื่อครบโควตาหน้าเว็บจะแสดงคำเตือนสีเหลือง และเครื่องจะกลับมาไล่ได้เองเมื่อพ้นช่วงโควตา</w:t>
+      </w:r>
+    </w:p>
+    <w:p>
+      <w:pPr>
+        <w:pStyle w:val="Heading2"/>
+        <w:keepNext/>
+        <w:spacing w:after="120" w:before="200"/>
+      </w:pPr>
+      <w:bookmarkStart w:name="_Toc15" w:id="15"/>
+      <w:r>
+        <w:rPr>
+          <w:b/>
+          <w:bCs/>
+          <w:sz w:val="34"/>
+          <w:szCs w:val="34"/>
+        </w:rPr>
+        <w:t xml:space="preserve">5.9 ภาพย้อนหลังและไฟล์บันทึก</w:t>
+      </w:r>
+      <w:bookmarkEnd w:id="15"/>
+    </w:p>
+    <w:tbl>
+      <w:tblPr>
+        <w:tblW w:type="dxa" w:w="9638"/>
+        <w:tblBorders>
+          <w:top w:val="single" w:color="auto" w:sz="4"/>
+          <w:left w:val="single" w:color="auto" w:sz="4"/>
+          <w:bottom w:val="single" w:color="auto" w:sz="4"/>
+          <w:right w:val="single" w:color="auto" w:sz="4"/>
+          <w:insideH w:val="single" w:color="auto" w:sz="4"/>
+          <w:insideV w:val="single" w:color="auto" w:sz="4"/>
+        </w:tblBorders>
+      </w:tblPr>
+      <w:tblGrid>
+        <w:gridCol w:w="4819"/>
+        <w:gridCol w:w="4819"/>
+      </w:tblGrid>
+      <w:tr>
+        <w:trPr>
+          <w:cantSplit/>
+        </w:trPr>
+        <w:tc>
+          <w:tcPr>
+            <w:tcW w:type="dxa" w:w="4819"/>
+            <w:tcBorders>
+              <w:top w:val="none" w:color="FFFFFF" w:sz="0"/>
+              <w:left w:val="none" w:color="FFFFFF" w:sz="0"/>
+              <w:bottom w:val="none" w:color="FFFFFF" w:sz="0"/>
+              <w:right w:val="none" w:color="FFFFFF" w:sz="0"/>
+            </w:tcBorders>
+          </w:tcPr>
+          <w:p>
+            <w:pPr>
+              <w:keepNext/>
+              <w:jc w:val="center"/>
+            </w:pPr>
+            <w:r>
+              <w:drawing>
+                <wp:inline distT="0" distB="0" distL="0" distR="0">
+                  <wp:extent cx="2190750" cy="2743200"/>
+                  <wp:effectExtent t="0" r="0" b="0" l="0"/>
+                  <wp:docPr id="11" name="" descr="" title=""/>
+                  <wp:cNvGraphicFramePr>
+                    <a:graphicFrameLocks xmlns:a="http://schemas.openxmlformats.org/drawingml/2006/main" noChangeAspect="1"/>
+                  </wp:cNvGraphicFramePr>
+                  <a:graphic xmlns:a="http://schemas.openxmlformats.org/drawingml/2006/main">
+                    <a:graphicData uri="http://schemas.openxmlformats.org/drawingml/2006/picture">
+                      <pic:pic xmlns:pic="http://schemas.openxmlformats.org/drawingml/2006/picture">
+                        <pic:nvPicPr>
+                          <pic:cNvPr id="0" name="" descr=""/>
+                          <pic:cNvPicPr>
+                            <a:picLocks noChangeAspect="1" noChangeArrowheads="1"/>
+                          </pic:cNvPicPr>
+                        </pic:nvPicPr>
+                        <pic:blipFill>
+                          <a:blip r:embed="rId18" cstate="none"/>
+                          <a:srcRect/>
+                          <a:stretch>
+                            <a:fillRect/>
+                          </a:stretch>
+                        </pic:blipFill>
+                        <pic:spPr bwMode="auto">
+                          <a:xfrm>
+                            <a:off x="0" y="0"/>
+                            <a:ext cx="2190750" cy="2743200"/>
+                          </a:xfrm>
+                          <a:prstGeom prst="rect">
+                            <a:avLst/>
+                          </a:prstGeom>
+                        </pic:spPr>
+                      </pic:pic>
+                    </a:graphicData>
+                  </a:graphic>
+                </wp:inline>
+              </w:drawing>
+            </w:r>
+          </w:p>
+          <w:p>
+            <w:pPr>
+              <w:spacing w:after="100"/>
+              <w:jc w:val="center"/>
+            </w:pPr>
+            <w:r>
+              <w:rPr>
+                <w:sz w:val="28"/>
+                <w:szCs w:val="28"/>
+              </w:rPr>
+              <w:t xml:space="preserve">ภาพที่ 11 ภาพย้อนหลังที่พบนก</w:t>
+            </w:r>
+          </w:p>
+        </w:tc>
+        <w:tc>
+          <w:tcPr>
+            <w:tcW w:type="dxa" w:w="4819"/>
+            <w:tcBorders>
+              <w:top w:val="none" w:color="FFFFFF" w:sz="0"/>
+              <w:left w:val="none" w:color="FFFFFF" w:sz="0"/>
+              <w:bottom w:val="none" w:color="FFFFFF" w:sz="0"/>
+              <w:right w:val="none" w:color="FFFFFF" w:sz="0"/>
+            </w:tcBorders>
+          </w:tcPr>
+          <w:p>
+            <w:pPr>
+              <w:keepNext/>
+              <w:jc w:val="center"/>
+            </w:pPr>
+            <w:r>
+              <w:drawing>
+                <wp:inline distT="0" distB="0" distL="0" distR="0">
+                  <wp:extent cx="2190750" cy="3619500"/>
+                  <wp:effectExtent t="0" r="0" b="0" l="0"/>
+                  <wp:docPr id="12" name="" descr="" title=""/>
+                  <wp:cNvGraphicFramePr>
+                    <a:graphicFrameLocks xmlns:a="http://schemas.openxmlformats.org/drawingml/2006/main" noChangeAspect="1"/>
+                  </wp:cNvGraphicFramePr>
+                  <a:graphic xmlns:a="http://schemas.openxmlformats.org/drawingml/2006/main">
+                    <a:graphicData uri="http://schemas.openxmlformats.org/drawingml/2006/picture">
+                      <pic:pic xmlns:pic="http://schemas.openxmlformats.org/drawingml/2006/picture">
+                        <pic:nvPicPr>
+                          <pic:cNvPr id="0" name="" descr=""/>
+                          <pic:cNvPicPr>
+                            <a:picLocks noChangeAspect="1" noChangeArrowheads="1"/>
+                          </pic:cNvPicPr>
+                        </pic:nvPicPr>
+                        <pic:blipFill>
+                          <a:blip r:embed="rId19" cstate="none"/>
+                          <a:srcRect/>
+                          <a:stretch>
+                            <a:fillRect/>
+                          </a:stretch>
+                        </pic:blipFill>
+                        <pic:spPr bwMode="auto">
+                          <a:xfrm>
+                            <a:off x="0" y="0"/>
                             <a:ext cx="2190750" cy="3619500"/>
                           </a:xfrm>
                           <a:prstGeom prst="rect">
@@ -6099,7 +6399,7 @@
                 <w:sz w:val="28"/>
                 <w:szCs w:val="28"/>
               </w:rPr>
-              <w:t xml:space="preserve">ภาพที่ 7 ผลตรวจล่าสุดและปุ่มสั่งงาน</w:t>
+              <w:t xml:space="preserve">ภาพที่ 12 ผลตรวจล่าสุดและปุ่มสั่งงาน</w:t>
             </w:r>
           </w:p>
         </w:tc>

--- a/bird_repeller/docs/คู่มือการใช้งานเครื่องไล่นกอัตโนมัติ.docx
+++ b/bird_repeller/docs/คู่มือการใช้งานเครื่องไล่นกอัตโนมัติ.docx
@@ -168,7 +168,7 @@
           <w:sz w:val="28"/>
           <w:szCs w:val="28"/>
         </w:rPr>
-        <w:t xml:space="preserve">เอกสารนี้ใช้คู่กับเฟิร์มแวร์บอร์ดควบคุม BIRDCTRL v7.7 และเซิร์ฟเวอร์ v6.8</w:t>
+        <w:t xml:space="preserve">เอกสารนี้ใช้คู่กับเฟิร์มแวร์บอร์ดควบคุม BIRDCTRL v7.8 และเซิร์ฟเวอร์ v7.0</w:t>
       </w:r>
     </w:p>
     <w:p>
@@ -608,14 +608,15 @@
         </w:p>
         <w:p>
           <w:pPr>
-            <w:pStyle w:val="TOC1"/>
+            <w:pStyle w:val="TOC2"/>
             <w:tabs>
               <w:tab w:val="right" w:pos="9638" w:leader="dot"/>
             </w:tabs>
+            <w:ind w:left="220"/>
           </w:pPr>
           <w:hyperlink w:history="1" w:anchor="_Toc16">
             <w:r>
-              <w:t xml:space="preserve">6. ไฟแสดงสถานะและการแจ้งเตือน</w:t>
+              <w:t xml:space="preserve">5.10 เก็บภาพและติดป้ายสำหรับเทรนโมเดล</w:t>
             </w:r>
             <w:r>
               <w:tab/>
@@ -638,7 +639,7 @@
           </w:pPr>
           <w:hyperlink w:history="1" w:anchor="_Toc17">
             <w:r>
-              <w:t xml:space="preserve">6.1 ไฟสถานะบนเครื่อง</w:t>
+              <w:t xml:space="preserve">5.11 ดูจากที่ไหนก็ได้ด้วย Tailscale</w:t>
             </w:r>
             <w:r>
               <w:tab/>
@@ -646,6 +647,28 @@
             <w:r>
               <w:fldChar w:fldCharType="begin" w:dirty="true"/>
               <w:instrText xml:space="preserve">PAGEREF _Toc17 \h</w:instrText>
+              <w:fldChar w:fldCharType="separate"/>
+              <w:fldChar w:fldCharType="end"/>
+            </w:r>
+          </w:hyperlink>
+        </w:p>
+        <w:p>
+          <w:pPr>
+            <w:pStyle w:val="TOC1"/>
+            <w:tabs>
+              <w:tab w:val="right" w:pos="9638" w:leader="dot"/>
+            </w:tabs>
+          </w:pPr>
+          <w:hyperlink w:history="1" w:anchor="_Toc18">
+            <w:r>
+              <w:t xml:space="preserve">6. ไฟแสดงสถานะและการแจ้งเตือน</w:t>
+            </w:r>
+            <w:r>
+              <w:tab/>
+            </w:r>
+            <w:r>
+              <w:fldChar w:fldCharType="begin" w:dirty="true"/>
+              <w:instrText xml:space="preserve">PAGEREF _Toc18 \h</w:instrText>
               <w:fldChar w:fldCharType="separate"/>
               <w:fldChar w:fldCharType="end"/>
             </w:r>
@@ -659,16 +682,16 @@
             </w:tabs>
             <w:ind w:left="220"/>
           </w:pPr>
-          <w:hyperlink w:history="1" w:anchor="_Toc18">
-            <w:r>
-              <w:t xml:space="preserve">6.2 คำเตือนบนหน้าเว็บ</w:t>
+          <w:hyperlink w:history="1" w:anchor="_Toc19">
+            <w:r>
+              <w:t xml:space="preserve">6.1 ไฟสถานะบนเครื่อง</w:t>
             </w:r>
             <w:r>
               <w:tab/>
             </w:r>
             <w:r>
               <w:fldChar w:fldCharType="begin" w:dirty="true"/>
-              <w:instrText xml:space="preserve">PAGEREF _Toc18 \h</w:instrText>
+              <w:instrText xml:space="preserve">PAGEREF _Toc19 \h</w:instrText>
               <w:fldChar w:fldCharType="separate"/>
               <w:fldChar w:fldCharType="end"/>
             </w:r>
@@ -676,36 +699,15 @@
         </w:p>
         <w:p>
           <w:pPr>
-            <w:pStyle w:val="TOC1"/>
+            <w:pStyle w:val="TOC2"/>
             <w:tabs>
               <w:tab w:val="right" w:pos="9638" w:leader="dot"/>
             </w:tabs>
-          </w:pPr>
-          <w:hyperlink w:history="1" w:anchor="_Toc19">
-            <w:r>
-              <w:t xml:space="preserve">7. ข้อควรระวัง</w:t>
-            </w:r>
-            <w:r>
-              <w:tab/>
-            </w:r>
-            <w:r>
-              <w:fldChar w:fldCharType="begin" w:dirty="true"/>
-              <w:instrText xml:space="preserve">PAGEREF _Toc19 \h</w:instrText>
-              <w:fldChar w:fldCharType="separate"/>
-              <w:fldChar w:fldCharType="end"/>
-            </w:r>
-          </w:hyperlink>
-        </w:p>
-        <w:p>
-          <w:pPr>
-            <w:pStyle w:val="TOC1"/>
-            <w:tabs>
-              <w:tab w:val="right" w:pos="9638" w:leader="dot"/>
-            </w:tabs>
+            <w:ind w:left="220"/>
           </w:pPr>
           <w:hyperlink w:history="1" w:anchor="_Toc20">
             <w:r>
-              <w:t xml:space="preserve">8. การแก้ปัญหาเบื้องต้น</w:t>
+              <w:t xml:space="preserve">6.2 คำเตือนบนหน้าเว็บ</w:t>
             </w:r>
             <w:r>
               <w:tab/>
@@ -727,7 +729,7 @@
           </w:pPr>
           <w:hyperlink w:history="1" w:anchor="_Toc21">
             <w:r>
-              <w:t xml:space="preserve">ภาคผนวก</w:t>
+              <w:t xml:space="preserve">7. ข้อควรระวัง</w:t>
             </w:r>
             <w:r>
               <w:tab/>
@@ -742,15 +744,14 @@
         </w:p>
         <w:p>
           <w:pPr>
-            <w:pStyle w:val="TOC2"/>
+            <w:pStyle w:val="TOC1"/>
             <w:tabs>
               <w:tab w:val="right" w:pos="9638" w:leader="dot"/>
             </w:tabs>
-            <w:ind w:left="220"/>
           </w:pPr>
           <w:hyperlink w:history="1" w:anchor="_Toc22">
             <w:r>
-              <w:t xml:space="preserve">ก. ค่าที่ปรับได้ในเซิร์ฟเวอร์ (ต้นไฟล์ raspberry_pi_server.py)</w:t>
+              <w:t xml:space="preserve">8. การแก้ปัญหาเบื้องต้น</w:t>
             </w:r>
             <w:r>
               <w:tab/>
@@ -765,15 +766,14 @@
         </w:p>
         <w:p>
           <w:pPr>
-            <w:pStyle w:val="TOC2"/>
+            <w:pStyle w:val="TOC1"/>
             <w:tabs>
               <w:tab w:val="right" w:pos="9638" w:leader="dot"/>
             </w:tabs>
-            <w:ind w:left="220"/>
           </w:pPr>
           <w:hyperlink w:history="1" w:anchor="_Toc23">
             <w:r>
-              <w:t xml:space="preserve">ข. ค่าที่ปรับได้ในเฟิร์มแวร์ ESP32</w:t>
+              <w:t xml:space="preserve">ภาคผนวก</w:t>
             </w:r>
             <w:r>
               <w:tab/>
@@ -796,7 +796,7 @@
           </w:pPr>
           <w:hyperlink w:history="1" w:anchor="_Toc24">
             <w:r>
-              <w:t xml:space="preserve">ค. ผังขาของ ESP32</w:t>
+              <w:t xml:space="preserve">ก. ค่าที่ปรับได้ในเซิร์ฟเวอร์ (ต้นไฟล์ raspberry_pi_server.py)</w:t>
             </w:r>
             <w:r>
               <w:tab/>
@@ -804,6 +804,52 @@
             <w:r>
               <w:fldChar w:fldCharType="begin" w:dirty="true"/>
               <w:instrText xml:space="preserve">PAGEREF _Toc24 \h</w:instrText>
+              <w:fldChar w:fldCharType="separate"/>
+              <w:fldChar w:fldCharType="end"/>
+            </w:r>
+          </w:hyperlink>
+        </w:p>
+        <w:p>
+          <w:pPr>
+            <w:pStyle w:val="TOC2"/>
+            <w:tabs>
+              <w:tab w:val="right" w:pos="9638" w:leader="dot"/>
+            </w:tabs>
+            <w:ind w:left="220"/>
+          </w:pPr>
+          <w:hyperlink w:history="1" w:anchor="_Toc25">
+            <w:r>
+              <w:t xml:space="preserve">ข. ค่าที่ปรับได้ในเฟิร์มแวร์ ESP32</w:t>
+            </w:r>
+            <w:r>
+              <w:tab/>
+            </w:r>
+            <w:r>
+              <w:fldChar w:fldCharType="begin" w:dirty="true"/>
+              <w:instrText xml:space="preserve">PAGEREF _Toc25 \h</w:instrText>
+              <w:fldChar w:fldCharType="separate"/>
+              <w:fldChar w:fldCharType="end"/>
+            </w:r>
+          </w:hyperlink>
+        </w:p>
+        <w:p>
+          <w:pPr>
+            <w:pStyle w:val="TOC2"/>
+            <w:tabs>
+              <w:tab w:val="right" w:pos="9638" w:leader="dot"/>
+            </w:tabs>
+            <w:ind w:left="220"/>
+          </w:pPr>
+          <w:hyperlink w:history="1" w:anchor="_Toc26">
+            <w:r>
+              <w:t xml:space="preserve">ค. ผังขาของ ESP32</w:t>
+            </w:r>
+            <w:r>
+              <w:tab/>
+            </w:r>
+            <w:r>
+              <w:fldChar w:fldCharType="begin" w:dirty="true"/>
+              <w:instrText xml:space="preserve">PAGEREF _Toc26 \h</w:instrText>
               <w:fldChar w:fldCharType="separate"/>
               <w:fldChar w:fldCharType="end"/>
             </w:r>
@@ -2118,7 +2164,7 @@
                 <w:sz w:val="28"/>
                 <w:szCs w:val="28"/>
               </w:rPr>
-              <w:t xml:space="preserve">บอร์ด ESP32 (เฟิร์มแวร์ BIRDCTRL v7.7)</w:t>
+              <w:t xml:space="preserve">บอร์ด ESP32 (เฟิร์มแวร์ BIRDCTRL v7.8)</w:t>
             </w:r>
           </w:p>
         </w:tc>
@@ -2283,7 +2329,7 @@
                 <w:sz w:val="28"/>
                 <w:szCs w:val="28"/>
               </w:rPr>
-              <w:t xml:space="preserve">GPIO21</w:t>
+              <w:t xml:space="preserve">GPIO32</w:t>
             </w:r>
           </w:p>
         </w:tc>
@@ -2384,7 +2430,7 @@
                 <w:sz w:val="28"/>
                 <w:szCs w:val="28"/>
               </w:rPr>
-              <w:t xml:space="preserve">PUL=GPIO32, DIR=GPIO33, ENA=GPIO25</w:t>
+              <w:t xml:space="preserve">PUL=GPIO25, DIR=GPIO26, ENA=GPIO27</w:t>
             </w:r>
           </w:p>
         </w:tc>
@@ -2485,7 +2531,7 @@
                 <w:sz w:val="28"/>
                 <w:szCs w:val="28"/>
               </w:rPr>
-              <w:t xml:space="preserve">GPIO18 / GPIO19 / GPIO26</w:t>
+              <w:t xml:space="preserve">GPIO18 / GPIO19 / GPIO21</w:t>
             </w:r>
           </w:p>
         </w:tc>
@@ -3186,7 +3232,7 @@
           <w:sz w:val="32"/>
           <w:szCs w:val="32"/>
         </w:rPr>
-        <w:t xml:space="preserve">เชื่อมต่อผ่าน Wi-Fi ใช้งานได้ทั้งมือถือและโน้ตบุ๊ก ตั้งรหัส PIN ป้องกันการสั่งงานจากผู้อื่นได้</w:t>
+        <w:t xml:space="preserve">เชื่อมต่อผ่าน Wi-Fi ใช้งานได้ทั้งมือถือและโน้ตบุ๊ก ทุกหน้าต้องล็อกอินด้วยรหัสผ่าน และดูจากที่ไหนก็ได้ผ่าน Tailscale เมื่อ Pi มีอินเทอร์เน็ต</w:t>
       </w:r>
     </w:p>
     <w:p>
@@ -3594,8 +3640,437 @@
           <w:sz w:val="32"/>
           <w:szCs w:val="32"/>
         </w:rPr>
-        <w:t xml:space="preserve">ถ้ามีการตั้งรหัส PIN (ตัวแปร BIRD_PIN) ระบบจะให้ใส่ PIN ก่อนสั่งงาน แนะนำให้ตั้งทุกครั้งที่ใช้ Wi-Fi ร่วมกับผู้อื่น</w:t>
-      </w:r>
+        <w:t xml:space="preserve">ใส่รหัสผ่านในหน้าเข้าสู่ระบบ ระบบจำการล็อกอินไว้ 30 วัน (ครั้งแรกสุดจะเป็นหน้าตั้งรหัสผ่าน ให้ตั้งทันทีหลังติดตั้ง เพราะใครเปิดก่อนจะได้ตั้ง)</w:t>
+      </w:r>
+    </w:p>
+    <w:p>
+      <w:pPr>
+        <w:keepNext/>
+        <w:spacing w:after="60" w:before="80"/>
+        <w:jc w:val="center"/>
+      </w:pPr>
+      <w:r>
+        <w:drawing>
+          <wp:inline distT="0" distB="0" distL="0" distR="0">
+            <wp:extent cx="2857500" cy="2562225"/>
+            <wp:effectExtent t="0" r="0" b="0" l="0"/>
+            <wp:docPr id="6" name="" descr="" title=""/>
+            <wp:cNvGraphicFramePr>
+              <a:graphicFrameLocks xmlns:a="http://schemas.openxmlformats.org/drawingml/2006/main" noChangeAspect="1"/>
+            </wp:cNvGraphicFramePr>
+            <a:graphic xmlns:a="http://schemas.openxmlformats.org/drawingml/2006/main">
+              <a:graphicData uri="http://schemas.openxmlformats.org/drawingml/2006/picture">
+                <pic:pic xmlns:pic="http://schemas.openxmlformats.org/drawingml/2006/picture">
+                  <pic:nvPicPr>
+                    <pic:cNvPr id="0" name="" descr=""/>
+                    <pic:cNvPicPr>
+                      <a:picLocks noChangeAspect="1" noChangeArrowheads="1"/>
+                    </pic:cNvPicPr>
+                  </pic:nvPicPr>
+                  <pic:blipFill>
+                    <a:blip r:embed="rId13" cstate="none"/>
+                    <a:srcRect/>
+                    <a:stretch>
+                      <a:fillRect/>
+                    </a:stretch>
+                  </pic:blipFill>
+                  <pic:spPr bwMode="auto">
+                    <a:xfrm>
+                      <a:off x="0" y="0"/>
+                      <a:ext cx="2857500" cy="2562225"/>
+                    </a:xfrm>
+                    <a:prstGeom prst="rect">
+                      <a:avLst/>
+                    </a:prstGeom>
+                  </pic:spPr>
+                </pic:pic>
+              </a:graphicData>
+            </a:graphic>
+          </wp:inline>
+        </w:drawing>
+      </w:r>
+    </w:p>
+    <w:p>
+      <w:pPr>
+        <w:spacing w:after="160"/>
+        <w:jc w:val="center"/>
+      </w:pPr>
+      <w:r>
+        <w:rPr>
+          <w:sz w:val="28"/>
+          <w:szCs w:val="28"/>
+        </w:rPr>
+        <w:t xml:space="preserve">ภาพที่ 6 หน้าเข้าสู่ระบบ</w:t>
+      </w:r>
+    </w:p>
+    <w:tbl>
+      <w:tblPr>
+        <w:tblW w:type="dxa" w:w="9638"/>
+        <w:tblBorders>
+          <w:top w:val="single" w:color="auto" w:sz="4"/>
+          <w:left w:val="single" w:color="auto" w:sz="4"/>
+          <w:bottom w:val="single" w:color="auto" w:sz="4"/>
+          <w:right w:val="single" w:color="auto" w:sz="4"/>
+          <w:insideH w:val="single" w:color="auto" w:sz="4"/>
+          <w:insideV w:val="single" w:color="auto" w:sz="4"/>
+        </w:tblBorders>
+      </w:tblPr>
+      <w:tblGrid>
+        <w:gridCol w:w="2600"/>
+        <w:gridCol w:w="7038"/>
+      </w:tblGrid>
+      <w:tr>
+        <w:trPr>
+          <w:tblHeader/>
+        </w:trPr>
+        <w:tc>
+          <w:tcPr>
+            <w:tcW w:type="dxa" w:w="2600"/>
+            <w:tcBorders>
+              <w:top w:val="single" w:color="808080" w:sz="4"/>
+              <w:left w:val="single" w:color="808080" w:sz="4"/>
+              <w:bottom w:val="single" w:color="808080" w:sz="4"/>
+              <w:right w:val="single" w:color="808080" w:sz="4"/>
+            </w:tcBorders>
+            <w:shd w:fill="D9E2F3" w:color="auto" w:val="clear"/>
+            <w:tcMar>
+              <w:top w:type="dxa" w:w="60"/>
+              <w:left w:type="dxa" w:w="100"/>
+              <w:bottom w:type="dxa" w:w="60"/>
+              <w:right w:type="dxa" w:w="100"/>
+            </w:tcMar>
+            <w:vAlign w:val="center"/>
+          </w:tcPr>
+          <w:p>
+            <w:pPr>
+              <w:spacing w:after="20" w:line="320"/>
+            </w:pPr>
+            <w:r>
+              <w:rPr>
+                <w:b/>
+                <w:bCs/>
+                <w:sz w:val="28"/>
+                <w:szCs w:val="28"/>
+              </w:rPr>
+              <w:t xml:space="preserve">เรื่อง</w:t>
+            </w:r>
+          </w:p>
+        </w:tc>
+        <w:tc>
+          <w:tcPr>
+            <w:tcW w:type="dxa" w:w="7038"/>
+            <w:tcBorders>
+              <w:top w:val="single" w:color="808080" w:sz="4"/>
+              <w:left w:val="single" w:color="808080" w:sz="4"/>
+              <w:bottom w:val="single" w:color="808080" w:sz="4"/>
+              <w:right w:val="single" w:color="808080" w:sz="4"/>
+            </w:tcBorders>
+            <w:shd w:fill="D9E2F3" w:color="auto" w:val="clear"/>
+            <w:tcMar>
+              <w:top w:type="dxa" w:w="60"/>
+              <w:left w:type="dxa" w:w="100"/>
+              <w:bottom w:type="dxa" w:w="60"/>
+              <w:right w:type="dxa" w:w="100"/>
+            </w:tcMar>
+            <w:vAlign w:val="center"/>
+          </w:tcPr>
+          <w:p>
+            <w:pPr>
+              <w:spacing w:after="20" w:line="320"/>
+            </w:pPr>
+            <w:r>
+              <w:rPr>
+                <w:b/>
+                <w:bCs/>
+                <w:sz w:val="28"/>
+                <w:szCs w:val="28"/>
+              </w:rPr>
+              <w:t xml:space="preserve">วิธีทำ</w:t>
+            </w:r>
+          </w:p>
+        </w:tc>
+      </w:tr>
+      <w:tr>
+        <w:trPr>
+          <w:cantSplit/>
+        </w:trPr>
+        <w:tc>
+          <w:tcPr>
+            <w:tcW w:type="dxa" w:w="2600"/>
+            <w:tcBorders>
+              <w:top w:val="single" w:color="808080" w:sz="4"/>
+              <w:left w:val="single" w:color="808080" w:sz="4"/>
+              <w:bottom w:val="single" w:color="808080" w:sz="4"/>
+              <w:right w:val="single" w:color="808080" w:sz="4"/>
+            </w:tcBorders>
+            <w:tcMar>
+              <w:top w:type="dxa" w:w="60"/>
+              <w:left w:type="dxa" w:w="100"/>
+              <w:bottom w:type="dxa" w:w="60"/>
+              <w:right w:type="dxa" w:w="100"/>
+            </w:tcMar>
+            <w:vAlign w:val="center"/>
+          </w:tcPr>
+          <w:p>
+            <w:pPr>
+              <w:spacing w:after="20" w:line="320"/>
+            </w:pPr>
+            <w:r>
+              <w:rPr>
+                <w:b w:val="false"/>
+                <w:bCs w:val="false"/>
+                <w:sz w:val="28"/>
+                <w:szCs w:val="28"/>
+              </w:rPr>
+              <w:t xml:space="preserve">เปลี่ยนรหัสผ่าน</w:t>
+            </w:r>
+          </w:p>
+        </w:tc>
+        <w:tc>
+          <w:tcPr>
+            <w:tcW w:type="dxa" w:w="7038"/>
+            <w:tcBorders>
+              <w:top w:val="single" w:color="808080" w:sz="4"/>
+              <w:left w:val="single" w:color="808080" w:sz="4"/>
+              <w:bottom w:val="single" w:color="808080" w:sz="4"/>
+              <w:right w:val="single" w:color="808080" w:sz="4"/>
+            </w:tcBorders>
+            <w:tcMar>
+              <w:top w:type="dxa" w:w="60"/>
+              <w:left w:type="dxa" w:w="100"/>
+              <w:bottom w:type="dxa" w:w="60"/>
+              <w:right w:type="dxa" w:w="100"/>
+            </w:tcMar>
+            <w:vAlign w:val="center"/>
+          </w:tcPr>
+          <w:p>
+            <w:pPr>
+              <w:spacing w:after="20" w:line="320"/>
+            </w:pPr>
+            <w:r>
+              <w:rPr>
+                <w:b w:val="false"/>
+                <w:bCs w:val="false"/>
+                <w:sz w:val="28"/>
+                <w:szCs w:val="28"/>
+              </w:rPr>
+              <w:t xml:space="preserve">หน้าเว็บ → รายละเอียดเชิงเทคนิค → เปลี่ยนรหัสผ่านหน้าเว็บ (เครื่องอื่นที่ล็อกอินไว้ต้องล็อกอินใหม่)</w:t>
+            </w:r>
+          </w:p>
+        </w:tc>
+      </w:tr>
+      <w:tr>
+        <w:trPr>
+          <w:cantSplit/>
+        </w:trPr>
+        <w:tc>
+          <w:tcPr>
+            <w:tcW w:type="dxa" w:w="2600"/>
+            <w:tcBorders>
+              <w:top w:val="single" w:color="808080" w:sz="4"/>
+              <w:left w:val="single" w:color="808080" w:sz="4"/>
+              <w:bottom w:val="single" w:color="808080" w:sz="4"/>
+              <w:right w:val="single" w:color="808080" w:sz="4"/>
+            </w:tcBorders>
+            <w:tcMar>
+              <w:top w:type="dxa" w:w="60"/>
+              <w:left w:type="dxa" w:w="100"/>
+              <w:bottom w:type="dxa" w:w="60"/>
+              <w:right w:type="dxa" w:w="100"/>
+            </w:tcMar>
+            <w:vAlign w:val="center"/>
+          </w:tcPr>
+          <w:p>
+            <w:pPr>
+              <w:spacing w:after="20" w:line="320"/>
+            </w:pPr>
+            <w:r>
+              <w:rPr>
+                <w:b w:val="false"/>
+                <w:bCs w:val="false"/>
+                <w:sz w:val="28"/>
+                <w:szCs w:val="28"/>
+              </w:rPr>
+              <w:t xml:space="preserve">ลืมรหัสผ่าน</w:t>
+            </w:r>
+          </w:p>
+        </w:tc>
+        <w:tc>
+          <w:tcPr>
+            <w:tcW w:type="dxa" w:w="7038"/>
+            <w:tcBorders>
+              <w:top w:val="single" w:color="808080" w:sz="4"/>
+              <w:left w:val="single" w:color="808080" w:sz="4"/>
+              <w:bottom w:val="single" w:color="808080" w:sz="4"/>
+              <w:right w:val="single" w:color="808080" w:sz="4"/>
+            </w:tcBorders>
+            <w:tcMar>
+              <w:top w:type="dxa" w:w="60"/>
+              <w:left w:type="dxa" w:w="100"/>
+              <w:bottom w:type="dxa" w:w="60"/>
+              <w:right w:type="dxa" w:w="100"/>
+            </w:tcMar>
+            <w:vAlign w:val="center"/>
+          </w:tcPr>
+          <w:p>
+            <w:pPr>
+              <w:spacing w:after="20" w:line="320"/>
+            </w:pPr>
+            <w:r>
+              <w:rPr>
+                <w:b w:val="false"/>
+                <w:bCs w:val="false"/>
+                <w:sz w:val="28"/>
+                <w:szCs w:val="28"/>
+              </w:rPr>
+              <w:t xml:space="preserve">บน Pi สั่ง python3 ~/bird/raspberry_pi_server.py --set-password ใช้ได้ทันทีไม่ต้องรีสตาร์ท</w:t>
+            </w:r>
+          </w:p>
+        </w:tc>
+      </w:tr>
+      <w:tr>
+        <w:trPr>
+          <w:cantSplit/>
+        </w:trPr>
+        <w:tc>
+          <w:tcPr>
+            <w:tcW w:type="dxa" w:w="2600"/>
+            <w:tcBorders>
+              <w:top w:val="single" w:color="808080" w:sz="4"/>
+              <w:left w:val="single" w:color="808080" w:sz="4"/>
+              <w:bottom w:val="single" w:color="808080" w:sz="4"/>
+              <w:right w:val="single" w:color="808080" w:sz="4"/>
+            </w:tcBorders>
+            <w:tcMar>
+              <w:top w:type="dxa" w:w="60"/>
+              <w:left w:type="dxa" w:w="100"/>
+              <w:bottom w:type="dxa" w:w="60"/>
+              <w:right w:type="dxa" w:w="100"/>
+            </w:tcMar>
+            <w:vAlign w:val="center"/>
+          </w:tcPr>
+          <w:p>
+            <w:pPr>
+              <w:spacing w:after="20" w:line="320"/>
+            </w:pPr>
+            <w:r>
+              <w:rPr>
+                <w:b w:val="false"/>
+                <w:bCs w:val="false"/>
+                <w:sz w:val="28"/>
+                <w:szCs w:val="28"/>
+              </w:rPr>
+              <w:t xml:space="preserve">ใส่รหัสผิด</w:t>
+            </w:r>
+          </w:p>
+        </w:tc>
+        <w:tc>
+          <w:tcPr>
+            <w:tcW w:type="dxa" w:w="7038"/>
+            <w:tcBorders>
+              <w:top w:val="single" w:color="808080" w:sz="4"/>
+              <w:left w:val="single" w:color="808080" w:sz="4"/>
+              <w:bottom w:val="single" w:color="808080" w:sz="4"/>
+              <w:right w:val="single" w:color="808080" w:sz="4"/>
+            </w:tcBorders>
+            <w:tcMar>
+              <w:top w:type="dxa" w:w="60"/>
+              <w:left w:type="dxa" w:w="100"/>
+              <w:bottom w:type="dxa" w:w="60"/>
+              <w:right w:type="dxa" w:w="100"/>
+            </w:tcMar>
+            <w:vAlign w:val="center"/>
+          </w:tcPr>
+          <w:p>
+            <w:pPr>
+              <w:spacing w:after="20" w:line="320"/>
+            </w:pPr>
+            <w:r>
+              <w:rPr>
+                <w:b w:val="false"/>
+                <w:bCs w:val="false"/>
+                <w:sz w:val="28"/>
+                <w:szCs w:val="28"/>
+              </w:rPr>
+              <w:t xml:space="preserve">ผิด 5 ครั้งติดกัน ระบบล็อก 5 นาที กันการสุ่มเดา</w:t>
+            </w:r>
+          </w:p>
+        </w:tc>
+      </w:tr>
+      <w:tr>
+        <w:trPr>
+          <w:cantSplit/>
+        </w:trPr>
+        <w:tc>
+          <w:tcPr>
+            <w:tcW w:type="dxa" w:w="2600"/>
+            <w:tcBorders>
+              <w:top w:val="single" w:color="808080" w:sz="4"/>
+              <w:left w:val="single" w:color="808080" w:sz="4"/>
+              <w:bottom w:val="single" w:color="808080" w:sz="4"/>
+              <w:right w:val="single" w:color="808080" w:sz="4"/>
+            </w:tcBorders>
+            <w:tcMar>
+              <w:top w:type="dxa" w:w="60"/>
+              <w:left w:type="dxa" w:w="100"/>
+              <w:bottom w:type="dxa" w:w="60"/>
+              <w:right w:type="dxa" w:w="100"/>
+            </w:tcMar>
+            <w:vAlign w:val="center"/>
+          </w:tcPr>
+          <w:p>
+            <w:pPr>
+              <w:spacing w:after="20" w:line="320"/>
+            </w:pPr>
+            <w:r>
+              <w:rPr>
+                <w:b w:val="false"/>
+                <w:bCs w:val="false"/>
+                <w:sz w:val="28"/>
+                <w:szCs w:val="28"/>
+              </w:rPr>
+              <w:t xml:space="preserve">ออกจากระบบ</w:t>
+            </w:r>
+          </w:p>
+        </w:tc>
+        <w:tc>
+          <w:tcPr>
+            <w:tcW w:type="dxa" w:w="7038"/>
+            <w:tcBorders>
+              <w:top w:val="single" w:color="808080" w:sz="4"/>
+              <w:left w:val="single" w:color="808080" w:sz="4"/>
+              <w:bottom w:val="single" w:color="808080" w:sz="4"/>
+              <w:right w:val="single" w:color="808080" w:sz="4"/>
+            </w:tcBorders>
+            <w:tcMar>
+              <w:top w:type="dxa" w:w="60"/>
+              <w:left w:type="dxa" w:w="100"/>
+              <w:bottom w:type="dxa" w:w="60"/>
+              <w:right w:type="dxa" w:w="100"/>
+            </w:tcMar>
+            <w:vAlign w:val="center"/>
+          </w:tcPr>
+          <w:p>
+            <w:pPr>
+              <w:spacing w:after="20" w:line="320"/>
+            </w:pPr>
+            <w:r>
+              <w:rPr>
+                <w:b w:val="false"/>
+                <w:bCs w:val="false"/>
+                <w:sz w:val="28"/>
+                <w:szCs w:val="28"/>
+              </w:rPr>
+              <w:t xml:space="preserve">ปุ่ม "ออกจากระบบ" มุมขวาบนของหน้าเว็บ</w:t>
+            </w:r>
+          </w:p>
+        </w:tc>
+      </w:tr>
+    </w:tbl>
+    <w:p>
+      <w:pPr>
+        <w:spacing w:after="120"/>
+      </w:pPr>
     </w:p>
     <w:p>
       <w:pPr>
@@ -3666,76 +4141,6 @@
               <w:drawing>
                 <wp:inline distT="0" distB="0" distL="0" distR="0">
                   <wp:extent cx="2047875" cy="4429125"/>
-                  <wp:effectExtent t="0" r="0" b="0" l="0"/>
-                  <wp:docPr id="6" name="" descr="" title=""/>
-                  <wp:cNvGraphicFramePr>
-                    <a:graphicFrameLocks xmlns:a="http://schemas.openxmlformats.org/drawingml/2006/main" noChangeAspect="1"/>
-                  </wp:cNvGraphicFramePr>
-                  <a:graphic xmlns:a="http://schemas.openxmlformats.org/drawingml/2006/main">
-                    <a:graphicData uri="http://schemas.openxmlformats.org/drawingml/2006/picture">
-                      <pic:pic xmlns:pic="http://schemas.openxmlformats.org/drawingml/2006/picture">
-                        <pic:nvPicPr>
-                          <pic:cNvPr id="0" name="" descr=""/>
-                          <pic:cNvPicPr>
-                            <a:picLocks noChangeAspect="1" noChangeArrowheads="1"/>
-                          </pic:cNvPicPr>
-                        </pic:nvPicPr>
-                        <pic:blipFill>
-                          <a:blip r:embed="rId13" cstate="none"/>
-                          <a:srcRect/>
-                          <a:stretch>
-                            <a:fillRect/>
-                          </a:stretch>
-                        </pic:blipFill>
-                        <pic:spPr bwMode="auto">
-                          <a:xfrm>
-                            <a:off x="0" y="0"/>
-                            <a:ext cx="2047875" cy="4429125"/>
-                          </a:xfrm>
-                          <a:prstGeom prst="rect">
-                            <a:avLst/>
-                          </a:prstGeom>
-                        </pic:spPr>
-                      </pic:pic>
-                    </a:graphicData>
-                  </a:graphic>
-                </wp:inline>
-              </w:drawing>
-            </w:r>
-          </w:p>
-          <w:p>
-            <w:pPr>
-              <w:spacing w:after="100"/>
-              <w:jc w:val="center"/>
-            </w:pPr>
-            <w:r>
-              <w:rPr>
-                <w:sz w:val="28"/>
-                <w:szCs w:val="28"/>
-              </w:rPr>
-              <w:t xml:space="preserve">ภาพที่ 6 ส่วนบนของหน้าเว็บ</w:t>
-            </w:r>
-          </w:p>
-        </w:tc>
-        <w:tc>
-          <w:tcPr>
-            <w:tcW w:type="dxa" w:w="4819"/>
-            <w:tcBorders>
-              <w:top w:val="none" w:color="FFFFFF" w:sz="0"/>
-              <w:left w:val="none" w:color="FFFFFF" w:sz="0"/>
-              <w:bottom w:val="none" w:color="FFFFFF" w:sz="0"/>
-              <w:right w:val="none" w:color="FFFFFF" w:sz="0"/>
-            </w:tcBorders>
-          </w:tcPr>
-          <w:p>
-            <w:pPr>
-              <w:keepNext/>
-              <w:jc w:val="center"/>
-            </w:pPr>
-            <w:r>
-              <w:drawing>
-                <wp:inline distT="0" distB="0" distL="0" distR="0">
-                  <wp:extent cx="2190750" cy="2800350"/>
                   <wp:effectExtent t="0" r="0" b="0" l="0"/>
                   <wp:docPr id="7" name="" descr="" title=""/>
                   <wp:cNvGraphicFramePr>
@@ -3760,7 +4165,7 @@
                         <pic:spPr bwMode="auto">
                           <a:xfrm>
                             <a:off x="0" y="0"/>
-                            <a:ext cx="2190750" cy="2800350"/>
+                            <a:ext cx="2047875" cy="4429125"/>
                           </a:xfrm>
                           <a:prstGeom prst="rect">
                             <a:avLst/>
@@ -3783,1052 +4188,10 @@
                 <w:sz w:val="28"/>
                 <w:szCs w:val="28"/>
               </w:rPr>
-              <w:t xml:space="preserve">ภาพที่ 7 สถานะเครื่อง</w:t>
-            </w:r>
-          </w:p>
-        </w:tc>
-      </w:tr>
-    </w:tbl>
-    <w:p>
-      <w:pPr>
-        <w:spacing w:after="120"/>
-      </w:pPr>
-    </w:p>
-    <w:tbl>
-      <w:tblPr>
-        <w:tblW w:type="dxa" w:w="9638"/>
-        <w:tblBorders>
-          <w:top w:val="single" w:color="auto" w:sz="4"/>
-          <w:left w:val="single" w:color="auto" w:sz="4"/>
-          <w:bottom w:val="single" w:color="auto" w:sz="4"/>
-          <w:right w:val="single" w:color="auto" w:sz="4"/>
-          <w:insideH w:val="single" w:color="auto" w:sz="4"/>
-          <w:insideV w:val="single" w:color="auto" w:sz="4"/>
-        </w:tblBorders>
-      </w:tblPr>
-      <w:tblGrid>
-        <w:gridCol w:w="2600"/>
-        <w:gridCol w:w="7038"/>
-      </w:tblGrid>
-      <w:tr>
-        <w:trPr>
-          <w:tblHeader/>
-        </w:trPr>
-        <w:tc>
-          <w:tcPr>
-            <w:tcW w:type="dxa" w:w="2600"/>
-            <w:tcBorders>
-              <w:top w:val="single" w:color="808080" w:sz="4"/>
-              <w:left w:val="single" w:color="808080" w:sz="4"/>
-              <w:bottom w:val="single" w:color="808080" w:sz="4"/>
-              <w:right w:val="single" w:color="808080" w:sz="4"/>
-            </w:tcBorders>
-            <w:shd w:fill="D9E2F3" w:color="auto" w:val="clear"/>
-            <w:tcMar>
-              <w:top w:type="dxa" w:w="60"/>
-              <w:left w:type="dxa" w:w="100"/>
-              <w:bottom w:type="dxa" w:w="60"/>
-              <w:right w:type="dxa" w:w="100"/>
-            </w:tcMar>
-            <w:vAlign w:val="center"/>
-          </w:tcPr>
-          <w:p>
-            <w:pPr>
-              <w:spacing w:after="20" w:line="320"/>
-            </w:pPr>
-            <w:r>
-              <w:rPr>
-                <w:b/>
-                <w:bCs/>
-                <w:sz w:val="28"/>
-                <w:szCs w:val="28"/>
-              </w:rPr>
-              <w:t xml:space="preserve">ส่วน</w:t>
-            </w:r>
-          </w:p>
-        </w:tc>
-        <w:tc>
-          <w:tcPr>
-            <w:tcW w:type="dxa" w:w="7038"/>
-            <w:tcBorders>
-              <w:top w:val="single" w:color="808080" w:sz="4"/>
-              <w:left w:val="single" w:color="808080" w:sz="4"/>
-              <w:bottom w:val="single" w:color="808080" w:sz="4"/>
-              <w:right w:val="single" w:color="808080" w:sz="4"/>
-            </w:tcBorders>
-            <w:shd w:fill="D9E2F3" w:color="auto" w:val="clear"/>
-            <w:tcMar>
-              <w:top w:type="dxa" w:w="60"/>
-              <w:left w:type="dxa" w:w="100"/>
-              <w:bottom w:type="dxa" w:w="60"/>
-              <w:right w:type="dxa" w:w="100"/>
-            </w:tcMar>
-            <w:vAlign w:val="center"/>
-          </w:tcPr>
-          <w:p>
-            <w:pPr>
-              <w:spacing w:after="20" w:line="320"/>
-            </w:pPr>
-            <w:r>
-              <w:rPr>
-                <w:b/>
-                <w:bCs/>
-                <w:sz w:val="28"/>
-                <w:szCs w:val="28"/>
-              </w:rPr>
-              <w:t xml:space="preserve">ความหมาย</w:t>
-            </w:r>
-          </w:p>
-        </w:tc>
-      </w:tr>
-      <w:tr>
-        <w:trPr>
-          <w:cantSplit/>
-        </w:trPr>
-        <w:tc>
-          <w:tcPr>
-            <w:tcW w:type="dxa" w:w="2600"/>
-            <w:tcBorders>
-              <w:top w:val="single" w:color="808080" w:sz="4"/>
-              <w:left w:val="single" w:color="808080" w:sz="4"/>
-              <w:bottom w:val="single" w:color="808080" w:sz="4"/>
-              <w:right w:val="single" w:color="808080" w:sz="4"/>
-            </w:tcBorders>
-            <w:tcMar>
-              <w:top w:type="dxa" w:w="60"/>
-              <w:left w:type="dxa" w:w="100"/>
-              <w:bottom w:type="dxa" w:w="60"/>
-              <w:right w:type="dxa" w:w="100"/>
-            </w:tcMar>
-            <w:vAlign w:val="center"/>
-          </w:tcPr>
-          <w:p>
-            <w:pPr>
-              <w:spacing w:after="20" w:line="320"/>
-            </w:pPr>
-            <w:r>
-              <w:rPr>
-                <w:b w:val="false"/>
-                <w:bCs w:val="false"/>
-                <w:sz w:val="28"/>
-                <w:szCs w:val="28"/>
-              </w:rPr>
-              <w:t xml:space="preserve">แถบสถานะด้านบน</w:t>
-            </w:r>
-          </w:p>
-        </w:tc>
-        <w:tc>
-          <w:tcPr>
-            <w:tcW w:type="dxa" w:w="7038"/>
-            <w:tcBorders>
-              <w:top w:val="single" w:color="808080" w:sz="4"/>
-              <w:left w:val="single" w:color="808080" w:sz="4"/>
-              <w:bottom w:val="single" w:color="808080" w:sz="4"/>
-              <w:right w:val="single" w:color="808080" w:sz="4"/>
-            </w:tcBorders>
-            <w:tcMar>
-              <w:top w:type="dxa" w:w="60"/>
-              <w:left w:type="dxa" w:w="100"/>
-              <w:bottom w:type="dxa" w:w="60"/>
-              <w:right w:type="dxa" w:w="100"/>
-            </w:tcMar>
-            <w:vAlign w:val="center"/>
-          </w:tcPr>
-          <w:p>
-            <w:pPr>
-              <w:spacing w:after="20" w:line="320"/>
-            </w:pPr>
-            <w:r>
-              <w:rPr>
-                <w:b w:val="false"/>
-                <w:bCs w:val="false"/>
-                <w:sz w:val="28"/>
-                <w:szCs w:val="28"/>
-              </w:rPr>
-              <w:t xml:space="preserve">กล้อง / บอร์ด / พร้อม / เจอนก / น้ำ / ไล่อัตโนมัติ เป็นจุดสีเขียวเมื่อปกติ ส่วนป้ายด้านขวาบอกโหมด (เช่น ทดสอบภาคสนาม)</w:t>
-            </w:r>
-          </w:p>
-        </w:tc>
-      </w:tr>
-      <w:tr>
-        <w:trPr>
-          <w:cantSplit/>
-        </w:trPr>
-        <w:tc>
-          <w:tcPr>
-            <w:tcW w:type="dxa" w:w="2600"/>
-            <w:tcBorders>
-              <w:top w:val="single" w:color="808080" w:sz="4"/>
-              <w:left w:val="single" w:color="808080" w:sz="4"/>
-              <w:bottom w:val="single" w:color="808080" w:sz="4"/>
-              <w:right w:val="single" w:color="808080" w:sz="4"/>
-            </w:tcBorders>
-            <w:tcMar>
-              <w:top w:type="dxa" w:w="60"/>
-              <w:left w:type="dxa" w:w="100"/>
-              <w:bottom w:type="dxa" w:w="60"/>
-              <w:right w:type="dxa" w:w="100"/>
-            </w:tcMar>
-            <w:vAlign w:val="center"/>
-          </w:tcPr>
-          <w:p>
-            <w:pPr>
-              <w:spacing w:after="20" w:line="320"/>
-            </w:pPr>
-            <w:r>
-              <w:rPr>
-                <w:b w:val="false"/>
-                <w:bCs w:val="false"/>
-                <w:sz w:val="28"/>
-                <w:szCs w:val="28"/>
-              </w:rPr>
-              <w:t xml:space="preserve">ผลตรวจล่าสุด</w:t>
-            </w:r>
-          </w:p>
-        </w:tc>
-        <w:tc>
-          <w:tcPr>
-            <w:tcW w:type="dxa" w:w="7038"/>
-            <w:tcBorders>
-              <w:top w:val="single" w:color="808080" w:sz="4"/>
-              <w:left w:val="single" w:color="808080" w:sz="4"/>
-              <w:bottom w:val="single" w:color="808080" w:sz="4"/>
-              <w:right w:val="single" w:color="808080" w:sz="4"/>
-            </w:tcBorders>
-            <w:tcMar>
-              <w:top w:type="dxa" w:w="60"/>
-              <w:left w:type="dxa" w:w="100"/>
-              <w:bottom w:type="dxa" w:w="60"/>
-              <w:right w:type="dxa" w:w="100"/>
-            </w:tcMar>
-            <w:vAlign w:val="center"/>
-          </w:tcPr>
-          <w:p>
-            <w:pPr>
-              <w:spacing w:after="20" w:line="320"/>
-            </w:pPr>
-            <w:r>
-              <w:rPr>
-                <w:b w:val="false"/>
-                <w:bCs w:val="false"/>
-                <w:sz w:val="28"/>
-                <w:szCs w:val="28"/>
-              </w:rPr>
-              <w:t xml:space="preserve">ภาพล่าสุดที่ตรวจพร้อมกรอบ ป้ายบอกพบนกกี่ตัว และจุดยืนยันแสดงว่าเจอนกติดกันแล้วกี่เฟรมจากที่ต้องการ</w:t>
-            </w:r>
-          </w:p>
-        </w:tc>
-      </w:tr>
-      <w:tr>
-        <w:trPr>
-          <w:cantSplit/>
-        </w:trPr>
-        <w:tc>
-          <w:tcPr>
-            <w:tcW w:type="dxa" w:w="2600"/>
-            <w:tcBorders>
-              <w:top w:val="single" w:color="808080" w:sz="4"/>
-              <w:left w:val="single" w:color="808080" w:sz="4"/>
-              <w:bottom w:val="single" w:color="808080" w:sz="4"/>
-              <w:right w:val="single" w:color="808080" w:sz="4"/>
-            </w:tcBorders>
-            <w:tcMar>
-              <w:top w:type="dxa" w:w="60"/>
-              <w:left w:type="dxa" w:w="100"/>
-              <w:bottom w:type="dxa" w:w="60"/>
-              <w:right w:type="dxa" w:w="100"/>
-            </w:tcMar>
-            <w:vAlign w:val="center"/>
-          </w:tcPr>
-          <w:p>
-            <w:pPr>
-              <w:spacing w:after="20" w:line="320"/>
-            </w:pPr>
-            <w:r>
-              <w:rPr>
-                <w:b w:val="false"/>
-                <w:bCs w:val="false"/>
-                <w:sz w:val="28"/>
-                <w:szCs w:val="28"/>
-              </w:rPr>
-              <w:t xml:space="preserve">ปุ่ม ถ่ายเดี๋ยวนี้</w:t>
-            </w:r>
-          </w:p>
-        </w:tc>
-        <w:tc>
-          <w:tcPr>
-            <w:tcW w:type="dxa" w:w="7038"/>
-            <w:tcBorders>
-              <w:top w:val="single" w:color="808080" w:sz="4"/>
-              <w:left w:val="single" w:color="808080" w:sz="4"/>
-              <w:bottom w:val="single" w:color="808080" w:sz="4"/>
-              <w:right w:val="single" w:color="808080" w:sz="4"/>
-            </w:tcBorders>
-            <w:tcMar>
-              <w:top w:type="dxa" w:w="60"/>
-              <w:left w:type="dxa" w:w="100"/>
-              <w:bottom w:type="dxa" w:w="60"/>
-              <w:right w:type="dxa" w:w="100"/>
-            </w:tcMar>
-            <w:vAlign w:val="center"/>
-          </w:tcPr>
-          <w:p>
-            <w:pPr>
-              <w:spacing w:after="20" w:line="320"/>
-            </w:pPr>
-            <w:r>
-              <w:rPr>
-                <w:b w:val="false"/>
-                <w:bCs w:val="false"/>
-                <w:sz w:val="28"/>
-                <w:szCs w:val="28"/>
-              </w:rPr>
-              <w:t xml:space="preserve">สั่งถ่ายและตรวจภาพทันที</w:t>
-            </w:r>
-          </w:p>
-        </w:tc>
-      </w:tr>
-      <w:tr>
-        <w:trPr>
-          <w:cantSplit/>
-        </w:trPr>
-        <w:tc>
-          <w:tcPr>
-            <w:tcW w:type="dxa" w:w="2600"/>
-            <w:tcBorders>
-              <w:top w:val="single" w:color="808080" w:sz="4"/>
-              <w:left w:val="single" w:color="808080" w:sz="4"/>
-              <w:bottom w:val="single" w:color="808080" w:sz="4"/>
-              <w:right w:val="single" w:color="808080" w:sz="4"/>
-            </w:tcBorders>
-            <w:tcMar>
-              <w:top w:type="dxa" w:w="60"/>
-              <w:left w:type="dxa" w:w="100"/>
-              <w:bottom w:type="dxa" w:w="60"/>
-              <w:right w:type="dxa" w:w="100"/>
-            </w:tcMar>
-            <w:vAlign w:val="center"/>
-          </w:tcPr>
-          <w:p>
-            <w:pPr>
-              <w:spacing w:after="20" w:line="320"/>
-            </w:pPr>
-            <w:r>
-              <w:rPr>
-                <w:b w:val="false"/>
-                <w:bCs w:val="false"/>
-                <w:sz w:val="28"/>
-                <w:szCs w:val="28"/>
-              </w:rPr>
-              <w:t xml:space="preserve">ปุ่ม สั่งไล่เดี๋ยวนี้</w:t>
-            </w:r>
-          </w:p>
-        </w:tc>
-        <w:tc>
-          <w:tcPr>
-            <w:tcW w:type="dxa" w:w="7038"/>
-            <w:tcBorders>
-              <w:top w:val="single" w:color="808080" w:sz="4"/>
-              <w:left w:val="single" w:color="808080" w:sz="4"/>
-              <w:bottom w:val="single" w:color="808080" w:sz="4"/>
-              <w:right w:val="single" w:color="808080" w:sz="4"/>
-            </w:tcBorders>
-            <w:tcMar>
-              <w:top w:type="dxa" w:w="60"/>
-              <w:left w:type="dxa" w:w="100"/>
-              <w:bottom w:type="dxa" w:w="60"/>
-              <w:right w:type="dxa" w:w="100"/>
-            </w:tcMar>
-            <w:vAlign w:val="center"/>
-          </w:tcPr>
-          <w:p>
-            <w:pPr>
-              <w:spacing w:after="20" w:line="320"/>
-            </w:pPr>
-            <w:r>
-              <w:rPr>
-                <w:b w:val="false"/>
-                <w:bCs w:val="false"/>
-                <w:sz w:val="28"/>
-                <w:szCs w:val="28"/>
-              </w:rPr>
-              <w:t xml:space="preserve">สั่งไล่ด้วยมือ (กวาดพร้อมฉีดน้ำ) ไม่ต้องรอเจอนก</w:t>
-            </w:r>
-          </w:p>
-        </w:tc>
-      </w:tr>
-      <w:tr>
-        <w:trPr>
-          <w:cantSplit/>
-        </w:trPr>
-        <w:tc>
-          <w:tcPr>
-            <w:tcW w:type="dxa" w:w="2600"/>
-            <w:tcBorders>
-              <w:top w:val="single" w:color="808080" w:sz="4"/>
-              <w:left w:val="single" w:color="808080" w:sz="4"/>
-              <w:bottom w:val="single" w:color="808080" w:sz="4"/>
-              <w:right w:val="single" w:color="808080" w:sz="4"/>
-            </w:tcBorders>
-            <w:tcMar>
-              <w:top w:type="dxa" w:w="60"/>
-              <w:left w:type="dxa" w:w="100"/>
-              <w:bottom w:type="dxa" w:w="60"/>
-              <w:right w:type="dxa" w:w="100"/>
-            </w:tcMar>
-            <w:vAlign w:val="center"/>
-          </w:tcPr>
-          <w:p>
-            <w:pPr>
-              <w:spacing w:after="20" w:line="320"/>
-            </w:pPr>
-            <w:r>
-              <w:rPr>
-                <w:b w:val="false"/>
-                <w:bCs w:val="false"/>
-                <w:sz w:val="28"/>
-                <w:szCs w:val="28"/>
-              </w:rPr>
-              <w:t xml:space="preserve">ปุ่ม หยุดทุกอย่าง</w:t>
-            </w:r>
-          </w:p>
-        </w:tc>
-        <w:tc>
-          <w:tcPr>
-            <w:tcW w:type="dxa" w:w="7038"/>
-            <w:tcBorders>
-              <w:top w:val="single" w:color="808080" w:sz="4"/>
-              <w:left w:val="single" w:color="808080" w:sz="4"/>
-              <w:bottom w:val="single" w:color="808080" w:sz="4"/>
-              <w:right w:val="single" w:color="808080" w:sz="4"/>
-            </w:tcBorders>
-            <w:tcMar>
-              <w:top w:type="dxa" w:w="60"/>
-              <w:left w:type="dxa" w:w="100"/>
-              <w:bottom w:type="dxa" w:w="60"/>
-              <w:right w:type="dxa" w:w="100"/>
-            </w:tcMar>
-            <w:vAlign w:val="center"/>
-          </w:tcPr>
-          <w:p>
-            <w:pPr>
-              <w:spacing w:after="20" w:line="320"/>
-            </w:pPr>
-            <w:r>
-              <w:rPr>
-                <w:b w:val="false"/>
-                <w:bCs w:val="false"/>
-                <w:sz w:val="28"/>
-                <w:szCs w:val="28"/>
-              </w:rPr>
-              <w:t xml:space="preserve">ยกเลิกรอบไล่ หยุดปั๊มและมอเตอร์ทันที</w:t>
-            </w:r>
-          </w:p>
-        </w:tc>
-      </w:tr>
-      <w:tr>
-        <w:trPr>
-          <w:cantSplit/>
-        </w:trPr>
-        <w:tc>
-          <w:tcPr>
-            <w:tcW w:type="dxa" w:w="2600"/>
-            <w:tcBorders>
-              <w:top w:val="single" w:color="808080" w:sz="4"/>
-              <w:left w:val="single" w:color="808080" w:sz="4"/>
-              <w:bottom w:val="single" w:color="808080" w:sz="4"/>
-              <w:right w:val="single" w:color="808080" w:sz="4"/>
-            </w:tcBorders>
-            <w:tcMar>
-              <w:top w:type="dxa" w:w="60"/>
-              <w:left w:type="dxa" w:w="100"/>
-              <w:bottom w:type="dxa" w:w="60"/>
-              <w:right w:type="dxa" w:w="100"/>
-            </w:tcMar>
-            <w:vAlign w:val="center"/>
-          </w:tcPr>
-          <w:p>
-            <w:pPr>
-              <w:spacing w:after="20" w:line="320"/>
-            </w:pPr>
-            <w:r>
-              <w:rPr>
-                <w:b w:val="false"/>
-                <w:bCs w:val="false"/>
-                <w:sz w:val="28"/>
-                <w:szCs w:val="28"/>
-              </w:rPr>
-              <w:t xml:space="preserve">สวิตช์ ตรวจอัตโนมัติ</w:t>
-            </w:r>
-          </w:p>
-        </w:tc>
-        <w:tc>
-          <w:tcPr>
-            <w:tcW w:type="dxa" w:w="7038"/>
-            <w:tcBorders>
-              <w:top w:val="single" w:color="808080" w:sz="4"/>
-              <w:left w:val="single" w:color="808080" w:sz="4"/>
-              <w:bottom w:val="single" w:color="808080" w:sz="4"/>
-              <w:right w:val="single" w:color="808080" w:sz="4"/>
-            </w:tcBorders>
-            <w:tcMar>
-              <w:top w:type="dxa" w:w="60"/>
-              <w:left w:type="dxa" w:w="100"/>
-              <w:bottom w:type="dxa" w:w="60"/>
-              <w:right w:type="dxa" w:w="100"/>
-            </w:tcMar>
-            <w:vAlign w:val="center"/>
-          </w:tcPr>
-          <w:p>
-            <w:pPr>
-              <w:spacing w:after="20" w:line="320"/>
-            </w:pPr>
-            <w:r>
-              <w:rPr>
-                <w:b w:val="false"/>
-                <w:bCs w:val="false"/>
-                <w:sz w:val="28"/>
-                <w:szCs w:val="28"/>
-              </w:rPr>
-              <w:t xml:space="preserve">เปิดให้ถ่ายและตรวจเองทุก 5 วินาที</w:t>
-            </w:r>
-          </w:p>
-        </w:tc>
-      </w:tr>
-      <w:tr>
-        <w:trPr>
-          <w:cantSplit/>
-        </w:trPr>
-        <w:tc>
-          <w:tcPr>
-            <w:tcW w:type="dxa" w:w="2600"/>
-            <w:tcBorders>
-              <w:top w:val="single" w:color="808080" w:sz="4"/>
-              <w:left w:val="single" w:color="808080" w:sz="4"/>
-              <w:bottom w:val="single" w:color="808080" w:sz="4"/>
-              <w:right w:val="single" w:color="808080" w:sz="4"/>
-            </w:tcBorders>
-            <w:tcMar>
-              <w:top w:type="dxa" w:w="60"/>
-              <w:left w:type="dxa" w:w="100"/>
-              <w:bottom w:type="dxa" w:w="60"/>
-              <w:right w:type="dxa" w:w="100"/>
-            </w:tcMar>
-            <w:vAlign w:val="center"/>
-          </w:tcPr>
-          <w:p>
-            <w:pPr>
-              <w:spacing w:after="20" w:line="320"/>
-            </w:pPr>
-            <w:r>
-              <w:rPr>
-                <w:b w:val="false"/>
-                <w:bCs w:val="false"/>
-                <w:sz w:val="28"/>
-                <w:szCs w:val="28"/>
-              </w:rPr>
-              <w:t xml:space="preserve">สวิตช์ ไล่อัตโนมัติเมื่อเจอนก</w:t>
-            </w:r>
-          </w:p>
-        </w:tc>
-        <w:tc>
-          <w:tcPr>
-            <w:tcW w:type="dxa" w:w="7038"/>
-            <w:tcBorders>
-              <w:top w:val="single" w:color="808080" w:sz="4"/>
-              <w:left w:val="single" w:color="808080" w:sz="4"/>
-              <w:bottom w:val="single" w:color="808080" w:sz="4"/>
-              <w:right w:val="single" w:color="808080" w:sz="4"/>
-            </w:tcBorders>
-            <w:tcMar>
-              <w:top w:type="dxa" w:w="60"/>
-              <w:left w:type="dxa" w:w="100"/>
-              <w:bottom w:type="dxa" w:w="60"/>
-              <w:right w:type="dxa" w:w="100"/>
-            </w:tcMar>
-            <w:vAlign w:val="center"/>
-          </w:tcPr>
-          <w:p>
-            <w:pPr>
-              <w:spacing w:after="20" w:line="320"/>
-            </w:pPr>
-            <w:r>
-              <w:rPr>
-                <w:b w:val="false"/>
-                <w:bCs w:val="false"/>
-                <w:sz w:val="28"/>
-                <w:szCs w:val="28"/>
-              </w:rPr>
-              <w:t xml:space="preserve">เปิดให้สั่งไล่เองเมื่อเจอนกครบตามเงื่อนไข ปิดแล้วเครื่องจะแค่ตรวจและแจ้ง ไม่ฉีดน้ำ</w:t>
-            </w:r>
-          </w:p>
-        </w:tc>
-      </w:tr>
-      <w:tr>
-        <w:trPr>
-          <w:cantSplit/>
-        </w:trPr>
-        <w:tc>
-          <w:tcPr>
-            <w:tcW w:type="dxa" w:w="2600"/>
-            <w:tcBorders>
-              <w:top w:val="single" w:color="808080" w:sz="4"/>
-              <w:left w:val="single" w:color="808080" w:sz="4"/>
-              <w:bottom w:val="single" w:color="808080" w:sz="4"/>
-              <w:right w:val="single" w:color="808080" w:sz="4"/>
-            </w:tcBorders>
-            <w:tcMar>
-              <w:top w:type="dxa" w:w="60"/>
-              <w:left w:type="dxa" w:w="100"/>
-              <w:bottom w:type="dxa" w:w="60"/>
-              <w:right w:type="dxa" w:w="100"/>
-            </w:tcMar>
-            <w:vAlign w:val="center"/>
-          </w:tcPr>
-          <w:p>
-            <w:pPr>
-              <w:spacing w:after="20" w:line="320"/>
-            </w:pPr>
-            <w:r>
-              <w:rPr>
-                <w:b w:val="false"/>
-                <w:bCs w:val="false"/>
-                <w:sz w:val="28"/>
-                <w:szCs w:val="28"/>
-              </w:rPr>
-              <w:t xml:space="preserve">ภาพสดจากกล้อง</w:t>
-            </w:r>
-          </w:p>
-        </w:tc>
-        <w:tc>
-          <w:tcPr>
-            <w:tcW w:type="dxa" w:w="7038"/>
-            <w:tcBorders>
-              <w:top w:val="single" w:color="808080" w:sz="4"/>
-              <w:left w:val="single" w:color="808080" w:sz="4"/>
-              <w:bottom w:val="single" w:color="808080" w:sz="4"/>
-              <w:right w:val="single" w:color="808080" w:sz="4"/>
-            </w:tcBorders>
-            <w:tcMar>
-              <w:top w:type="dxa" w:w="60"/>
-              <w:left w:type="dxa" w:w="100"/>
-              <w:bottom w:type="dxa" w:w="60"/>
-              <w:right w:type="dxa" w:w="100"/>
-            </w:tcMar>
-            <w:vAlign w:val="center"/>
-          </w:tcPr>
-          <w:p>
-            <w:pPr>
-              <w:spacing w:after="20" w:line="320"/>
-            </w:pPr>
-            <w:r>
-              <w:rPr>
-                <w:b w:val="false"/>
-                <w:bCs w:val="false"/>
-                <w:sz w:val="28"/>
-                <w:szCs w:val="28"/>
-              </w:rPr>
-              <w:t xml:space="preserve">กด "เปิดภาพสด" เพื่อดูภาพต่อเนื่อง ปิดไว้เมื่อไม่ใช้เพื่อลดภาระ CPU ของ Pi</w:t>
-            </w:r>
-          </w:p>
-        </w:tc>
-      </w:tr>
-      <w:tr>
-        <w:trPr>
-          <w:cantSplit/>
-        </w:trPr>
-        <w:tc>
-          <w:tcPr>
-            <w:tcW w:type="dxa" w:w="2600"/>
-            <w:tcBorders>
-              <w:top w:val="single" w:color="808080" w:sz="4"/>
-              <w:left w:val="single" w:color="808080" w:sz="4"/>
-              <w:bottom w:val="single" w:color="808080" w:sz="4"/>
-              <w:right w:val="single" w:color="808080" w:sz="4"/>
-            </w:tcBorders>
-            <w:tcMar>
-              <w:top w:type="dxa" w:w="60"/>
-              <w:left w:type="dxa" w:w="100"/>
-              <w:bottom w:type="dxa" w:w="60"/>
-              <w:right w:type="dxa" w:w="100"/>
-            </w:tcMar>
-            <w:vAlign w:val="center"/>
-          </w:tcPr>
-          <w:p>
-            <w:pPr>
-              <w:spacing w:after="20" w:line="320"/>
-            </w:pPr>
-            <w:r>
-              <w:rPr>
-                <w:b w:val="false"/>
-                <w:bCs w:val="false"/>
-                <w:sz w:val="28"/>
-                <w:szCs w:val="28"/>
-              </w:rPr>
-              <w:t xml:space="preserve">สถานะเครื่อง</w:t>
-            </w:r>
-          </w:p>
-        </w:tc>
-        <w:tc>
-          <w:tcPr>
-            <w:tcW w:type="dxa" w:w="7038"/>
-            <w:tcBorders>
-              <w:top w:val="single" w:color="808080" w:sz="4"/>
-              <w:left w:val="single" w:color="808080" w:sz="4"/>
-              <w:bottom w:val="single" w:color="808080" w:sz="4"/>
-              <w:right w:val="single" w:color="808080" w:sz="4"/>
-            </w:tcBorders>
-            <w:tcMar>
-              <w:top w:type="dxa" w:w="60"/>
-              <w:left w:type="dxa" w:w="100"/>
-              <w:bottom w:type="dxa" w:w="60"/>
-              <w:right w:type="dxa" w:w="100"/>
-            </w:tcMar>
-            <w:vAlign w:val="center"/>
-          </w:tcPr>
-          <w:p>
-            <w:pPr>
-              <w:spacing w:after="20" w:line="320"/>
-            </w:pPr>
-            <w:r>
-              <w:rPr>
-                <w:b w:val="false"/>
-                <w:bCs w:val="false"/>
-                <w:sz w:val="28"/>
-                <w:szCs w:val="28"/>
-              </w:rPr>
-              <w:t xml:space="preserve">ระดับน้ำ การเชื่อมต่อบอร์ด ไฟเขียว/ไฟส้ม สถานะ PIR มุมหัวฉีด โควตาปั๊ม และจำนวนครั้งที่ไล่ได้อีกในชั่วโมงนี้</w:t>
-            </w:r>
-          </w:p>
-        </w:tc>
-      </w:tr>
-      <w:tr>
-        <w:trPr>
-          <w:cantSplit/>
-        </w:trPr>
-        <w:tc>
-          <w:tcPr>
-            <w:tcW w:type="dxa" w:w="2600"/>
-            <w:tcBorders>
-              <w:top w:val="single" w:color="808080" w:sz="4"/>
-              <w:left w:val="single" w:color="808080" w:sz="4"/>
-              <w:bottom w:val="single" w:color="808080" w:sz="4"/>
-              <w:right w:val="single" w:color="808080" w:sz="4"/>
-            </w:tcBorders>
-            <w:tcMar>
-              <w:top w:type="dxa" w:w="60"/>
-              <w:left w:type="dxa" w:w="100"/>
-              <w:bottom w:type="dxa" w:w="60"/>
-              <w:right w:type="dxa" w:w="100"/>
-            </w:tcMar>
-            <w:vAlign w:val="center"/>
-          </w:tcPr>
-          <w:p>
-            <w:pPr>
-              <w:spacing w:after="20" w:line="320"/>
-            </w:pPr>
-            <w:r>
-              <w:rPr>
-                <w:b w:val="false"/>
-                <w:bCs w:val="false"/>
-                <w:sz w:val="28"/>
-                <w:szCs w:val="28"/>
-              </w:rPr>
-              <w:t xml:space="preserve">ควบคุมด้วยมือ</w:t>
-            </w:r>
-          </w:p>
-        </w:tc>
-        <w:tc>
-          <w:tcPr>
-            <w:tcW w:type="dxa" w:w="7038"/>
-            <w:tcBorders>
-              <w:top w:val="single" w:color="808080" w:sz="4"/>
-              <w:left w:val="single" w:color="808080" w:sz="4"/>
-              <w:bottom w:val="single" w:color="808080" w:sz="4"/>
-              <w:right w:val="single" w:color="808080" w:sz="4"/>
-            </w:tcBorders>
-            <w:tcMar>
-              <w:top w:type="dxa" w:w="60"/>
-              <w:left w:type="dxa" w:w="100"/>
-              <w:bottom w:type="dxa" w:w="60"/>
-              <w:right w:type="dxa" w:w="100"/>
-            </w:tcMar>
-            <w:vAlign w:val="center"/>
-          </w:tcPr>
-          <w:p>
-            <w:pPr>
-              <w:spacing w:after="20" w:line="320"/>
-            </w:pPr>
-            <w:r>
-              <w:rPr>
-                <w:b w:val="false"/>
-                <w:bCs w:val="false"/>
-                <w:sz w:val="28"/>
-                <w:szCs w:val="28"/>
-              </w:rPr>
-              <w:t xml:space="preserve">หมุนหัวฉีด ตั้งจุดกลาง ตั้งการกวาด ปั๊มน้ำ วัดระดับน้ำ ทดสอบไฟส้ม (หัวข้อ 5.7)</w:t>
-            </w:r>
-          </w:p>
-        </w:tc>
-      </w:tr>
-      <w:tr>
-        <w:trPr>
-          <w:cantSplit/>
-        </w:trPr>
-        <w:tc>
-          <w:tcPr>
-            <w:tcW w:type="dxa" w:w="2600"/>
-            <w:tcBorders>
-              <w:top w:val="single" w:color="808080" w:sz="4"/>
-              <w:left w:val="single" w:color="808080" w:sz="4"/>
-              <w:bottom w:val="single" w:color="808080" w:sz="4"/>
-              <w:right w:val="single" w:color="808080" w:sz="4"/>
-            </w:tcBorders>
-            <w:tcMar>
-              <w:top w:type="dxa" w:w="60"/>
-              <w:left w:type="dxa" w:w="100"/>
-              <w:bottom w:type="dxa" w:w="60"/>
-              <w:right w:type="dxa" w:w="100"/>
-            </w:tcMar>
-            <w:vAlign w:val="center"/>
-          </w:tcPr>
-          <w:p>
-            <w:pPr>
-              <w:spacing w:after="20" w:line="320"/>
-            </w:pPr>
-            <w:r>
-              <w:rPr>
-                <w:b w:val="false"/>
-                <w:bCs w:val="false"/>
-                <w:sz w:val="28"/>
-                <w:szCs w:val="28"/>
-              </w:rPr>
-              <w:t xml:space="preserve">ตรวจเฉพาะพื้นที่ (ROI)</w:t>
-            </w:r>
-          </w:p>
-        </w:tc>
-        <w:tc>
-          <w:tcPr>
-            <w:tcW w:type="dxa" w:w="7038"/>
-            <w:tcBorders>
-              <w:top w:val="single" w:color="808080" w:sz="4"/>
-              <w:left w:val="single" w:color="808080" w:sz="4"/>
-              <w:bottom w:val="single" w:color="808080" w:sz="4"/>
-              <w:right w:val="single" w:color="808080" w:sz="4"/>
-            </w:tcBorders>
-            <w:tcMar>
-              <w:top w:type="dxa" w:w="60"/>
-              <w:left w:type="dxa" w:w="100"/>
-              <w:bottom w:type="dxa" w:w="60"/>
-              <w:right w:type="dxa" w:w="100"/>
-            </w:tcMar>
-            <w:vAlign w:val="center"/>
-          </w:tcPr>
-          <w:p>
-            <w:pPr>
-              <w:spacing w:after="20" w:line="320"/>
-            </w:pPr>
-            <w:r>
-              <w:rPr>
-                <w:b w:val="false"/>
-                <w:bCs w:val="false"/>
-                <w:sz w:val="28"/>
-                <w:szCs w:val="28"/>
-              </w:rPr>
-              <w:t xml:space="preserve">ตั้งกรอบที่ให้โมเดลตรวจ (หัวข้อ 5.5)</w:t>
-            </w:r>
-          </w:p>
-        </w:tc>
-      </w:tr>
-      <w:tr>
-        <w:trPr>
-          <w:cantSplit/>
-        </w:trPr>
-        <w:tc>
-          <w:tcPr>
-            <w:tcW w:type="dxa" w:w="2600"/>
-            <w:tcBorders>
-              <w:top w:val="single" w:color="808080" w:sz="4"/>
-              <w:left w:val="single" w:color="808080" w:sz="4"/>
-              <w:bottom w:val="single" w:color="808080" w:sz="4"/>
-              <w:right w:val="single" w:color="808080" w:sz="4"/>
-            </w:tcBorders>
-            <w:tcMar>
-              <w:top w:type="dxa" w:w="60"/>
-              <w:left w:type="dxa" w:w="100"/>
-              <w:bottom w:type="dxa" w:w="60"/>
-              <w:right w:type="dxa" w:w="100"/>
-            </w:tcMar>
-            <w:vAlign w:val="center"/>
-          </w:tcPr>
-          <w:p>
-            <w:pPr>
-              <w:spacing w:after="20" w:line="320"/>
-            </w:pPr>
-            <w:r>
-              <w:rPr>
-                <w:b w:val="false"/>
-                <w:bCs w:val="false"/>
-                <w:sz w:val="28"/>
-                <w:szCs w:val="28"/>
-              </w:rPr>
-              <w:t xml:space="preserve">ภาพย้อนหลังที่พบนก</w:t>
-            </w:r>
-          </w:p>
-        </w:tc>
-        <w:tc>
-          <w:tcPr>
-            <w:tcW w:type="dxa" w:w="7038"/>
-            <w:tcBorders>
-              <w:top w:val="single" w:color="808080" w:sz="4"/>
-              <w:left w:val="single" w:color="808080" w:sz="4"/>
-              <w:bottom w:val="single" w:color="808080" w:sz="4"/>
-              <w:right w:val="single" w:color="808080" w:sz="4"/>
-            </w:tcBorders>
-            <w:tcMar>
-              <w:top w:type="dxa" w:w="60"/>
-              <w:left w:type="dxa" w:w="100"/>
-              <w:bottom w:type="dxa" w:w="60"/>
-              <w:right w:type="dxa" w:w="100"/>
-            </w:tcMar>
-            <w:vAlign w:val="center"/>
-          </w:tcPr>
-          <w:p>
-            <w:pPr>
-              <w:spacing w:after="20" w:line="320"/>
-            </w:pPr>
-            <w:r>
-              <w:rPr>
-                <w:b w:val="false"/>
-                <w:bCs w:val="false"/>
-                <w:sz w:val="28"/>
-                <w:szCs w:val="28"/>
-              </w:rPr>
-              <w:t xml:space="preserve">ภาพที่มีนก 24 ภาพล่าสุด แตะเพื่อดูภาพใหญ่ (หัวข้อ 5.9)</w:t>
-            </w:r>
-          </w:p>
-        </w:tc>
-      </w:tr>
-    </w:tbl>
-    <w:p>
-      <w:pPr>
-        <w:pStyle w:val="Heading2"/>
-        <w:keepNext/>
-        <w:spacing w:after="120" w:before="200"/>
-      </w:pPr>
-      <w:bookmarkStart w:name="_Toc10" w:id="10"/>
-      <w:r>
-        <w:rPr>
-          <w:b/>
-          <w:bCs/>
-          <w:sz w:val="34"/>
-          <w:szCs w:val="34"/>
-        </w:rPr>
-        <w:t xml:space="preserve">5.4 การตั้งจุดกลางของหัวฉีด</w:t>
-      </w:r>
-      <w:bookmarkEnd w:id="10"/>
-    </w:p>
-    <w:p>
-      <w:pPr>
-        <w:spacing w:after="120" w:line="340"/>
-      </w:pPr>
-      <w:r>
-        <w:rPr>
-          <w:sz w:val="32"/>
-          <w:szCs w:val="32"/>
-        </w:rPr>
-        <w:t xml:space="preserve">ESP32 จำตำแหน่งหัวฉีดเป็นจำนวนสเต็ปนับจากจุดกลาง หลังเปิดเครื่องหรือบอร์ดรีบูต ตำแหน่งนี้ยังไม่รู้ ต้องตั้งใหม่ทุกครั้ง ถ้าไม่ตั้ง หน้าเว็บจะขึ้นเตือนสีเหลือง</w:t>
-      </w:r>
-    </w:p>
-    <w:p>
-      <w:pPr>
-        <w:pStyle w:val="ListParagraph"/>
-        <w:numPr>
-          <w:ilvl w:val="0"/>
-          <w:numId w:val="6"/>
-        </w:numPr>
-        <w:spacing w:after="80" w:line="340"/>
-      </w:pPr>
-      <w:r>
-        <w:rPr>
-          <w:sz w:val="32"/>
-          <w:szCs w:val="32"/>
-        </w:rPr>
-        <w:t xml:space="preserve">หมุนหัวฉีดให้ตรงกลางพื้นที่ที่ต้องการฉีด (ใช้ปุ่ม ◀ ▶ หรือขยับด้วยมือตอนมอเตอร์ไม่ทำงาน)</w:t>
-      </w:r>
-    </w:p>
-    <w:p>
-      <w:pPr>
-        <w:pStyle w:val="ListParagraph"/>
-        <w:numPr>
-          <w:ilvl w:val="0"/>
-          <w:numId w:val="6"/>
-        </w:numPr>
-        <w:spacing w:after="80" w:line="340"/>
-      </w:pPr>
-      <w:r>
-        <w:rPr>
-          <w:sz w:val="32"/>
-          <w:szCs w:val="32"/>
-        </w:rPr>
-        <w:t xml:space="preserve">กดปุ่ม "ตั้งตรงนี้เป็นจุดกลาง" แล้วยืนยัน ระบบจะถือว่าตำแหน่งนี้คือ 0°</w:t>
-      </w:r>
-    </w:p>
-    <w:p>
-      <w:pPr>
-        <w:pStyle w:val="ListParagraph"/>
-        <w:numPr>
-          <w:ilvl w:val="0"/>
-          <w:numId w:val="6"/>
-        </w:numPr>
-        <w:spacing w:after="80" w:line="340"/>
-      </w:pPr>
-      <w:r>
-        <w:rPr>
-          <w:sz w:val="32"/>
-          <w:szCs w:val="32"/>
-        </w:rPr>
-        <w:t xml:space="preserve">ถ้าหัวฉีดเคยชนขอบหรือถูกมือดัน ตำแหน่งที่จำไว้จะคลาด ให้ทำขั้นตอนนี้ใหม่</w:t>
-      </w:r>
-    </w:p>
-    <w:p>
-      <w:pPr>
-        <w:pStyle w:val="Heading2"/>
-        <w:keepNext/>
-        <w:spacing w:after="120" w:before="200"/>
-      </w:pPr>
-      <w:bookmarkStart w:name="_Toc11" w:id="11"/>
-      <w:r>
-        <w:rPr>
-          <w:b/>
-          <w:bCs/>
-          <w:sz w:val="34"/>
-          <w:szCs w:val="34"/>
-        </w:rPr>
-        <w:t xml:space="preserve">5.5 การตั้งพื้นที่ตรวจ (ROI)</w:t>
-      </w:r>
-      <w:bookmarkEnd w:id="11"/>
-    </w:p>
-    <w:tbl>
-      <w:tblPr>
-        <w:tblW w:type="dxa" w:w="9638"/>
-        <w:tblBorders>
-          <w:top w:val="single" w:color="auto" w:sz="4"/>
-          <w:left w:val="single" w:color="auto" w:sz="4"/>
-          <w:bottom w:val="single" w:color="auto" w:sz="4"/>
-          <w:right w:val="single" w:color="auto" w:sz="4"/>
-          <w:insideH w:val="single" w:color="auto" w:sz="4"/>
-          <w:insideV w:val="single" w:color="auto" w:sz="4"/>
-        </w:tblBorders>
-      </w:tblPr>
-      <w:tblGrid>
-        <w:gridCol w:w="4819"/>
-        <w:gridCol w:w="4819"/>
-      </w:tblGrid>
-      <w:tr>
-        <w:trPr>
-          <w:cantSplit/>
-        </w:trPr>
+              <w:t xml:space="preserve">ภาพที่ 7 ส่วนบนของหน้าเว็บ</w:t>
+            </w:r>
+          </w:p>
+        </w:tc>
         <w:tc>
           <w:tcPr>
             <w:tcW w:type="dxa" w:w="4819"/>
@@ -4847,7 +4210,7 @@
             <w:r>
               <w:drawing>
                 <wp:inline distT="0" distB="0" distL="0" distR="0">
-                  <wp:extent cx="2190750" cy="4114800"/>
+                  <wp:extent cx="2190750" cy="2800350"/>
                   <wp:effectExtent t="0" r="0" b="0" l="0"/>
                   <wp:docPr id="8" name="" descr="" title=""/>
                   <wp:cNvGraphicFramePr>
@@ -4872,7 +4235,7 @@
                         <pic:spPr bwMode="auto">
                           <a:xfrm>
                             <a:off x="0" y="0"/>
-                            <a:ext cx="2190750" cy="4114800"/>
+                            <a:ext cx="2190750" cy="2800350"/>
                           </a:xfrm>
                           <a:prstGeom prst="rect">
                             <a:avLst/>
@@ -4895,10 +4258,1190 @@
                 <w:sz w:val="28"/>
                 <w:szCs w:val="28"/>
               </w:rPr>
-              <w:t xml:space="preserve">ภาพที่ 8 การ์ด ROI</w:t>
-            </w:r>
-          </w:p>
-        </w:tc>
+              <w:t xml:space="preserve">ภาพที่ 8 สถานะเครื่อง</w:t>
+            </w:r>
+          </w:p>
+        </w:tc>
+      </w:tr>
+    </w:tbl>
+    <w:p>
+      <w:pPr>
+        <w:spacing w:after="120"/>
+      </w:pPr>
+    </w:p>
+    <w:tbl>
+      <w:tblPr>
+        <w:tblW w:type="dxa" w:w="9638"/>
+        <w:tblBorders>
+          <w:top w:val="single" w:color="auto" w:sz="4"/>
+          <w:left w:val="single" w:color="auto" w:sz="4"/>
+          <w:bottom w:val="single" w:color="auto" w:sz="4"/>
+          <w:right w:val="single" w:color="auto" w:sz="4"/>
+          <w:insideH w:val="single" w:color="auto" w:sz="4"/>
+          <w:insideV w:val="single" w:color="auto" w:sz="4"/>
+        </w:tblBorders>
+      </w:tblPr>
+      <w:tblGrid>
+        <w:gridCol w:w="2600"/>
+        <w:gridCol w:w="7038"/>
+      </w:tblGrid>
+      <w:tr>
+        <w:trPr>
+          <w:tblHeader/>
+        </w:trPr>
+        <w:tc>
+          <w:tcPr>
+            <w:tcW w:type="dxa" w:w="2600"/>
+            <w:tcBorders>
+              <w:top w:val="single" w:color="808080" w:sz="4"/>
+              <w:left w:val="single" w:color="808080" w:sz="4"/>
+              <w:bottom w:val="single" w:color="808080" w:sz="4"/>
+              <w:right w:val="single" w:color="808080" w:sz="4"/>
+            </w:tcBorders>
+            <w:shd w:fill="D9E2F3" w:color="auto" w:val="clear"/>
+            <w:tcMar>
+              <w:top w:type="dxa" w:w="60"/>
+              <w:left w:type="dxa" w:w="100"/>
+              <w:bottom w:type="dxa" w:w="60"/>
+              <w:right w:type="dxa" w:w="100"/>
+            </w:tcMar>
+            <w:vAlign w:val="center"/>
+          </w:tcPr>
+          <w:p>
+            <w:pPr>
+              <w:spacing w:after="20" w:line="320"/>
+            </w:pPr>
+            <w:r>
+              <w:rPr>
+                <w:b/>
+                <w:bCs/>
+                <w:sz w:val="28"/>
+                <w:szCs w:val="28"/>
+              </w:rPr>
+              <w:t xml:space="preserve">ส่วน</w:t>
+            </w:r>
+          </w:p>
+        </w:tc>
+        <w:tc>
+          <w:tcPr>
+            <w:tcW w:type="dxa" w:w="7038"/>
+            <w:tcBorders>
+              <w:top w:val="single" w:color="808080" w:sz="4"/>
+              <w:left w:val="single" w:color="808080" w:sz="4"/>
+              <w:bottom w:val="single" w:color="808080" w:sz="4"/>
+              <w:right w:val="single" w:color="808080" w:sz="4"/>
+            </w:tcBorders>
+            <w:shd w:fill="D9E2F3" w:color="auto" w:val="clear"/>
+            <w:tcMar>
+              <w:top w:type="dxa" w:w="60"/>
+              <w:left w:type="dxa" w:w="100"/>
+              <w:bottom w:type="dxa" w:w="60"/>
+              <w:right w:type="dxa" w:w="100"/>
+            </w:tcMar>
+            <w:vAlign w:val="center"/>
+          </w:tcPr>
+          <w:p>
+            <w:pPr>
+              <w:spacing w:after="20" w:line="320"/>
+            </w:pPr>
+            <w:r>
+              <w:rPr>
+                <w:b/>
+                <w:bCs/>
+                <w:sz w:val="28"/>
+                <w:szCs w:val="28"/>
+              </w:rPr>
+              <w:t xml:space="preserve">ความหมาย</w:t>
+            </w:r>
+          </w:p>
+        </w:tc>
+      </w:tr>
+      <w:tr>
+        <w:trPr>
+          <w:cantSplit/>
+        </w:trPr>
+        <w:tc>
+          <w:tcPr>
+            <w:tcW w:type="dxa" w:w="2600"/>
+            <w:tcBorders>
+              <w:top w:val="single" w:color="808080" w:sz="4"/>
+              <w:left w:val="single" w:color="808080" w:sz="4"/>
+              <w:bottom w:val="single" w:color="808080" w:sz="4"/>
+              <w:right w:val="single" w:color="808080" w:sz="4"/>
+            </w:tcBorders>
+            <w:tcMar>
+              <w:top w:type="dxa" w:w="60"/>
+              <w:left w:type="dxa" w:w="100"/>
+              <w:bottom w:type="dxa" w:w="60"/>
+              <w:right w:type="dxa" w:w="100"/>
+            </w:tcMar>
+            <w:vAlign w:val="center"/>
+          </w:tcPr>
+          <w:p>
+            <w:pPr>
+              <w:spacing w:after="20" w:line="320"/>
+            </w:pPr>
+            <w:r>
+              <w:rPr>
+                <w:b w:val="false"/>
+                <w:bCs w:val="false"/>
+                <w:sz w:val="28"/>
+                <w:szCs w:val="28"/>
+              </w:rPr>
+              <w:t xml:space="preserve">แถบสถานะด้านบน</w:t>
+            </w:r>
+          </w:p>
+        </w:tc>
+        <w:tc>
+          <w:tcPr>
+            <w:tcW w:type="dxa" w:w="7038"/>
+            <w:tcBorders>
+              <w:top w:val="single" w:color="808080" w:sz="4"/>
+              <w:left w:val="single" w:color="808080" w:sz="4"/>
+              <w:bottom w:val="single" w:color="808080" w:sz="4"/>
+              <w:right w:val="single" w:color="808080" w:sz="4"/>
+            </w:tcBorders>
+            <w:tcMar>
+              <w:top w:type="dxa" w:w="60"/>
+              <w:left w:type="dxa" w:w="100"/>
+              <w:bottom w:type="dxa" w:w="60"/>
+              <w:right w:type="dxa" w:w="100"/>
+            </w:tcMar>
+            <w:vAlign w:val="center"/>
+          </w:tcPr>
+          <w:p>
+            <w:pPr>
+              <w:spacing w:after="20" w:line="320"/>
+            </w:pPr>
+            <w:r>
+              <w:rPr>
+                <w:b w:val="false"/>
+                <w:bCs w:val="false"/>
+                <w:sz w:val="28"/>
+                <w:szCs w:val="28"/>
+              </w:rPr>
+              <w:t xml:space="preserve">กล้อง / บอร์ด / พร้อม / เจอนก / น้ำ / ไล่อัตโนมัติ เป็นจุดสีเขียวเมื่อปกติ ส่วนป้ายด้านขวาบอกโหมด (เช่น ทดสอบภาคสนาม)</w:t>
+            </w:r>
+          </w:p>
+        </w:tc>
+      </w:tr>
+      <w:tr>
+        <w:trPr>
+          <w:cantSplit/>
+        </w:trPr>
+        <w:tc>
+          <w:tcPr>
+            <w:tcW w:type="dxa" w:w="2600"/>
+            <w:tcBorders>
+              <w:top w:val="single" w:color="808080" w:sz="4"/>
+              <w:left w:val="single" w:color="808080" w:sz="4"/>
+              <w:bottom w:val="single" w:color="808080" w:sz="4"/>
+              <w:right w:val="single" w:color="808080" w:sz="4"/>
+            </w:tcBorders>
+            <w:tcMar>
+              <w:top w:type="dxa" w:w="60"/>
+              <w:left w:type="dxa" w:w="100"/>
+              <w:bottom w:type="dxa" w:w="60"/>
+              <w:right w:type="dxa" w:w="100"/>
+            </w:tcMar>
+            <w:vAlign w:val="center"/>
+          </w:tcPr>
+          <w:p>
+            <w:pPr>
+              <w:spacing w:after="20" w:line="320"/>
+            </w:pPr>
+            <w:r>
+              <w:rPr>
+                <w:b w:val="false"/>
+                <w:bCs w:val="false"/>
+                <w:sz w:val="28"/>
+                <w:szCs w:val="28"/>
+              </w:rPr>
+              <w:t xml:space="preserve">ผลตรวจล่าสุด</w:t>
+            </w:r>
+          </w:p>
+        </w:tc>
+        <w:tc>
+          <w:tcPr>
+            <w:tcW w:type="dxa" w:w="7038"/>
+            <w:tcBorders>
+              <w:top w:val="single" w:color="808080" w:sz="4"/>
+              <w:left w:val="single" w:color="808080" w:sz="4"/>
+              <w:bottom w:val="single" w:color="808080" w:sz="4"/>
+              <w:right w:val="single" w:color="808080" w:sz="4"/>
+            </w:tcBorders>
+            <w:tcMar>
+              <w:top w:type="dxa" w:w="60"/>
+              <w:left w:type="dxa" w:w="100"/>
+              <w:bottom w:type="dxa" w:w="60"/>
+              <w:right w:type="dxa" w:w="100"/>
+            </w:tcMar>
+            <w:vAlign w:val="center"/>
+          </w:tcPr>
+          <w:p>
+            <w:pPr>
+              <w:spacing w:after="20" w:line="320"/>
+            </w:pPr>
+            <w:r>
+              <w:rPr>
+                <w:b w:val="false"/>
+                <w:bCs w:val="false"/>
+                <w:sz w:val="28"/>
+                <w:szCs w:val="28"/>
+              </w:rPr>
+              <w:t xml:space="preserve">ภาพล่าสุดที่ตรวจพร้อมกรอบ ป้ายบอกพบนกกี่ตัว และจุดยืนยันแสดงว่าเจอนกติดกันแล้วกี่เฟรมจากที่ต้องการ</w:t>
+            </w:r>
+          </w:p>
+        </w:tc>
+      </w:tr>
+      <w:tr>
+        <w:trPr>
+          <w:cantSplit/>
+        </w:trPr>
+        <w:tc>
+          <w:tcPr>
+            <w:tcW w:type="dxa" w:w="2600"/>
+            <w:tcBorders>
+              <w:top w:val="single" w:color="808080" w:sz="4"/>
+              <w:left w:val="single" w:color="808080" w:sz="4"/>
+              <w:bottom w:val="single" w:color="808080" w:sz="4"/>
+              <w:right w:val="single" w:color="808080" w:sz="4"/>
+            </w:tcBorders>
+            <w:tcMar>
+              <w:top w:type="dxa" w:w="60"/>
+              <w:left w:type="dxa" w:w="100"/>
+              <w:bottom w:type="dxa" w:w="60"/>
+              <w:right w:type="dxa" w:w="100"/>
+            </w:tcMar>
+            <w:vAlign w:val="center"/>
+          </w:tcPr>
+          <w:p>
+            <w:pPr>
+              <w:spacing w:after="20" w:line="320"/>
+            </w:pPr>
+            <w:r>
+              <w:rPr>
+                <w:b w:val="false"/>
+                <w:bCs w:val="false"/>
+                <w:sz w:val="28"/>
+                <w:szCs w:val="28"/>
+              </w:rPr>
+              <w:t xml:space="preserve">ปุ่ม ถ่ายเดี๋ยวนี้</w:t>
+            </w:r>
+          </w:p>
+        </w:tc>
+        <w:tc>
+          <w:tcPr>
+            <w:tcW w:type="dxa" w:w="7038"/>
+            <w:tcBorders>
+              <w:top w:val="single" w:color="808080" w:sz="4"/>
+              <w:left w:val="single" w:color="808080" w:sz="4"/>
+              <w:bottom w:val="single" w:color="808080" w:sz="4"/>
+              <w:right w:val="single" w:color="808080" w:sz="4"/>
+            </w:tcBorders>
+            <w:tcMar>
+              <w:top w:type="dxa" w:w="60"/>
+              <w:left w:type="dxa" w:w="100"/>
+              <w:bottom w:type="dxa" w:w="60"/>
+              <w:right w:type="dxa" w:w="100"/>
+            </w:tcMar>
+            <w:vAlign w:val="center"/>
+          </w:tcPr>
+          <w:p>
+            <w:pPr>
+              <w:spacing w:after="20" w:line="320"/>
+            </w:pPr>
+            <w:r>
+              <w:rPr>
+                <w:b w:val="false"/>
+                <w:bCs w:val="false"/>
+                <w:sz w:val="28"/>
+                <w:szCs w:val="28"/>
+              </w:rPr>
+              <w:t xml:space="preserve">สั่งถ่ายและตรวจภาพทันที</w:t>
+            </w:r>
+          </w:p>
+        </w:tc>
+      </w:tr>
+      <w:tr>
+        <w:trPr>
+          <w:cantSplit/>
+        </w:trPr>
+        <w:tc>
+          <w:tcPr>
+            <w:tcW w:type="dxa" w:w="2600"/>
+            <w:tcBorders>
+              <w:top w:val="single" w:color="808080" w:sz="4"/>
+              <w:left w:val="single" w:color="808080" w:sz="4"/>
+              <w:bottom w:val="single" w:color="808080" w:sz="4"/>
+              <w:right w:val="single" w:color="808080" w:sz="4"/>
+            </w:tcBorders>
+            <w:tcMar>
+              <w:top w:type="dxa" w:w="60"/>
+              <w:left w:type="dxa" w:w="100"/>
+              <w:bottom w:type="dxa" w:w="60"/>
+              <w:right w:type="dxa" w:w="100"/>
+            </w:tcMar>
+            <w:vAlign w:val="center"/>
+          </w:tcPr>
+          <w:p>
+            <w:pPr>
+              <w:spacing w:after="20" w:line="320"/>
+            </w:pPr>
+            <w:r>
+              <w:rPr>
+                <w:b w:val="false"/>
+                <w:bCs w:val="false"/>
+                <w:sz w:val="28"/>
+                <w:szCs w:val="28"/>
+              </w:rPr>
+              <w:t xml:space="preserve">ปุ่ม สั่งไล่เดี๋ยวนี้</w:t>
+            </w:r>
+          </w:p>
+        </w:tc>
+        <w:tc>
+          <w:tcPr>
+            <w:tcW w:type="dxa" w:w="7038"/>
+            <w:tcBorders>
+              <w:top w:val="single" w:color="808080" w:sz="4"/>
+              <w:left w:val="single" w:color="808080" w:sz="4"/>
+              <w:bottom w:val="single" w:color="808080" w:sz="4"/>
+              <w:right w:val="single" w:color="808080" w:sz="4"/>
+            </w:tcBorders>
+            <w:tcMar>
+              <w:top w:type="dxa" w:w="60"/>
+              <w:left w:type="dxa" w:w="100"/>
+              <w:bottom w:type="dxa" w:w="60"/>
+              <w:right w:type="dxa" w:w="100"/>
+            </w:tcMar>
+            <w:vAlign w:val="center"/>
+          </w:tcPr>
+          <w:p>
+            <w:pPr>
+              <w:spacing w:after="20" w:line="320"/>
+            </w:pPr>
+            <w:r>
+              <w:rPr>
+                <w:b w:val="false"/>
+                <w:bCs w:val="false"/>
+                <w:sz w:val="28"/>
+                <w:szCs w:val="28"/>
+              </w:rPr>
+              <w:t xml:space="preserve">สั่งไล่ด้วยมือ (กวาดพร้อมฉีดน้ำ) ไม่ต้องรอเจอนก</w:t>
+            </w:r>
+          </w:p>
+        </w:tc>
+      </w:tr>
+      <w:tr>
+        <w:trPr>
+          <w:cantSplit/>
+        </w:trPr>
+        <w:tc>
+          <w:tcPr>
+            <w:tcW w:type="dxa" w:w="2600"/>
+            <w:tcBorders>
+              <w:top w:val="single" w:color="808080" w:sz="4"/>
+              <w:left w:val="single" w:color="808080" w:sz="4"/>
+              <w:bottom w:val="single" w:color="808080" w:sz="4"/>
+              <w:right w:val="single" w:color="808080" w:sz="4"/>
+            </w:tcBorders>
+            <w:tcMar>
+              <w:top w:type="dxa" w:w="60"/>
+              <w:left w:type="dxa" w:w="100"/>
+              <w:bottom w:type="dxa" w:w="60"/>
+              <w:right w:type="dxa" w:w="100"/>
+            </w:tcMar>
+            <w:vAlign w:val="center"/>
+          </w:tcPr>
+          <w:p>
+            <w:pPr>
+              <w:spacing w:after="20" w:line="320"/>
+            </w:pPr>
+            <w:r>
+              <w:rPr>
+                <w:b w:val="false"/>
+                <w:bCs w:val="false"/>
+                <w:sz w:val="28"/>
+                <w:szCs w:val="28"/>
+              </w:rPr>
+              <w:t xml:space="preserve">ปุ่ม หยุดทุกอย่าง</w:t>
+            </w:r>
+          </w:p>
+        </w:tc>
+        <w:tc>
+          <w:tcPr>
+            <w:tcW w:type="dxa" w:w="7038"/>
+            <w:tcBorders>
+              <w:top w:val="single" w:color="808080" w:sz="4"/>
+              <w:left w:val="single" w:color="808080" w:sz="4"/>
+              <w:bottom w:val="single" w:color="808080" w:sz="4"/>
+              <w:right w:val="single" w:color="808080" w:sz="4"/>
+            </w:tcBorders>
+            <w:tcMar>
+              <w:top w:type="dxa" w:w="60"/>
+              <w:left w:type="dxa" w:w="100"/>
+              <w:bottom w:type="dxa" w:w="60"/>
+              <w:right w:type="dxa" w:w="100"/>
+            </w:tcMar>
+            <w:vAlign w:val="center"/>
+          </w:tcPr>
+          <w:p>
+            <w:pPr>
+              <w:spacing w:after="20" w:line="320"/>
+            </w:pPr>
+            <w:r>
+              <w:rPr>
+                <w:b w:val="false"/>
+                <w:bCs w:val="false"/>
+                <w:sz w:val="28"/>
+                <w:szCs w:val="28"/>
+              </w:rPr>
+              <w:t xml:space="preserve">ยกเลิกรอบไล่ หยุดปั๊มและมอเตอร์ทันที</w:t>
+            </w:r>
+          </w:p>
+        </w:tc>
+      </w:tr>
+      <w:tr>
+        <w:trPr>
+          <w:cantSplit/>
+        </w:trPr>
+        <w:tc>
+          <w:tcPr>
+            <w:tcW w:type="dxa" w:w="2600"/>
+            <w:tcBorders>
+              <w:top w:val="single" w:color="808080" w:sz="4"/>
+              <w:left w:val="single" w:color="808080" w:sz="4"/>
+              <w:bottom w:val="single" w:color="808080" w:sz="4"/>
+              <w:right w:val="single" w:color="808080" w:sz="4"/>
+            </w:tcBorders>
+            <w:tcMar>
+              <w:top w:type="dxa" w:w="60"/>
+              <w:left w:type="dxa" w:w="100"/>
+              <w:bottom w:type="dxa" w:w="60"/>
+              <w:right w:type="dxa" w:w="100"/>
+            </w:tcMar>
+            <w:vAlign w:val="center"/>
+          </w:tcPr>
+          <w:p>
+            <w:pPr>
+              <w:spacing w:after="20" w:line="320"/>
+            </w:pPr>
+            <w:r>
+              <w:rPr>
+                <w:b w:val="false"/>
+                <w:bCs w:val="false"/>
+                <w:sz w:val="28"/>
+                <w:szCs w:val="28"/>
+              </w:rPr>
+              <w:t xml:space="preserve">สวิตช์ ตรวจอัตโนมัติ</w:t>
+            </w:r>
+          </w:p>
+        </w:tc>
+        <w:tc>
+          <w:tcPr>
+            <w:tcW w:type="dxa" w:w="7038"/>
+            <w:tcBorders>
+              <w:top w:val="single" w:color="808080" w:sz="4"/>
+              <w:left w:val="single" w:color="808080" w:sz="4"/>
+              <w:bottom w:val="single" w:color="808080" w:sz="4"/>
+              <w:right w:val="single" w:color="808080" w:sz="4"/>
+            </w:tcBorders>
+            <w:tcMar>
+              <w:top w:type="dxa" w:w="60"/>
+              <w:left w:type="dxa" w:w="100"/>
+              <w:bottom w:type="dxa" w:w="60"/>
+              <w:right w:type="dxa" w:w="100"/>
+            </w:tcMar>
+            <w:vAlign w:val="center"/>
+          </w:tcPr>
+          <w:p>
+            <w:pPr>
+              <w:spacing w:after="20" w:line="320"/>
+            </w:pPr>
+            <w:r>
+              <w:rPr>
+                <w:b w:val="false"/>
+                <w:bCs w:val="false"/>
+                <w:sz w:val="28"/>
+                <w:szCs w:val="28"/>
+              </w:rPr>
+              <w:t xml:space="preserve">เปิดให้ถ่ายและตรวจเองทุก 5 วินาที</w:t>
+            </w:r>
+          </w:p>
+        </w:tc>
+      </w:tr>
+      <w:tr>
+        <w:trPr>
+          <w:cantSplit/>
+        </w:trPr>
+        <w:tc>
+          <w:tcPr>
+            <w:tcW w:type="dxa" w:w="2600"/>
+            <w:tcBorders>
+              <w:top w:val="single" w:color="808080" w:sz="4"/>
+              <w:left w:val="single" w:color="808080" w:sz="4"/>
+              <w:bottom w:val="single" w:color="808080" w:sz="4"/>
+              <w:right w:val="single" w:color="808080" w:sz="4"/>
+            </w:tcBorders>
+            <w:tcMar>
+              <w:top w:type="dxa" w:w="60"/>
+              <w:left w:type="dxa" w:w="100"/>
+              <w:bottom w:type="dxa" w:w="60"/>
+              <w:right w:type="dxa" w:w="100"/>
+            </w:tcMar>
+            <w:vAlign w:val="center"/>
+          </w:tcPr>
+          <w:p>
+            <w:pPr>
+              <w:spacing w:after="20" w:line="320"/>
+            </w:pPr>
+            <w:r>
+              <w:rPr>
+                <w:b w:val="false"/>
+                <w:bCs w:val="false"/>
+                <w:sz w:val="28"/>
+                <w:szCs w:val="28"/>
+              </w:rPr>
+              <w:t xml:space="preserve">สวิตช์ ไล่อัตโนมัติเมื่อเจอนก</w:t>
+            </w:r>
+          </w:p>
+        </w:tc>
+        <w:tc>
+          <w:tcPr>
+            <w:tcW w:type="dxa" w:w="7038"/>
+            <w:tcBorders>
+              <w:top w:val="single" w:color="808080" w:sz="4"/>
+              <w:left w:val="single" w:color="808080" w:sz="4"/>
+              <w:bottom w:val="single" w:color="808080" w:sz="4"/>
+              <w:right w:val="single" w:color="808080" w:sz="4"/>
+            </w:tcBorders>
+            <w:tcMar>
+              <w:top w:type="dxa" w:w="60"/>
+              <w:left w:type="dxa" w:w="100"/>
+              <w:bottom w:type="dxa" w:w="60"/>
+              <w:right w:type="dxa" w:w="100"/>
+            </w:tcMar>
+            <w:vAlign w:val="center"/>
+          </w:tcPr>
+          <w:p>
+            <w:pPr>
+              <w:spacing w:after="20" w:line="320"/>
+            </w:pPr>
+            <w:r>
+              <w:rPr>
+                <w:b w:val="false"/>
+                <w:bCs w:val="false"/>
+                <w:sz w:val="28"/>
+                <w:szCs w:val="28"/>
+              </w:rPr>
+              <w:t xml:space="preserve">เปิดให้สั่งไล่เองเมื่อเจอนกครบตามเงื่อนไข ปิดแล้วเครื่องจะแค่ตรวจและแจ้ง ไม่ฉีดน้ำ</w:t>
+            </w:r>
+          </w:p>
+        </w:tc>
+      </w:tr>
+      <w:tr>
+        <w:trPr>
+          <w:cantSplit/>
+        </w:trPr>
+        <w:tc>
+          <w:tcPr>
+            <w:tcW w:type="dxa" w:w="2600"/>
+            <w:tcBorders>
+              <w:top w:val="single" w:color="808080" w:sz="4"/>
+              <w:left w:val="single" w:color="808080" w:sz="4"/>
+              <w:bottom w:val="single" w:color="808080" w:sz="4"/>
+              <w:right w:val="single" w:color="808080" w:sz="4"/>
+            </w:tcBorders>
+            <w:tcMar>
+              <w:top w:type="dxa" w:w="60"/>
+              <w:left w:type="dxa" w:w="100"/>
+              <w:bottom w:type="dxa" w:w="60"/>
+              <w:right w:type="dxa" w:w="100"/>
+            </w:tcMar>
+            <w:vAlign w:val="center"/>
+          </w:tcPr>
+          <w:p>
+            <w:pPr>
+              <w:spacing w:after="20" w:line="320"/>
+            </w:pPr>
+            <w:r>
+              <w:rPr>
+                <w:b w:val="false"/>
+                <w:bCs w:val="false"/>
+                <w:sz w:val="28"/>
+                <w:szCs w:val="28"/>
+              </w:rPr>
+              <w:t xml:space="preserve">ภาพสดจากกล้อง</w:t>
+            </w:r>
+          </w:p>
+        </w:tc>
+        <w:tc>
+          <w:tcPr>
+            <w:tcW w:type="dxa" w:w="7038"/>
+            <w:tcBorders>
+              <w:top w:val="single" w:color="808080" w:sz="4"/>
+              <w:left w:val="single" w:color="808080" w:sz="4"/>
+              <w:bottom w:val="single" w:color="808080" w:sz="4"/>
+              <w:right w:val="single" w:color="808080" w:sz="4"/>
+            </w:tcBorders>
+            <w:tcMar>
+              <w:top w:type="dxa" w:w="60"/>
+              <w:left w:type="dxa" w:w="100"/>
+              <w:bottom w:type="dxa" w:w="60"/>
+              <w:right w:type="dxa" w:w="100"/>
+            </w:tcMar>
+            <w:vAlign w:val="center"/>
+          </w:tcPr>
+          <w:p>
+            <w:pPr>
+              <w:spacing w:after="20" w:line="320"/>
+            </w:pPr>
+            <w:r>
+              <w:rPr>
+                <w:b w:val="false"/>
+                <w:bCs w:val="false"/>
+                <w:sz w:val="28"/>
+                <w:szCs w:val="28"/>
+              </w:rPr>
+              <w:t xml:space="preserve">กด "เปิดภาพสด" เพื่อดูภาพต่อเนื่อง ปิดไว้เมื่อไม่ใช้เพื่อลดภาระ CPU ของ Pi</w:t>
+            </w:r>
+          </w:p>
+        </w:tc>
+      </w:tr>
+      <w:tr>
+        <w:trPr>
+          <w:cantSplit/>
+        </w:trPr>
+        <w:tc>
+          <w:tcPr>
+            <w:tcW w:type="dxa" w:w="2600"/>
+            <w:tcBorders>
+              <w:top w:val="single" w:color="808080" w:sz="4"/>
+              <w:left w:val="single" w:color="808080" w:sz="4"/>
+              <w:bottom w:val="single" w:color="808080" w:sz="4"/>
+              <w:right w:val="single" w:color="808080" w:sz="4"/>
+            </w:tcBorders>
+            <w:tcMar>
+              <w:top w:type="dxa" w:w="60"/>
+              <w:left w:type="dxa" w:w="100"/>
+              <w:bottom w:type="dxa" w:w="60"/>
+              <w:right w:type="dxa" w:w="100"/>
+            </w:tcMar>
+            <w:vAlign w:val="center"/>
+          </w:tcPr>
+          <w:p>
+            <w:pPr>
+              <w:spacing w:after="20" w:line="320"/>
+            </w:pPr>
+            <w:r>
+              <w:rPr>
+                <w:b w:val="false"/>
+                <w:bCs w:val="false"/>
+                <w:sz w:val="28"/>
+                <w:szCs w:val="28"/>
+              </w:rPr>
+              <w:t xml:space="preserve">สถานะเครื่อง</w:t>
+            </w:r>
+          </w:p>
+        </w:tc>
+        <w:tc>
+          <w:tcPr>
+            <w:tcW w:type="dxa" w:w="7038"/>
+            <w:tcBorders>
+              <w:top w:val="single" w:color="808080" w:sz="4"/>
+              <w:left w:val="single" w:color="808080" w:sz="4"/>
+              <w:bottom w:val="single" w:color="808080" w:sz="4"/>
+              <w:right w:val="single" w:color="808080" w:sz="4"/>
+            </w:tcBorders>
+            <w:tcMar>
+              <w:top w:type="dxa" w:w="60"/>
+              <w:left w:type="dxa" w:w="100"/>
+              <w:bottom w:type="dxa" w:w="60"/>
+              <w:right w:type="dxa" w:w="100"/>
+            </w:tcMar>
+            <w:vAlign w:val="center"/>
+          </w:tcPr>
+          <w:p>
+            <w:pPr>
+              <w:spacing w:after="20" w:line="320"/>
+            </w:pPr>
+            <w:r>
+              <w:rPr>
+                <w:b w:val="false"/>
+                <w:bCs w:val="false"/>
+                <w:sz w:val="28"/>
+                <w:szCs w:val="28"/>
+              </w:rPr>
+              <w:t xml:space="preserve">ระดับน้ำ การเชื่อมต่อบอร์ด ไฟเขียว/ไฟส้ม สถานะ PIR มุมหัวฉีด โควตาปั๊ม และจำนวนครั้งที่ไล่ได้อีกในชั่วโมงนี้</w:t>
+            </w:r>
+          </w:p>
+        </w:tc>
+      </w:tr>
+      <w:tr>
+        <w:trPr>
+          <w:cantSplit/>
+        </w:trPr>
+        <w:tc>
+          <w:tcPr>
+            <w:tcW w:type="dxa" w:w="2600"/>
+            <w:tcBorders>
+              <w:top w:val="single" w:color="808080" w:sz="4"/>
+              <w:left w:val="single" w:color="808080" w:sz="4"/>
+              <w:bottom w:val="single" w:color="808080" w:sz="4"/>
+              <w:right w:val="single" w:color="808080" w:sz="4"/>
+            </w:tcBorders>
+            <w:tcMar>
+              <w:top w:type="dxa" w:w="60"/>
+              <w:left w:type="dxa" w:w="100"/>
+              <w:bottom w:type="dxa" w:w="60"/>
+              <w:right w:type="dxa" w:w="100"/>
+            </w:tcMar>
+            <w:vAlign w:val="center"/>
+          </w:tcPr>
+          <w:p>
+            <w:pPr>
+              <w:spacing w:after="20" w:line="320"/>
+            </w:pPr>
+            <w:r>
+              <w:rPr>
+                <w:b w:val="false"/>
+                <w:bCs w:val="false"/>
+                <w:sz w:val="28"/>
+                <w:szCs w:val="28"/>
+              </w:rPr>
+              <w:t xml:space="preserve">ควบคุมด้วยมือ</w:t>
+            </w:r>
+          </w:p>
+        </w:tc>
+        <w:tc>
+          <w:tcPr>
+            <w:tcW w:type="dxa" w:w="7038"/>
+            <w:tcBorders>
+              <w:top w:val="single" w:color="808080" w:sz="4"/>
+              <w:left w:val="single" w:color="808080" w:sz="4"/>
+              <w:bottom w:val="single" w:color="808080" w:sz="4"/>
+              <w:right w:val="single" w:color="808080" w:sz="4"/>
+            </w:tcBorders>
+            <w:tcMar>
+              <w:top w:type="dxa" w:w="60"/>
+              <w:left w:type="dxa" w:w="100"/>
+              <w:bottom w:type="dxa" w:w="60"/>
+              <w:right w:type="dxa" w:w="100"/>
+            </w:tcMar>
+            <w:vAlign w:val="center"/>
+          </w:tcPr>
+          <w:p>
+            <w:pPr>
+              <w:spacing w:after="20" w:line="320"/>
+            </w:pPr>
+            <w:r>
+              <w:rPr>
+                <w:b w:val="false"/>
+                <w:bCs w:val="false"/>
+                <w:sz w:val="28"/>
+                <w:szCs w:val="28"/>
+              </w:rPr>
+              <w:t xml:space="preserve">หมุนหัวฉีด ตั้งจุดกลาง ตั้งการกวาด ปั๊มน้ำ วัดระดับน้ำ ทดสอบไฟส้ม (หัวข้อ 5.7)</w:t>
+            </w:r>
+          </w:p>
+        </w:tc>
+      </w:tr>
+      <w:tr>
+        <w:trPr>
+          <w:cantSplit/>
+        </w:trPr>
+        <w:tc>
+          <w:tcPr>
+            <w:tcW w:type="dxa" w:w="2600"/>
+            <w:tcBorders>
+              <w:top w:val="single" w:color="808080" w:sz="4"/>
+              <w:left w:val="single" w:color="808080" w:sz="4"/>
+              <w:bottom w:val="single" w:color="808080" w:sz="4"/>
+              <w:right w:val="single" w:color="808080" w:sz="4"/>
+            </w:tcBorders>
+            <w:tcMar>
+              <w:top w:type="dxa" w:w="60"/>
+              <w:left w:type="dxa" w:w="100"/>
+              <w:bottom w:type="dxa" w:w="60"/>
+              <w:right w:type="dxa" w:w="100"/>
+            </w:tcMar>
+            <w:vAlign w:val="center"/>
+          </w:tcPr>
+          <w:p>
+            <w:pPr>
+              <w:spacing w:after="20" w:line="320"/>
+            </w:pPr>
+            <w:r>
+              <w:rPr>
+                <w:b w:val="false"/>
+                <w:bCs w:val="false"/>
+                <w:sz w:val="28"/>
+                <w:szCs w:val="28"/>
+              </w:rPr>
+              <w:t xml:space="preserve">ตรวจเฉพาะพื้นที่ (ROI)</w:t>
+            </w:r>
+          </w:p>
+        </w:tc>
+        <w:tc>
+          <w:tcPr>
+            <w:tcW w:type="dxa" w:w="7038"/>
+            <w:tcBorders>
+              <w:top w:val="single" w:color="808080" w:sz="4"/>
+              <w:left w:val="single" w:color="808080" w:sz="4"/>
+              <w:bottom w:val="single" w:color="808080" w:sz="4"/>
+              <w:right w:val="single" w:color="808080" w:sz="4"/>
+            </w:tcBorders>
+            <w:tcMar>
+              <w:top w:type="dxa" w:w="60"/>
+              <w:left w:type="dxa" w:w="100"/>
+              <w:bottom w:type="dxa" w:w="60"/>
+              <w:right w:type="dxa" w:w="100"/>
+            </w:tcMar>
+            <w:vAlign w:val="center"/>
+          </w:tcPr>
+          <w:p>
+            <w:pPr>
+              <w:spacing w:after="20" w:line="320"/>
+            </w:pPr>
+            <w:r>
+              <w:rPr>
+                <w:b w:val="false"/>
+                <w:bCs w:val="false"/>
+                <w:sz w:val="28"/>
+                <w:szCs w:val="28"/>
+              </w:rPr>
+              <w:t xml:space="preserve">ตั้งกรอบที่ให้โมเดลตรวจ (หัวข้อ 5.5)</w:t>
+            </w:r>
+          </w:p>
+        </w:tc>
+      </w:tr>
+      <w:tr>
+        <w:trPr>
+          <w:cantSplit/>
+        </w:trPr>
+        <w:tc>
+          <w:tcPr>
+            <w:tcW w:type="dxa" w:w="2600"/>
+            <w:tcBorders>
+              <w:top w:val="single" w:color="808080" w:sz="4"/>
+              <w:left w:val="single" w:color="808080" w:sz="4"/>
+              <w:bottom w:val="single" w:color="808080" w:sz="4"/>
+              <w:right w:val="single" w:color="808080" w:sz="4"/>
+            </w:tcBorders>
+            <w:tcMar>
+              <w:top w:type="dxa" w:w="60"/>
+              <w:left w:type="dxa" w:w="100"/>
+              <w:bottom w:type="dxa" w:w="60"/>
+              <w:right w:type="dxa" w:w="100"/>
+            </w:tcMar>
+            <w:vAlign w:val="center"/>
+          </w:tcPr>
+          <w:p>
+            <w:pPr>
+              <w:spacing w:after="20" w:line="320"/>
+            </w:pPr>
+            <w:r>
+              <w:rPr>
+                <w:b w:val="false"/>
+                <w:bCs w:val="false"/>
+                <w:sz w:val="28"/>
+                <w:szCs w:val="28"/>
+              </w:rPr>
+              <w:t xml:space="preserve">ภาพย้อนหลังที่พบนก</w:t>
+            </w:r>
+          </w:p>
+        </w:tc>
+        <w:tc>
+          <w:tcPr>
+            <w:tcW w:type="dxa" w:w="7038"/>
+            <w:tcBorders>
+              <w:top w:val="single" w:color="808080" w:sz="4"/>
+              <w:left w:val="single" w:color="808080" w:sz="4"/>
+              <w:bottom w:val="single" w:color="808080" w:sz="4"/>
+              <w:right w:val="single" w:color="808080" w:sz="4"/>
+            </w:tcBorders>
+            <w:tcMar>
+              <w:top w:type="dxa" w:w="60"/>
+              <w:left w:type="dxa" w:w="100"/>
+              <w:bottom w:type="dxa" w:w="60"/>
+              <w:right w:type="dxa" w:w="100"/>
+            </w:tcMar>
+            <w:vAlign w:val="center"/>
+          </w:tcPr>
+          <w:p>
+            <w:pPr>
+              <w:spacing w:after="20" w:line="320"/>
+            </w:pPr>
+            <w:r>
+              <w:rPr>
+                <w:b w:val="false"/>
+                <w:bCs w:val="false"/>
+                <w:sz w:val="28"/>
+                <w:szCs w:val="28"/>
+              </w:rPr>
+              <w:t xml:space="preserve">ภาพที่มีนก 24 ภาพล่าสุด แตะเพื่อดูภาพใหญ่ (หัวข้อ 5.9)</w:t>
+            </w:r>
+          </w:p>
+        </w:tc>
+      </w:tr>
+      <w:tr>
+        <w:trPr>
+          <w:cantSplit/>
+        </w:trPr>
+        <w:tc>
+          <w:tcPr>
+            <w:tcW w:type="dxa" w:w="2600"/>
+            <w:tcBorders>
+              <w:top w:val="single" w:color="808080" w:sz="4"/>
+              <w:left w:val="single" w:color="808080" w:sz="4"/>
+              <w:bottom w:val="single" w:color="808080" w:sz="4"/>
+              <w:right w:val="single" w:color="808080" w:sz="4"/>
+            </w:tcBorders>
+            <w:tcMar>
+              <w:top w:type="dxa" w:w="60"/>
+              <w:left w:type="dxa" w:w="100"/>
+              <w:bottom w:type="dxa" w:w="60"/>
+              <w:right w:type="dxa" w:w="100"/>
+            </w:tcMar>
+            <w:vAlign w:val="center"/>
+          </w:tcPr>
+          <w:p>
+            <w:pPr>
+              <w:spacing w:after="20" w:line="320"/>
+            </w:pPr>
+            <w:r>
+              <w:rPr>
+                <w:b w:val="false"/>
+                <w:bCs w:val="false"/>
+                <w:sz w:val="28"/>
+                <w:szCs w:val="28"/>
+              </w:rPr>
+              <w:t xml:space="preserve">ข้อมูลสำหรับเทรนโมเดล</w:t>
+            </w:r>
+          </w:p>
+        </w:tc>
+        <w:tc>
+          <w:tcPr>
+            <w:tcW w:type="dxa" w:w="7038"/>
+            <w:tcBorders>
+              <w:top w:val="single" w:color="808080" w:sz="4"/>
+              <w:left w:val="single" w:color="808080" w:sz="4"/>
+              <w:bottom w:val="single" w:color="808080" w:sz="4"/>
+              <w:right w:val="single" w:color="808080" w:sz="4"/>
+            </w:tcBorders>
+            <w:tcMar>
+              <w:top w:type="dxa" w:w="60"/>
+              <w:left w:type="dxa" w:w="100"/>
+              <w:bottom w:type="dxa" w:w="60"/>
+              <w:right w:type="dxa" w:w="100"/>
+            </w:tcMar>
+            <w:vAlign w:val="center"/>
+          </w:tcPr>
+          <w:p>
+            <w:pPr>
+              <w:spacing w:after="20" w:line="320"/>
+            </w:pPr>
+            <w:r>
+              <w:rPr>
+                <w:b w:val="false"/>
+                <w:bCs w:val="false"/>
+                <w:sz w:val="28"/>
+                <w:szCs w:val="28"/>
+              </w:rPr>
+              <w:t xml:space="preserve">ติดป้ายภาพและดาวน์โหลด ZIP ไปเทรน (หัวข้อ 5.10)</w:t>
+            </w:r>
+          </w:p>
+        </w:tc>
+      </w:tr>
+      <w:tr>
+        <w:trPr>
+          <w:cantSplit/>
+        </w:trPr>
+        <w:tc>
+          <w:tcPr>
+            <w:tcW w:type="dxa" w:w="2600"/>
+            <w:tcBorders>
+              <w:top w:val="single" w:color="808080" w:sz="4"/>
+              <w:left w:val="single" w:color="808080" w:sz="4"/>
+              <w:bottom w:val="single" w:color="808080" w:sz="4"/>
+              <w:right w:val="single" w:color="808080" w:sz="4"/>
+            </w:tcBorders>
+            <w:tcMar>
+              <w:top w:type="dxa" w:w="60"/>
+              <w:left w:type="dxa" w:w="100"/>
+              <w:bottom w:type="dxa" w:w="60"/>
+              <w:right w:type="dxa" w:w="100"/>
+            </w:tcMar>
+            <w:vAlign w:val="center"/>
+          </w:tcPr>
+          <w:p>
+            <w:pPr>
+              <w:spacing w:after="20" w:line="320"/>
+            </w:pPr>
+            <w:r>
+              <w:rPr>
+                <w:b w:val="false"/>
+                <w:bCs w:val="false"/>
+                <w:sz w:val="28"/>
+                <w:szCs w:val="28"/>
+              </w:rPr>
+              <w:t xml:space="preserve">ปุ่ม ออกจากระบบ</w:t>
+            </w:r>
+          </w:p>
+        </w:tc>
+        <w:tc>
+          <w:tcPr>
+            <w:tcW w:type="dxa" w:w="7038"/>
+            <w:tcBorders>
+              <w:top w:val="single" w:color="808080" w:sz="4"/>
+              <w:left w:val="single" w:color="808080" w:sz="4"/>
+              <w:bottom w:val="single" w:color="808080" w:sz="4"/>
+              <w:right w:val="single" w:color="808080" w:sz="4"/>
+            </w:tcBorders>
+            <w:tcMar>
+              <w:top w:type="dxa" w:w="60"/>
+              <w:left w:type="dxa" w:w="100"/>
+              <w:bottom w:type="dxa" w:w="60"/>
+              <w:right w:type="dxa" w:w="100"/>
+            </w:tcMar>
+            <w:vAlign w:val="center"/>
+          </w:tcPr>
+          <w:p>
+            <w:pPr>
+              <w:spacing w:after="20" w:line="320"/>
+            </w:pPr>
+            <w:r>
+              <w:rPr>
+                <w:b w:val="false"/>
+                <w:bCs w:val="false"/>
+                <w:sz w:val="28"/>
+                <w:szCs w:val="28"/>
+              </w:rPr>
+              <w:t xml:space="preserve">มุมขวาบน (หัวข้อ 5.2)</w:t>
+            </w:r>
+          </w:p>
+        </w:tc>
+      </w:tr>
+    </w:tbl>
+    <w:p>
+      <w:pPr>
+        <w:pStyle w:val="Heading2"/>
+        <w:keepNext/>
+        <w:spacing w:after="120" w:before="200"/>
+      </w:pPr>
+      <w:bookmarkStart w:name="_Toc10" w:id="10"/>
+      <w:r>
+        <w:rPr>
+          <w:b/>
+          <w:bCs/>
+          <w:sz w:val="34"/>
+          <w:szCs w:val="34"/>
+        </w:rPr>
+        <w:t xml:space="preserve">5.4 การตั้งจุดกลางของหัวฉีด</w:t>
+      </w:r>
+      <w:bookmarkEnd w:id="10"/>
+    </w:p>
+    <w:p>
+      <w:pPr>
+        <w:spacing w:after="120" w:line="340"/>
+      </w:pPr>
+      <w:r>
+        <w:rPr>
+          <w:sz w:val="32"/>
+          <w:szCs w:val="32"/>
+        </w:rPr>
+        <w:t xml:space="preserve">ESP32 จำตำแหน่งหัวฉีดเป็นจำนวนสเต็ปนับจากจุดกลาง หลังเปิดเครื่องหรือบอร์ดรีบูต ตำแหน่งนี้ยังไม่รู้ ต้องตั้งใหม่ทุกครั้ง ถ้าไม่ตั้ง หน้าเว็บจะขึ้นเตือนสีเหลือง</w:t>
+      </w:r>
+    </w:p>
+    <w:p>
+      <w:pPr>
+        <w:pStyle w:val="ListParagraph"/>
+        <w:numPr>
+          <w:ilvl w:val="0"/>
+          <w:numId w:val="6"/>
+        </w:numPr>
+        <w:spacing w:after="80" w:line="340"/>
+      </w:pPr>
+      <w:r>
+        <w:rPr>
+          <w:sz w:val="32"/>
+          <w:szCs w:val="32"/>
+        </w:rPr>
+        <w:t xml:space="preserve">หมุนหัวฉีดให้ตรงกลางพื้นที่ที่ต้องการฉีด (ใช้ปุ่ม ◀ ▶ หรือขยับด้วยมือตอนมอเตอร์ไม่ทำงาน)</w:t>
+      </w:r>
+    </w:p>
+    <w:p>
+      <w:pPr>
+        <w:pStyle w:val="ListParagraph"/>
+        <w:numPr>
+          <w:ilvl w:val="0"/>
+          <w:numId w:val="6"/>
+        </w:numPr>
+        <w:spacing w:after="80" w:line="340"/>
+      </w:pPr>
+      <w:r>
+        <w:rPr>
+          <w:sz w:val="32"/>
+          <w:szCs w:val="32"/>
+        </w:rPr>
+        <w:t xml:space="preserve">กดปุ่ม "ตั้งตรงนี้เป็นจุดกลาง" แล้วยืนยัน ระบบจะถือว่าตำแหน่งนี้คือ 0°</w:t>
+      </w:r>
+    </w:p>
+    <w:p>
+      <w:pPr>
+        <w:pStyle w:val="ListParagraph"/>
+        <w:numPr>
+          <w:ilvl w:val="0"/>
+          <w:numId w:val="6"/>
+        </w:numPr>
+        <w:spacing w:after="80" w:line="340"/>
+      </w:pPr>
+      <w:r>
+        <w:rPr>
+          <w:sz w:val="32"/>
+          <w:szCs w:val="32"/>
+        </w:rPr>
+        <w:t xml:space="preserve">ถ้าหัวฉีดเคยชนขอบหรือถูกมือดัน ตำแหน่งที่จำไว้จะคลาด ให้ทำขั้นตอนนี้ใหม่</w:t>
+      </w:r>
+    </w:p>
+    <w:p>
+      <w:pPr>
+        <w:pStyle w:val="Heading2"/>
+        <w:keepNext/>
+        <w:spacing w:after="120" w:before="200"/>
+      </w:pPr>
+      <w:bookmarkStart w:name="_Toc11" w:id="11"/>
+      <w:r>
+        <w:rPr>
+          <w:b/>
+          <w:bCs/>
+          <w:sz w:val="34"/>
+          <w:szCs w:val="34"/>
+        </w:rPr>
+        <w:t xml:space="preserve">5.5 การตั้งพื้นที่ตรวจ (ROI)</w:t>
+      </w:r>
+      <w:bookmarkEnd w:id="11"/>
+    </w:p>
+    <w:tbl>
+      <w:tblPr>
+        <w:tblW w:type="dxa" w:w="9638"/>
+        <w:tblBorders>
+          <w:top w:val="single" w:color="auto" w:sz="4"/>
+          <w:left w:val="single" w:color="auto" w:sz="4"/>
+          <w:bottom w:val="single" w:color="auto" w:sz="4"/>
+          <w:right w:val="single" w:color="auto" w:sz="4"/>
+          <w:insideH w:val="single" w:color="auto" w:sz="4"/>
+          <w:insideV w:val="single" w:color="auto" w:sz="4"/>
+        </w:tblBorders>
+      </w:tblPr>
+      <w:tblGrid>
+        <w:gridCol w:w="4819"/>
+        <w:gridCol w:w="4819"/>
+      </w:tblGrid>
+      <w:tr>
+        <w:trPr>
+          <w:cantSplit/>
+        </w:trPr>
         <w:tc>
           <w:tcPr>
             <w:tcW w:type="dxa" w:w="4819"/>
@@ -4917,7 +5460,7 @@
             <w:r>
               <w:drawing>
                 <wp:inline distT="0" distB="0" distL="0" distR="0">
-                  <wp:extent cx="2190750" cy="4200525"/>
+                  <wp:extent cx="2190750" cy="4114800"/>
                   <wp:effectExtent t="0" r="0" b="0" l="0"/>
                   <wp:docPr id="9" name="" descr="" title=""/>
                   <wp:cNvGraphicFramePr>
@@ -4942,6 +5485,76 @@
                         <pic:spPr bwMode="auto">
                           <a:xfrm>
                             <a:off x="0" y="0"/>
+                            <a:ext cx="2190750" cy="4114800"/>
+                          </a:xfrm>
+                          <a:prstGeom prst="rect">
+                            <a:avLst/>
+                          </a:prstGeom>
+                        </pic:spPr>
+                      </pic:pic>
+                    </a:graphicData>
+                  </a:graphic>
+                </wp:inline>
+              </w:drawing>
+            </w:r>
+          </w:p>
+          <w:p>
+            <w:pPr>
+              <w:spacing w:after="100"/>
+              <w:jc w:val="center"/>
+            </w:pPr>
+            <w:r>
+              <w:rPr>
+                <w:sz w:val="28"/>
+                <w:szCs w:val="28"/>
+              </w:rPr>
+              <w:t xml:space="preserve">ภาพที่ 9 การ์ด ROI</w:t>
+            </w:r>
+          </w:p>
+        </w:tc>
+        <w:tc>
+          <w:tcPr>
+            <w:tcW w:type="dxa" w:w="4819"/>
+            <w:tcBorders>
+              <w:top w:val="none" w:color="FFFFFF" w:sz="0"/>
+              <w:left w:val="none" w:color="FFFFFF" w:sz="0"/>
+              <w:bottom w:val="none" w:color="FFFFFF" w:sz="0"/>
+              <w:right w:val="none" w:color="FFFFFF" w:sz="0"/>
+            </w:tcBorders>
+          </w:tcPr>
+          <w:p>
+            <w:pPr>
+              <w:keepNext/>
+              <w:jc w:val="center"/>
+            </w:pPr>
+            <w:r>
+              <w:drawing>
+                <wp:inline distT="0" distB="0" distL="0" distR="0">
+                  <wp:extent cx="2190750" cy="4200525"/>
+                  <wp:effectExtent t="0" r="0" b="0" l="0"/>
+                  <wp:docPr id="10" name="" descr="" title=""/>
+                  <wp:cNvGraphicFramePr>
+                    <a:graphicFrameLocks xmlns:a="http://schemas.openxmlformats.org/drawingml/2006/main" noChangeAspect="1"/>
+                  </wp:cNvGraphicFramePr>
+                  <a:graphic xmlns:a="http://schemas.openxmlformats.org/drawingml/2006/main">
+                    <a:graphicData uri="http://schemas.openxmlformats.org/drawingml/2006/picture">
+                      <pic:pic xmlns:pic="http://schemas.openxmlformats.org/drawingml/2006/picture">
+                        <pic:nvPicPr>
+                          <pic:cNvPr id="0" name="" descr=""/>
+                          <pic:cNvPicPr>
+                            <a:picLocks noChangeAspect="1" noChangeArrowheads="1"/>
+                          </pic:cNvPicPr>
+                        </pic:nvPicPr>
+                        <pic:blipFill>
+                          <a:blip r:embed="rId17" cstate="none"/>
+                          <a:srcRect/>
+                          <a:stretch>
+                            <a:fillRect/>
+                          </a:stretch>
+                        </pic:blipFill>
+                        <pic:spPr bwMode="auto">
+                          <a:xfrm>
+                            <a:off x="0" y="0"/>
                             <a:ext cx="2190750" cy="4200525"/>
                           </a:xfrm>
                           <a:prstGeom prst="rect">
@@ -4965,7 +5578,7 @@
                 <w:sz w:val="28"/>
                 <w:szCs w:val="28"/>
               </w:rPr>
-              <w:t xml:space="preserve">ภาพที่ 9 การ์ดควบคุมด้วยมือ</w:t>
+              <w:t xml:space="preserve">ภาพที่ 10 การ์ดควบคุมด้วยมือ</w:t>
             </w:r>
           </w:p>
         </w:tc>
@@ -5409,7 +6022,7 @@
           <wp:inline distT="0" distB="0" distL="0" distR="0">
             <wp:extent cx="5143500" cy="3638550"/>
             <wp:effectExtent t="0" r="0" b="0" l="0"/>
-            <wp:docPr id="10" name="" descr="" title=""/>
+            <wp:docPr id="11" name="" descr="" title=""/>
             <wp:cNvGraphicFramePr>
               <a:graphicFrameLocks xmlns:a="http://schemas.openxmlformats.org/drawingml/2006/main" noChangeAspect="1"/>
             </wp:cNvGraphicFramePr>
@@ -5423,7 +6036,7 @@
                     </pic:cNvPicPr>
                   </pic:nvPicPr>
                   <pic:blipFill>
-                    <a:blip r:embed="rId17" cstate="none"/>
+                    <a:blip r:embed="rId18" cstate="none"/>
                     <a:srcRect/>
                     <a:stretch>
                       <a:fillRect/>
@@ -5455,7 +6068,7 @@
           <w:sz w:val="28"/>
           <w:szCs w:val="28"/>
         </w:rPr>
-        <w:t xml:space="preserve">ภาพที่ 10 ช่วงการกวาดของหัวฉีดมองจากด้านบน</w:t>
+        <w:t xml:space="preserve">ภาพที่ 11 ช่วงการกวาดของหัวฉีดมองจากด้านบน</w:t>
       </w:r>
     </w:p>
     <w:p>
@@ -6282,76 +6895,6 @@
               <w:drawing>
                 <wp:inline distT="0" distB="0" distL="0" distR="0">
                   <wp:extent cx="2190750" cy="2743200"/>
-                  <wp:effectExtent t="0" r="0" b="0" l="0"/>
-                  <wp:docPr id="11" name="" descr="" title=""/>
-                  <wp:cNvGraphicFramePr>
-                    <a:graphicFrameLocks xmlns:a="http://schemas.openxmlformats.org/drawingml/2006/main" noChangeAspect="1"/>
-                  </wp:cNvGraphicFramePr>
-                  <a:graphic xmlns:a="http://schemas.openxmlformats.org/drawingml/2006/main">
-                    <a:graphicData uri="http://schemas.openxmlformats.org/drawingml/2006/picture">
-                      <pic:pic xmlns:pic="http://schemas.openxmlformats.org/drawingml/2006/picture">
-                        <pic:nvPicPr>
-                          <pic:cNvPr id="0" name="" descr=""/>
-                          <pic:cNvPicPr>
-                            <a:picLocks noChangeAspect="1" noChangeArrowheads="1"/>
-                          </pic:cNvPicPr>
-                        </pic:nvPicPr>
-                        <pic:blipFill>
-                          <a:blip r:embed="rId18" cstate="none"/>
-                          <a:srcRect/>
-                          <a:stretch>
-                            <a:fillRect/>
-                          </a:stretch>
-                        </pic:blipFill>
-                        <pic:spPr bwMode="auto">
-                          <a:xfrm>
-                            <a:off x="0" y="0"/>
-                            <a:ext cx="2190750" cy="2743200"/>
-                          </a:xfrm>
-                          <a:prstGeom prst="rect">
-                            <a:avLst/>
-                          </a:prstGeom>
-                        </pic:spPr>
-                      </pic:pic>
-                    </a:graphicData>
-                  </a:graphic>
-                </wp:inline>
-              </w:drawing>
-            </w:r>
-          </w:p>
-          <w:p>
-            <w:pPr>
-              <w:spacing w:after="100"/>
-              <w:jc w:val="center"/>
-            </w:pPr>
-            <w:r>
-              <w:rPr>
-                <w:sz w:val="28"/>
-                <w:szCs w:val="28"/>
-              </w:rPr>
-              <w:t xml:space="preserve">ภาพที่ 11 ภาพย้อนหลังที่พบนก</w:t>
-            </w:r>
-          </w:p>
-        </w:tc>
-        <w:tc>
-          <w:tcPr>
-            <w:tcW w:type="dxa" w:w="4819"/>
-            <w:tcBorders>
-              <w:top w:val="none" w:color="FFFFFF" w:sz="0"/>
-              <w:left w:val="none" w:color="FFFFFF" w:sz="0"/>
-              <w:bottom w:val="none" w:color="FFFFFF" w:sz="0"/>
-              <w:right w:val="none" w:color="FFFFFF" w:sz="0"/>
-            </w:tcBorders>
-          </w:tcPr>
-          <w:p>
-            <w:pPr>
-              <w:keepNext/>
-              <w:jc w:val="center"/>
-            </w:pPr>
-            <w:r>
-              <w:drawing>
-                <wp:inline distT="0" distB="0" distL="0" distR="0">
-                  <wp:extent cx="2190750" cy="3619500"/>
                   <wp:effectExtent t="0" r="0" b="0" l="0"/>
                   <wp:docPr id="12" name="" descr="" title=""/>
                   <wp:cNvGraphicFramePr>
@@ -6376,6 +6919,76 @@
                         <pic:spPr bwMode="auto">
                           <a:xfrm>
                             <a:off x="0" y="0"/>
+                            <a:ext cx="2190750" cy="2743200"/>
+                          </a:xfrm>
+                          <a:prstGeom prst="rect">
+                            <a:avLst/>
+                          </a:prstGeom>
+                        </pic:spPr>
+                      </pic:pic>
+                    </a:graphicData>
+                  </a:graphic>
+                </wp:inline>
+              </w:drawing>
+            </w:r>
+          </w:p>
+          <w:p>
+            <w:pPr>
+              <w:spacing w:after="100"/>
+              <w:jc w:val="center"/>
+            </w:pPr>
+            <w:r>
+              <w:rPr>
+                <w:sz w:val="28"/>
+                <w:szCs w:val="28"/>
+              </w:rPr>
+              <w:t xml:space="preserve">ภาพที่ 12 ภาพย้อนหลังที่พบนก</w:t>
+            </w:r>
+          </w:p>
+        </w:tc>
+        <w:tc>
+          <w:tcPr>
+            <w:tcW w:type="dxa" w:w="4819"/>
+            <w:tcBorders>
+              <w:top w:val="none" w:color="FFFFFF" w:sz="0"/>
+              <w:left w:val="none" w:color="FFFFFF" w:sz="0"/>
+              <w:bottom w:val="none" w:color="FFFFFF" w:sz="0"/>
+              <w:right w:val="none" w:color="FFFFFF" w:sz="0"/>
+            </w:tcBorders>
+          </w:tcPr>
+          <w:p>
+            <w:pPr>
+              <w:keepNext/>
+              <w:jc w:val="center"/>
+            </w:pPr>
+            <w:r>
+              <w:drawing>
+                <wp:inline distT="0" distB="0" distL="0" distR="0">
+                  <wp:extent cx="2190750" cy="3619500"/>
+                  <wp:effectExtent t="0" r="0" b="0" l="0"/>
+                  <wp:docPr id="13" name="" descr="" title=""/>
+                  <wp:cNvGraphicFramePr>
+                    <a:graphicFrameLocks xmlns:a="http://schemas.openxmlformats.org/drawingml/2006/main" noChangeAspect="1"/>
+                  </wp:cNvGraphicFramePr>
+                  <a:graphic xmlns:a="http://schemas.openxmlformats.org/drawingml/2006/main">
+                    <a:graphicData uri="http://schemas.openxmlformats.org/drawingml/2006/picture">
+                      <pic:pic xmlns:pic="http://schemas.openxmlformats.org/drawingml/2006/picture">
+                        <pic:nvPicPr>
+                          <pic:cNvPr id="0" name="" descr=""/>
+                          <pic:cNvPicPr>
+                            <a:picLocks noChangeAspect="1" noChangeArrowheads="1"/>
+                          </pic:cNvPicPr>
+                        </pic:nvPicPr>
+                        <pic:blipFill>
+                          <a:blip r:embed="rId20" cstate="none"/>
+                          <a:srcRect/>
+                          <a:stretch>
+                            <a:fillRect/>
+                          </a:stretch>
+                        </pic:blipFill>
+                        <pic:spPr bwMode="auto">
+                          <a:xfrm>
+                            <a:off x="0" y="0"/>
                             <a:ext cx="2190750" cy="3619500"/>
                           </a:xfrm>
                           <a:prstGeom prst="rect">
@@ -6399,7 +7012,7 @@
                 <w:sz w:val="28"/>
                 <w:szCs w:val="28"/>
               </w:rPr>
-              <w:t xml:space="preserve">ภาพที่ 12 ผลตรวจล่าสุดและปุ่มสั่งงาน</w:t>
+              <w:t xml:space="preserve">ภาพที่ 13 ผลตรวจล่าสุดและปุ่มสั่งงาน</w:t>
             </w:r>
           </w:p>
         </w:tc>
@@ -6463,11 +7076,420 @@
     </w:p>
     <w:p>
       <w:pPr>
+        <w:pStyle w:val="Heading2"/>
+        <w:keepNext/>
+        <w:spacing w:after="120" w:before="200"/>
+      </w:pPr>
+      <w:bookmarkStart w:name="_Toc16" w:id="16"/>
+      <w:r>
+        <w:rPr>
+          <w:b/>
+          <w:bCs/>
+          <w:sz w:val="34"/>
+          <w:szCs w:val="34"/>
+        </w:rPr>
+        <w:t xml:space="preserve">5.10 เก็บภาพและติดป้ายสำหรับเทรนโมเดล</w:t>
+      </w:r>
+      <w:bookmarkEnd w:id="16"/>
+    </w:p>
+    <w:p>
+      <w:pPr>
+        <w:spacing w:after="120" w:line="340"/>
+      </w:pPr>
+      <w:r>
+        <w:rPr>
+          <w:sz w:val="32"/>
+          <w:szCs w:val="32"/>
+        </w:rPr>
+        <w:t xml:space="preserve">ระบบเก็บภาพดิบเข้าชุดข้อมูลเอง เมื่อเจอนก เมื่อคะแนนก้ำกึ่ง เมื่อมีการเคลื่อนไหว สุ่มเป็นระยะ ทุกครั้งที่สั่งไล่ และทุกครั้งที่กด "ถ่ายภาพเดี๋ยวนี้" พร้อมจำกรอบที่โมเดลเห็นไว้คู่กับภาพ</w:t>
+      </w:r>
+    </w:p>
+    <w:tbl>
+      <w:tblPr>
+        <w:tblW w:type="dxa" w:w="9638"/>
+        <w:tblBorders>
+          <w:top w:val="single" w:color="auto" w:sz="4"/>
+          <w:left w:val="single" w:color="auto" w:sz="4"/>
+          <w:bottom w:val="single" w:color="auto" w:sz="4"/>
+          <w:right w:val="single" w:color="auto" w:sz="4"/>
+          <w:insideH w:val="single" w:color="auto" w:sz="4"/>
+          <w:insideV w:val="single" w:color="auto" w:sz="4"/>
+        </w:tblBorders>
+      </w:tblPr>
+      <w:tblGrid>
+        <w:gridCol w:w="4819"/>
+        <w:gridCol w:w="4819"/>
+      </w:tblGrid>
+      <w:tr>
+        <w:trPr>
+          <w:cantSplit/>
+        </w:trPr>
+        <w:tc>
+          <w:tcPr>
+            <w:tcW w:type="dxa" w:w="4819"/>
+            <w:tcBorders>
+              <w:top w:val="none" w:color="FFFFFF" w:sz="0"/>
+              <w:left w:val="none" w:color="FFFFFF" w:sz="0"/>
+              <w:bottom w:val="none" w:color="FFFFFF" w:sz="0"/>
+              <w:right w:val="none" w:color="FFFFFF" w:sz="0"/>
+            </w:tcBorders>
+          </w:tcPr>
+          <w:p>
+            <w:pPr>
+              <w:keepNext/>
+              <w:jc w:val="center"/>
+            </w:pPr>
+            <w:r>
+              <w:drawing>
+                <wp:inline distT="0" distB="0" distL="0" distR="0">
+                  <wp:extent cx="2190750" cy="7229475"/>
+                  <wp:effectExtent t="0" r="0" b="0" l="0"/>
+                  <wp:docPr id="14" name="" descr="" title=""/>
+                  <wp:cNvGraphicFramePr>
+                    <a:graphicFrameLocks xmlns:a="http://schemas.openxmlformats.org/drawingml/2006/main" noChangeAspect="1"/>
+                  </wp:cNvGraphicFramePr>
+                  <a:graphic xmlns:a="http://schemas.openxmlformats.org/drawingml/2006/main">
+                    <a:graphicData uri="http://schemas.openxmlformats.org/drawingml/2006/picture">
+                      <pic:pic xmlns:pic="http://schemas.openxmlformats.org/drawingml/2006/picture">
+                        <pic:nvPicPr>
+                          <pic:cNvPr id="0" name="" descr=""/>
+                          <pic:cNvPicPr>
+                            <a:picLocks noChangeAspect="1" noChangeArrowheads="1"/>
+                          </pic:cNvPicPr>
+                        </pic:nvPicPr>
+                        <pic:blipFill>
+                          <a:blip r:embed="rId21" cstate="none"/>
+                          <a:srcRect/>
+                          <a:stretch>
+                            <a:fillRect/>
+                          </a:stretch>
+                        </pic:blipFill>
+                        <pic:spPr bwMode="auto">
+                          <a:xfrm>
+                            <a:off x="0" y="0"/>
+                            <a:ext cx="2190750" cy="7229475"/>
+                          </a:xfrm>
+                          <a:prstGeom prst="rect">
+                            <a:avLst/>
+                          </a:prstGeom>
+                        </pic:spPr>
+                      </pic:pic>
+                    </a:graphicData>
+                  </a:graphic>
+                </wp:inline>
+              </w:drawing>
+            </w:r>
+          </w:p>
+          <w:p>
+            <w:pPr>
+              <w:spacing w:after="100"/>
+              <w:jc w:val="center"/>
+            </w:pPr>
+            <w:r>
+              <w:rPr>
+                <w:sz w:val="28"/>
+                <w:szCs w:val="28"/>
+              </w:rPr>
+              <w:t xml:space="preserve">ภาพที่ 14 การ์ดข้อมูลสำหรับเทรน</w:t>
+            </w:r>
+          </w:p>
+        </w:tc>
+        <w:tc>
+          <w:tcPr>
+            <w:tcW w:type="dxa" w:w="4819"/>
+            <w:tcBorders>
+              <w:top w:val="none" w:color="FFFFFF" w:sz="0"/>
+              <w:left w:val="none" w:color="FFFFFF" w:sz="0"/>
+              <w:bottom w:val="none" w:color="FFFFFF" w:sz="0"/>
+              <w:right w:val="none" w:color="FFFFFF" w:sz="0"/>
+            </w:tcBorders>
+          </w:tcPr>
+          <w:p>
+            <w:pPr>
+              <w:keepNext/>
+              <w:jc w:val="center"/>
+            </w:pPr>
+            <w:r>
+              <w:drawing>
+                <wp:inline distT="0" distB="0" distL="0" distR="0">
+                  <wp:extent cx="2047875" cy="4429125"/>
+                  <wp:effectExtent t="0" r="0" b="0" l="0"/>
+                  <wp:docPr id="15" name="" descr="" title=""/>
+                  <wp:cNvGraphicFramePr>
+                    <a:graphicFrameLocks xmlns:a="http://schemas.openxmlformats.org/drawingml/2006/main" noChangeAspect="1"/>
+                  </wp:cNvGraphicFramePr>
+                  <a:graphic xmlns:a="http://schemas.openxmlformats.org/drawingml/2006/main">
+                    <a:graphicData uri="http://schemas.openxmlformats.org/drawingml/2006/picture">
+                      <pic:pic xmlns:pic="http://schemas.openxmlformats.org/drawingml/2006/picture">
+                        <pic:nvPicPr>
+                          <pic:cNvPr id="0" name="" descr=""/>
+                          <pic:cNvPicPr>
+                            <a:picLocks noChangeAspect="1" noChangeArrowheads="1"/>
+                          </pic:cNvPicPr>
+                        </pic:nvPicPr>
+                        <pic:blipFill>
+                          <a:blip r:embed="rId22" cstate="none"/>
+                          <a:srcRect/>
+                          <a:stretch>
+                            <a:fillRect/>
+                          </a:stretch>
+                        </pic:blipFill>
+                        <pic:spPr bwMode="auto">
+                          <a:xfrm>
+                            <a:off x="0" y="0"/>
+                            <a:ext cx="2047875" cy="4429125"/>
+                          </a:xfrm>
+                          <a:prstGeom prst="rect">
+                            <a:avLst/>
+                          </a:prstGeom>
+                        </pic:spPr>
+                      </pic:pic>
+                    </a:graphicData>
+                  </a:graphic>
+                </wp:inline>
+              </w:drawing>
+            </w:r>
+          </w:p>
+          <w:p>
+            <w:pPr>
+              <w:spacing w:after="100"/>
+              <w:jc w:val="center"/>
+            </w:pPr>
+            <w:r>
+              <w:rPr>
+                <w:sz w:val="28"/>
+                <w:szCs w:val="28"/>
+              </w:rPr>
+              <w:t xml:space="preserve">ภาพที่ 15 หน้าติดป้ายภาพ</w:t>
+            </w:r>
+          </w:p>
+        </w:tc>
+      </w:tr>
+    </w:tbl>
+    <w:p>
+      <w:pPr>
+        <w:spacing w:after="120"/>
+      </w:pPr>
+    </w:p>
+    <w:p>
+      <w:pPr>
+        <w:pStyle w:val="ListParagraph"/>
+        <w:numPr>
+          <w:ilvl w:val="0"/>
+          <w:numId w:val="11"/>
+        </w:numPr>
+        <w:spacing w:after="80" w:line="340"/>
+      </w:pPr>
+      <w:r>
+        <w:rPr>
+          <w:sz w:val="32"/>
+          <w:szCs w:val="32"/>
+        </w:rPr>
+        <w:t xml:space="preserve">เลือกแท็บ "ยังไม่ติดป้าย" แล้วแตะภาพ กรอบเขียว = โมเดลมั่นใจ กรอบเหลืองประ = ก้ำกึ่ง</w:t>
+      </w:r>
+    </w:p>
+    <w:p>
+      <w:pPr>
+        <w:pStyle w:val="ListParagraph"/>
+        <w:numPr>
+          <w:ilvl w:val="0"/>
+          <w:numId w:val="11"/>
+        </w:numPr>
+        <w:spacing w:after="80" w:line="340"/>
+      </w:pPr>
+      <w:r>
+        <w:rPr>
+          <w:sz w:val="32"/>
+          <w:szCs w:val="32"/>
+        </w:rPr>
+        <w:t xml:space="preserve">กด ✓ มีนก (กรอบถูก), ✗ ไม่มีนก หรือ ✎ กรอบผิด ระบบเลื่อนไปภาพถัดไปเอง ปัดซ้ายขวาเพื่อเปลี่ยนภาพ กดป้ายเดิมซ้ำเพื่อล้างป้าย และกด 🗑 ลบ สำหรับภาพเสีย</w:t>
+      </w:r>
+    </w:p>
+    <w:p>
+      <w:pPr>
+        <w:pStyle w:val="ListParagraph"/>
+        <w:numPr>
+          <w:ilvl w:val="0"/>
+          <w:numId w:val="11"/>
+        </w:numPr>
+        <w:spacing w:after="80" w:line="340"/>
+      </w:pPr>
+      <w:r>
+        <w:rPr>
+          <w:sz w:val="32"/>
+          <w:szCs w:val="32"/>
+        </w:rPr>
+        <w:t xml:space="preserve">ภาพที่ระบบเห็นผิด เช่น สั่งไล่ทั้งที่ไม่มีนก สำคัญที่สุด ควรติดป้าย ✗ ทุกภาพ</w:t>
+      </w:r>
+    </w:p>
+    <w:p>
+      <w:pPr>
+        <w:pStyle w:val="ListParagraph"/>
+        <w:numPr>
+          <w:ilvl w:val="0"/>
+          <w:numId w:val="11"/>
+        </w:numPr>
+        <w:spacing w:after="80" w:line="340"/>
+      </w:pPr>
+      <w:r>
+        <w:rPr>
+          <w:sz w:val="32"/>
+          <w:szCs w:val="32"/>
+        </w:rPr>
+        <w:t xml:space="preserve">กด "ZIP เฉพาะที่ติดป้าย" ได้ไฟล์รูปแบบ YOLO ประกอบด้วย images/, labels/, data.yaml และ review_needed.txt (รายชื่อภาพที่ต้องแก้กรอบ)</w:t>
+      </w:r>
+    </w:p>
+    <w:p>
+      <w:pPr>
+        <w:pStyle w:val="ListParagraph"/>
+        <w:numPr>
+          <w:ilvl w:val="0"/>
+          <w:numId w:val="11"/>
+        </w:numPr>
+        <w:spacing w:after="80" w:line="340"/>
+      </w:pPr>
+      <w:r>
+        <w:rPr>
+          <w:sz w:val="32"/>
+          <w:szCs w:val="32"/>
+        </w:rPr>
+        <w:t xml:space="preserve">อัปโหลดเข้า Roboflow หรือ CVAT แก้กรอบภาพในรายการ แล้วเทรนบน Google Colab ด้วย yolo detect train model=yolov8n.pt data=data.yaml epochs=100 imgsz=640</w:t>
+      </w:r>
+    </w:p>
+    <w:p>
+      <w:pPr>
+        <w:pStyle w:val="ListParagraph"/>
+        <w:numPr>
+          <w:ilvl w:val="0"/>
+          <w:numId w:val="11"/>
+        </w:numPr>
+        <w:spacing w:after="80" w:line="340"/>
+      </w:pPr>
+      <w:r>
+        <w:rPr>
+          <w:sz w:val="32"/>
+          <w:szCs w:val="32"/>
+        </w:rPr>
+        <w:t xml:space="preserve">แปลงเป็น NCNN ด้วย yolo export model=best.pt format=ncnn แล้ววางแทนโฟลเดอร์ yolov8n_ncnn_model บน Pi (สำรองของเดิมไว้ก่อน) เซิร์ฟเวอร์หาเลขคลาส bird ของโมเดลใหม่ให้เอง</w:t>
+      </w:r>
+    </w:p>
+    <w:p>
+      <w:pPr>
+        <w:pStyle w:val="Heading2"/>
+        <w:keepNext/>
+        <w:spacing w:after="120" w:before="200"/>
+      </w:pPr>
+      <w:bookmarkStart w:name="_Toc17" w:id="17"/>
+      <w:r>
+        <w:rPr>
+          <w:b/>
+          <w:bCs/>
+          <w:sz w:val="34"/>
+          <w:szCs w:val="34"/>
+        </w:rPr>
+        <w:t xml:space="preserve">5.11 ดูจากที่ไหนก็ได้ด้วย Tailscale</w:t>
+      </w:r>
+      <w:bookmarkEnd w:id="17"/>
+    </w:p>
+    <w:p>
+      <w:pPr>
+        <w:spacing w:after="120" w:line="340"/>
+      </w:pPr>
+      <w:r>
+        <w:rPr>
+          <w:sz w:val="32"/>
+          <w:szCs w:val="32"/>
+        </w:rPr>
+        <w:t xml:space="preserve">เมื่อ Pi ต่อ Wi-Fi หรือฮอตสปอตมือถือที่มีอินเทอร์เน็ต สามารถเปิดหน้าเว็บจากที่ไหนก็ได้ผ่าน Tailscale (เครือข่ายส่วนตัวแบบเข้ารหัส) โดยไม่ต้องตั้งค่าเราเตอร์</w:t>
+      </w:r>
+    </w:p>
+    <w:p>
+      <w:pPr>
+        <w:pStyle w:val="ListParagraph"/>
+        <w:numPr>
+          <w:ilvl w:val="0"/>
+          <w:numId w:val="12"/>
+        </w:numPr>
+        <w:spacing w:after="80" w:line="340"/>
+      </w:pPr>
+      <w:r>
+        <w:rPr>
+          <w:sz w:val="32"/>
+          <w:szCs w:val="32"/>
+        </w:rPr>
+        <w:t xml:space="preserve">บน Pi สั่ง bash ~/bird/setup_tailscale.sh แล้วเปิดลิงก์ที่ขึ้นเพื่อล็อกอินบัญชี Tailscale</w:t>
+      </w:r>
+    </w:p>
+    <w:p>
+      <w:pPr>
+        <w:pStyle w:val="ListParagraph"/>
+        <w:numPr>
+          <w:ilvl w:val="0"/>
+          <w:numId w:val="12"/>
+        </w:numPr>
+        <w:spacing w:after="80" w:line="340"/>
+      </w:pPr>
+      <w:r>
+        <w:rPr>
+          <w:sz w:val="32"/>
+          <w:szCs w:val="32"/>
+        </w:rPr>
+        <w:t xml:space="preserve">ติดตั้งแอป Tailscale บนมือถือหรือคอม แล้วล็อกอินบัญชีเดียวกัน</w:t>
+      </w:r>
+    </w:p>
+    <w:p>
+      <w:pPr>
+        <w:pStyle w:val="ListParagraph"/>
+        <w:numPr>
+          <w:ilvl w:val="0"/>
+          <w:numId w:val="12"/>
+        </w:numPr>
+        <w:spacing w:after="80" w:line="340"/>
+      </w:pPr>
+      <w:r>
+        <w:rPr>
+          <w:sz w:val="32"/>
+          <w:szCs w:val="32"/>
+        </w:rPr>
+        <w:t xml:space="preserve">เปิด http://&lt;IP 100.x ของ Pi&gt;:5000 ที่อยู่นี้ไม่เปลี่ยนแม้ Pi ย้าย Wi-Fi แล้วล็อกอินด้วยรหัสผ่านของระบบตามปกติ</w:t>
+      </w:r>
+    </w:p>
+    <w:p>
+      <w:pPr>
+        <w:pStyle w:val="ListParagraph"/>
+        <w:numPr>
+          <w:ilvl w:val="0"/>
+          <w:numId w:val="12"/>
+        </w:numPr>
+        <w:spacing w:after="80" w:line="340"/>
+      </w:pPr>
+      <w:r>
+        <w:rPr>
+          <w:sz w:val="32"/>
+          <w:szCs w:val="32"/>
+        </w:rPr>
+        <w:t xml:space="preserve">ให้ผู้อื่นดู ใช้เมนู Share ของเครื่องในหน้า admin ของ Tailscale ผู้รับจะเห็นเฉพาะ Pi เครื่องนี้</w:t>
+      </w:r>
+    </w:p>
+    <w:p>
+      <w:pPr>
+        <w:spacing w:after="120" w:line="340"/>
+      </w:pPr>
+      <w:r>
+        <w:rPr>
+          <w:sz w:val="32"/>
+          <w:szCs w:val="32"/>
+        </w:rPr>
+        <w:t xml:space="preserve">ถ้าอินเทอร์เน็ตหลุด จะดูผ่าน Tailscale ไม่ได้ แต่เครื่องยังตรวจและไล่นกได้ตามปกติ เพราะประมวลผลบน Pi ทั้งหมด</w:t>
+      </w:r>
+    </w:p>
+    <w:p>
+      <w:pPr>
         <w:pStyle w:val="Heading1"/>
         <w:pageBreakBefore/>
         <w:spacing w:after="200"/>
       </w:pPr>
-      <w:bookmarkStart w:name="_Toc16" w:id="16"/>
+      <w:bookmarkStart w:name="_Toc18" w:id="18"/>
       <w:r>
         <w:rPr>
           <w:b/>
@@ -6477,7 +7499,7 @@
         </w:rPr>
         <w:t xml:space="preserve">6. ไฟแสดงสถานะและการแจ้งเตือน</w:t>
       </w:r>
-      <w:bookmarkEnd w:id="16"/>
+      <w:bookmarkEnd w:id="18"/>
     </w:p>
     <w:p>
       <w:pPr>
@@ -6485,7 +7507,7 @@
         <w:keepNext/>
         <w:spacing w:after="120" w:before="200"/>
       </w:pPr>
-      <w:bookmarkStart w:name="_Toc17" w:id="17"/>
+      <w:bookmarkStart w:name="_Toc19" w:id="19"/>
       <w:r>
         <w:rPr>
           <w:b/>
@@ -6495,7 +7517,7 @@
         </w:rPr>
         <w:t xml:space="preserve">6.1 ไฟสถานะบนเครื่อง</w:t>
       </w:r>
-      <w:bookmarkEnd w:id="17"/>
+      <w:bookmarkEnd w:id="19"/>
     </w:p>
     <w:tbl>
       <w:tblPr>
@@ -6783,7 +7805,7 @@
                 <w:sz w:val="28"/>
                 <w:szCs w:val="28"/>
               </w:rPr>
-              <w:t xml:space="preserve">รีเลย์ช่อง 3 (GPIO26)</w:t>
+              <w:t xml:space="preserve">รีเลย์ช่อง 3 (GPIO21)</w:t>
             </w:r>
           </w:p>
         </w:tc>
@@ -6933,7 +7955,7 @@
         <w:keepNext/>
         <w:spacing w:after="120" w:before="200"/>
       </w:pPr>
-      <w:bookmarkStart w:name="_Toc18" w:id="18"/>
+      <w:bookmarkStart w:name="_Toc20" w:id="20"/>
       <w:r>
         <w:rPr>
           <w:b/>
@@ -6943,7 +7965,7 @@
         </w:rPr>
         <w:t xml:space="preserve">6.2 คำเตือนบนหน้าเว็บ</w:t>
       </w:r>
-      <w:bookmarkEnd w:id="18"/>
+      <w:bookmarkEnd w:id="20"/>
     </w:p>
     <w:tbl>
       <w:tblPr>
@@ -7591,7 +8613,7 @@
         <w:pageBreakBefore/>
         <w:spacing w:after="200"/>
       </w:pPr>
-      <w:bookmarkStart w:name="_Toc19" w:id="19"/>
+      <w:bookmarkStart w:name="_Toc21" w:id="21"/>
       <w:r>
         <w:rPr>
           <w:b/>
@@ -7601,14 +8623,14 @@
         </w:rPr>
         <w:t xml:space="preserve">7. ข้อควรระวัง</w:t>
       </w:r>
-      <w:bookmarkEnd w:id="19"/>
+      <w:bookmarkEnd w:id="21"/>
     </w:p>
     <w:p>
       <w:pPr>
         <w:pStyle w:val="ListParagraph"/>
         <w:numPr>
           <w:ilvl w:val="0"/>
-          <w:numId w:val="11"/>
+          <w:numId w:val="13"/>
         </w:numPr>
         <w:spacing w:after="80" w:line="340"/>
       </w:pPr>
@@ -7634,7 +8656,7 @@
         <w:pStyle w:val="ListParagraph"/>
         <w:numPr>
           <w:ilvl w:val="0"/>
-          <w:numId w:val="11"/>
+          <w:numId w:val="13"/>
         </w:numPr>
         <w:spacing w:after="80" w:line="340"/>
       </w:pPr>
@@ -7660,7 +8682,7 @@
         <w:pStyle w:val="ListParagraph"/>
         <w:numPr>
           <w:ilvl w:val="0"/>
-          <w:numId w:val="11"/>
+          <w:numId w:val="13"/>
         </w:numPr>
         <w:spacing w:after="80" w:line="340"/>
       </w:pPr>
@@ -7686,7 +8708,7 @@
         <w:pStyle w:val="ListParagraph"/>
         <w:numPr>
           <w:ilvl w:val="0"/>
-          <w:numId w:val="11"/>
+          <w:numId w:val="13"/>
         </w:numPr>
         <w:spacing w:after="80" w:line="340"/>
       </w:pPr>
@@ -7712,7 +8734,7 @@
         <w:pStyle w:val="ListParagraph"/>
         <w:numPr>
           <w:ilvl w:val="0"/>
-          <w:numId w:val="11"/>
+          <w:numId w:val="13"/>
         </w:numPr>
         <w:spacing w:after="80" w:line="340"/>
       </w:pPr>
@@ -7738,7 +8760,7 @@
         <w:pStyle w:val="ListParagraph"/>
         <w:numPr>
           <w:ilvl w:val="0"/>
-          <w:numId w:val="11"/>
+          <w:numId w:val="13"/>
         </w:numPr>
         <w:spacing w:after="80" w:line="340"/>
       </w:pPr>
@@ -7764,7 +8786,7 @@
         <w:pStyle w:val="ListParagraph"/>
         <w:numPr>
           <w:ilvl w:val="0"/>
-          <w:numId w:val="11"/>
+          <w:numId w:val="13"/>
         </w:numPr>
         <w:spacing w:after="80" w:line="340"/>
       </w:pPr>
@@ -7775,14 +8797,14 @@
           <w:sz w:val="32"/>
           <w:szCs w:val="32"/>
         </w:rPr>
-        <w:t xml:space="preserve">ตั้งรหัส PIN </w:t>
+        <w:t xml:space="preserve">ตั้งรหัสผ่านทันทีหลังติดตั้ง </w:t>
       </w:r>
       <w:r>
         <w:rPr>
           <w:sz w:val="32"/>
           <w:szCs w:val="32"/>
         </w:rPr>
-        <w:t xml:space="preserve">เมื่อใช้ Wi-Fi หรือฮอตสปอตร่วมกับผู้อื่น เพื่อกันคนอื่นสั่งปั๊มและมอเตอร์</w:t>
+        <w:t xml:space="preserve">และอย่าบอกรหัสกับผู้ที่ไม่เกี่ยวข้อง ผู้ที่ล็อกอินได้สั่งปั๊มและมอเตอร์ได้</w:t>
       </w:r>
     </w:p>
     <w:p>
@@ -7790,7 +8812,7 @@
         <w:pStyle w:val="ListParagraph"/>
         <w:numPr>
           <w:ilvl w:val="0"/>
-          <w:numId w:val="11"/>
+          <w:numId w:val="13"/>
         </w:numPr>
         <w:spacing w:after="80" w:line="340"/>
       </w:pPr>
@@ -7816,7 +8838,7 @@
         <w:pStyle w:val="ListParagraph"/>
         <w:numPr>
           <w:ilvl w:val="0"/>
-          <w:numId w:val="11"/>
+          <w:numId w:val="13"/>
         </w:numPr>
         <w:spacing w:after="80" w:line="340"/>
       </w:pPr>
@@ -7843,7 +8865,7 @@
         <w:pageBreakBefore/>
         <w:spacing w:after="200"/>
       </w:pPr>
-      <w:bookmarkStart w:name="_Toc20" w:id="20"/>
+      <w:bookmarkStart w:name="_Toc22" w:id="22"/>
       <w:r>
         <w:rPr>
           <w:b/>
@@ -7853,7 +8875,7 @@
         </w:rPr>
         <w:t xml:space="preserve">8. การแก้ปัญหาเบื้องต้น</w:t>
       </w:r>
-      <w:bookmarkEnd w:id="20"/>
+      <w:bookmarkEnd w:id="22"/>
     </w:p>
     <w:tbl>
       <w:tblPr>
@@ -8993,7 +10015,7 @@
         <w:pageBreakBefore/>
         <w:spacing w:after="200"/>
       </w:pPr>
-      <w:bookmarkStart w:name="_Toc21" w:id="21"/>
+      <w:bookmarkStart w:name="_Toc23" w:id="23"/>
       <w:r>
         <w:rPr>
           <w:b/>
@@ -9003,7 +10025,7 @@
         </w:rPr>
         <w:t xml:space="preserve">ภาคผนวก</w:t>
       </w:r>
-      <w:bookmarkEnd w:id="21"/>
+      <w:bookmarkEnd w:id="23"/>
     </w:p>
     <w:p>
       <w:pPr>
@@ -9011,7 +10033,7 @@
         <w:keepNext/>
         <w:spacing w:after="120" w:before="200"/>
       </w:pPr>
-      <w:bookmarkStart w:name="_Toc22" w:id="22"/>
+      <w:bookmarkStart w:name="_Toc24" w:id="24"/>
       <w:r>
         <w:rPr>
           <w:b/>
@@ -9021,7 +10043,7 @@
         </w:rPr>
         <w:t xml:space="preserve">ก. ค่าที่ปรับได้ในเซิร์ฟเวอร์ (ต้นไฟล์ raspberry_pi_server.py)</w:t>
       </w:r>
-      <w:bookmarkEnd w:id="22"/>
+      <w:bookmarkEnd w:id="24"/>
     </w:p>
     <w:tbl>
       <w:tblPr>
@@ -10085,7 +11107,7 @@
                 <w:sz w:val="28"/>
                 <w:szCs w:val="28"/>
               </w:rPr>
-              <w:t xml:space="preserve">BIRD_PIN</w:t>
+              <w:t xml:space="preserve">BIRD_PASSWORD</w:t>
             </w:r>
           </w:p>
         </w:tc>
@@ -10149,7 +11171,7 @@
                 <w:sz w:val="28"/>
                 <w:szCs w:val="28"/>
               </w:rPr>
-              <w:t xml:space="preserve">รหัส PIN ป้องกันการสั่งงาน</w:t>
+              <w:t xml:space="preserve">รหัสผ่านเริ่มต้น ใช้เมื่อยังไม่มี auth.json</w:t>
             </w:r>
           </w:p>
         </w:tc>
@@ -10186,6 +11208,208 @@
                 <w:sz w:val="28"/>
                 <w:szCs w:val="28"/>
               </w:rPr>
+              <w:t xml:space="preserve">LOGIN_DAYS</w:t>
+            </w:r>
+          </w:p>
+        </w:tc>
+        <w:tc>
+          <w:tcPr>
+            <w:tcW w:type="dxa" w:w="2000"/>
+            <w:tcBorders>
+              <w:top w:val="single" w:color="808080" w:sz="4"/>
+              <w:left w:val="single" w:color="808080" w:sz="4"/>
+              <w:bottom w:val="single" w:color="808080" w:sz="4"/>
+              <w:right w:val="single" w:color="808080" w:sz="4"/>
+            </w:tcBorders>
+            <w:tcMar>
+              <w:top w:type="dxa" w:w="60"/>
+              <w:left w:type="dxa" w:w="100"/>
+              <w:bottom w:type="dxa" w:w="60"/>
+              <w:right w:type="dxa" w:w="100"/>
+            </w:tcMar>
+            <w:vAlign w:val="center"/>
+          </w:tcPr>
+          <w:p>
+            <w:pPr>
+              <w:spacing w:after="20" w:line="320"/>
+            </w:pPr>
+            <w:r>
+              <w:rPr>
+                <w:b w:val="false"/>
+                <w:bCs w:val="false"/>
+                <w:sz w:val="28"/>
+                <w:szCs w:val="28"/>
+              </w:rPr>
+              <w:t xml:space="preserve">30</w:t>
+            </w:r>
+          </w:p>
+        </w:tc>
+        <w:tc>
+          <w:tcPr>
+            <w:tcW w:type="dxa" w:w="4638"/>
+            <w:tcBorders>
+              <w:top w:val="single" w:color="808080" w:sz="4"/>
+              <w:left w:val="single" w:color="808080" w:sz="4"/>
+              <w:bottom w:val="single" w:color="808080" w:sz="4"/>
+              <w:right w:val="single" w:color="808080" w:sz="4"/>
+            </w:tcBorders>
+            <w:tcMar>
+              <w:top w:type="dxa" w:w="60"/>
+              <w:left w:type="dxa" w:w="100"/>
+              <w:bottom w:type="dxa" w:w="60"/>
+              <w:right w:type="dxa" w:w="100"/>
+            </w:tcMar>
+            <w:vAlign w:val="center"/>
+          </w:tcPr>
+          <w:p>
+            <w:pPr>
+              <w:spacing w:after="20" w:line="320"/>
+            </w:pPr>
+            <w:r>
+              <w:rPr>
+                <w:b w:val="false"/>
+                <w:bCs w:val="false"/>
+                <w:sz w:val="28"/>
+                <w:szCs w:val="28"/>
+              </w:rPr>
+              <w:t xml:space="preserve">จำการล็อกอินกี่วัน</w:t>
+            </w:r>
+          </w:p>
+        </w:tc>
+      </w:tr>
+      <w:tr>
+        <w:trPr>
+          <w:cantSplit/>
+        </w:trPr>
+        <w:tc>
+          <w:tcPr>
+            <w:tcW w:type="dxa" w:w="3000"/>
+            <w:tcBorders>
+              <w:top w:val="single" w:color="808080" w:sz="4"/>
+              <w:left w:val="single" w:color="808080" w:sz="4"/>
+              <w:bottom w:val="single" w:color="808080" w:sz="4"/>
+              <w:right w:val="single" w:color="808080" w:sz="4"/>
+            </w:tcBorders>
+            <w:tcMar>
+              <w:top w:type="dxa" w:w="60"/>
+              <w:left w:type="dxa" w:w="100"/>
+              <w:bottom w:type="dxa" w:w="60"/>
+              <w:right w:type="dxa" w:w="100"/>
+            </w:tcMar>
+            <w:vAlign w:val="center"/>
+          </w:tcPr>
+          <w:p>
+            <w:pPr>
+              <w:spacing w:after="20" w:line="320"/>
+            </w:pPr>
+            <w:r>
+              <w:rPr>
+                <w:b w:val="false"/>
+                <w:bCs w:val="false"/>
+                <w:sz w:val="28"/>
+                <w:szCs w:val="28"/>
+              </w:rPr>
+              <w:t xml:space="preserve">LOGIN_MAX_FAIL / LOGIN_LOCK_S</w:t>
+            </w:r>
+          </w:p>
+        </w:tc>
+        <w:tc>
+          <w:tcPr>
+            <w:tcW w:type="dxa" w:w="2000"/>
+            <w:tcBorders>
+              <w:top w:val="single" w:color="808080" w:sz="4"/>
+              <w:left w:val="single" w:color="808080" w:sz="4"/>
+              <w:bottom w:val="single" w:color="808080" w:sz="4"/>
+              <w:right w:val="single" w:color="808080" w:sz="4"/>
+            </w:tcBorders>
+            <w:tcMar>
+              <w:top w:type="dxa" w:w="60"/>
+              <w:left w:type="dxa" w:w="100"/>
+              <w:bottom w:type="dxa" w:w="60"/>
+              <w:right w:type="dxa" w:w="100"/>
+            </w:tcMar>
+            <w:vAlign w:val="center"/>
+          </w:tcPr>
+          <w:p>
+            <w:pPr>
+              <w:spacing w:after="20" w:line="320"/>
+            </w:pPr>
+            <w:r>
+              <w:rPr>
+                <w:b w:val="false"/>
+                <w:bCs w:val="false"/>
+                <w:sz w:val="28"/>
+                <w:szCs w:val="28"/>
+              </w:rPr>
+              <w:t xml:space="preserve">5 / 300</w:t>
+            </w:r>
+          </w:p>
+        </w:tc>
+        <w:tc>
+          <w:tcPr>
+            <w:tcW w:type="dxa" w:w="4638"/>
+            <w:tcBorders>
+              <w:top w:val="single" w:color="808080" w:sz="4"/>
+              <w:left w:val="single" w:color="808080" w:sz="4"/>
+              <w:bottom w:val="single" w:color="808080" w:sz="4"/>
+              <w:right w:val="single" w:color="808080" w:sz="4"/>
+            </w:tcBorders>
+            <w:tcMar>
+              <w:top w:type="dxa" w:w="60"/>
+              <w:left w:type="dxa" w:w="100"/>
+              <w:bottom w:type="dxa" w:w="60"/>
+              <w:right w:type="dxa" w:w="100"/>
+            </w:tcMar>
+            <w:vAlign w:val="center"/>
+          </w:tcPr>
+          <w:p>
+            <w:pPr>
+              <w:spacing w:after="20" w:line="320"/>
+            </w:pPr>
+            <w:r>
+              <w:rPr>
+                <w:b w:val="false"/>
+                <w:bCs w:val="false"/>
+                <w:sz w:val="28"/>
+                <w:szCs w:val="28"/>
+              </w:rPr>
+              <w:t xml:space="preserve">ใส่ผิดกี่ครั้งถึงล็อก / ล็อกกี่วินาที</w:t>
+            </w:r>
+          </w:p>
+        </w:tc>
+      </w:tr>
+      <w:tr>
+        <w:trPr>
+          <w:cantSplit/>
+        </w:trPr>
+        <w:tc>
+          <w:tcPr>
+            <w:tcW w:type="dxa" w:w="3000"/>
+            <w:tcBorders>
+              <w:top w:val="single" w:color="808080" w:sz="4"/>
+              <w:left w:val="single" w:color="808080" w:sz="4"/>
+              <w:bottom w:val="single" w:color="808080" w:sz="4"/>
+              <w:right w:val="single" w:color="808080" w:sz="4"/>
+            </w:tcBorders>
+            <w:tcMar>
+              <w:top w:type="dxa" w:w="60"/>
+              <w:left w:type="dxa" w:w="100"/>
+              <w:bottom w:type="dxa" w:w="60"/>
+              <w:right w:type="dxa" w:w="100"/>
+            </w:tcMar>
+            <w:vAlign w:val="center"/>
+          </w:tcPr>
+          <w:p>
+            <w:pPr>
+              <w:spacing w:after="20" w:line="320"/>
+            </w:pPr>
+            <w:r>
+              <w:rPr>
+                <w:b w:val="false"/>
+                <w:bCs w:val="false"/>
+                <w:sz w:val="28"/>
+                <w:szCs w:val="28"/>
+              </w:rPr>
               <w:t xml:space="preserve">BIRD_PORT</w:t>
             </w:r>
           </w:p>
@@ -10262,7 +11486,7 @@
         <w:keepNext/>
         <w:spacing w:after="120" w:before="200"/>
       </w:pPr>
-      <w:bookmarkStart w:name="_Toc23" w:id="23"/>
+      <w:bookmarkStart w:name="_Toc25" w:id="25"/>
       <w:r>
         <w:rPr>
           <w:b/>
@@ -10272,7 +11496,7 @@
         </w:rPr>
         <w:t xml:space="preserve">ข. ค่าที่ปรับได้ในเฟิร์มแวร์ ESP32</w:t>
       </w:r>
-      <w:bookmarkEnd w:id="23"/>
+      <w:bookmarkEnd w:id="25"/>
     </w:p>
     <w:tbl>
       <w:tblPr>
@@ -11210,7 +12434,7 @@
         <w:keepNext/>
         <w:spacing w:after="120" w:before="200"/>
       </w:pPr>
-      <w:bookmarkStart w:name="_Toc24" w:id="24"/>
+      <w:bookmarkStart w:name="_Toc26" w:id="26"/>
       <w:r>
         <w:rPr>
           <w:b/>
@@ -11220,7 +12444,7 @@
         </w:rPr>
         <w:t xml:space="preserve">ค. ผังขาของ ESP32</w:t>
       </w:r>
-      <w:bookmarkEnd w:id="24"/>
+      <w:bookmarkEnd w:id="26"/>
     </w:p>
     <w:tbl>
       <w:tblPr>
@@ -11407,7 +12631,7 @@
                 <w:sz w:val="28"/>
                 <w:szCs w:val="28"/>
               </w:rPr>
-              <w:t xml:space="preserve">32</w:t>
+              <w:t xml:space="preserve">25</w:t>
             </w:r>
           </w:p>
         </w:tc>
@@ -11508,7 +12732,7 @@
                 <w:sz w:val="28"/>
                 <w:szCs w:val="28"/>
               </w:rPr>
-              <w:t xml:space="preserve">33</w:t>
+              <w:t xml:space="preserve">26</w:t>
             </w:r>
           </w:p>
         </w:tc>
@@ -11609,7 +12833,7 @@
                 <w:sz w:val="28"/>
                 <w:szCs w:val="28"/>
               </w:rPr>
-              <w:t xml:space="preserve">25</w:t>
+              <w:t xml:space="preserve">27</w:t>
             </w:r>
           </w:p>
         </w:tc>
@@ -11912,7 +13136,7 @@
                 <w:sz w:val="28"/>
                 <w:szCs w:val="28"/>
               </w:rPr>
-              <w:t xml:space="preserve">26</w:t>
+              <w:t xml:space="preserve">21</w:t>
             </w:r>
           </w:p>
         </w:tc>
@@ -12013,7 +13237,7 @@
                 <w:sz w:val="28"/>
                 <w:szCs w:val="28"/>
               </w:rPr>
-              <w:t xml:space="preserve">21</w:t>
+              <w:t xml:space="preserve">32</w:t>
             </w:r>
           </w:p>
         </w:tc>
@@ -12045,7 +13269,7 @@
                 <w:sz w:val="28"/>
                 <w:szCs w:val="28"/>
               </w:rPr>
-              <w:t xml:space="preserve">HC-SR501 OUT</w:t>
+              <w:t xml:space="preserve">HC-SR501 OUT (ใช้ตัวต้านทานดึงลงในตัวของขา 32)</w:t>
             </w:r>
           </w:p>
         </w:tc>
@@ -12262,7 +13486,67 @@
           <w:sz w:val="28"/>
           <w:szCs w:val="28"/>
         </w:rPr>
-        <w:t xml:space="preserve">หมายเหตุ: รีเลย์สั่งงานด้วย HIGH จัมเปอร์บนโมดูลรีเลย์ต้องอยู่ฝั่ง H</w:t>
+        <w:t xml:space="preserve">หมายเหตุ: รีเลย์สั่งงานด้วย HIGH จัมเปอร์บนโมดูลรีเลย์ต้องอยู่ฝั่ง H / ขา 33 และ 35 เว้นว่าง / ห้ามใช้ขา 6–11 และ 1, 3 / เลี่ยงขา 0, 2, 4, 5, 12, 15 กับรีเลย์และไดร์เวอร์ / เพิ่มรีเลย์ช่อง 4 ใช้ขา 17</w:t>
+      </w:r>
+    </w:p>
+    <w:p>
+      <w:pPr>
+        <w:keepNext/>
+        <w:spacing w:after="60" w:before="80"/>
+        <w:jc w:val="center"/>
+      </w:pPr>
+      <w:r>
+        <w:drawing>
+          <wp:inline distT="0" distB="0" distL="0" distR="0">
+            <wp:extent cx="5715000" cy="3105150"/>
+            <wp:effectExtent t="0" r="0" b="0" l="0"/>
+            <wp:docPr id="16" name="" descr="" title=""/>
+            <wp:cNvGraphicFramePr>
+              <a:graphicFrameLocks xmlns:a="http://schemas.openxmlformats.org/drawingml/2006/main" noChangeAspect="1"/>
+            </wp:cNvGraphicFramePr>
+            <a:graphic xmlns:a="http://schemas.openxmlformats.org/drawingml/2006/main">
+              <a:graphicData uri="http://schemas.openxmlformats.org/drawingml/2006/picture">
+                <pic:pic xmlns:pic="http://schemas.openxmlformats.org/drawingml/2006/picture">
+                  <pic:nvPicPr>
+                    <pic:cNvPr id="0" name="" descr=""/>
+                    <pic:cNvPicPr>
+                      <a:picLocks noChangeAspect="1" noChangeArrowheads="1"/>
+                    </pic:cNvPicPr>
+                  </pic:nvPicPr>
+                  <pic:blipFill>
+                    <a:blip r:embed="rId23" cstate="none"/>
+                    <a:srcRect/>
+                    <a:stretch>
+                      <a:fillRect/>
+                    </a:stretch>
+                  </pic:blipFill>
+                  <pic:spPr bwMode="auto">
+                    <a:xfrm>
+                      <a:off x="0" y="0"/>
+                      <a:ext cx="5715000" cy="3105150"/>
+                    </a:xfrm>
+                    <a:prstGeom prst="rect">
+                      <a:avLst/>
+                    </a:prstGeom>
+                  </pic:spPr>
+                </pic:pic>
+              </a:graphicData>
+            </a:graphic>
+          </wp:inline>
+        </w:drawing>
+      </w:r>
+    </w:p>
+    <w:p>
+      <w:pPr>
+        <w:spacing w:after="160"/>
+        <w:jc w:val="center"/>
+      </w:pPr>
+      <w:r>
+        <w:rPr>
+          <w:sz w:val="28"/>
+          <w:szCs w:val="28"/>
+        </w:rPr>
+        <w:t xml:space="preserve">ภาพที่ 16 ผังขา ESP32 จัดกลุ่มตามตำแหน่งบนบอร์ด</w:t>
       </w:r>
     </w:p>
     <w:sectPr>
@@ -12565,6 +13849,30 @@
     </w:lvl>
   </w:abstractNum>
   <w:abstractNum w:abstractNumId="11" w15:restartNumberingAfterBreak="0">
+    <w:multiLevelType w:val="hybridMultilevel"/>
+    <w:lvl w:ilvl="0" w:tentative="1">
+      <w:start w:val="1"/>
+      <w:numFmt w:val="decimal"/>
+      <w:lvlText w:val="%1."/>
+      <w:lvlJc w:val="left"/>
+      <w:pPr>
+        <w:ind w:left="720" w:hanging="360"/>
+      </w:pPr>
+    </w:lvl>
+  </w:abstractNum>
+  <w:abstractNum w:abstractNumId="12" w15:restartNumberingAfterBreak="0">
+    <w:multiLevelType w:val="hybridMultilevel"/>
+    <w:lvl w:ilvl="0" w:tentative="1">
+      <w:start w:val="1"/>
+      <w:numFmt w:val="decimal"/>
+      <w:lvlText w:val="%1."/>
+      <w:lvlJc w:val="left"/>
+      <w:pPr>
+        <w:ind w:left="720" w:hanging="360"/>
+      </w:pPr>
+    </w:lvl>
+  </w:abstractNum>
+  <w:abstractNum w:abstractNumId="13" w15:restartNumberingAfterBreak="0">
     <w:multiLevelType w:val="hybridMultilevel"/>
     <w:lvl w:ilvl="0" w:tentative="1">
       <w:start w:val="1"/>
@@ -12638,6 +13946,18 @@
   </w:num>
   <w:num w:numId="11">
     <w:abstractNumId w:val="11"/>
+    <w:lvlOverride w:ilvl="0">
+      <w:startOverride w:val="1"/>
+    </w:lvlOverride>
+  </w:num>
+  <w:num w:numId="12">
+    <w:abstractNumId w:val="12"/>
+    <w:lvlOverride w:ilvl="0">
+      <w:startOverride w:val="1"/>
+    </w:lvlOverride>
+  </w:num>
+  <w:num w:numId="13">
+    <w:abstractNumId w:val="13"/>
     <w:lvlOverride w:ilvl="0">
       <w:startOverride w:val="1"/>
     </w:lvlOverride>

--- a/bird_repeller/docs/คู่มือการใช้งานเครื่องไล่นกอัตโนมัติ.docx
+++ b/bird_repeller/docs/คู่มือการใช้งานเครื่องไล่นกอัตโนมัติ.docx
@@ -168,7 +168,7 @@
           <w:sz w:val="28"/>
           <w:szCs w:val="28"/>
         </w:rPr>
-        <w:t xml:space="preserve">เอกสารนี้ใช้คู่กับเฟิร์มแวร์บอร์ดควบคุม BIRDCTRL v7.8 และเซิร์ฟเวอร์ v7.0</w:t>
+        <w:t xml:space="preserve">เอกสารนี้ใช้คู่กับเฟิร์มแวร์บอร์ดควบคุม BIRDCTRL v7.8 และเซิร์ฟเวอร์ v7.1</w:t>
       </w:r>
     </w:p>
     <w:p>
@@ -298,7 +298,7 @@
           </w:pPr>
           <w:hyperlink w:history="1" w:anchor="_Toc2">
             <w:r>
-              <w:t xml:space="preserve">1.1 โหมดการทำงานของเซิร์ฟเวอร์</w:t>
+              <w:t xml:space="preserve">1.1 เวอร์ชันใช้งานปกติ และเวอร์ชันเก็บภาพเทรน</w:t>
             </w:r>
             <w:r>
               <w:tab/>
@@ -616,7 +616,7 @@
           </w:pPr>
           <w:hyperlink w:history="1" w:anchor="_Toc16">
             <w:r>
-              <w:t xml:space="preserve">5.10 เก็บภาพและติดป้ายสำหรับเทรนโมเดล</w:t>
+              <w:t xml:space="preserve">5.10 เก็บภาพและติดป้ายสำหรับเทรนโมเดล (เวอร์ชัน train)</w:t>
             </w:r>
             <w:r>
               <w:tab/>
@@ -1141,7 +1141,7 @@
           <w:sz w:val="34"/>
           <w:szCs w:val="34"/>
         </w:rPr>
-        <w:t xml:space="preserve">1.1 โหมดการทำงานของเซิร์ฟเวอร์</w:t>
+        <w:t xml:space="preserve">1.1 เวอร์ชันใช้งานปกติ และเวอร์ชันเก็บภาพเทรน</w:t>
       </w:r>
       <w:bookmarkEnd w:id="2"/>
     </w:p>
@@ -1154,7 +1154,7 @@
           <w:sz w:val="32"/>
           <w:szCs w:val="32"/>
         </w:rPr>
-        <w:t xml:space="preserve">เซิร์ฟเวอร์มี 3 โหมด ตั้งผ่านตัวแปร BIRD_MODE (ค่าเริ่มต้นคือ field)</w:t>
+        <w:t xml:space="preserve">โปรแกรมบน Pi มี 2 เวอร์ชันในไฟล์เดียว เลือกที่บรรทัด MODE_DEFAULT ต้นไฟล์ raspberry_pi_server.py หรือใส่ Environment=BIRD_MODE=train ในไฟล์ bird.service แล้วรีสตาร์ทบริการ หน้าเว็บมีป้ายบอกเวอร์ชันที่มุมบน</w:t>
       </w:r>
     </w:p>
     <w:tbl>
@@ -1171,9 +1171,9 @@
       </w:tblPr>
       <w:tblGrid>
         <w:gridCol w:w="1500"/>
-        <w:gridCol w:w="2200"/>
-        <w:gridCol w:w="2200"/>
-        <w:gridCol w:w="3738"/>
+        <w:gridCol w:w="2700"/>
+        <w:gridCol w:w="2500"/>
+        <w:gridCol w:w="2938"/>
       </w:tblGrid>
       <w:tr>
         <w:trPr>
@@ -1208,13 +1208,13 @@
                 <w:sz w:val="28"/>
                 <w:szCs w:val="28"/>
               </w:rPr>
-              <w:t xml:space="preserve">โหมด</w:t>
-            </w:r>
-          </w:p>
-        </w:tc>
-        <w:tc>
-          <w:tcPr>
-            <w:tcW w:type="dxa" w:w="2200"/>
+              <w:t xml:space="preserve">เวอร์ชัน</w:t>
+            </w:r>
+          </w:p>
+        </w:tc>
+        <w:tc>
+          <w:tcPr>
+            <w:tcW w:type="dxa" w:w="2700"/>
             <w:tcBorders>
               <w:top w:val="single" w:color="808080" w:sz="4"/>
               <w:left w:val="single" w:color="808080" w:sz="4"/>
@@ -1247,7 +1247,7 @@
         </w:tc>
         <w:tc>
           <w:tcPr>
-            <w:tcW w:type="dxa" w:w="2200"/>
+            <w:tcW w:type="dxa" w:w="2500"/>
             <w:tcBorders>
               <w:top w:val="single" w:color="808080" w:sz="4"/>
               <w:left w:val="single" w:color="808080" w:sz="4"/>
@@ -1274,13 +1274,13 @@
                 <w:sz w:val="28"/>
                 <w:szCs w:val="28"/>
               </w:rPr>
-              <w:t xml:space="preserve">เกณฑ์ความมั่นใจ</w:t>
-            </w:r>
-          </w:p>
-        </w:tc>
-        <w:tc>
-          <w:tcPr>
-            <w:tcW w:type="dxa" w:w="3738"/>
+              <w:t xml:space="preserve">เก็บภาพเทรน</w:t>
+            </w:r>
+          </w:p>
+        </w:tc>
+        <w:tc>
+          <w:tcPr>
+            <w:tcW w:type="dxa" w:w="2938"/>
             <w:tcBorders>
               <w:top w:val="single" w:color="808080" w:sz="4"/>
               <w:left w:val="single" w:color="808080" w:sz="4"/>
@@ -1344,103 +1344,117 @@
                 <w:sz w:val="28"/>
                 <w:szCs w:val="28"/>
               </w:rPr>
-              <w:t xml:space="preserve">field</w:t>
-            </w:r>
-          </w:p>
-        </w:tc>
-        <w:tc>
-          <w:tcPr>
-            <w:tcW w:type="dxa" w:w="2200"/>
-            <w:tcBorders>
-              <w:top w:val="single" w:color="808080" w:sz="4"/>
-              <w:left w:val="single" w:color="808080" w:sz="4"/>
-              <w:bottom w:val="single" w:color="808080" w:sz="4"/>
-              <w:right w:val="single" w:color="808080" w:sz="4"/>
-            </w:tcBorders>
-            <w:tcMar>
-              <w:top w:type="dxa" w:w="60"/>
-              <w:left w:type="dxa" w:w="100"/>
-              <w:bottom w:type="dxa" w:w="60"/>
-              <w:right w:type="dxa" w:w="100"/>
-            </w:tcMar>
-            <w:vAlign w:val="center"/>
-          </w:tcPr>
-          <w:p>
-            <w:pPr>
-              <w:spacing w:after="20" w:line="320"/>
-            </w:pPr>
-            <w:r>
-              <w:rPr>
-                <w:b w:val="false"/>
-                <w:bCs w:val="false"/>
-                <w:sz w:val="28"/>
-                <w:szCs w:val="28"/>
-              </w:rPr>
-              <w:t xml:space="preserve">ไล่จริง (ปั๊ม + มอเตอร์)</w:t>
-            </w:r>
-          </w:p>
-        </w:tc>
-        <w:tc>
-          <w:tcPr>
-            <w:tcW w:type="dxa" w:w="2200"/>
-            <w:tcBorders>
-              <w:top w:val="single" w:color="808080" w:sz="4"/>
-              <w:left w:val="single" w:color="808080" w:sz="4"/>
-              <w:bottom w:val="single" w:color="808080" w:sz="4"/>
-              <w:right w:val="single" w:color="808080" w:sz="4"/>
-            </w:tcBorders>
-            <w:tcMar>
-              <w:top w:type="dxa" w:w="60"/>
-              <w:left w:type="dxa" w:w="100"/>
-              <w:bottom w:type="dxa" w:w="60"/>
-              <w:right w:type="dxa" w:w="100"/>
-            </w:tcMar>
-            <w:vAlign w:val="center"/>
-          </w:tcPr>
-          <w:p>
-            <w:pPr>
-              <w:spacing w:after="20" w:line="320"/>
-            </w:pPr>
-            <w:r>
-              <w:rPr>
-                <w:b w:val="false"/>
-                <w:bCs w:val="false"/>
-                <w:sz w:val="28"/>
-                <w:szCs w:val="28"/>
-              </w:rPr>
-              <w:t xml:space="preserve">0.30 และต้องเจอ 2 เฟรมติดกัน</w:t>
-            </w:r>
-          </w:p>
-        </w:tc>
-        <w:tc>
-          <w:tcPr>
-            <w:tcW w:type="dxa" w:w="3738"/>
-            <w:tcBorders>
-              <w:top w:val="single" w:color="808080" w:sz="4"/>
-              <w:left w:val="single" w:color="808080" w:sz="4"/>
-              <w:bottom w:val="single" w:color="808080" w:sz="4"/>
-              <w:right w:val="single" w:color="808080" w:sz="4"/>
-            </w:tcBorders>
-            <w:tcMar>
-              <w:top w:type="dxa" w:w="60"/>
-              <w:left w:type="dxa" w:w="100"/>
-              <w:bottom w:type="dxa" w:w="60"/>
-              <w:right w:type="dxa" w:w="100"/>
-            </w:tcMar>
-            <w:vAlign w:val="center"/>
-          </w:tcPr>
-          <w:p>
-            <w:pPr>
-              <w:spacing w:after="20" w:line="320"/>
-            </w:pPr>
-            <w:r>
-              <w:rPr>
-                <w:b w:val="false"/>
-                <w:bCs w:val="false"/>
-                <w:sz w:val="28"/>
-                <w:szCs w:val="28"/>
-              </w:rPr>
-              <w:t xml:space="preserve">ติดตั้งหน้างานเพื่อทดสอบและเก็บข้อมูล</w:t>
+              <w:t xml:space="preserve">normal</w:t>
+            </w:r>
+          </w:p>
+          <w:p>
+            <w:pPr>
+              <w:spacing w:after="20" w:line="320"/>
+            </w:pPr>
+            <w:r>
+              <w:rPr>
+                <w:b w:val="false"/>
+                <w:bCs w:val="false"/>
+                <w:sz w:val="28"/>
+                <w:szCs w:val="28"/>
+              </w:rPr>
+              <w:t xml:space="preserve">(ค่าเริ่มต้น)</w:t>
+            </w:r>
+          </w:p>
+        </w:tc>
+        <w:tc>
+          <w:tcPr>
+            <w:tcW w:type="dxa" w:w="2700"/>
+            <w:tcBorders>
+              <w:top w:val="single" w:color="808080" w:sz="4"/>
+              <w:left w:val="single" w:color="808080" w:sz="4"/>
+              <w:bottom w:val="single" w:color="808080" w:sz="4"/>
+              <w:right w:val="single" w:color="808080" w:sz="4"/>
+            </w:tcBorders>
+            <w:tcMar>
+              <w:top w:type="dxa" w:w="60"/>
+              <w:left w:type="dxa" w:w="100"/>
+              <w:bottom w:type="dxa" w:w="60"/>
+              <w:right w:type="dxa" w:w="100"/>
+            </w:tcMar>
+            <w:vAlign w:val="center"/>
+          </w:tcPr>
+          <w:p>
+            <w:pPr>
+              <w:spacing w:after="20" w:line="320"/>
+            </w:pPr>
+            <w:r>
+              <w:rPr>
+                <w:b w:val="false"/>
+                <w:bCs w:val="false"/>
+                <w:sz w:val="28"/>
+                <w:szCs w:val="28"/>
+              </w:rPr>
+              <w:t xml:space="preserve">ไล่จริง เมื่อเจอ 2 เฟรมติดกัน (เกณฑ์ 0.30)</w:t>
+            </w:r>
+          </w:p>
+        </w:tc>
+        <w:tc>
+          <w:tcPr>
+            <w:tcW w:type="dxa" w:w="2500"/>
+            <w:tcBorders>
+              <w:top w:val="single" w:color="808080" w:sz="4"/>
+              <w:left w:val="single" w:color="808080" w:sz="4"/>
+              <w:bottom w:val="single" w:color="808080" w:sz="4"/>
+              <w:right w:val="single" w:color="808080" w:sz="4"/>
+            </w:tcBorders>
+            <w:tcMar>
+              <w:top w:type="dxa" w:w="60"/>
+              <w:left w:type="dxa" w:w="100"/>
+              <w:bottom w:type="dxa" w:w="60"/>
+              <w:right w:type="dxa" w:w="100"/>
+            </w:tcMar>
+            <w:vAlign w:val="center"/>
+          </w:tcPr>
+          <w:p>
+            <w:pPr>
+              <w:spacing w:after="20" w:line="320"/>
+            </w:pPr>
+            <w:r>
+              <w:rPr>
+                <w:b w:val="false"/>
+                <w:bCs w:val="false"/>
+                <w:sz w:val="28"/>
+                <w:szCs w:val="28"/>
+              </w:rPr>
+              <w:t xml:space="preserve">ไม่เก็บ ไม่มีการ์ดติดป้าย (ประหยัด SD การ์ด)</w:t>
+            </w:r>
+          </w:p>
+        </w:tc>
+        <w:tc>
+          <w:tcPr>
+            <w:tcW w:type="dxa" w:w="2938"/>
+            <w:tcBorders>
+              <w:top w:val="single" w:color="808080" w:sz="4"/>
+              <w:left w:val="single" w:color="808080" w:sz="4"/>
+              <w:bottom w:val="single" w:color="808080" w:sz="4"/>
+              <w:right w:val="single" w:color="808080" w:sz="4"/>
+            </w:tcBorders>
+            <w:tcMar>
+              <w:top w:type="dxa" w:w="60"/>
+              <w:left w:type="dxa" w:w="100"/>
+              <w:bottom w:type="dxa" w:w="60"/>
+              <w:right w:type="dxa" w:w="100"/>
+            </w:tcMar>
+            <w:vAlign w:val="center"/>
+          </w:tcPr>
+          <w:p>
+            <w:pPr>
+              <w:spacing w:after="20" w:line="320"/>
+            </w:pPr>
+            <w:r>
+              <w:rPr>
+                <w:b w:val="false"/>
+                <w:bCs w:val="false"/>
+                <w:sz w:val="28"/>
+                <w:szCs w:val="28"/>
+              </w:rPr>
+              <w:t xml:space="preserve">ใช้งานจริงทุกวัน</w:t>
             </w:r>
           </w:p>
         </w:tc>
@@ -1477,103 +1491,103 @@
                 <w:sz w:val="28"/>
                 <w:szCs w:val="28"/>
               </w:rPr>
-              <w:t xml:space="preserve">demo</w:t>
-            </w:r>
-          </w:p>
-        </w:tc>
-        <w:tc>
-          <w:tcPr>
-            <w:tcW w:type="dxa" w:w="2200"/>
-            <w:tcBorders>
-              <w:top w:val="single" w:color="808080" w:sz="4"/>
-              <w:left w:val="single" w:color="808080" w:sz="4"/>
-              <w:bottom w:val="single" w:color="808080" w:sz="4"/>
-              <w:right w:val="single" w:color="808080" w:sz="4"/>
-            </w:tcBorders>
-            <w:tcMar>
-              <w:top w:type="dxa" w:w="60"/>
-              <w:left w:type="dxa" w:w="100"/>
-              <w:bottom w:type="dxa" w:w="60"/>
-              <w:right w:type="dxa" w:w="100"/>
-            </w:tcMar>
-            <w:vAlign w:val="center"/>
-          </w:tcPr>
-          <w:p>
-            <w:pPr>
-              <w:spacing w:after="20" w:line="320"/>
-            </w:pPr>
-            <w:r>
-              <w:rPr>
-                <w:b w:val="false"/>
-                <w:bCs w:val="false"/>
-                <w:sz w:val="28"/>
-                <w:szCs w:val="28"/>
-              </w:rPr>
-              <w:t xml:space="preserve">ตีกรอบโชว์ ไม่ไล่</w:t>
-            </w:r>
-          </w:p>
-        </w:tc>
-        <w:tc>
-          <w:tcPr>
-            <w:tcW w:type="dxa" w:w="2200"/>
-            <w:tcBorders>
-              <w:top w:val="single" w:color="808080" w:sz="4"/>
-              <w:left w:val="single" w:color="808080" w:sz="4"/>
-              <w:bottom w:val="single" w:color="808080" w:sz="4"/>
-              <w:right w:val="single" w:color="808080" w:sz="4"/>
-            </w:tcBorders>
-            <w:tcMar>
-              <w:top w:type="dxa" w:w="60"/>
-              <w:left w:type="dxa" w:w="100"/>
-              <w:bottom w:type="dxa" w:w="60"/>
-              <w:right w:type="dxa" w:w="100"/>
-            </w:tcMar>
-            <w:vAlign w:val="center"/>
-          </w:tcPr>
-          <w:p>
-            <w:pPr>
-              <w:spacing w:after="20" w:line="320"/>
-            </w:pPr>
-            <w:r>
-              <w:rPr>
-                <w:b w:val="false"/>
-                <w:bCs w:val="false"/>
-                <w:sz w:val="28"/>
-                <w:szCs w:val="28"/>
-              </w:rPr>
-              <w:t xml:space="preserve">0.25 เจอครั้งเดียว</w:t>
-            </w:r>
-          </w:p>
-        </w:tc>
-        <w:tc>
-          <w:tcPr>
-            <w:tcW w:type="dxa" w:w="3738"/>
-            <w:tcBorders>
-              <w:top w:val="single" w:color="808080" w:sz="4"/>
-              <w:left w:val="single" w:color="808080" w:sz="4"/>
-              <w:bottom w:val="single" w:color="808080" w:sz="4"/>
-              <w:right w:val="single" w:color="808080" w:sz="4"/>
-            </w:tcBorders>
-            <w:tcMar>
-              <w:top w:type="dxa" w:w="60"/>
-              <w:left w:type="dxa" w:w="100"/>
-              <w:bottom w:type="dxa" w:w="60"/>
-              <w:right w:type="dxa" w:w="100"/>
-            </w:tcMar>
-            <w:vAlign w:val="center"/>
-          </w:tcPr>
-          <w:p>
-            <w:pPr>
-              <w:spacing w:after="20" w:line="320"/>
-            </w:pPr>
-            <w:r>
-              <w:rPr>
-                <w:b w:val="false"/>
-                <w:bCs w:val="false"/>
-                <w:sz w:val="28"/>
-                <w:szCs w:val="28"/>
-              </w:rPr>
-              <w:t xml:space="preserve">สาธิตบนโต๊ะ</w:t>
+              <w:t xml:space="preserve">train</w:t>
+            </w:r>
+          </w:p>
+        </w:tc>
+        <w:tc>
+          <w:tcPr>
+            <w:tcW w:type="dxa" w:w="2700"/>
+            <w:tcBorders>
+              <w:top w:val="single" w:color="808080" w:sz="4"/>
+              <w:left w:val="single" w:color="808080" w:sz="4"/>
+              <w:bottom w:val="single" w:color="808080" w:sz="4"/>
+              <w:right w:val="single" w:color="808080" w:sz="4"/>
+            </w:tcBorders>
+            <w:tcMar>
+              <w:top w:type="dxa" w:w="60"/>
+              <w:left w:type="dxa" w:w="100"/>
+              <w:bottom w:type="dxa" w:w="60"/>
+              <w:right w:type="dxa" w:w="100"/>
+            </w:tcMar>
+            <w:vAlign w:val="center"/>
+          </w:tcPr>
+          <w:p>
+            <w:pPr>
+              <w:spacing w:after="20" w:line="320"/>
+            </w:pPr>
+            <w:r>
+              <w:rPr>
+                <w:b w:val="false"/>
+                <w:bCs w:val="false"/>
+                <w:sz w:val="28"/>
+                <w:szCs w:val="28"/>
+              </w:rPr>
+              <w:t xml:space="preserve">ค่าเริ่มต้นไม่ไล่ ให้นกอยู่ถ่ายได้หลายภาพ (เปิดไล่ได้ที่สวิตช์บนหน้าเว็บ)</w:t>
+            </w:r>
+          </w:p>
+        </w:tc>
+        <w:tc>
+          <w:tcPr>
+            <w:tcW w:type="dxa" w:w="2500"/>
+            <w:tcBorders>
+              <w:top w:val="single" w:color="808080" w:sz="4"/>
+              <w:left w:val="single" w:color="808080" w:sz="4"/>
+              <w:bottom w:val="single" w:color="808080" w:sz="4"/>
+              <w:right w:val="single" w:color="808080" w:sz="4"/>
+            </w:tcBorders>
+            <w:tcMar>
+              <w:top w:type="dxa" w:w="60"/>
+              <w:left w:type="dxa" w:w="100"/>
+              <w:bottom w:type="dxa" w:w="60"/>
+              <w:right w:type="dxa" w:w="100"/>
+            </w:tcMar>
+            <w:vAlign w:val="center"/>
+          </w:tcPr>
+          <w:p>
+            <w:pPr>
+              <w:spacing w:after="20" w:line="320"/>
+            </w:pPr>
+            <w:r>
+              <w:rPr>
+                <w:b w:val="false"/>
+                <w:bCs w:val="false"/>
+                <w:sz w:val="28"/>
+                <w:szCs w:val="28"/>
+              </w:rPr>
+              <w:t xml:space="preserve">เก็บถี่ พร้อมกรอบจากโมเดล มีการ์ดติดป้ายและดาวน์โหลด ZIP</w:t>
+            </w:r>
+          </w:p>
+        </w:tc>
+        <w:tc>
+          <w:tcPr>
+            <w:tcW w:type="dxa" w:w="2938"/>
+            <w:tcBorders>
+              <w:top w:val="single" w:color="808080" w:sz="4"/>
+              <w:left w:val="single" w:color="808080" w:sz="4"/>
+              <w:bottom w:val="single" w:color="808080" w:sz="4"/>
+              <w:right w:val="single" w:color="808080" w:sz="4"/>
+            </w:tcBorders>
+            <w:tcMar>
+              <w:top w:type="dxa" w:w="60"/>
+              <w:left w:type="dxa" w:w="100"/>
+              <w:bottom w:type="dxa" w:w="60"/>
+              <w:right w:type="dxa" w:w="100"/>
+            </w:tcMar>
+            <w:vAlign w:val="center"/>
+          </w:tcPr>
+          <w:p>
+            <w:pPr>
+              <w:spacing w:after="20" w:line="320"/>
+            </w:pPr>
+            <w:r>
+              <w:rPr>
+                <w:b w:val="false"/>
+                <w:bCs w:val="false"/>
+                <w:sz w:val="28"/>
+                <w:szCs w:val="28"/>
+              </w:rPr>
+              <w:t xml:space="preserve">ติดตั้งอุปกรณ์ครบแล้ว วางไว้หน้างานเพื่อเก็บภาพไปเทรน</w:t>
             </w:r>
           </w:p>
         </w:tc>
@@ -1610,103 +1624,103 @@
                 <w:sz w:val="28"/>
                 <w:szCs w:val="28"/>
               </w:rPr>
-              <w:t xml:space="preserve">real</w:t>
-            </w:r>
-          </w:p>
-        </w:tc>
-        <w:tc>
-          <w:tcPr>
-            <w:tcW w:type="dxa" w:w="2200"/>
-            <w:tcBorders>
-              <w:top w:val="single" w:color="808080" w:sz="4"/>
-              <w:left w:val="single" w:color="808080" w:sz="4"/>
-              <w:bottom w:val="single" w:color="808080" w:sz="4"/>
-              <w:right w:val="single" w:color="808080" w:sz="4"/>
-            </w:tcBorders>
-            <w:tcMar>
-              <w:top w:type="dxa" w:w="60"/>
-              <w:left w:type="dxa" w:w="100"/>
-              <w:bottom w:type="dxa" w:w="60"/>
-              <w:right w:type="dxa" w:w="100"/>
-            </w:tcMar>
-            <w:vAlign w:val="center"/>
-          </w:tcPr>
-          <w:p>
-            <w:pPr>
-              <w:spacing w:after="20" w:line="320"/>
-            </w:pPr>
-            <w:r>
-              <w:rPr>
-                <w:b w:val="false"/>
-                <w:bCs w:val="false"/>
-                <w:sz w:val="28"/>
-                <w:szCs w:val="28"/>
-              </w:rPr>
-              <w:t xml:space="preserve">ไล่จริง</w:t>
-            </w:r>
-          </w:p>
-        </w:tc>
-        <w:tc>
-          <w:tcPr>
-            <w:tcW w:type="dxa" w:w="2200"/>
-            <w:tcBorders>
-              <w:top w:val="single" w:color="808080" w:sz="4"/>
-              <w:left w:val="single" w:color="808080" w:sz="4"/>
-              <w:bottom w:val="single" w:color="808080" w:sz="4"/>
-              <w:right w:val="single" w:color="808080" w:sz="4"/>
-            </w:tcBorders>
-            <w:tcMar>
-              <w:top w:type="dxa" w:w="60"/>
-              <w:left w:type="dxa" w:w="100"/>
-              <w:bottom w:type="dxa" w:w="60"/>
-              <w:right w:type="dxa" w:w="100"/>
-            </w:tcMar>
-            <w:vAlign w:val="center"/>
-          </w:tcPr>
-          <w:p>
-            <w:pPr>
-              <w:spacing w:after="20" w:line="320"/>
-            </w:pPr>
-            <w:r>
-              <w:rPr>
-                <w:b w:val="false"/>
-                <w:bCs w:val="false"/>
-                <w:sz w:val="28"/>
-                <w:szCs w:val="28"/>
-              </w:rPr>
-              <w:t xml:space="preserve">0.35 และต้องเจอ 2 เฟรมติดกัน</w:t>
-            </w:r>
-          </w:p>
-        </w:tc>
-        <w:tc>
-          <w:tcPr>
-            <w:tcW w:type="dxa" w:w="3738"/>
-            <w:tcBorders>
-              <w:top w:val="single" w:color="808080" w:sz="4"/>
-              <w:left w:val="single" w:color="808080" w:sz="4"/>
-              <w:bottom w:val="single" w:color="808080" w:sz="4"/>
-              <w:right w:val="single" w:color="808080" w:sz="4"/>
-            </w:tcBorders>
-            <w:tcMar>
-              <w:top w:type="dxa" w:w="60"/>
-              <w:left w:type="dxa" w:w="100"/>
-              <w:bottom w:type="dxa" w:w="60"/>
-              <w:right w:type="dxa" w:w="100"/>
-            </w:tcMar>
-            <w:vAlign w:val="center"/>
-          </w:tcPr>
-          <w:p>
-            <w:pPr>
-              <w:spacing w:after="20" w:line="320"/>
-            </w:pPr>
-            <w:r>
-              <w:rPr>
-                <w:b w:val="false"/>
-                <w:bCs w:val="false"/>
-                <w:sz w:val="28"/>
-                <w:szCs w:val="28"/>
-              </w:rPr>
-              <w:t xml:space="preserve">ใช้งานจริงหลังเทรนโมเดลด้วยภาพจากหน้างานแล้ว</w:t>
+              <w:t xml:space="preserve">demo</w:t>
+            </w:r>
+          </w:p>
+        </w:tc>
+        <w:tc>
+          <w:tcPr>
+            <w:tcW w:type="dxa" w:w="2700"/>
+            <w:tcBorders>
+              <w:top w:val="single" w:color="808080" w:sz="4"/>
+              <w:left w:val="single" w:color="808080" w:sz="4"/>
+              <w:bottom w:val="single" w:color="808080" w:sz="4"/>
+              <w:right w:val="single" w:color="808080" w:sz="4"/>
+            </w:tcBorders>
+            <w:tcMar>
+              <w:top w:type="dxa" w:w="60"/>
+              <w:left w:type="dxa" w:w="100"/>
+              <w:bottom w:type="dxa" w:w="60"/>
+              <w:right w:type="dxa" w:w="100"/>
+            </w:tcMar>
+            <w:vAlign w:val="center"/>
+          </w:tcPr>
+          <w:p>
+            <w:pPr>
+              <w:spacing w:after="20" w:line="320"/>
+            </w:pPr>
+            <w:r>
+              <w:rPr>
+                <w:b w:val="false"/>
+                <w:bCs w:val="false"/>
+                <w:sz w:val="28"/>
+                <w:szCs w:val="28"/>
+              </w:rPr>
+              <w:t xml:space="preserve">ตีกรอบโชว์ ไม่ไล่ (เกณฑ์ 0.25 เจอครั้งเดียว)</w:t>
+            </w:r>
+          </w:p>
+        </w:tc>
+        <w:tc>
+          <w:tcPr>
+            <w:tcW w:type="dxa" w:w="2500"/>
+            <w:tcBorders>
+              <w:top w:val="single" w:color="808080" w:sz="4"/>
+              <w:left w:val="single" w:color="808080" w:sz="4"/>
+              <w:bottom w:val="single" w:color="808080" w:sz="4"/>
+              <w:right w:val="single" w:color="808080" w:sz="4"/>
+            </w:tcBorders>
+            <w:tcMar>
+              <w:top w:type="dxa" w:w="60"/>
+              <w:left w:type="dxa" w:w="100"/>
+              <w:bottom w:type="dxa" w:w="60"/>
+              <w:right w:type="dxa" w:w="100"/>
+            </w:tcMar>
+            <w:vAlign w:val="center"/>
+          </w:tcPr>
+          <w:p>
+            <w:pPr>
+              <w:spacing w:after="20" w:line="320"/>
+            </w:pPr>
+            <w:r>
+              <w:rPr>
+                <w:b w:val="false"/>
+                <w:bCs w:val="false"/>
+                <w:sz w:val="28"/>
+                <w:szCs w:val="28"/>
+              </w:rPr>
+              <w:t xml:space="preserve">ไม่เก็บ</w:t>
+            </w:r>
+          </w:p>
+        </w:tc>
+        <w:tc>
+          <w:tcPr>
+            <w:tcW w:type="dxa" w:w="2938"/>
+            <w:tcBorders>
+              <w:top w:val="single" w:color="808080" w:sz="4"/>
+              <w:left w:val="single" w:color="808080" w:sz="4"/>
+              <w:bottom w:val="single" w:color="808080" w:sz="4"/>
+              <w:right w:val="single" w:color="808080" w:sz="4"/>
+            </w:tcBorders>
+            <w:tcMar>
+              <w:top w:type="dxa" w:w="60"/>
+              <w:left w:type="dxa" w:w="100"/>
+              <w:bottom w:type="dxa" w:w="60"/>
+              <w:right w:type="dxa" w:w="100"/>
+            </w:tcMar>
+            <w:vAlign w:val="center"/>
+          </w:tcPr>
+          <w:p>
+            <w:pPr>
+              <w:spacing w:after="20" w:line="320"/>
+            </w:pPr>
+            <w:r>
+              <w:rPr>
+                <w:b w:val="false"/>
+                <w:bCs w:val="false"/>
+                <w:sz w:val="28"/>
+                <w:szCs w:val="28"/>
+              </w:rPr>
+              <w:t xml:space="preserve">สาธิตบนโต๊ะ</w:t>
             </w:r>
           </w:p>
         </w:tc>
@@ -5248,7 +5262,7 @@
                 <w:sz w:val="28"/>
                 <w:szCs w:val="28"/>
               </w:rPr>
-              <w:t xml:space="preserve">ติดป้ายภาพและดาวน์โหลด ZIP ไปเทรน (หัวข้อ 5.10)</w:t>
+              <w:t xml:space="preserve">มีเฉพาะเวอร์ชัน train: ติดป้ายภาพและดาวน์โหลด ZIP ไปเทรน (หัวข้อ 5.10)</w:t>
             </w:r>
           </w:p>
         </w:tc>
@@ -7088,7 +7102,7 @@
           <w:sz w:val="34"/>
           <w:szCs w:val="34"/>
         </w:rPr>
-        <w:t xml:space="preserve">5.10 เก็บภาพและติดป้ายสำหรับเทรนโมเดล</w:t>
+        <w:t xml:space="preserve">5.10 เก็บภาพและติดป้ายสำหรับเทรนโมเดล (เวอร์ชัน train)</w:t>
       </w:r>
       <w:bookmarkEnd w:id="16"/>
     </w:p>
@@ -7142,7 +7156,7 @@
             <w:r>
               <w:drawing>
                 <wp:inline distT="0" distB="0" distL="0" distR="0">
-                  <wp:extent cx="2190750" cy="7229475"/>
+                  <wp:extent cx="2190750" cy="6286500"/>
                   <wp:effectExtent t="0" r="0" b="0" l="0"/>
                   <wp:docPr id="14" name="" descr="" title=""/>
                   <wp:cNvGraphicFramePr>
@@ -7167,7 +7181,7 @@
                         <pic:spPr bwMode="auto">
                           <a:xfrm>
                             <a:off x="0" y="0"/>
-                            <a:ext cx="2190750" cy="7229475"/>
+                            <a:ext cx="2190750" cy="6286500"/>
                           </a:xfrm>
                           <a:prstGeom prst="rect">
                             <a:avLst/>
@@ -9365,7 +9379,7 @@
                 <w:sz w:val="28"/>
                 <w:szCs w:val="28"/>
               </w:rPr>
-              <w:t xml:space="preserve">ปิดสวิตช์ไล่อัตโนมัติ / อยู่โหมด demo / เจอนกเฟรมเดียว / อยู่ในช่วงพัก 10 วินาที / ครบโควตา</w:t>
+              <w:t xml:space="preserve">ปิดสวิตช์ไล่อัตโนมัติ / อยู่เวอร์ชัน train (ค่าเริ่มต้นไม่ไล่) หรือ demo / เจอนกเฟรมเดียว / อยู่ในช่วงพัก 10 วินาที / ครบโควตา</w:t>
             </w:r>
           </w:p>
         </w:tc>
@@ -11006,7 +11020,7 @@
                 <w:sz w:val="28"/>
                 <w:szCs w:val="28"/>
               </w:rPr>
-              <w:t xml:space="preserve">BIRD_MODE</w:t>
+              <w:t xml:space="preserve">MODE_DEFAULT / BIRD_MODE</w:t>
             </w:r>
           </w:p>
         </w:tc>
@@ -11038,7 +11052,7 @@
                 <w:sz w:val="28"/>
                 <w:szCs w:val="28"/>
               </w:rPr>
-              <w:t xml:space="preserve">field</w:t>
+              <w:t xml:space="preserve">normal</w:t>
             </w:r>
           </w:p>
         </w:tc>
@@ -11070,7 +11084,7 @@
                 <w:sz w:val="28"/>
                 <w:szCs w:val="28"/>
               </w:rPr>
-              <w:t xml:space="preserve">โหมดทำงาน: field / demo / real</w:t>
+              <w:t xml:space="preserve">เวอร์ชัน: normal / train / demo</w:t>
             </w:r>
           </w:p>
         </w:tc>

--- a/bird_repeller/docs/คู่มือการใช้งานเครื่องไล่นกอัตโนมัติ.docx
+++ b/bird_repeller/docs/คู่มือการใช้งานเครื่องไล่นกอัตโนมัติ.docx
@@ -168,7 +168,7 @@
           <w:sz w:val="28"/>
           <w:szCs w:val="28"/>
         </w:rPr>
-        <w:t xml:space="preserve">เอกสารนี้ใช้คู่กับเฟิร์มแวร์บอร์ดควบคุม BIRDCTRL v7.8 และเซิร์ฟเวอร์ v7.1</w:t>
+        <w:t xml:space="preserve">เอกสารนี้ใช้คู่กับเฟิร์มแวร์บอร์ดควบคุม BIRDCTRL v7.9 และเซิร์ฟเวอร์ v7.2</w:t>
       </w:r>
     </w:p>
     <w:p>
@@ -970,7 +970,7 @@
           <w:sz w:val="32"/>
           <w:szCs w:val="32"/>
         </w:rPr>
-        <w:t xml:space="preserve">เมื่อเจอนกติดกัน 2 เฟรม ระบบสั่งไล่: หัวฉีดกลับจุดกลาง เปิดปั๊มน้ำ 2 วินาที พร้อมกวาดหัวฉีดซ้ายขวา ±40° แล้วกลับจุดกลาง</w:t>
+        <w:t xml:space="preserve">เมื่อเจอนกติดกัน 2 เฟรม ระบบสั่งไล่: หัวฉีดกลับจุดกลาง เปิดปั๊มน้ำ 3 วินาที (ปรับได้ 1–8 วินาที) พร้อมกวาดหัวฉีดซ้ายขวา ±40° แล้วกลับจุดกลาง</w:t>
       </w:r>
     </w:p>
     <w:p>
@@ -2178,7 +2178,7 @@
                 <w:sz w:val="28"/>
                 <w:szCs w:val="28"/>
               </w:rPr>
-              <w:t xml:space="preserve">บอร์ด ESP32 (เฟิร์มแวร์ BIRDCTRL v7.8)</w:t>
+              <w:t xml:space="preserve">บอร์ด ESP32 (เฟิร์มแวร์ BIRDCTRL v7.9)</w:t>
             </w:r>
           </w:p>
         </w:tc>
@@ -3161,7 +3161,7 @@
           <w:sz w:val="32"/>
           <w:szCs w:val="32"/>
         </w:rPr>
-        <w:t xml:space="preserve">ไล่นกด้วยน้ำ ปั๊มน้ำ 12V เปิดครั้งละ 2 วินาที (ประมาณ 50–70 มิลลิลิตร) ใช้ถังน้ำ 5 ลิตรไล่ได้ราว 70–100 ครั้ง</w:t>
+        <w:t xml:space="preserve">ไล่นกด้วยน้ำ ปั๊มน้ำ 12V เปิดครั้งละ 3 วินาที (ประมาณ 75–100 มิลลิลิตร) ใช้ถังน้ำ 5 ลิตรไล่ได้ราว 50–65 ครั้ง</w:t>
       </w:r>
     </w:p>
     <w:p>
@@ -6019,6 +6019,107 @@
           </w:p>
         </w:tc>
       </w:tr>
+      <w:tr>
+        <w:trPr>
+          <w:cantSplit/>
+        </w:trPr>
+        <w:tc>
+          <w:tcPr>
+            <w:tcW w:type="dxa" w:w="2600"/>
+            <w:tcBorders>
+              <w:top w:val="single" w:color="808080" w:sz="4"/>
+              <w:left w:val="single" w:color="808080" w:sz="4"/>
+              <w:bottom w:val="single" w:color="808080" w:sz="4"/>
+              <w:right w:val="single" w:color="808080" w:sz="4"/>
+            </w:tcBorders>
+            <w:tcMar>
+              <w:top w:type="dxa" w:w="60"/>
+              <w:left w:type="dxa" w:w="100"/>
+              <w:bottom w:type="dxa" w:w="60"/>
+              <w:right w:type="dxa" w:w="100"/>
+            </w:tcMar>
+            <w:vAlign w:val="center"/>
+          </w:tcPr>
+          <w:p>
+            <w:pPr>
+              <w:spacing w:after="20" w:line="320"/>
+            </w:pPr>
+            <w:r>
+              <w:rPr>
+                <w:b w:val="false"/>
+                <w:bCs w:val="false"/>
+                <w:sz w:val="28"/>
+                <w:szCs w:val="28"/>
+              </w:rPr>
+              <w:t xml:space="preserve">ฉีดน้ำ</w:t>
+            </w:r>
+          </w:p>
+        </w:tc>
+        <w:tc>
+          <w:tcPr>
+            <w:tcW w:type="dxa" w:w="2000"/>
+            <w:tcBorders>
+              <w:top w:val="single" w:color="808080" w:sz="4"/>
+              <w:left w:val="single" w:color="808080" w:sz="4"/>
+              <w:bottom w:val="single" w:color="808080" w:sz="4"/>
+              <w:right w:val="single" w:color="808080" w:sz="4"/>
+            </w:tcBorders>
+            <w:tcMar>
+              <w:top w:type="dxa" w:w="60"/>
+              <w:left w:type="dxa" w:w="100"/>
+              <w:bottom w:type="dxa" w:w="60"/>
+              <w:right w:type="dxa" w:w="100"/>
+            </w:tcMar>
+            <w:vAlign w:val="center"/>
+          </w:tcPr>
+          <w:p>
+            <w:pPr>
+              <w:spacing w:after="20" w:line="320"/>
+            </w:pPr>
+            <w:r>
+              <w:rPr>
+                <w:b w:val="false"/>
+                <w:bCs w:val="false"/>
+                <w:sz w:val="28"/>
+                <w:szCs w:val="28"/>
+              </w:rPr>
+              <w:t xml:space="preserve">1–8 วินาที (ค่าเริ่มต้น 3 วินาที)</w:t>
+            </w:r>
+          </w:p>
+        </w:tc>
+        <w:tc>
+          <w:tcPr>
+            <w:tcW w:type="dxa" w:w="5038"/>
+            <w:tcBorders>
+              <w:top w:val="single" w:color="808080" w:sz="4"/>
+              <w:left w:val="single" w:color="808080" w:sz="4"/>
+              <w:bottom w:val="single" w:color="808080" w:sz="4"/>
+              <w:right w:val="single" w:color="808080" w:sz="4"/>
+            </w:tcBorders>
+            <w:tcMar>
+              <w:top w:type="dxa" w:w="60"/>
+              <w:left w:type="dxa" w:w="100"/>
+              <w:bottom w:type="dxa" w:w="60"/>
+              <w:right w:type="dxa" w:w="100"/>
+            </w:tcMar>
+            <w:vAlign w:val="center"/>
+          </w:tcPr>
+          <w:p>
+            <w:pPr>
+              <w:spacing w:after="20" w:line="320"/>
+            </w:pPr>
+            <w:r>
+              <w:rPr>
+                <w:b w:val="false"/>
+                <w:bCs w:val="false"/>
+                <w:sz w:val="28"/>
+                <w:szCs w:val="28"/>
+              </w:rPr>
+              <w:t xml:space="preserve">เวลาเปิดปั๊มต่อรอบไล่ ปุ่มปั๊มน้ำบนหน้าเว็บก็เปิดนานเท่านี้ (ต้องใช้เฟิร์มแวร์ v7.9)</w:t>
+            </w:r>
+          </w:p>
+        </w:tc>
+      </w:tr>
     </w:tbl>
     <w:p>
       <w:pPr>
@@ -6099,7 +6200,7 @@
           <w:sz w:val="32"/>
           <w:szCs w:val="32"/>
         </w:rPr>
-        <w:t xml:space="preserve">เลื่อนแถบให้ได้ค่าที่ต้องการ แล้วกด "บันทึกการกวาด" (ESP32 จำค่าไว้ในแฟลช ปิดเครื่องแล้วไม่หาย)</w:t>
+        <w:t xml:space="preserve">เลื่อนแถบให้ได้ค่าที่ต้องการ แล้วกด "บันทึกการไล่" (ESP32 จำค่าไว้ในแฟลช ปิดเครื่องแล้วไม่หาย)</w:t>
       </w:r>
     </w:p>
     <w:p>
@@ -6549,7 +6650,7 @@
                 <w:sz w:val="28"/>
                 <w:szCs w:val="28"/>
               </w:rPr>
-              <w:t xml:space="preserve">ปั๊มน้ำ 2 วินาที</w:t>
+              <w:t xml:space="preserve">ปั๊มน้ำ 3 วินาที</w:t>
             </w:r>
           </w:p>
         </w:tc>
@@ -6581,7 +6682,7 @@
                 <w:sz w:val="28"/>
                 <w:szCs w:val="28"/>
               </w:rPr>
-              <w:t xml:space="preserve">เปิดปั๊ม 2 วินาที ถ้าสั่งซ้ำตอนปั๊มเปิดอยู่จะถูกปฏิเสธ และต้องพักอย่างน้อย 3 วินาทีก่อนเปิดซ้ำ</w:t>
+              <w:t xml:space="preserve">เปิดปั๊มนานเท่าเวลาฉีดน้ำที่ตั้งไว้ (ค่าเริ่มต้น 3 วินาที) ถ้าสั่งซ้ำตอนปั๊มเปิดอยู่จะถูกปฏิเสธ และต้องพักอย่างน้อย 3 วินาทีก่อนเปิดซ้ำ</w:t>
             </w:r>
           </w:p>
         </w:tc>
@@ -7156,7 +7257,7 @@
             <w:r>
               <w:drawing>
                 <wp:inline distT="0" distB="0" distL="0" distR="0">
-                  <wp:extent cx="2190750" cy="6286500"/>
+                  <wp:extent cx="2190750" cy="5448300"/>
                   <wp:effectExtent t="0" r="0" b="0" l="0"/>
                   <wp:docPr id="14" name="" descr="" title=""/>
                   <wp:cNvGraphicFramePr>
@@ -7181,7 +7282,7 @@
                         <pic:spPr bwMode="auto">
                           <a:xfrm>
                             <a:off x="0" y="0"/>
-                            <a:ext cx="2190750" cy="6286500"/>
+                            <a:ext cx="2190750" cy="5448300"/>
                           </a:xfrm>
                           <a:prstGeom prst="rect">
                             <a:avLst/>
@@ -7385,6 +7486,273 @@
           <w:szCs w:val="32"/>
         </w:rPr>
         <w:t xml:space="preserve">แปลงเป็น NCNN ด้วย yolo export model=best.pt format=ncnn แล้ววางแทนโฟลเดอร์ yolov8n_ncnn_model บน Pi (สำรองของเดิมไว้ก่อน) เซิร์ฟเวอร์หาเลขคลาส bird ของโมเดลใหม่ให้เอง</w:t>
+      </w:r>
+    </w:p>
+    <w:p>
+      <w:pPr>
+        <w:spacing w:after="120" w:line="340"/>
+      </w:pPr>
+      <w:r>
+        <w:rPr>
+          <w:sz w:val="32"/>
+          <w:szCs w:val="32"/>
+        </w:rPr>
+        <w:t xml:space="preserve">ไฟล์ภาพอยู่บน Pi ที่โฟลเดอร์ ~/bird_images/dataset/ (ภาพ .jpg คู่กับไฟล์กรอบ .json) ป้ายที่ติดเก็บใน labels.json โฟลเดอร์เดียวกัน</w:t>
+      </w:r>
+    </w:p>
+    <w:p>
+      <w:pPr>
+        <w:spacing w:after="120" w:line="340"/>
+      </w:pPr>
+      <w:r>
+        <w:rPr>
+          <w:sz w:val="32"/>
+          <w:szCs w:val="32"/>
+        </w:rPr>
+        <w:t xml:space="preserve">ระบบไม่เก็บภาพอัตโนมัติที่แทบเหมือนภาพที่เก็บล่าสุด เมื่อภาพเยอะแล้วลดจำนวนได้ที่หัวข้อ "ลดจำนวนภาพ" ในการ์ด:</w:t>
+      </w:r>
+    </w:p>
+    <w:tbl>
+      <w:tblPr>
+        <w:tblW w:type="dxa" w:w="9638"/>
+        <w:tblBorders>
+          <w:top w:val="single" w:color="auto" w:sz="4"/>
+          <w:left w:val="single" w:color="auto" w:sz="4"/>
+          <w:bottom w:val="single" w:color="auto" w:sz="4"/>
+          <w:right w:val="single" w:color="auto" w:sz="4"/>
+          <w:insideH w:val="single" w:color="auto" w:sz="4"/>
+          <w:insideV w:val="single" w:color="auto" w:sz="4"/>
+        </w:tblBorders>
+      </w:tblPr>
+      <w:tblGrid>
+        <w:gridCol w:w="3000"/>
+        <w:gridCol w:w="6638"/>
+      </w:tblGrid>
+      <w:tr>
+        <w:trPr>
+          <w:tblHeader/>
+        </w:trPr>
+        <w:tc>
+          <w:tcPr>
+            <w:tcW w:type="dxa" w:w="3000"/>
+            <w:tcBorders>
+              <w:top w:val="single" w:color="808080" w:sz="4"/>
+              <w:left w:val="single" w:color="808080" w:sz="4"/>
+              <w:bottom w:val="single" w:color="808080" w:sz="4"/>
+              <w:right w:val="single" w:color="808080" w:sz="4"/>
+            </w:tcBorders>
+            <w:shd w:fill="D9E2F3" w:color="auto" w:val="clear"/>
+            <w:tcMar>
+              <w:top w:type="dxa" w:w="60"/>
+              <w:left w:type="dxa" w:w="100"/>
+              <w:bottom w:type="dxa" w:w="60"/>
+              <w:right w:type="dxa" w:w="100"/>
+            </w:tcMar>
+            <w:vAlign w:val="center"/>
+          </w:tcPr>
+          <w:p>
+            <w:pPr>
+              <w:spacing w:after="20" w:line="320"/>
+            </w:pPr>
+            <w:r>
+              <w:rPr>
+                <w:b/>
+                <w:bCs/>
+                <w:sz w:val="28"/>
+                <w:szCs w:val="28"/>
+              </w:rPr>
+              <w:t xml:space="preserve">ปุ่ม</w:t>
+            </w:r>
+          </w:p>
+        </w:tc>
+        <w:tc>
+          <w:tcPr>
+            <w:tcW w:type="dxa" w:w="6638"/>
+            <w:tcBorders>
+              <w:top w:val="single" w:color="808080" w:sz="4"/>
+              <w:left w:val="single" w:color="808080" w:sz="4"/>
+              <w:bottom w:val="single" w:color="808080" w:sz="4"/>
+              <w:right w:val="single" w:color="808080" w:sz="4"/>
+            </w:tcBorders>
+            <w:shd w:fill="D9E2F3" w:color="auto" w:val="clear"/>
+            <w:tcMar>
+              <w:top w:type="dxa" w:w="60"/>
+              <w:left w:type="dxa" w:w="100"/>
+              <w:bottom w:type="dxa" w:w="60"/>
+              <w:right w:type="dxa" w:w="100"/>
+            </w:tcMar>
+            <w:vAlign w:val="center"/>
+          </w:tcPr>
+          <w:p>
+            <w:pPr>
+              <w:spacing w:after="20" w:line="320"/>
+            </w:pPr>
+            <w:r>
+              <w:rPr>
+                <w:b/>
+                <w:bCs/>
+                <w:sz w:val="28"/>
+                <w:szCs w:val="28"/>
+              </w:rPr>
+              <w:t xml:space="preserve">การทำงาน</w:t>
+            </w:r>
+          </w:p>
+        </w:tc>
+      </w:tr>
+      <w:tr>
+        <w:trPr>
+          <w:cantSplit/>
+        </w:trPr>
+        <w:tc>
+          <w:tcPr>
+            <w:tcW w:type="dxa" w:w="3000"/>
+            <w:tcBorders>
+              <w:top w:val="single" w:color="808080" w:sz="4"/>
+              <w:left w:val="single" w:color="808080" w:sz="4"/>
+              <w:bottom w:val="single" w:color="808080" w:sz="4"/>
+              <w:right w:val="single" w:color="808080" w:sz="4"/>
+            </w:tcBorders>
+            <w:tcMar>
+              <w:top w:type="dxa" w:w="60"/>
+              <w:left w:type="dxa" w:w="100"/>
+              <w:bottom w:type="dxa" w:w="60"/>
+              <w:right w:type="dxa" w:w="100"/>
+            </w:tcMar>
+            <w:vAlign w:val="center"/>
+          </w:tcPr>
+          <w:p>
+            <w:pPr>
+              <w:spacing w:after="20" w:line="320"/>
+            </w:pPr>
+            <w:r>
+              <w:rPr>
+                <w:b w:val="false"/>
+                <w:bCs w:val="false"/>
+                <w:sz w:val="28"/>
+                <w:szCs w:val="28"/>
+              </w:rPr>
+              <w:t xml:space="preserve">🧹 ลบภาพซ้ำ</w:t>
+            </w:r>
+          </w:p>
+        </w:tc>
+        <w:tc>
+          <w:tcPr>
+            <w:tcW w:type="dxa" w:w="6638"/>
+            <w:tcBorders>
+              <w:top w:val="single" w:color="808080" w:sz="4"/>
+              <w:left w:val="single" w:color="808080" w:sz="4"/>
+              <w:bottom w:val="single" w:color="808080" w:sz="4"/>
+              <w:right w:val="single" w:color="808080" w:sz="4"/>
+            </w:tcBorders>
+            <w:tcMar>
+              <w:top w:type="dxa" w:w="60"/>
+              <w:left w:type="dxa" w:w="100"/>
+              <w:bottom w:type="dxa" w:w="60"/>
+              <w:right w:type="dxa" w:w="100"/>
+            </w:tcMar>
+            <w:vAlign w:val="center"/>
+          </w:tcPr>
+          <w:p>
+            <w:pPr>
+              <w:spacing w:after="20" w:line="320"/>
+            </w:pPr>
+            <w:r>
+              <w:rPr>
+                <w:b w:val="false"/>
+                <w:bCs w:val="false"/>
+                <w:sz w:val="28"/>
+                <w:szCs w:val="28"/>
+              </w:rPr>
+              <w:t xml:space="preserve">ลบภาพที่แทบเหมือนภาพก่อนหน้าและกรอบอยู่ที่เดิม ไม่ลบภาพที่ติดป้ายแล้วและภาพที่กดถ่ายเอง</w:t>
+            </w:r>
+          </w:p>
+        </w:tc>
+      </w:tr>
+      <w:tr>
+        <w:trPr>
+          <w:cantSplit/>
+        </w:trPr>
+        <w:tc>
+          <w:tcPr>
+            <w:tcW w:type="dxa" w:w="3000"/>
+            <w:tcBorders>
+              <w:top w:val="single" w:color="808080" w:sz="4"/>
+              <w:left w:val="single" w:color="808080" w:sz="4"/>
+              <w:bottom w:val="single" w:color="808080" w:sz="4"/>
+              <w:right w:val="single" w:color="808080" w:sz="4"/>
+            </w:tcBorders>
+            <w:tcMar>
+              <w:top w:type="dxa" w:w="60"/>
+              <w:left w:type="dxa" w:w="100"/>
+              <w:bottom w:type="dxa" w:w="60"/>
+              <w:right w:type="dxa" w:w="100"/>
+            </w:tcMar>
+            <w:vAlign w:val="center"/>
+          </w:tcPr>
+          <w:p>
+            <w:pPr>
+              <w:spacing w:after="20" w:line="320"/>
+            </w:pPr>
+            <w:r>
+              <w:rPr>
+                <w:b w:val="false"/>
+                <w:bCs w:val="false"/>
+                <w:sz w:val="28"/>
+                <w:szCs w:val="28"/>
+              </w:rPr>
+              <w:t xml:space="preserve">🗑 ลบทั้งหมดในแท็บนี้</w:t>
+            </w:r>
+          </w:p>
+        </w:tc>
+        <w:tc>
+          <w:tcPr>
+            <w:tcW w:type="dxa" w:w="6638"/>
+            <w:tcBorders>
+              <w:top w:val="single" w:color="808080" w:sz="4"/>
+              <w:left w:val="single" w:color="808080" w:sz="4"/>
+              <w:bottom w:val="single" w:color="808080" w:sz="4"/>
+              <w:right w:val="single" w:color="808080" w:sz="4"/>
+            </w:tcBorders>
+            <w:tcMar>
+              <w:top w:type="dxa" w:w="60"/>
+              <w:left w:type="dxa" w:w="100"/>
+              <w:bottom w:type="dxa" w:w="60"/>
+              <w:right w:type="dxa" w:w="100"/>
+            </w:tcMar>
+            <w:vAlign w:val="center"/>
+          </w:tcPr>
+          <w:p>
+            <w:pPr>
+              <w:spacing w:after="20" w:line="320"/>
+            </w:pPr>
+            <w:r>
+              <w:rPr>
+                <w:b w:val="false"/>
+                <w:bCs w:val="false"/>
+                <w:sz w:val="28"/>
+                <w:szCs w:val="28"/>
+              </w:rPr>
+              <w:t xml:space="preserve">ใช้ได้กับแท็บ "ยังไม่ติดป้าย" และ "ไม่มีนก" ลบแล้วกู้คืนไม่ได้ ควรดาวน์โหลด ZIP เก็บไว้ก่อน</w:t>
+            </w:r>
+          </w:p>
+        </w:tc>
+      </w:tr>
+    </w:tbl>
+    <w:p>
+      <w:pPr>
+        <w:spacing w:after="120"/>
+      </w:pPr>
+    </w:p>
+    <w:p>
+      <w:pPr>
+        <w:spacing w:after="120" w:line="340"/>
+      </w:pPr>
+      <w:r>
+        <w:rPr>
+          <w:sz w:val="32"/>
+          <w:szCs w:val="32"/>
+        </w:rPr>
+        <w:t xml:space="preserve">ภาพที่แสดงเป็นเครื่องหมาย ? คือไฟล์เสียจากการตัดไฟขณะ Pi กำลังเขียนไฟล์ เซิร์ฟเวอร์ลบให้เองตอนเปิดใหม่ ควรปิดเครื่องด้วยคำสั่ง sudo shutdown -h now แล้วรอไฟเขียวบน Pi ดับก่อนตัดไฟทุกครั้ง</w:t>
       </w:r>
     </w:p>
     <w:p>

--- a/bird_repeller/docs/คู่มือการใช้งานเครื่องไล่นกอัตโนมัติ.docx
+++ b/bird_repeller/docs/คู่มือการใช้งานเครื่องไล่นกอัตโนมัติ.docx
@@ -168,7 +168,7 @@
           <w:sz w:val="28"/>
           <w:szCs w:val="28"/>
         </w:rPr>
-        <w:t xml:space="preserve">เอกสารนี้ใช้คู่กับเฟิร์มแวร์บอร์ดควบคุม BIRDCTRL v7.9 และเซิร์ฟเวอร์ v7.2</w:t>
+        <w:t xml:space="preserve">เอกสารนี้ใช้คู่กับเฟิร์มแวร์บอร์ดควบคุม BIRDCTRL v7.9 และเซิร์ฟเวอร์ v7.3</w:t>
       </w:r>
     </w:p>
     <w:p>
@@ -4849,6 +4849,75 @@
                 <w:szCs w:val="28"/>
               </w:rPr>
               <w:t xml:space="preserve">เปิดให้สั่งไล่เองเมื่อเจอนกครบตามเงื่อนไข ปิดแล้วเครื่องจะแค่ตรวจและแจ้ง ไม่ฉีดน้ำ</w:t>
+            </w:r>
+          </w:p>
+        </w:tc>
+      </w:tr>
+      <w:tr>
+        <w:trPr>
+          <w:cantSplit/>
+        </w:trPr>
+        <w:tc>
+          <w:tcPr>
+            <w:tcW w:type="dxa" w:w="2600"/>
+            <w:tcBorders>
+              <w:top w:val="single" w:color="808080" w:sz="4"/>
+              <w:left w:val="single" w:color="808080" w:sz="4"/>
+              <w:bottom w:val="single" w:color="808080" w:sz="4"/>
+              <w:right w:val="single" w:color="808080" w:sz="4"/>
+            </w:tcBorders>
+            <w:tcMar>
+              <w:top w:type="dxa" w:w="60"/>
+              <w:left w:type="dxa" w:w="100"/>
+              <w:bottom w:type="dxa" w:w="60"/>
+              <w:right w:type="dxa" w:w="100"/>
+            </w:tcMar>
+            <w:vAlign w:val="center"/>
+          </w:tcPr>
+          <w:p>
+            <w:pPr>
+              <w:spacing w:after="20" w:line="320"/>
+            </w:pPr>
+            <w:r>
+              <w:rPr>
+                <w:b w:val="false"/>
+                <w:bCs w:val="false"/>
+                <w:sz w:val="28"/>
+                <w:szCs w:val="28"/>
+              </w:rPr>
+              <w:t xml:space="preserve">สวิตช์ ไล่ทันทีเมื่อเจอภาพเดียว</w:t>
+            </w:r>
+          </w:p>
+        </w:tc>
+        <w:tc>
+          <w:tcPr>
+            <w:tcW w:type="dxa" w:w="7038"/>
+            <w:tcBorders>
+              <w:top w:val="single" w:color="808080" w:sz="4"/>
+              <w:left w:val="single" w:color="808080" w:sz="4"/>
+              <w:bottom w:val="single" w:color="808080" w:sz="4"/>
+              <w:right w:val="single" w:color="808080" w:sz="4"/>
+            </w:tcBorders>
+            <w:tcMar>
+              <w:top w:type="dxa" w:w="60"/>
+              <w:left w:type="dxa" w:w="100"/>
+              <w:bottom w:type="dxa" w:w="60"/>
+              <w:right w:type="dxa" w:w="100"/>
+            </w:tcMar>
+            <w:vAlign w:val="center"/>
+          </w:tcPr>
+          <w:p>
+            <w:pPr>
+              <w:spacing w:after="20" w:line="320"/>
+            </w:pPr>
+            <w:r>
+              <w:rPr>
+                <w:b w:val="false"/>
+                <w:bCs w:val="false"/>
+                <w:sz w:val="28"/>
+                <w:szCs w:val="28"/>
+              </w:rPr>
+              <w:t xml:space="preserve">ปิด (ค่าเริ่มต้น) = ต้องเจอนก 2 ภาพติดกันก่อนไล่ เปิด = เจอภาพเดียวก็ฉีดน้ำทันที เร็วขึ้นราว 3 วินาที แต่ของที่โมเดลเห็นผิดภาพเดียวก็โดนไล่ ระบบจำค่าไว้แม้ปิดเครื่อง</w:t>
             </w:r>
           </w:p>
         </w:tc>
